--- a/Cloud_File_Deduplication_Project_Report.docx
+++ b/Cloud_File_Deduplication_Project_Report.docx
@@ -4,7 +4,7 @@
   <w:body>
     <w:p>
       <w:pPr>
-        <w:spacing w:after="40"/>
+        <w:spacing w:after="120"/>
         <w:jc w:val="center"/>
       </w:pPr>
       <w:r>
@@ -12,8 +12,8 @@
           <w:rFonts w:ascii="Times New Roman" w:hAnsi="Times New Roman"/>
           <w:b/>
           <w:i w:val="0"/>
-          <w:color w:val="1A365D"/>
-          <w:sz w:val="28"/>
+          <w:color w:val="0F172A"/>
+          <w:sz w:val="26"/>
           <w:rFonts w:ascii="Times New Roman" w:hAnsi="Times New Roman" w:cs="Times New Roman"/>
         </w:rPr>
         <w:t>D. Y. PATIL COLLEGE OF ENGINEERING AND TECHNOLOGY, KOLHAPUR</w:t>
@@ -24,48 +24,11 @@
           <w:rFonts w:ascii="Times New Roman" w:hAnsi="Times New Roman"/>
           <w:b/>
           <w:i w:val="0"/>
-          <w:color w:val="2B6CB0"/>
-          <w:sz w:val="24"/>
+          <w:color w:val="475569"/>
+          <w:sz w:val="20"/>
           <w:rFonts w:ascii="Times New Roman" w:hAnsi="Times New Roman" w:cs="Times New Roman"/>
         </w:rPr>
         <w:t>(An Autonomous Institute)</w:t>
-        <w:br/>
-        <w:t>DEPARTMENT OF COMPUTER SCIENCE AND ENGINEERING</w:t>
-        <w:br/>
-      </w:r>
-    </w:p>
-    <w:p>
-      <w:pPr>
-        <w:spacing w:after="280"/>
-        <w:jc w:val="center"/>
-      </w:pPr>
-      <w:r>
-        <w:rPr>
-          <w:rFonts w:ascii="Times New Roman" w:hAnsi="Times New Roman"/>
-          <w:b w:val="0"/>
-          <w:i w:val="0"/>
-          <w:color w:val="6C757D"/>
-          <w:sz w:val="22"/>
-          <w:rFonts w:ascii="Times New Roman" w:hAnsi="Times New Roman" w:cs="Times New Roman"/>
-        </w:rPr>
-        <w:t>――――――――――――――――――――――――――――――――――――――――――――――――</w:t>
-      </w:r>
-    </w:p>
-    <w:p>
-      <w:pPr>
-        <w:spacing w:after="320"/>
-        <w:jc w:val="center"/>
-      </w:pPr>
-      <w:r>
-        <w:rPr>
-          <w:rFonts w:ascii="Times New Roman" w:hAnsi="Times New Roman"/>
-          <w:b/>
-          <w:i w:val="0"/>
-          <w:color w:val="6C757D"/>
-          <w:sz w:val="26"/>
-          <w:rFonts w:ascii="Times New Roman" w:hAnsi="Times New Roman" w:cs="Times New Roman"/>
-        </w:rPr>
-        <w:t>A MINI-PROJECT REPORT ON</w:t>
         <w:br/>
       </w:r>
       <w:r>
@@ -73,39 +36,51 @@
           <w:rFonts w:ascii="Times New Roman" w:hAnsi="Times New Roman"/>
           <w:b/>
           <w:i w:val="0"/>
-          <w:color w:val="1A365D"/>
-          <w:sz w:val="30"/>
-          <w:rFonts w:ascii="Times New Roman" w:hAnsi="Times New Roman" w:cs="Times New Roman"/>
-        </w:rPr>
-        <w:t>CLOUD COMPUTING</w:t>
-        <w:br/>
-        <w:br/>
-      </w:r>
-      <w:r>
-        <w:rPr>
-          <w:rFonts w:ascii="Times New Roman" w:hAnsi="Times New Roman"/>
-          <w:b/>
-          <w:i w:val="0"/>
-          <w:color w:val="2B6CB0"/>
-          <w:sz w:val="32"/>
-          <w:rFonts w:ascii="Times New Roman" w:hAnsi="Times New Roman" w:cs="Times New Roman"/>
-        </w:rPr>
-        <w:t>CLOUDDEDUP: CLOUD-BASED FILE DEDUPLICATION</w:t>
-        <w:br/>
-        <w:t>AND STORAGE OPTIMIZATION SYSTEM</w:t>
-        <w:br/>
-      </w:r>
-      <w:r>
-        <w:rPr>
-          <w:rFonts w:ascii="Times New Roman" w:hAnsi="Times New Roman"/>
-          <w:b w:val="0"/>
-          <w:i/>
-          <w:color w:val="6C757D"/>
+          <w:color w:val="1E293B"/>
           <w:sz w:val="22"/>
           <w:rFonts w:ascii="Times New Roman" w:hAnsi="Times New Roman" w:cs="Times New Roman"/>
         </w:rPr>
-        <w:t>Content-Addressable Storage (CAS), SHA-256 Fingerprinting, MySQL 8.0 &amp; Cloudflare Public Tunnel</w:t>
-        <w:br/>
+        <w:t>DEPARTMENT OF COMPUTER SCIENCE AND ENGINEERING</w:t>
+      </w:r>
+    </w:p>
+    <w:p>
+      <w:pPr>
+        <w:spacing w:after="120"/>
+        <w:jc w:val="center"/>
+      </w:pPr>
+      <w:r>
+        <w:drawing>
+          <wp:inline xmlns:a="http://schemas.openxmlformats.org/drawingml/2006/main" xmlns:pic="http://schemas.openxmlformats.org/drawingml/2006/picture">
+            <wp:extent cx="1097280" cy="1032971"/>
+            <wp:docPr id="1" name="Picture 1"/>
+            <wp:cNvGraphicFramePr>
+              <a:graphicFrameLocks noChangeAspect="1"/>
+            </wp:cNvGraphicFramePr>
+            <a:graphic>
+              <a:graphicData uri="http://schemas.openxmlformats.org/drawingml/2006/picture">
+                <pic:pic>
+                  <pic:nvPicPr>
+                    <pic:cNvPr id="0" name="college_logo.jpg"/>
+                    <pic:cNvPicPr/>
+                  </pic:nvPicPr>
+                  <pic:blipFill>
+                    <a:blip r:embed="rId9"/>
+                    <a:stretch>
+                      <a:fillRect/>
+                    </a:stretch>
+                  </pic:blipFill>
+                  <pic:spPr>
+                    <a:xfrm>
+                      <a:off x="0" y="0"/>
+                      <a:ext cx="1097280" cy="1032971"/>
+                    </a:xfrm>
+                    <a:prstGeom prst="rect"/>
+                  </pic:spPr>
+                </pic:pic>
+              </a:graphicData>
+            </a:graphic>
+          </wp:inline>
+        </w:drawing>
       </w:r>
     </w:p>
     <w:p>
@@ -118,43 +93,84 @@
           <w:rFonts w:ascii="Times New Roman" w:hAnsi="Times New Roman"/>
           <w:b/>
           <w:i w:val="0"/>
-          <w:color w:val="212529"/>
+          <w:color w:val="64748B"/>
+          <w:sz w:val="22"/>
+          <w:rFonts w:ascii="Times New Roman" w:hAnsi="Times New Roman" w:cs="Times New Roman"/>
+        </w:rPr>
+        <w:t>A MINI-PROJECT REPORT ON</w:t>
+        <w:br/>
+      </w:r>
+      <w:r>
+        <w:rPr>
+          <w:rFonts w:ascii="Times New Roman" w:hAnsi="Times New Roman"/>
+          <w:b/>
+          <w:i w:val="0"/>
+          <w:color w:val="1E293B"/>
           <w:sz w:val="24"/>
           <w:rFonts w:ascii="Times New Roman" w:hAnsi="Times New Roman" w:cs="Times New Roman"/>
         </w:rPr>
-        <w:t>Submitted by:</w:t>
+        <w:t>CLOUD COMPUTING</w:t>
+        <w:br/>
+      </w:r>
+      <w:r>
+        <w:rPr>
+          <w:rFonts w:ascii="Times New Roman" w:hAnsi="Times New Roman"/>
+          <w:b/>
+          <w:i w:val="0"/>
+          <w:color w:val="1E3A8A"/>
+          <w:sz w:val="30"/>
+          <w:rFonts w:ascii="Times New Roman" w:hAnsi="Times New Roman" w:cs="Times New Roman"/>
+        </w:rPr>
+        <w:t>CLOUD FILE DEDUPLICATION AND</w:t>
+        <w:br/>
+        <w:t>STORAGE OPTIMIZER</w:t>
+      </w:r>
+    </w:p>
+    <w:p>
+      <w:pPr>
+        <w:spacing w:after="80"/>
+        <w:jc w:val="center"/>
+      </w:pPr>
+      <w:r>
+        <w:rPr>
+          <w:rFonts w:ascii="Times New Roman" w:hAnsi="Times New Roman"/>
+          <w:b/>
+          <w:i w:val="0"/>
+          <w:sz w:val="22"/>
+          <w:rFonts w:ascii="Times New Roman" w:hAnsi="Times New Roman" w:cs="Times New Roman"/>
+        </w:rPr>
+        <w:t>Submitted by</w:t>
       </w:r>
     </w:p>
     <w:tbl>
       <w:tblPr>
         <w:tblW w:type="auto" w:w="0"/>
         <w:jc w:val="center"/>
+        <w:tblLayout w:type="fixed"/>
         <w:tblLook w:firstColumn="1" w:firstRow="1" w:lastColumn="0" w:lastRow="0" w:noHBand="0" w:noVBand="1" w:val="04A0"/>
-        <w:tblBorders>
-          <w:top w:val="single" w:sz="6" w:space="0" w:color="CBD5E0"/>
-          <w:left w:val="single" w:sz="6" w:space="0" w:color="CBD5E0"/>
-          <w:bottom w:val="single" w:sz="6" w:space="0" w:color="CBD5E0"/>
-          <w:right w:val="single" w:sz="6" w:space="0" w:color="CBD5E0"/>
-          <w:insideH w:val="single" w:sz="4" w:space="0" w:color="E2E8F0"/>
-          <w:insideV w:val="single" w:sz="4" w:space="0" w:color="E2E8F0"/>
-        </w:tblBorders>
       </w:tblPr>
       <w:tblGrid>
-        <w:gridCol w:w="3010"/>
-        <w:gridCol w:w="3010"/>
-        <w:gridCol w:w="3010"/>
+        <w:gridCol w:w="3120"/>
+        <w:gridCol w:w="3120"/>
+        <w:gridCol w:w="3120"/>
       </w:tblGrid>
       <w:tr>
         <w:tc>
           <w:tcPr>
             <w:tcW w:type="dxa" w:w="1152"/>
-            <w:shd w:fill="1A365D"/>
+            <w:shd w:fill="F1F5F9"/>
             <w:tcMar>
-              <w:top w:w="140" w:type="dxa"/>
-              <w:bottom w:w="140" w:type="dxa"/>
-              <w:left w:w="150" w:type="dxa"/>
-              <w:right w:w="150" w:type="dxa"/>
+              <w:top w:w="50" w:type="dxa"/>
+              <w:bottom w:w="50" w:type="dxa"/>
+              <w:left w:w="80" w:type="dxa"/>
+              <w:right w:w="80" w:type="dxa"/>
             </w:tcMar>
+            <w:tcBorders>
+              <w:top w:val="single" w:sz="4" w:space="0" w:color="CBD5E1"/>
+              <w:left w:val="single" w:sz="4" w:space="0" w:color="CBD5E1"/>
+              <w:bottom w:val="single" w:sz="4" w:space="0" w:color="CBD5E1"/>
+              <w:right w:val="single" w:sz="4" w:space="0" w:color="CBD5E1"/>
+            </w:tcBorders>
           </w:tcPr>
           <w:p>
             <w:pPr>
@@ -165,8 +181,7 @@
                 <w:rFonts w:ascii="Times New Roman" w:hAnsi="Times New Roman"/>
                 <w:b/>
                 <w:i w:val="0"/>
-                <w:color w:val="FFFFFF"/>
-                <w:sz w:val="22"/>
+                <w:sz w:val="19"/>
                 <w:rFonts w:ascii="Times New Roman" w:hAnsi="Times New Roman" w:cs="Times New Roman"/>
               </w:rPr>
               <w:t>Sr.</w:t>
@@ -175,14 +190,20 @@
         </w:tc>
         <w:tc>
           <w:tcPr>
-            <w:tcW w:type="dxa" w:w="2016"/>
-            <w:shd w:fill="1A365D"/>
+            <w:tcW w:type="dxa" w:w="1872"/>
+            <w:shd w:fill="F1F5F9"/>
             <w:tcMar>
-              <w:top w:w="140" w:type="dxa"/>
-              <w:bottom w:w="140" w:type="dxa"/>
-              <w:left w:w="150" w:type="dxa"/>
-              <w:right w:w="150" w:type="dxa"/>
+              <w:top w:w="50" w:type="dxa"/>
+              <w:bottom w:w="50" w:type="dxa"/>
+              <w:left w:w="80" w:type="dxa"/>
+              <w:right w:w="80" w:type="dxa"/>
             </w:tcMar>
+            <w:tcBorders>
+              <w:top w:val="single" w:sz="4" w:space="0" w:color="CBD5E1"/>
+              <w:left w:val="single" w:sz="4" w:space="0" w:color="CBD5E1"/>
+              <w:bottom w:val="single" w:sz="4" w:space="0" w:color="CBD5E1"/>
+              <w:right w:val="single" w:sz="4" w:space="0" w:color="CBD5E1"/>
+            </w:tcBorders>
           </w:tcPr>
           <w:p>
             <w:pPr>
@@ -193,8 +214,7 @@
                 <w:rFonts w:ascii="Times New Roman" w:hAnsi="Times New Roman"/>
                 <w:b/>
                 <w:i w:val="0"/>
-                <w:color w:val="FFFFFF"/>
-                <w:sz w:val="22"/>
+                <w:sz w:val="19"/>
                 <w:rFonts w:ascii="Times New Roman" w:hAnsi="Times New Roman" w:cs="Times New Roman"/>
               </w:rPr>
               <w:t>Roll No.</w:t>
@@ -203,26 +223,31 @@
         </w:tc>
         <w:tc>
           <w:tcPr>
-            <w:tcW w:type="dxa" w:w="5472"/>
-            <w:shd w:fill="1A365D"/>
+            <w:tcW w:type="dxa" w:w="6048"/>
+            <w:shd w:fill="F1F5F9"/>
             <w:tcMar>
-              <w:top w:w="140" w:type="dxa"/>
-              <w:bottom w:w="140" w:type="dxa"/>
-              <w:left w:w="150" w:type="dxa"/>
-              <w:right w:w="150" w:type="dxa"/>
+              <w:top w:w="50" w:type="dxa"/>
+              <w:bottom w:w="50" w:type="dxa"/>
+              <w:left w:w="80" w:type="dxa"/>
+              <w:right w:w="80" w:type="dxa"/>
             </w:tcMar>
+            <w:tcBorders>
+              <w:top w:val="single" w:sz="4" w:space="0" w:color="CBD5E1"/>
+              <w:left w:val="single" w:sz="4" w:space="0" w:color="CBD5E1"/>
+              <w:bottom w:val="single" w:sz="4" w:space="0" w:color="CBD5E1"/>
+              <w:right w:val="single" w:sz="4" w:space="0" w:color="CBD5E1"/>
+            </w:tcBorders>
           </w:tcPr>
           <w:p>
             <w:pPr>
-              <w:jc w:val="center"/>
+              <w:jc w:val="left"/>
             </w:pPr>
             <w:r>
               <w:rPr>
                 <w:rFonts w:ascii="Times New Roman" w:hAnsi="Times New Roman"/>
                 <w:b/>
                 <w:i w:val="0"/>
-                <w:color w:val="FFFFFF"/>
-                <w:sz w:val="22"/>
+                <w:sz w:val="19"/>
                 <w:rFonts w:ascii="Times New Roman" w:hAnsi="Times New Roman" w:cs="Times New Roman"/>
               </w:rPr>
               <w:t>Student Name</w:t>
@@ -234,13 +259,18 @@
         <w:tc>
           <w:tcPr>
             <w:tcW w:type="dxa" w:w="1152"/>
-            <w:shd w:fill="FFFFFF"/>
             <w:tcMar>
-              <w:top w:w="100" w:type="dxa"/>
-              <w:bottom w:w="100" w:type="dxa"/>
-              <w:left w:w="150" w:type="dxa"/>
-              <w:right w:w="150" w:type="dxa"/>
+              <w:top w:w="40" w:type="dxa"/>
+              <w:bottom w:w="40" w:type="dxa"/>
+              <w:left w:w="80" w:type="dxa"/>
+              <w:right w:w="80" w:type="dxa"/>
             </w:tcMar>
+            <w:tcBorders>
+              <w:top w:val="single" w:sz="4" w:space="0" w:color="E2E8F0"/>
+              <w:left w:val="single" w:sz="4" w:space="0" w:color="E2E8F0"/>
+              <w:bottom w:val="single" w:sz="4" w:space="0" w:color="E2E8F0"/>
+              <w:right w:val="single" w:sz="4" w:space="0" w:color="E2E8F0"/>
+            </w:tcBorders>
           </w:tcPr>
           <w:p>
             <w:pPr>
@@ -251,8 +281,7 @@
                 <w:rFonts w:ascii="Times New Roman" w:hAnsi="Times New Roman"/>
                 <w:b w:val="0"/>
                 <w:i w:val="0"/>
-                <w:color w:val="212529"/>
-                <w:sz w:val="21"/>
+                <w:sz w:val="19"/>
                 <w:rFonts w:ascii="Times New Roman" w:hAnsi="Times New Roman" w:cs="Times New Roman"/>
               </w:rPr>
               <w:t>1</w:t>
@@ -261,14 +290,19 @@
         </w:tc>
         <w:tc>
           <w:tcPr>
-            <w:tcW w:type="dxa" w:w="2016"/>
-            <w:shd w:fill="FFFFFF"/>
+            <w:tcW w:type="dxa" w:w="1872"/>
             <w:tcMar>
-              <w:top w:w="100" w:type="dxa"/>
-              <w:bottom w:w="100" w:type="dxa"/>
-              <w:left w:w="150" w:type="dxa"/>
-              <w:right w:w="150" w:type="dxa"/>
+              <w:top w:w="40" w:type="dxa"/>
+              <w:bottom w:w="40" w:type="dxa"/>
+              <w:left w:w="80" w:type="dxa"/>
+              <w:right w:w="80" w:type="dxa"/>
             </w:tcMar>
+            <w:tcBorders>
+              <w:top w:val="single" w:sz="4" w:space="0" w:color="E2E8F0"/>
+              <w:left w:val="single" w:sz="4" w:space="0" w:color="E2E8F0"/>
+              <w:bottom w:val="single" w:sz="4" w:space="0" w:color="E2E8F0"/>
+              <w:right w:val="single" w:sz="4" w:space="0" w:color="E2E8F0"/>
+            </w:tcBorders>
           </w:tcPr>
           <w:p>
             <w:pPr>
@@ -279,8 +313,7 @@
                 <w:rFonts w:ascii="Times New Roman" w:hAnsi="Times New Roman"/>
                 <w:b w:val="0"/>
                 <w:i w:val="0"/>
-                <w:color w:val="212529"/>
-                <w:sz w:val="21"/>
+                <w:sz w:val="19"/>
                 <w:rFonts w:ascii="Times New Roman" w:hAnsi="Times New Roman" w:cs="Times New Roman"/>
               </w:rPr>
               <w:t>144</w:t>
@@ -289,14 +322,19 @@
         </w:tc>
         <w:tc>
           <w:tcPr>
-            <w:tcW w:type="dxa" w:w="5472"/>
-            <w:shd w:fill="FFFFFF"/>
+            <w:tcW w:type="dxa" w:w="6048"/>
             <w:tcMar>
-              <w:top w:w="100" w:type="dxa"/>
-              <w:bottom w:w="100" w:type="dxa"/>
-              <w:left w:w="150" w:type="dxa"/>
-              <w:right w:w="150" w:type="dxa"/>
+              <w:top w:w="40" w:type="dxa"/>
+              <w:bottom w:w="40" w:type="dxa"/>
+              <w:left w:w="80" w:type="dxa"/>
+              <w:right w:w="80" w:type="dxa"/>
             </w:tcMar>
+            <w:tcBorders>
+              <w:top w:val="single" w:sz="4" w:space="0" w:color="E2E8F0"/>
+              <w:left w:val="single" w:sz="4" w:space="0" w:color="E2E8F0"/>
+              <w:bottom w:val="single" w:sz="4" w:space="0" w:color="E2E8F0"/>
+              <w:right w:val="single" w:sz="4" w:space="0" w:color="E2E8F0"/>
+            </w:tcBorders>
           </w:tcPr>
           <w:p>
             <w:pPr>
@@ -307,8 +345,7 @@
                 <w:rFonts w:ascii="Times New Roman" w:hAnsi="Times New Roman"/>
                 <w:b w:val="0"/>
                 <w:i w:val="0"/>
-                <w:color w:val="212529"/>
-                <w:sz w:val="21"/>
+                <w:sz w:val="19"/>
                 <w:rFonts w:ascii="Times New Roman" w:hAnsi="Times New Roman" w:cs="Times New Roman"/>
               </w:rPr>
               <w:t>Sarthak Sanjay Salokhe</w:t>
@@ -320,13 +357,18 @@
         <w:tc>
           <w:tcPr>
             <w:tcW w:type="dxa" w:w="1152"/>
-            <w:shd w:fill="F7FAFC"/>
             <w:tcMar>
-              <w:top w:w="100" w:type="dxa"/>
-              <w:bottom w:w="100" w:type="dxa"/>
-              <w:left w:w="150" w:type="dxa"/>
-              <w:right w:w="150" w:type="dxa"/>
+              <w:top w:w="40" w:type="dxa"/>
+              <w:bottom w:w="40" w:type="dxa"/>
+              <w:left w:w="80" w:type="dxa"/>
+              <w:right w:w="80" w:type="dxa"/>
             </w:tcMar>
+            <w:tcBorders>
+              <w:top w:val="single" w:sz="4" w:space="0" w:color="E2E8F0"/>
+              <w:left w:val="single" w:sz="4" w:space="0" w:color="E2E8F0"/>
+              <w:bottom w:val="single" w:sz="4" w:space="0" w:color="E2E8F0"/>
+              <w:right w:val="single" w:sz="4" w:space="0" w:color="E2E8F0"/>
+            </w:tcBorders>
           </w:tcPr>
           <w:p>
             <w:pPr>
@@ -337,8 +379,7 @@
                 <w:rFonts w:ascii="Times New Roman" w:hAnsi="Times New Roman"/>
                 <w:b w:val="0"/>
                 <w:i w:val="0"/>
-                <w:color w:val="212529"/>
-                <w:sz w:val="21"/>
+                <w:sz w:val="19"/>
                 <w:rFonts w:ascii="Times New Roman" w:hAnsi="Times New Roman" w:cs="Times New Roman"/>
               </w:rPr>
               <w:t>2</w:t>
@@ -347,14 +388,19 @@
         </w:tc>
         <w:tc>
           <w:tcPr>
-            <w:tcW w:type="dxa" w:w="2016"/>
-            <w:shd w:fill="F7FAFC"/>
+            <w:tcW w:type="dxa" w:w="1872"/>
             <w:tcMar>
-              <w:top w:w="100" w:type="dxa"/>
-              <w:bottom w:w="100" w:type="dxa"/>
-              <w:left w:w="150" w:type="dxa"/>
-              <w:right w:w="150" w:type="dxa"/>
+              <w:top w:w="40" w:type="dxa"/>
+              <w:bottom w:w="40" w:type="dxa"/>
+              <w:left w:w="80" w:type="dxa"/>
+              <w:right w:w="80" w:type="dxa"/>
             </w:tcMar>
+            <w:tcBorders>
+              <w:top w:val="single" w:sz="4" w:space="0" w:color="E2E8F0"/>
+              <w:left w:val="single" w:sz="4" w:space="0" w:color="E2E8F0"/>
+              <w:bottom w:val="single" w:sz="4" w:space="0" w:color="E2E8F0"/>
+              <w:right w:val="single" w:sz="4" w:space="0" w:color="E2E8F0"/>
+            </w:tcBorders>
           </w:tcPr>
           <w:p>
             <w:pPr>
@@ -365,8 +411,7 @@
                 <w:rFonts w:ascii="Times New Roman" w:hAnsi="Times New Roman"/>
                 <w:b w:val="0"/>
                 <w:i w:val="0"/>
-                <w:color w:val="212529"/>
-                <w:sz w:val="21"/>
+                <w:sz w:val="19"/>
                 <w:rFonts w:ascii="Times New Roman" w:hAnsi="Times New Roman" w:cs="Times New Roman"/>
               </w:rPr>
               <w:t>149</w:t>
@@ -375,14 +420,19 @@
         </w:tc>
         <w:tc>
           <w:tcPr>
-            <w:tcW w:type="dxa" w:w="5472"/>
-            <w:shd w:fill="F7FAFC"/>
+            <w:tcW w:type="dxa" w:w="6048"/>
             <w:tcMar>
-              <w:top w:w="100" w:type="dxa"/>
-              <w:bottom w:w="100" w:type="dxa"/>
-              <w:left w:w="150" w:type="dxa"/>
-              <w:right w:w="150" w:type="dxa"/>
+              <w:top w:w="40" w:type="dxa"/>
+              <w:bottom w:w="40" w:type="dxa"/>
+              <w:left w:w="80" w:type="dxa"/>
+              <w:right w:w="80" w:type="dxa"/>
             </w:tcMar>
+            <w:tcBorders>
+              <w:top w:val="single" w:sz="4" w:space="0" w:color="E2E8F0"/>
+              <w:left w:val="single" w:sz="4" w:space="0" w:color="E2E8F0"/>
+              <w:bottom w:val="single" w:sz="4" w:space="0" w:color="E2E8F0"/>
+              <w:right w:val="single" w:sz="4" w:space="0" w:color="E2E8F0"/>
+            </w:tcBorders>
           </w:tcPr>
           <w:p>
             <w:pPr>
@@ -393,8 +443,7 @@
                 <w:rFonts w:ascii="Times New Roman" w:hAnsi="Times New Roman"/>
                 <w:b w:val="0"/>
                 <w:i w:val="0"/>
-                <w:color w:val="212529"/>
-                <w:sz w:val="21"/>
+                <w:sz w:val="19"/>
                 <w:rFonts w:ascii="Times New Roman" w:hAnsi="Times New Roman" w:cs="Times New Roman"/>
               </w:rPr>
               <w:t>Vyanktesh Harishchandra Madhyapgol</w:t>
@@ -406,13 +455,18 @@
         <w:tc>
           <w:tcPr>
             <w:tcW w:type="dxa" w:w="1152"/>
-            <w:shd w:fill="FFFFFF"/>
             <w:tcMar>
-              <w:top w:w="100" w:type="dxa"/>
-              <w:bottom w:w="100" w:type="dxa"/>
-              <w:left w:w="150" w:type="dxa"/>
-              <w:right w:w="150" w:type="dxa"/>
+              <w:top w:w="40" w:type="dxa"/>
+              <w:bottom w:w="40" w:type="dxa"/>
+              <w:left w:w="80" w:type="dxa"/>
+              <w:right w:w="80" w:type="dxa"/>
             </w:tcMar>
+            <w:tcBorders>
+              <w:top w:val="single" w:sz="4" w:space="0" w:color="E2E8F0"/>
+              <w:left w:val="single" w:sz="4" w:space="0" w:color="E2E8F0"/>
+              <w:bottom w:val="single" w:sz="4" w:space="0" w:color="E2E8F0"/>
+              <w:right w:val="single" w:sz="4" w:space="0" w:color="E2E8F0"/>
+            </w:tcBorders>
           </w:tcPr>
           <w:p>
             <w:pPr>
@@ -423,8 +477,7 @@
                 <w:rFonts w:ascii="Times New Roman" w:hAnsi="Times New Roman"/>
                 <w:b w:val="0"/>
                 <w:i w:val="0"/>
-                <w:color w:val="212529"/>
-                <w:sz w:val="21"/>
+                <w:sz w:val="19"/>
                 <w:rFonts w:ascii="Times New Roman" w:hAnsi="Times New Roman" w:cs="Times New Roman"/>
               </w:rPr>
               <w:t>3</w:t>
@@ -433,14 +486,19 @@
         </w:tc>
         <w:tc>
           <w:tcPr>
-            <w:tcW w:type="dxa" w:w="2016"/>
-            <w:shd w:fill="FFFFFF"/>
+            <w:tcW w:type="dxa" w:w="1872"/>
             <w:tcMar>
-              <w:top w:w="100" w:type="dxa"/>
-              <w:bottom w:w="100" w:type="dxa"/>
-              <w:left w:w="150" w:type="dxa"/>
-              <w:right w:w="150" w:type="dxa"/>
+              <w:top w:w="40" w:type="dxa"/>
+              <w:bottom w:w="40" w:type="dxa"/>
+              <w:left w:w="80" w:type="dxa"/>
+              <w:right w:w="80" w:type="dxa"/>
             </w:tcMar>
+            <w:tcBorders>
+              <w:top w:val="single" w:sz="4" w:space="0" w:color="E2E8F0"/>
+              <w:left w:val="single" w:sz="4" w:space="0" w:color="E2E8F0"/>
+              <w:bottom w:val="single" w:sz="4" w:space="0" w:color="E2E8F0"/>
+              <w:right w:val="single" w:sz="4" w:space="0" w:color="E2E8F0"/>
+            </w:tcBorders>
           </w:tcPr>
           <w:p>
             <w:pPr>
@@ -451,8 +509,7 @@
                 <w:rFonts w:ascii="Times New Roman" w:hAnsi="Times New Roman"/>
                 <w:b w:val="0"/>
                 <w:i w:val="0"/>
-                <w:color w:val="212529"/>
-                <w:sz w:val="21"/>
+                <w:sz w:val="19"/>
                 <w:rFonts w:ascii="Times New Roman" w:hAnsi="Times New Roman" w:cs="Times New Roman"/>
               </w:rPr>
               <w:t>151</w:t>
@@ -461,14 +518,19 @@
         </w:tc>
         <w:tc>
           <w:tcPr>
-            <w:tcW w:type="dxa" w:w="5472"/>
-            <w:shd w:fill="FFFFFF"/>
+            <w:tcW w:type="dxa" w:w="6048"/>
             <w:tcMar>
-              <w:top w:w="100" w:type="dxa"/>
-              <w:bottom w:w="100" w:type="dxa"/>
-              <w:left w:w="150" w:type="dxa"/>
-              <w:right w:w="150" w:type="dxa"/>
+              <w:top w:w="40" w:type="dxa"/>
+              <w:bottom w:w="40" w:type="dxa"/>
+              <w:left w:w="80" w:type="dxa"/>
+              <w:right w:w="80" w:type="dxa"/>
             </w:tcMar>
+            <w:tcBorders>
+              <w:top w:val="single" w:sz="4" w:space="0" w:color="E2E8F0"/>
+              <w:left w:val="single" w:sz="4" w:space="0" w:color="E2E8F0"/>
+              <w:bottom w:val="single" w:sz="4" w:space="0" w:color="E2E8F0"/>
+              <w:right w:val="single" w:sz="4" w:space="0" w:color="E2E8F0"/>
+            </w:tcBorders>
           </w:tcPr>
           <w:p>
             <w:pPr>
@@ -479,8 +541,7 @@
                 <w:rFonts w:ascii="Times New Roman" w:hAnsi="Times New Roman"/>
                 <w:b w:val="0"/>
                 <w:i w:val="0"/>
-                <w:color w:val="212529"/>
-                <w:sz w:val="21"/>
+                <w:sz w:val="19"/>
                 <w:rFonts w:ascii="Times New Roman" w:hAnsi="Times New Roman" w:cs="Times New Roman"/>
               </w:rPr>
               <w:t>Manjunath Rajkumar Gavandi</w:t>
@@ -492,13 +553,18 @@
         <w:tc>
           <w:tcPr>
             <w:tcW w:type="dxa" w:w="1152"/>
-            <w:shd w:fill="F7FAFC"/>
             <w:tcMar>
-              <w:top w:w="100" w:type="dxa"/>
-              <w:bottom w:w="100" w:type="dxa"/>
-              <w:left w:w="150" w:type="dxa"/>
-              <w:right w:w="150" w:type="dxa"/>
+              <w:top w:w="40" w:type="dxa"/>
+              <w:bottom w:w="40" w:type="dxa"/>
+              <w:left w:w="80" w:type="dxa"/>
+              <w:right w:w="80" w:type="dxa"/>
             </w:tcMar>
+            <w:tcBorders>
+              <w:top w:val="single" w:sz="4" w:space="0" w:color="E2E8F0"/>
+              <w:left w:val="single" w:sz="4" w:space="0" w:color="E2E8F0"/>
+              <w:bottom w:val="single" w:sz="4" w:space="0" w:color="E2E8F0"/>
+              <w:right w:val="single" w:sz="4" w:space="0" w:color="E2E8F0"/>
+            </w:tcBorders>
           </w:tcPr>
           <w:p>
             <w:pPr>
@@ -509,8 +575,7 @@
                 <w:rFonts w:ascii="Times New Roman" w:hAnsi="Times New Roman"/>
                 <w:b w:val="0"/>
                 <w:i w:val="0"/>
-                <w:color w:val="212529"/>
-                <w:sz w:val="21"/>
+                <w:sz w:val="19"/>
                 <w:rFonts w:ascii="Times New Roman" w:hAnsi="Times New Roman" w:cs="Times New Roman"/>
               </w:rPr>
               <w:t>4</w:t>
@@ -519,14 +584,19 @@
         </w:tc>
         <w:tc>
           <w:tcPr>
-            <w:tcW w:type="dxa" w:w="2016"/>
-            <w:shd w:fill="F7FAFC"/>
+            <w:tcW w:type="dxa" w:w="1872"/>
             <w:tcMar>
-              <w:top w:w="100" w:type="dxa"/>
-              <w:bottom w:w="100" w:type="dxa"/>
-              <w:left w:w="150" w:type="dxa"/>
-              <w:right w:w="150" w:type="dxa"/>
+              <w:top w:w="40" w:type="dxa"/>
+              <w:bottom w:w="40" w:type="dxa"/>
+              <w:left w:w="80" w:type="dxa"/>
+              <w:right w:w="80" w:type="dxa"/>
             </w:tcMar>
+            <w:tcBorders>
+              <w:top w:val="single" w:sz="4" w:space="0" w:color="E2E8F0"/>
+              <w:left w:val="single" w:sz="4" w:space="0" w:color="E2E8F0"/>
+              <w:bottom w:val="single" w:sz="4" w:space="0" w:color="E2E8F0"/>
+              <w:right w:val="single" w:sz="4" w:space="0" w:color="E2E8F0"/>
+            </w:tcBorders>
           </w:tcPr>
           <w:p>
             <w:pPr>
@@ -537,8 +607,7 @@
                 <w:rFonts w:ascii="Times New Roman" w:hAnsi="Times New Roman"/>
                 <w:b w:val="0"/>
                 <w:i w:val="0"/>
-                <w:color w:val="212529"/>
-                <w:sz w:val="21"/>
+                <w:sz w:val="19"/>
                 <w:rFonts w:ascii="Times New Roman" w:hAnsi="Times New Roman" w:cs="Times New Roman"/>
               </w:rPr>
               <w:t>152</w:t>
@@ -547,14 +616,19 @@
         </w:tc>
         <w:tc>
           <w:tcPr>
-            <w:tcW w:type="dxa" w:w="5472"/>
-            <w:shd w:fill="F7FAFC"/>
+            <w:tcW w:type="dxa" w:w="6048"/>
             <w:tcMar>
-              <w:top w:w="100" w:type="dxa"/>
-              <w:bottom w:w="100" w:type="dxa"/>
-              <w:left w:w="150" w:type="dxa"/>
-              <w:right w:w="150" w:type="dxa"/>
+              <w:top w:w="40" w:type="dxa"/>
+              <w:bottom w:w="40" w:type="dxa"/>
+              <w:left w:w="80" w:type="dxa"/>
+              <w:right w:w="80" w:type="dxa"/>
             </w:tcMar>
+            <w:tcBorders>
+              <w:top w:val="single" w:sz="4" w:space="0" w:color="E2E8F0"/>
+              <w:left w:val="single" w:sz="4" w:space="0" w:color="E2E8F0"/>
+              <w:bottom w:val="single" w:sz="4" w:space="0" w:color="E2E8F0"/>
+              <w:right w:val="single" w:sz="4" w:space="0" w:color="E2E8F0"/>
+            </w:tcBorders>
           </w:tcPr>
           <w:p>
             <w:pPr>
@@ -565,8 +639,7 @@
                 <w:rFonts w:ascii="Times New Roman" w:hAnsi="Times New Roman"/>
                 <w:b w:val="0"/>
                 <w:i w:val="0"/>
-                <w:color w:val="212529"/>
-                <w:sz w:val="21"/>
+                <w:sz w:val="19"/>
                 <w:rFonts w:ascii="Times New Roman" w:hAnsi="Times New Roman" w:cs="Times New Roman"/>
               </w:rPr>
               <w:t>Balaji Ramraje Gaikwad</w:t>
@@ -578,13 +651,18 @@
         <w:tc>
           <w:tcPr>
             <w:tcW w:type="dxa" w:w="1152"/>
-            <w:shd w:fill="FFFFFF"/>
             <w:tcMar>
-              <w:top w:w="100" w:type="dxa"/>
-              <w:bottom w:w="100" w:type="dxa"/>
-              <w:left w:w="150" w:type="dxa"/>
-              <w:right w:w="150" w:type="dxa"/>
+              <w:top w:w="40" w:type="dxa"/>
+              <w:bottom w:w="40" w:type="dxa"/>
+              <w:left w:w="80" w:type="dxa"/>
+              <w:right w:w="80" w:type="dxa"/>
             </w:tcMar>
+            <w:tcBorders>
+              <w:top w:val="single" w:sz="4" w:space="0" w:color="E2E8F0"/>
+              <w:left w:val="single" w:sz="4" w:space="0" w:color="E2E8F0"/>
+              <w:bottom w:val="single" w:sz="4" w:space="0" w:color="E2E8F0"/>
+              <w:right w:val="single" w:sz="4" w:space="0" w:color="E2E8F0"/>
+            </w:tcBorders>
           </w:tcPr>
           <w:p>
             <w:pPr>
@@ -595,8 +673,7 @@
                 <w:rFonts w:ascii="Times New Roman" w:hAnsi="Times New Roman"/>
                 <w:b w:val="0"/>
                 <w:i w:val="0"/>
-                <w:color w:val="212529"/>
-                <w:sz w:val="21"/>
+                <w:sz w:val="19"/>
                 <w:rFonts w:ascii="Times New Roman" w:hAnsi="Times New Roman" w:cs="Times New Roman"/>
               </w:rPr>
               <w:t>5</w:t>
@@ -605,14 +682,19 @@
         </w:tc>
         <w:tc>
           <w:tcPr>
-            <w:tcW w:type="dxa" w:w="2016"/>
-            <w:shd w:fill="FFFFFF"/>
+            <w:tcW w:type="dxa" w:w="1872"/>
             <w:tcMar>
-              <w:top w:w="100" w:type="dxa"/>
-              <w:bottom w:w="100" w:type="dxa"/>
-              <w:left w:w="150" w:type="dxa"/>
-              <w:right w:w="150" w:type="dxa"/>
+              <w:top w:w="40" w:type="dxa"/>
+              <w:bottom w:w="40" w:type="dxa"/>
+              <w:left w:w="80" w:type="dxa"/>
+              <w:right w:w="80" w:type="dxa"/>
             </w:tcMar>
+            <w:tcBorders>
+              <w:top w:val="single" w:sz="4" w:space="0" w:color="E2E8F0"/>
+              <w:left w:val="single" w:sz="4" w:space="0" w:color="E2E8F0"/>
+              <w:bottom w:val="single" w:sz="4" w:space="0" w:color="E2E8F0"/>
+              <w:right w:val="single" w:sz="4" w:space="0" w:color="E2E8F0"/>
+            </w:tcBorders>
           </w:tcPr>
           <w:p>
             <w:pPr>
@@ -623,8 +705,7 @@
                 <w:rFonts w:ascii="Times New Roman" w:hAnsi="Times New Roman"/>
                 <w:b w:val="0"/>
                 <w:i w:val="0"/>
-                <w:color w:val="212529"/>
-                <w:sz w:val="21"/>
+                <w:sz w:val="19"/>
                 <w:rFonts w:ascii="Times New Roman" w:hAnsi="Times New Roman" w:cs="Times New Roman"/>
               </w:rPr>
               <w:t>155</w:t>
@@ -633,14 +714,19 @@
         </w:tc>
         <w:tc>
           <w:tcPr>
-            <w:tcW w:type="dxa" w:w="5472"/>
-            <w:shd w:fill="FFFFFF"/>
+            <w:tcW w:type="dxa" w:w="6048"/>
             <w:tcMar>
-              <w:top w:w="100" w:type="dxa"/>
-              <w:bottom w:w="100" w:type="dxa"/>
-              <w:left w:w="150" w:type="dxa"/>
-              <w:right w:w="150" w:type="dxa"/>
+              <w:top w:w="40" w:type="dxa"/>
+              <w:bottom w:w="40" w:type="dxa"/>
+              <w:left w:w="80" w:type="dxa"/>
+              <w:right w:w="80" w:type="dxa"/>
             </w:tcMar>
+            <w:tcBorders>
+              <w:top w:val="single" w:sz="4" w:space="0" w:color="E2E8F0"/>
+              <w:left w:val="single" w:sz="4" w:space="0" w:color="E2E8F0"/>
+              <w:bottom w:val="single" w:sz="4" w:space="0" w:color="E2E8F0"/>
+              <w:right w:val="single" w:sz="4" w:space="0" w:color="E2E8F0"/>
+            </w:tcBorders>
           </w:tcPr>
           <w:p>
             <w:pPr>
@@ -651,8 +737,7 @@
                 <w:rFonts w:ascii="Times New Roman" w:hAnsi="Times New Roman"/>
                 <w:b w:val="0"/>
                 <w:i w:val="0"/>
-                <w:color w:val="212529"/>
-                <w:sz w:val="21"/>
+                <w:sz w:val="19"/>
                 <w:rFonts w:ascii="Times New Roman" w:hAnsi="Times New Roman" w:cs="Times New Roman"/>
               </w:rPr>
               <w:t>Prasanna Pradeep Bhurke</w:t>
@@ -663,7 +748,12 @@
     </w:tbl>
     <w:p>
       <w:pPr>
-        <w:spacing w:before="280" w:after="40"/>
+        <w:spacing w:after="80"/>
+      </w:pPr>
+    </w:p>
+    <w:p>
+      <w:pPr>
+        <w:spacing w:after="80"/>
         <w:jc w:val="center"/>
       </w:pPr>
       <w:r>
@@ -671,11 +761,26 @@
           <w:rFonts w:ascii="Times New Roman" w:hAnsi="Times New Roman"/>
           <w:b/>
           <w:i w:val="0"/>
-          <w:color w:val="212529"/>
-          <w:sz w:val="24"/>
+          <w:sz w:val="21"/>
           <w:rFonts w:ascii="Times New Roman" w:hAnsi="Times New Roman" w:cs="Times New Roman"/>
         </w:rPr>
-        <w:t>Under the Guidance of:</w:t>
+        <w:t>T.Y(CSE) Div : C</w:t>
+      </w:r>
+    </w:p>
+    <w:p>
+      <w:pPr>
+        <w:spacing w:after="40"/>
+        <w:jc w:val="center"/>
+      </w:pPr>
+      <w:r>
+        <w:rPr>
+          <w:rFonts w:ascii="Times New Roman" w:hAnsi="Times New Roman"/>
+          <w:b w:val="0"/>
+          <w:i w:val="0"/>
+          <w:sz w:val="20"/>
+          <w:rFonts w:ascii="Times New Roman" w:hAnsi="Times New Roman" w:cs="Times New Roman"/>
+        </w:rPr>
+        <w:t>Under the guidance of</w:t>
         <w:br/>
       </w:r>
       <w:r>
@@ -683,24 +788,36 @@
           <w:rFonts w:ascii="Times New Roman" w:hAnsi="Times New Roman"/>
           <w:b/>
           <w:i w:val="0"/>
-          <w:color w:val="1A365D"/>
-          <w:sz w:val="26"/>
+          <w:sz w:val="23"/>
           <w:rFonts w:ascii="Times New Roman" w:hAnsi="Times New Roman" w:cs="Times New Roman"/>
         </w:rPr>
-        <w:t>Mrs. Aditee A. Salokhe</w:t>
+        <w:t>Mrs. Aditee A Salokhe</w:t>
         <w:br/>
       </w:r>
       <w:r>
         <w:rPr>
           <w:rFonts w:ascii="Times New Roman" w:hAnsi="Times New Roman"/>
-          <w:b w:val="0"/>
-          <w:i/>
-          <w:color w:val="6C757D"/>
-          <w:sz w:val="22"/>
+          <w:b/>
+          <w:i w:val="0"/>
+          <w:sz w:val="21"/>
           <w:rFonts w:ascii="Times New Roman" w:hAnsi="Times New Roman" w:cs="Times New Roman"/>
         </w:rPr>
         <w:t>Department of Computer Science and Engineering</w:t>
-        <w:br/>
+      </w:r>
+    </w:p>
+    <w:p>
+      <w:pPr>
+        <w:spacing w:before="120"/>
+        <w:jc w:val="center"/>
+      </w:pPr>
+      <w:r>
+        <w:rPr>
+          <w:rFonts w:ascii="Times New Roman" w:hAnsi="Times New Roman"/>
+          <w:b/>
+          <w:i w:val="0"/>
+          <w:sz w:val="21"/>
+          <w:rFonts w:ascii="Times New Roman" w:hAnsi="Times New Roman" w:cs="Times New Roman"/>
+        </w:rPr>
         <w:t>Academic Year: 2026-27</w:t>
       </w:r>
     </w:p>
@@ -711,6 +828,7 @@
     </w:p>
     <w:p>
       <w:pPr>
+        <w:spacing w:after="120"/>
         <w:jc w:val="center"/>
       </w:pPr>
       <w:r>
@@ -718,7 +836,6 @@
           <w:rFonts w:ascii="Times New Roman" w:hAnsi="Times New Roman"/>
           <w:b/>
           <w:i w:val="0"/>
-          <w:color w:val="1A365D"/>
           <w:sz w:val="26"/>
           <w:rFonts w:ascii="Times New Roman" w:hAnsi="Times New Roman" w:cs="Times New Roman"/>
         </w:rPr>
@@ -730,3577 +847,23 @@
           <w:rFonts w:ascii="Times New Roman" w:hAnsi="Times New Roman"/>
           <w:b/>
           <w:i w:val="0"/>
-          <w:color w:val="2B6CB0"/>
-          <w:sz w:val="24"/>
+          <w:sz w:val="22"/>
           <w:rFonts w:ascii="Times New Roman" w:hAnsi="Times New Roman" w:cs="Times New Roman"/>
         </w:rPr>
         <w:t>Department of Computer Science and Engineering</w:t>
-        <w:br/>
-        <w:br/>
-      </w:r>
-      <w:r>
-        <w:rPr>
-          <w:rFonts w:ascii="Times New Roman" w:hAnsi="Times New Roman"/>
-          <w:b/>
-          <w:i w:val="0"/>
-          <w:color w:val="1A365D"/>
-          <w:sz w:val="32"/>
-          <w:rFonts w:ascii="Times New Roman" w:hAnsi="Times New Roman" w:cs="Times New Roman"/>
-        </w:rPr>
-        <w:t>CERTIFICATE</w:t>
         <w:br/>
       </w:r>
     </w:p>
     <w:p>
       <w:pPr>
-        <w:spacing w:line="276" w:lineRule="auto" w:after="120"/>
-      </w:pPr>
-      <w:r>
-        <w:rPr>
-          <w:rFonts w:ascii="Times New Roman" w:hAnsi="Times New Roman"/>
-          <w:b w:val="0"/>
-          <w:i w:val="0"/>
-          <w:color w:val="212529"/>
-          <w:sz w:val="24"/>
-          <w:rFonts w:ascii="Times New Roman" w:hAnsi="Times New Roman" w:cs="Times New Roman"/>
-        </w:rPr>
-        <w:t>This is to certify that the mini-project work entitled "CLOUDDEDUP: CLOUD-BASED FILE DEDUPLICATION AND STORAGE OPTIMIZATION SYSTEM" has been successfully completed by the following students of Third Year Computer Science and Engineering in partial fulfilment of the requirements for the Cloud Computing Laboratory course during the academic year 2026-27.</w:t>
-      </w:r>
-    </w:p>
-    <w:tbl>
-      <w:tblPr>
-        <w:tblW w:type="auto" w:w="0"/>
-        <w:jc w:val="center"/>
-        <w:tblLook w:firstColumn="1" w:firstRow="1" w:lastColumn="0" w:lastRow="0" w:noHBand="0" w:noVBand="1" w:val="04A0"/>
-        <w:tblBorders>
-          <w:top w:val="single" w:sz="6" w:space="0" w:color="CBD5E0"/>
-          <w:left w:val="single" w:sz="6" w:space="0" w:color="CBD5E0"/>
-          <w:bottom w:val="single" w:sz="6" w:space="0" w:color="CBD5E0"/>
-          <w:right w:val="single" w:sz="6" w:space="0" w:color="CBD5E0"/>
-          <w:insideH w:val="single" w:sz="4" w:space="0" w:color="E2E8F0"/>
-          <w:insideV w:val="single" w:sz="4" w:space="0" w:color="E2E8F0"/>
-        </w:tblBorders>
-      </w:tblPr>
-      <w:tblGrid>
-        <w:gridCol w:w="3010"/>
-        <w:gridCol w:w="3010"/>
-        <w:gridCol w:w="3010"/>
-      </w:tblGrid>
-      <w:tr>
-        <w:tc>
-          <w:tcPr>
-            <w:tcW w:type="dxa" w:w="1152"/>
-            <w:shd w:fill="1A365D"/>
-            <w:tcMar>
-              <w:top w:w="140" w:type="dxa"/>
-              <w:bottom w:w="140" w:type="dxa"/>
-              <w:left w:w="150" w:type="dxa"/>
-              <w:right w:w="150" w:type="dxa"/>
-            </w:tcMar>
-          </w:tcPr>
-          <w:p>
-            <w:pPr>
-              <w:jc w:val="center"/>
-            </w:pPr>
-            <w:r>
-              <w:rPr>
-                <w:rFonts w:ascii="Times New Roman" w:hAnsi="Times New Roman"/>
-                <w:b/>
-                <w:i w:val="0"/>
-                <w:color w:val="FFFFFF"/>
-                <w:sz w:val="22"/>
-                <w:rFonts w:ascii="Times New Roman" w:hAnsi="Times New Roman" w:cs="Times New Roman"/>
-              </w:rPr>
-              <w:t>Sr.</w:t>
-            </w:r>
-          </w:p>
-        </w:tc>
-        <w:tc>
-          <w:tcPr>
-            <w:tcW w:type="dxa" w:w="2016"/>
-            <w:shd w:fill="1A365D"/>
-            <w:tcMar>
-              <w:top w:w="140" w:type="dxa"/>
-              <w:bottom w:w="140" w:type="dxa"/>
-              <w:left w:w="150" w:type="dxa"/>
-              <w:right w:w="150" w:type="dxa"/>
-            </w:tcMar>
-          </w:tcPr>
-          <w:p>
-            <w:pPr>
-              <w:jc w:val="center"/>
-            </w:pPr>
-            <w:r>
-              <w:rPr>
-                <w:rFonts w:ascii="Times New Roman" w:hAnsi="Times New Roman"/>
-                <w:b/>
-                <w:i w:val="0"/>
-                <w:color w:val="FFFFFF"/>
-                <w:sz w:val="22"/>
-                <w:rFonts w:ascii="Times New Roman" w:hAnsi="Times New Roman" w:cs="Times New Roman"/>
-              </w:rPr>
-              <w:t>Roll No.</w:t>
-            </w:r>
-          </w:p>
-        </w:tc>
-        <w:tc>
-          <w:tcPr>
-            <w:tcW w:type="dxa" w:w="5472"/>
-            <w:shd w:fill="1A365D"/>
-            <w:tcMar>
-              <w:top w:w="140" w:type="dxa"/>
-              <w:bottom w:w="140" w:type="dxa"/>
-              <w:left w:w="150" w:type="dxa"/>
-              <w:right w:w="150" w:type="dxa"/>
-            </w:tcMar>
-          </w:tcPr>
-          <w:p>
-            <w:pPr>
-              <w:jc w:val="center"/>
-            </w:pPr>
-            <w:r>
-              <w:rPr>
-                <w:rFonts w:ascii="Times New Roman" w:hAnsi="Times New Roman"/>
-                <w:b/>
-                <w:i w:val="0"/>
-                <w:color w:val="FFFFFF"/>
-                <w:sz w:val="22"/>
-                <w:rFonts w:ascii="Times New Roman" w:hAnsi="Times New Roman" w:cs="Times New Roman"/>
-              </w:rPr>
-              <w:t>Student Name</w:t>
-            </w:r>
-          </w:p>
-        </w:tc>
-      </w:tr>
-      <w:tr>
-        <w:tc>
-          <w:tcPr>
-            <w:tcW w:type="dxa" w:w="1152"/>
-            <w:shd w:fill="FFFFFF"/>
-            <w:tcMar>
-              <w:top w:w="100" w:type="dxa"/>
-              <w:bottom w:w="100" w:type="dxa"/>
-              <w:left w:w="150" w:type="dxa"/>
-              <w:right w:w="150" w:type="dxa"/>
-            </w:tcMar>
-          </w:tcPr>
-          <w:p>
-            <w:pPr>
-              <w:jc w:val="center"/>
-            </w:pPr>
-            <w:r>
-              <w:rPr>
-                <w:rFonts w:ascii="Times New Roman" w:hAnsi="Times New Roman"/>
-                <w:b w:val="0"/>
-                <w:i w:val="0"/>
-                <w:color w:val="212529"/>
-                <w:sz w:val="21"/>
-                <w:rFonts w:ascii="Times New Roman" w:hAnsi="Times New Roman" w:cs="Times New Roman"/>
-              </w:rPr>
-              <w:t>1</w:t>
-            </w:r>
-          </w:p>
-        </w:tc>
-        <w:tc>
-          <w:tcPr>
-            <w:tcW w:type="dxa" w:w="2016"/>
-            <w:shd w:fill="FFFFFF"/>
-            <w:tcMar>
-              <w:top w:w="100" w:type="dxa"/>
-              <w:bottom w:w="100" w:type="dxa"/>
-              <w:left w:w="150" w:type="dxa"/>
-              <w:right w:w="150" w:type="dxa"/>
-            </w:tcMar>
-          </w:tcPr>
-          <w:p>
-            <w:pPr>
-              <w:jc w:val="center"/>
-            </w:pPr>
-            <w:r>
-              <w:rPr>
-                <w:rFonts w:ascii="Times New Roman" w:hAnsi="Times New Roman"/>
-                <w:b w:val="0"/>
-                <w:i w:val="0"/>
-                <w:color w:val="212529"/>
-                <w:sz w:val="21"/>
-                <w:rFonts w:ascii="Times New Roman" w:hAnsi="Times New Roman" w:cs="Times New Roman"/>
-              </w:rPr>
-              <w:t>144</w:t>
-            </w:r>
-          </w:p>
-        </w:tc>
-        <w:tc>
-          <w:tcPr>
-            <w:tcW w:type="dxa" w:w="5472"/>
-            <w:shd w:fill="FFFFFF"/>
-            <w:tcMar>
-              <w:top w:w="100" w:type="dxa"/>
-              <w:bottom w:w="100" w:type="dxa"/>
-              <w:left w:w="150" w:type="dxa"/>
-              <w:right w:w="150" w:type="dxa"/>
-            </w:tcMar>
-          </w:tcPr>
-          <w:p>
-            <w:pPr>
-              <w:jc w:val="left"/>
-            </w:pPr>
-            <w:r>
-              <w:rPr>
-                <w:rFonts w:ascii="Times New Roman" w:hAnsi="Times New Roman"/>
-                <w:b w:val="0"/>
-                <w:i w:val="0"/>
-                <w:color w:val="212529"/>
-                <w:sz w:val="21"/>
-                <w:rFonts w:ascii="Times New Roman" w:hAnsi="Times New Roman" w:cs="Times New Roman"/>
-              </w:rPr>
-              <w:t>Sarthak Sanjay Salokhe</w:t>
-            </w:r>
-          </w:p>
-        </w:tc>
-      </w:tr>
-      <w:tr>
-        <w:tc>
-          <w:tcPr>
-            <w:tcW w:type="dxa" w:w="1152"/>
-            <w:shd w:fill="F7FAFC"/>
-            <w:tcMar>
-              <w:top w:w="100" w:type="dxa"/>
-              <w:bottom w:w="100" w:type="dxa"/>
-              <w:left w:w="150" w:type="dxa"/>
-              <w:right w:w="150" w:type="dxa"/>
-            </w:tcMar>
-          </w:tcPr>
-          <w:p>
-            <w:pPr>
-              <w:jc w:val="center"/>
-            </w:pPr>
-            <w:r>
-              <w:rPr>
-                <w:rFonts w:ascii="Times New Roman" w:hAnsi="Times New Roman"/>
-                <w:b w:val="0"/>
-                <w:i w:val="0"/>
-                <w:color w:val="212529"/>
-                <w:sz w:val="21"/>
-                <w:rFonts w:ascii="Times New Roman" w:hAnsi="Times New Roman" w:cs="Times New Roman"/>
-              </w:rPr>
-              <w:t>2</w:t>
-            </w:r>
-          </w:p>
-        </w:tc>
-        <w:tc>
-          <w:tcPr>
-            <w:tcW w:type="dxa" w:w="2016"/>
-            <w:shd w:fill="F7FAFC"/>
-            <w:tcMar>
-              <w:top w:w="100" w:type="dxa"/>
-              <w:bottom w:w="100" w:type="dxa"/>
-              <w:left w:w="150" w:type="dxa"/>
-              <w:right w:w="150" w:type="dxa"/>
-            </w:tcMar>
-          </w:tcPr>
-          <w:p>
-            <w:pPr>
-              <w:jc w:val="center"/>
-            </w:pPr>
-            <w:r>
-              <w:rPr>
-                <w:rFonts w:ascii="Times New Roman" w:hAnsi="Times New Roman"/>
-                <w:b w:val="0"/>
-                <w:i w:val="0"/>
-                <w:color w:val="212529"/>
-                <w:sz w:val="21"/>
-                <w:rFonts w:ascii="Times New Roman" w:hAnsi="Times New Roman" w:cs="Times New Roman"/>
-              </w:rPr>
-              <w:t>149</w:t>
-            </w:r>
-          </w:p>
-        </w:tc>
-        <w:tc>
-          <w:tcPr>
-            <w:tcW w:type="dxa" w:w="5472"/>
-            <w:shd w:fill="F7FAFC"/>
-            <w:tcMar>
-              <w:top w:w="100" w:type="dxa"/>
-              <w:bottom w:w="100" w:type="dxa"/>
-              <w:left w:w="150" w:type="dxa"/>
-              <w:right w:w="150" w:type="dxa"/>
-            </w:tcMar>
-          </w:tcPr>
-          <w:p>
-            <w:pPr>
-              <w:jc w:val="left"/>
-            </w:pPr>
-            <w:r>
-              <w:rPr>
-                <w:rFonts w:ascii="Times New Roman" w:hAnsi="Times New Roman"/>
-                <w:b w:val="0"/>
-                <w:i w:val="0"/>
-                <w:color w:val="212529"/>
-                <w:sz w:val="21"/>
-                <w:rFonts w:ascii="Times New Roman" w:hAnsi="Times New Roman" w:cs="Times New Roman"/>
-              </w:rPr>
-              <w:t>Vyanktesh Harishchandra Madhyapgol</w:t>
-            </w:r>
-          </w:p>
-        </w:tc>
-      </w:tr>
-      <w:tr>
-        <w:tc>
-          <w:tcPr>
-            <w:tcW w:type="dxa" w:w="1152"/>
-            <w:shd w:fill="FFFFFF"/>
-            <w:tcMar>
-              <w:top w:w="100" w:type="dxa"/>
-              <w:bottom w:w="100" w:type="dxa"/>
-              <w:left w:w="150" w:type="dxa"/>
-              <w:right w:w="150" w:type="dxa"/>
-            </w:tcMar>
-          </w:tcPr>
-          <w:p>
-            <w:pPr>
-              <w:jc w:val="center"/>
-            </w:pPr>
-            <w:r>
-              <w:rPr>
-                <w:rFonts w:ascii="Times New Roman" w:hAnsi="Times New Roman"/>
-                <w:b w:val="0"/>
-                <w:i w:val="0"/>
-                <w:color w:val="212529"/>
-                <w:sz w:val="21"/>
-                <w:rFonts w:ascii="Times New Roman" w:hAnsi="Times New Roman" w:cs="Times New Roman"/>
-              </w:rPr>
-              <w:t>3</w:t>
-            </w:r>
-          </w:p>
-        </w:tc>
-        <w:tc>
-          <w:tcPr>
-            <w:tcW w:type="dxa" w:w="2016"/>
-            <w:shd w:fill="FFFFFF"/>
-            <w:tcMar>
-              <w:top w:w="100" w:type="dxa"/>
-              <w:bottom w:w="100" w:type="dxa"/>
-              <w:left w:w="150" w:type="dxa"/>
-              <w:right w:w="150" w:type="dxa"/>
-            </w:tcMar>
-          </w:tcPr>
-          <w:p>
-            <w:pPr>
-              <w:jc w:val="center"/>
-            </w:pPr>
-            <w:r>
-              <w:rPr>
-                <w:rFonts w:ascii="Times New Roman" w:hAnsi="Times New Roman"/>
-                <w:b w:val="0"/>
-                <w:i w:val="0"/>
-                <w:color w:val="212529"/>
-                <w:sz w:val="21"/>
-                <w:rFonts w:ascii="Times New Roman" w:hAnsi="Times New Roman" w:cs="Times New Roman"/>
-              </w:rPr>
-              <w:t>151</w:t>
-            </w:r>
-          </w:p>
-        </w:tc>
-        <w:tc>
-          <w:tcPr>
-            <w:tcW w:type="dxa" w:w="5472"/>
-            <w:shd w:fill="FFFFFF"/>
-            <w:tcMar>
-              <w:top w:w="100" w:type="dxa"/>
-              <w:bottom w:w="100" w:type="dxa"/>
-              <w:left w:w="150" w:type="dxa"/>
-              <w:right w:w="150" w:type="dxa"/>
-            </w:tcMar>
-          </w:tcPr>
-          <w:p>
-            <w:pPr>
-              <w:jc w:val="left"/>
-            </w:pPr>
-            <w:r>
-              <w:rPr>
-                <w:rFonts w:ascii="Times New Roman" w:hAnsi="Times New Roman"/>
-                <w:b w:val="0"/>
-                <w:i w:val="0"/>
-                <w:color w:val="212529"/>
-                <w:sz w:val="21"/>
-                <w:rFonts w:ascii="Times New Roman" w:hAnsi="Times New Roman" w:cs="Times New Roman"/>
-              </w:rPr>
-              <w:t>Manjunath Rajkumar Gavandi</w:t>
-            </w:r>
-          </w:p>
-        </w:tc>
-      </w:tr>
-      <w:tr>
-        <w:tc>
-          <w:tcPr>
-            <w:tcW w:type="dxa" w:w="1152"/>
-            <w:shd w:fill="F7FAFC"/>
-            <w:tcMar>
-              <w:top w:w="100" w:type="dxa"/>
-              <w:bottom w:w="100" w:type="dxa"/>
-              <w:left w:w="150" w:type="dxa"/>
-              <w:right w:w="150" w:type="dxa"/>
-            </w:tcMar>
-          </w:tcPr>
-          <w:p>
-            <w:pPr>
-              <w:jc w:val="center"/>
-            </w:pPr>
-            <w:r>
-              <w:rPr>
-                <w:rFonts w:ascii="Times New Roman" w:hAnsi="Times New Roman"/>
-                <w:b w:val="0"/>
-                <w:i w:val="0"/>
-                <w:color w:val="212529"/>
-                <w:sz w:val="21"/>
-                <w:rFonts w:ascii="Times New Roman" w:hAnsi="Times New Roman" w:cs="Times New Roman"/>
-              </w:rPr>
-              <w:t>4</w:t>
-            </w:r>
-          </w:p>
-        </w:tc>
-        <w:tc>
-          <w:tcPr>
-            <w:tcW w:type="dxa" w:w="2016"/>
-            <w:shd w:fill="F7FAFC"/>
-            <w:tcMar>
-              <w:top w:w="100" w:type="dxa"/>
-              <w:bottom w:w="100" w:type="dxa"/>
-              <w:left w:w="150" w:type="dxa"/>
-              <w:right w:w="150" w:type="dxa"/>
-            </w:tcMar>
-          </w:tcPr>
-          <w:p>
-            <w:pPr>
-              <w:jc w:val="center"/>
-            </w:pPr>
-            <w:r>
-              <w:rPr>
-                <w:rFonts w:ascii="Times New Roman" w:hAnsi="Times New Roman"/>
-                <w:b w:val="0"/>
-                <w:i w:val="0"/>
-                <w:color w:val="212529"/>
-                <w:sz w:val="21"/>
-                <w:rFonts w:ascii="Times New Roman" w:hAnsi="Times New Roman" w:cs="Times New Roman"/>
-              </w:rPr>
-              <w:t>152</w:t>
-            </w:r>
-          </w:p>
-        </w:tc>
-        <w:tc>
-          <w:tcPr>
-            <w:tcW w:type="dxa" w:w="5472"/>
-            <w:shd w:fill="F7FAFC"/>
-            <w:tcMar>
-              <w:top w:w="100" w:type="dxa"/>
-              <w:bottom w:w="100" w:type="dxa"/>
-              <w:left w:w="150" w:type="dxa"/>
-              <w:right w:w="150" w:type="dxa"/>
-            </w:tcMar>
-          </w:tcPr>
-          <w:p>
-            <w:pPr>
-              <w:jc w:val="left"/>
-            </w:pPr>
-            <w:r>
-              <w:rPr>
-                <w:rFonts w:ascii="Times New Roman" w:hAnsi="Times New Roman"/>
-                <w:b w:val="0"/>
-                <w:i w:val="0"/>
-                <w:color w:val="212529"/>
-                <w:sz w:val="21"/>
-                <w:rFonts w:ascii="Times New Roman" w:hAnsi="Times New Roman" w:cs="Times New Roman"/>
-              </w:rPr>
-              <w:t>Balaji Ramraje Gaikwad</w:t>
-            </w:r>
-          </w:p>
-        </w:tc>
-      </w:tr>
-      <w:tr>
-        <w:tc>
-          <w:tcPr>
-            <w:tcW w:type="dxa" w:w="1152"/>
-            <w:shd w:fill="FFFFFF"/>
-            <w:tcMar>
-              <w:top w:w="100" w:type="dxa"/>
-              <w:bottom w:w="100" w:type="dxa"/>
-              <w:left w:w="150" w:type="dxa"/>
-              <w:right w:w="150" w:type="dxa"/>
-            </w:tcMar>
-          </w:tcPr>
-          <w:p>
-            <w:pPr>
-              <w:jc w:val="center"/>
-            </w:pPr>
-            <w:r>
-              <w:rPr>
-                <w:rFonts w:ascii="Times New Roman" w:hAnsi="Times New Roman"/>
-                <w:b w:val="0"/>
-                <w:i w:val="0"/>
-                <w:color w:val="212529"/>
-                <w:sz w:val="21"/>
-                <w:rFonts w:ascii="Times New Roman" w:hAnsi="Times New Roman" w:cs="Times New Roman"/>
-              </w:rPr>
-              <w:t>5</w:t>
-            </w:r>
-          </w:p>
-        </w:tc>
-        <w:tc>
-          <w:tcPr>
-            <w:tcW w:type="dxa" w:w="2016"/>
-            <w:shd w:fill="FFFFFF"/>
-            <w:tcMar>
-              <w:top w:w="100" w:type="dxa"/>
-              <w:bottom w:w="100" w:type="dxa"/>
-              <w:left w:w="150" w:type="dxa"/>
-              <w:right w:w="150" w:type="dxa"/>
-            </w:tcMar>
-          </w:tcPr>
-          <w:p>
-            <w:pPr>
-              <w:jc w:val="center"/>
-            </w:pPr>
-            <w:r>
-              <w:rPr>
-                <w:rFonts w:ascii="Times New Roman" w:hAnsi="Times New Roman"/>
-                <w:b w:val="0"/>
-                <w:i w:val="0"/>
-                <w:color w:val="212529"/>
-                <w:sz w:val="21"/>
-                <w:rFonts w:ascii="Times New Roman" w:hAnsi="Times New Roman" w:cs="Times New Roman"/>
-              </w:rPr>
-              <w:t>155</w:t>
-            </w:r>
-          </w:p>
-        </w:tc>
-        <w:tc>
-          <w:tcPr>
-            <w:tcW w:type="dxa" w:w="5472"/>
-            <w:shd w:fill="FFFFFF"/>
-            <w:tcMar>
-              <w:top w:w="100" w:type="dxa"/>
-              <w:bottom w:w="100" w:type="dxa"/>
-              <w:left w:w="150" w:type="dxa"/>
-              <w:right w:w="150" w:type="dxa"/>
-            </w:tcMar>
-          </w:tcPr>
-          <w:p>
-            <w:pPr>
-              <w:jc w:val="left"/>
-            </w:pPr>
-            <w:r>
-              <w:rPr>
-                <w:rFonts w:ascii="Times New Roman" w:hAnsi="Times New Roman"/>
-                <w:b w:val="0"/>
-                <w:i w:val="0"/>
-                <w:color w:val="212529"/>
-                <w:sz w:val="21"/>
-                <w:rFonts w:ascii="Times New Roman" w:hAnsi="Times New Roman" w:cs="Times New Roman"/>
-              </w:rPr>
-              <w:t>Prasanna Pradeep Bhurke</w:t>
-            </w:r>
-          </w:p>
-        </w:tc>
-      </w:tr>
-    </w:tbl>
-    <w:p>
-      <w:pPr>
-        <w:spacing w:line="276" w:lineRule="auto" w:after="120"/>
-      </w:pPr>
-      <w:r>
-        <w:rPr>
-          <w:rFonts w:ascii="Times New Roman" w:hAnsi="Times New Roman"/>
-          <w:b w:val="0"/>
-          <w:i w:val="0"/>
-          <w:color w:val="212529"/>
-          <w:sz w:val="24"/>
-          <w:rFonts w:ascii="Times New Roman" w:hAnsi="Times New Roman" w:cs="Times New Roman"/>
-        </w:rPr>
-        <w:t>The project has been examined and approved as demonstrating rigorous practical implementation of cloud data optimization, cryptographic content hashing, relational database design in MySQL 8.0, and public cloud deployment.</w:t>
-      </w:r>
-    </w:p>
-    <w:p>
-      <w:pPr>
-        <w:spacing w:after="560"/>
-      </w:pPr>
-    </w:p>
-    <w:tbl>
-      <w:tblPr>
-        <w:tblW w:type="auto" w:w="0"/>
-        <w:jc w:val="center"/>
-        <w:tblLook w:firstColumn="1" w:firstRow="1" w:lastColumn="0" w:lastRow="0" w:noHBand="0" w:noVBand="1" w:val="04A0"/>
-      </w:tblPr>
-      <w:tblGrid>
-        <w:gridCol w:w="3010"/>
-        <w:gridCol w:w="3010"/>
-        <w:gridCol w:w="3010"/>
-      </w:tblGrid>
-      <w:tr>
-        <w:tc>
-          <w:tcPr>
-            <w:tcW w:type="dxa" w:w="2880"/>
-          </w:tcPr>
-          <w:p>
-            <w:pPr>
-              <w:jc w:val="center"/>
-            </w:pPr>
-            <w:r>
-              <w:rPr>
-                <w:rFonts w:ascii="Times New Roman" w:hAnsi="Times New Roman"/>
-                <w:b w:val="0"/>
-                <w:i w:val="0"/>
-                <w:color w:val="6C757D"/>
-                <w:sz w:val="20"/>
-                <w:rFonts w:ascii="Times New Roman" w:hAnsi="Times New Roman" w:cs="Times New Roman"/>
-              </w:rPr>
-              <w:t>_____________________</w:t>
-              <w:br/>
-            </w:r>
-            <w:r>
-              <w:rPr>
-                <w:rFonts w:ascii="Times New Roman" w:hAnsi="Times New Roman"/>
-                <w:b/>
-                <w:i w:val="0"/>
-                <w:color w:val="212529"/>
-                <w:sz w:val="22"/>
-                <w:rFonts w:ascii="Times New Roman" w:hAnsi="Times New Roman" w:cs="Times New Roman"/>
-              </w:rPr>
-              <w:t>Mrs. Aditee A. Salokhe</w:t>
-              <w:br/>
-            </w:r>
-            <w:r>
-              <w:rPr>
-                <w:rFonts w:ascii="Times New Roman" w:hAnsi="Times New Roman"/>
-                <w:b w:val="0"/>
-                <w:i/>
-                <w:color w:val="6C757D"/>
-                <w:sz w:val="19"/>
-                <w:rFonts w:ascii="Times New Roman" w:hAnsi="Times New Roman" w:cs="Times New Roman"/>
-              </w:rPr>
-              <w:t>Project Guide</w:t>
-              <w:br/>
-              <w:t>Dept. of CSE</w:t>
-            </w:r>
-          </w:p>
-        </w:tc>
-        <w:tc>
-          <w:tcPr>
-            <w:tcW w:type="dxa" w:w="2880"/>
-          </w:tcPr>
-          <w:p>
-            <w:pPr>
-              <w:jc w:val="center"/>
-            </w:pPr>
-            <w:r>
-              <w:rPr>
-                <w:rFonts w:ascii="Times New Roman" w:hAnsi="Times New Roman"/>
-                <w:b w:val="0"/>
-                <w:i w:val="0"/>
-                <w:color w:val="6C757D"/>
-                <w:sz w:val="20"/>
-                <w:rFonts w:ascii="Times New Roman" w:hAnsi="Times New Roman" w:cs="Times New Roman"/>
-              </w:rPr>
-              <w:t>_____________________</w:t>
-              <w:br/>
-            </w:r>
-            <w:r>
-              <w:rPr>
-                <w:rFonts w:ascii="Times New Roman" w:hAnsi="Times New Roman"/>
-                <w:b/>
-                <w:i w:val="0"/>
-                <w:color w:val="212529"/>
-                <w:sz w:val="22"/>
-                <w:rFonts w:ascii="Times New Roman" w:hAnsi="Times New Roman" w:cs="Times New Roman"/>
-              </w:rPr>
-              <w:t>Dr. R. J. Dhanal</w:t>
-              <w:br/>
-            </w:r>
-            <w:r>
-              <w:rPr>
-                <w:rFonts w:ascii="Times New Roman" w:hAnsi="Times New Roman"/>
-                <w:b w:val="0"/>
-                <w:i/>
-                <w:color w:val="6C757D"/>
-                <w:sz w:val="19"/>
-                <w:rFonts w:ascii="Times New Roman" w:hAnsi="Times New Roman" w:cs="Times New Roman"/>
-              </w:rPr>
-              <w:t>Head of Department</w:t>
-              <w:br/>
-              <w:t>Dept. of CSE</w:t>
-            </w:r>
-          </w:p>
-        </w:tc>
-        <w:tc>
-          <w:tcPr>
-            <w:tcW w:type="dxa" w:w="2880"/>
-          </w:tcPr>
-          <w:p>
-            <w:pPr>
-              <w:jc w:val="center"/>
-            </w:pPr>
-            <w:r>
-              <w:rPr>
-                <w:rFonts w:ascii="Times New Roman" w:hAnsi="Times New Roman"/>
-                <w:b w:val="0"/>
-                <w:i w:val="0"/>
-                <w:color w:val="6C757D"/>
-                <w:sz w:val="20"/>
-                <w:rFonts w:ascii="Times New Roman" w:hAnsi="Times New Roman" w:cs="Times New Roman"/>
-              </w:rPr>
-              <w:t>_____________________</w:t>
-              <w:br/>
-            </w:r>
-            <w:r>
-              <w:rPr>
-                <w:rFonts w:ascii="Times New Roman" w:hAnsi="Times New Roman"/>
-                <w:b/>
-                <w:i w:val="0"/>
-                <w:color w:val="212529"/>
-                <w:sz w:val="22"/>
-                <w:rFonts w:ascii="Times New Roman" w:hAnsi="Times New Roman" w:cs="Times New Roman"/>
-              </w:rPr>
-              <w:t>Dr. Sanjay S. Pawar</w:t>
-              <w:br/>
-            </w:r>
-            <w:r>
-              <w:rPr>
-                <w:rFonts w:ascii="Times New Roman" w:hAnsi="Times New Roman"/>
-                <w:b w:val="0"/>
-                <w:i/>
-                <w:color w:val="6C757D"/>
-                <w:sz w:val="19"/>
-                <w:rFonts w:ascii="Times New Roman" w:hAnsi="Times New Roman" w:cs="Times New Roman"/>
-              </w:rPr>
-              <w:t>Principal</w:t>
-              <w:br/>
-              <w:t>DYPCET, Kolhapur</w:t>
-            </w:r>
-          </w:p>
-        </w:tc>
-      </w:tr>
-    </w:tbl>
-    <w:p>
-      <w:pPr>
-        <w:spacing w:before="480"/>
-      </w:pPr>
-      <w:r>
-        <w:rPr>
-          <w:rFonts w:ascii="Times New Roman" w:hAnsi="Times New Roman"/>
-          <w:b w:val="0"/>
-          <w:i w:val="0"/>
-          <w:color w:val="6C757D"/>
-          <w:sz w:val="22"/>
-          <w:rFonts w:ascii="Times New Roman" w:hAnsi="Times New Roman" w:cs="Times New Roman"/>
-        </w:rPr>
-        <w:t>Date: ____________________</w:t>
-        <w:tab/>
-        <w:tab/>
-        <w:tab/>
-        <w:tab/>
-        <w:t>Place: Kolhapur</w:t>
-      </w:r>
-    </w:p>
-    <w:p>
-      <w:r>
-        <w:br w:type="page"/>
-      </w:r>
-    </w:p>
-    <w:p>
-      <w:pPr>
-        <w:keepNext/>
-        <w:spacing w:before="280" w:after="120"/>
-      </w:pPr>
-      <w:r>
-        <w:rPr>
-          <w:rFonts w:ascii="Times New Roman" w:hAnsi="Times New Roman"/>
-          <w:b/>
-          <w:i w:val="0"/>
-          <w:color w:val="1A365D"/>
-          <w:sz w:val="30"/>
-          <w:rFonts w:ascii="Times New Roman" w:hAnsi="Times New Roman" w:cs="Times New Roman"/>
-        </w:rPr>
-        <w:t>ABSTRACT</w:t>
-      </w:r>
-    </w:p>
-    <w:p>
-      <w:pPr>
-        <w:spacing w:line="276" w:lineRule="auto" w:after="120"/>
-      </w:pPr>
-      <w:r>
-        <w:rPr>
-          <w:rFonts w:ascii="Times New Roman" w:hAnsi="Times New Roman"/>
-          <w:b w:val="0"/>
-          <w:i w:val="0"/>
-          <w:color w:val="212529"/>
-          <w:sz w:val="24"/>
-          <w:rFonts w:ascii="Times New Roman" w:hAnsi="Times New Roman" w:cs="Times New Roman"/>
-        </w:rPr>
-        <w:t>Cloud storage infrastructures experience severe cost inflation when multiple users upload duplicate or redundant documents across shared repositories. Traditional cloud architectures rely on file paths and user-assigned names to manage objects, resulting in wasteful replication of identical byte content across expensive cloud buckets. This mini-project presents CloudDedup, a high-performance Content-Addressable Storage (CAS) system that eliminates redundant physical storage through cryptographic SHA-256 binary fingerprinting.</w:t>
-      </w:r>
-    </w:p>
-    <w:p>
-      <w:pPr>
-        <w:spacing w:line="276" w:lineRule="auto" w:after="120"/>
-      </w:pPr>
-      <w:r>
-        <w:rPr>
-          <w:rFonts w:ascii="Times New Roman" w:hAnsi="Times New Roman"/>
-          <w:b w:val="0"/>
-          <w:i w:val="0"/>
-          <w:color w:val="212529"/>
-          <w:sz w:val="24"/>
-          <w:rFonts w:ascii="Times New Roman" w:hAnsi="Times New Roman" w:cs="Times New Roman"/>
-        </w:rPr>
-        <w:t>CloudDedup implements a decoupled client-server architecture consisting of a Python Flask REST API, a live MySQL 8.0 relational metadata catalog, Firebase Cloud Storage object integration, and an interactive Bootstrap 5.3 frontend backed by real-time Chart.js analytics. When files are uploaded, 64 KB chunked streaming hashing computes a deterministic SHA-256 fingerprint. If content already exists on the cloud, zero physical bytes are transmitted to storage; instead, a lightweight logical reference is created in MySQL and the physical object's reference counter is atomically incremented. In empirical testing over real-world university workloads, CloudDedup achieved a 64.74% storage and bandwidth reduction ratio (saving 3.1 MB out of 4.8 MB across 12 files), while maintaining 100% data integrity and zero duplicate writes.</w:t>
-      </w:r>
-    </w:p>
-    <w:p>
-      <w:pPr>
-        <w:keepNext/>
-        <w:spacing w:before="280" w:after="120"/>
-      </w:pPr>
-      <w:r>
-        <w:rPr>
-          <w:rFonts w:ascii="Times New Roman" w:hAnsi="Times New Roman"/>
-          <w:b/>
-          <w:i w:val="0"/>
-          <w:color w:val="1A365D"/>
-          <w:sz w:val="30"/>
-          <w:rFonts w:ascii="Times New Roman" w:hAnsi="Times New Roman" w:cs="Times New Roman"/>
-        </w:rPr>
-        <w:t>TABLE OF CONTENTS</w:t>
-      </w:r>
-    </w:p>
-    <w:tbl>
-      <w:tblPr>
-        <w:tblW w:type="auto" w:w="0"/>
-        <w:jc w:val="center"/>
-        <w:tblLook w:firstColumn="1" w:firstRow="1" w:lastColumn="0" w:lastRow="0" w:noHBand="0" w:noVBand="1" w:val="04A0"/>
-        <w:tblBorders>
-          <w:top w:val="single" w:sz="6" w:space="0" w:color="CBD5E0"/>
-          <w:left w:val="single" w:sz="6" w:space="0" w:color="CBD5E0"/>
-          <w:bottom w:val="single" w:sz="6" w:space="0" w:color="CBD5E0"/>
-          <w:right w:val="single" w:sz="6" w:space="0" w:color="CBD5E0"/>
-          <w:insideH w:val="single" w:sz="4" w:space="0" w:color="E2E8F0"/>
-          <w:insideV w:val="single" w:sz="4" w:space="0" w:color="E2E8F0"/>
-        </w:tblBorders>
-      </w:tblPr>
-      <w:tblGrid>
-        <w:gridCol w:w="3010"/>
-        <w:gridCol w:w="3010"/>
-        <w:gridCol w:w="3010"/>
-      </w:tblGrid>
-      <w:tr>
-        <w:tc>
-          <w:tcPr>
-            <w:tcW w:type="dxa" w:w="1440"/>
-            <w:shd w:fill="1A365D"/>
-            <w:tcMar>
-              <w:top w:w="140" w:type="dxa"/>
-              <w:bottom w:w="140" w:type="dxa"/>
-              <w:left w:w="150" w:type="dxa"/>
-              <w:right w:w="150" w:type="dxa"/>
-            </w:tcMar>
-          </w:tcPr>
-          <w:p>
-            <w:pPr>
-              <w:jc w:val="center"/>
-            </w:pPr>
-            <w:r>
-              <w:rPr>
-                <w:rFonts w:ascii="Times New Roman" w:hAnsi="Times New Roman"/>
-                <w:b/>
-                <w:i w:val="0"/>
-                <w:color w:val="FFFFFF"/>
-                <w:sz w:val="22"/>
-                <w:rFonts w:ascii="Times New Roman" w:hAnsi="Times New Roman" w:cs="Times New Roman"/>
-              </w:rPr>
-              <w:t>Chapter</w:t>
-            </w:r>
-          </w:p>
-        </w:tc>
-        <w:tc>
-          <w:tcPr>
-            <w:tcW w:type="dxa" w:w="6048"/>
-            <w:shd w:fill="1A365D"/>
-            <w:tcMar>
-              <w:top w:w="140" w:type="dxa"/>
-              <w:bottom w:w="140" w:type="dxa"/>
-              <w:left w:w="150" w:type="dxa"/>
-              <w:right w:w="150" w:type="dxa"/>
-            </w:tcMar>
-          </w:tcPr>
-          <w:p>
-            <w:pPr>
-              <w:jc w:val="center"/>
-            </w:pPr>
-            <w:r>
-              <w:rPr>
-                <w:rFonts w:ascii="Times New Roman" w:hAnsi="Times New Roman"/>
-                <w:b/>
-                <w:i w:val="0"/>
-                <w:color w:val="FFFFFF"/>
-                <w:sz w:val="22"/>
-                <w:rFonts w:ascii="Times New Roman" w:hAnsi="Times New Roman" w:cs="Times New Roman"/>
-              </w:rPr>
-              <w:t>Topic / Title</w:t>
-            </w:r>
-          </w:p>
-        </w:tc>
-        <w:tc>
-          <w:tcPr>
-            <w:tcW w:type="dxa" w:w="1440"/>
-            <w:shd w:fill="1A365D"/>
-            <w:tcMar>
-              <w:top w:w="140" w:type="dxa"/>
-              <w:bottom w:w="140" w:type="dxa"/>
-              <w:left w:w="150" w:type="dxa"/>
-              <w:right w:w="150" w:type="dxa"/>
-            </w:tcMar>
-          </w:tcPr>
-          <w:p>
-            <w:pPr>
-              <w:jc w:val="center"/>
-            </w:pPr>
-            <w:r>
-              <w:rPr>
-                <w:rFonts w:ascii="Times New Roman" w:hAnsi="Times New Roman"/>
-                <w:b/>
-                <w:i w:val="0"/>
-                <w:color w:val="FFFFFF"/>
-                <w:sz w:val="22"/>
-                <w:rFonts w:ascii="Times New Roman" w:hAnsi="Times New Roman" w:cs="Times New Roman"/>
-              </w:rPr>
-              <w:t>Page No.</w:t>
-            </w:r>
-          </w:p>
-        </w:tc>
-      </w:tr>
-      <w:tr>
-        <w:tc>
-          <w:tcPr>
-            <w:tcW w:type="dxa" w:w="1440"/>
-            <w:shd w:fill="FFFFFF"/>
-            <w:tcMar>
-              <w:top w:w="100" w:type="dxa"/>
-              <w:bottom w:w="100" w:type="dxa"/>
-              <w:left w:w="150" w:type="dxa"/>
-              <w:right w:w="150" w:type="dxa"/>
-            </w:tcMar>
-          </w:tcPr>
-          <w:p>
-            <w:pPr>
-              <w:jc w:val="center"/>
-            </w:pPr>
-            <w:r>
-              <w:rPr>
-                <w:rFonts w:ascii="Times New Roman" w:hAnsi="Times New Roman"/>
-                <w:b w:val="0"/>
-                <w:i w:val="0"/>
-                <w:color w:val="212529"/>
-                <w:sz w:val="21"/>
-                <w:rFonts w:ascii="Times New Roman" w:hAnsi="Times New Roman" w:cs="Times New Roman"/>
-              </w:rPr>
-              <w:t>1</w:t>
-            </w:r>
-          </w:p>
-        </w:tc>
-        <w:tc>
-          <w:tcPr>
-            <w:tcW w:type="dxa" w:w="6048"/>
-            <w:shd w:fill="FFFFFF"/>
-            <w:tcMar>
-              <w:top w:w="100" w:type="dxa"/>
-              <w:bottom w:w="100" w:type="dxa"/>
-              <w:left w:w="150" w:type="dxa"/>
-              <w:right w:w="150" w:type="dxa"/>
-            </w:tcMar>
-          </w:tcPr>
-          <w:p>
-            <w:pPr>
-              <w:jc w:val="left"/>
-            </w:pPr>
-            <w:r>
-              <w:rPr>
-                <w:rFonts w:ascii="Times New Roman" w:hAnsi="Times New Roman"/>
-                <w:b w:val="0"/>
-                <w:i w:val="0"/>
-                <w:color w:val="212529"/>
-                <w:sz w:val="21"/>
-                <w:rFonts w:ascii="Times New Roman" w:hAnsi="Times New Roman" w:cs="Times New Roman"/>
-              </w:rPr>
-              <w:t>Introduction &amp; Cloud Background</w:t>
-            </w:r>
-          </w:p>
-        </w:tc>
-        <w:tc>
-          <w:tcPr>
-            <w:tcW w:type="dxa" w:w="1440"/>
-            <w:shd w:fill="FFFFFF"/>
-            <w:tcMar>
-              <w:top w:w="100" w:type="dxa"/>
-              <w:bottom w:w="100" w:type="dxa"/>
-              <w:left w:w="150" w:type="dxa"/>
-              <w:right w:w="150" w:type="dxa"/>
-            </w:tcMar>
-          </w:tcPr>
-          <w:p>
-            <w:pPr>
-              <w:jc w:val="center"/>
-            </w:pPr>
-            <w:r>
-              <w:rPr>
-                <w:rFonts w:ascii="Times New Roman" w:hAnsi="Times New Roman"/>
-                <w:b w:val="0"/>
-                <w:i w:val="0"/>
-                <w:color w:val="212529"/>
-                <w:sz w:val="21"/>
-                <w:rFonts w:ascii="Times New Roman" w:hAnsi="Times New Roman" w:cs="Times New Roman"/>
-              </w:rPr>
-              <w:t>4</w:t>
-            </w:r>
-          </w:p>
-        </w:tc>
-      </w:tr>
-      <w:tr>
-        <w:tc>
-          <w:tcPr>
-            <w:tcW w:type="dxa" w:w="1440"/>
-            <w:shd w:fill="F7FAFC"/>
-            <w:tcMar>
-              <w:top w:w="100" w:type="dxa"/>
-              <w:bottom w:w="100" w:type="dxa"/>
-              <w:left w:w="150" w:type="dxa"/>
-              <w:right w:w="150" w:type="dxa"/>
-            </w:tcMar>
-          </w:tcPr>
-          <w:p>
-            <w:pPr>
-              <w:jc w:val="center"/>
-            </w:pPr>
-            <w:r>
-              <w:rPr>
-                <w:rFonts w:ascii="Times New Roman" w:hAnsi="Times New Roman"/>
-                <w:b w:val="0"/>
-                <w:i w:val="0"/>
-                <w:color w:val="212529"/>
-                <w:sz w:val="21"/>
-                <w:rFonts w:ascii="Times New Roman" w:hAnsi="Times New Roman" w:cs="Times New Roman"/>
-              </w:rPr>
-              <w:t>2</w:t>
-            </w:r>
-          </w:p>
-        </w:tc>
-        <w:tc>
-          <w:tcPr>
-            <w:tcW w:type="dxa" w:w="6048"/>
-            <w:shd w:fill="F7FAFC"/>
-            <w:tcMar>
-              <w:top w:w="100" w:type="dxa"/>
-              <w:bottom w:w="100" w:type="dxa"/>
-              <w:left w:w="150" w:type="dxa"/>
-              <w:right w:w="150" w:type="dxa"/>
-            </w:tcMar>
-          </w:tcPr>
-          <w:p>
-            <w:pPr>
-              <w:jc w:val="left"/>
-            </w:pPr>
-            <w:r>
-              <w:rPr>
-                <w:rFonts w:ascii="Times New Roman" w:hAnsi="Times New Roman"/>
-                <w:b w:val="0"/>
-                <w:i w:val="0"/>
-                <w:color w:val="212529"/>
-                <w:sz w:val="21"/>
-                <w:rFonts w:ascii="Times New Roman" w:hAnsi="Times New Roman" w:cs="Times New Roman"/>
-              </w:rPr>
-              <w:t>Problem Definition, Mathematical Model &amp; Objectives</w:t>
-            </w:r>
-          </w:p>
-        </w:tc>
-        <w:tc>
-          <w:tcPr>
-            <w:tcW w:type="dxa" w:w="1440"/>
-            <w:shd w:fill="F7FAFC"/>
-            <w:tcMar>
-              <w:top w:w="100" w:type="dxa"/>
-              <w:bottom w:w="100" w:type="dxa"/>
-              <w:left w:w="150" w:type="dxa"/>
-              <w:right w:w="150" w:type="dxa"/>
-            </w:tcMar>
-          </w:tcPr>
-          <w:p>
-            <w:pPr>
-              <w:jc w:val="center"/>
-            </w:pPr>
-            <w:r>
-              <w:rPr>
-                <w:rFonts w:ascii="Times New Roman" w:hAnsi="Times New Roman"/>
-                <w:b w:val="0"/>
-                <w:i w:val="0"/>
-                <w:color w:val="212529"/>
-                <w:sz w:val="21"/>
-                <w:rFonts w:ascii="Times New Roman" w:hAnsi="Times New Roman" w:cs="Times New Roman"/>
-              </w:rPr>
-              <w:t>5</w:t>
-            </w:r>
-          </w:p>
-        </w:tc>
-      </w:tr>
-      <w:tr>
-        <w:tc>
-          <w:tcPr>
-            <w:tcW w:type="dxa" w:w="1440"/>
-            <w:shd w:fill="FFFFFF"/>
-            <w:tcMar>
-              <w:top w:w="100" w:type="dxa"/>
-              <w:bottom w:w="100" w:type="dxa"/>
-              <w:left w:w="150" w:type="dxa"/>
-              <w:right w:w="150" w:type="dxa"/>
-            </w:tcMar>
-          </w:tcPr>
-          <w:p>
-            <w:pPr>
-              <w:jc w:val="center"/>
-            </w:pPr>
-            <w:r>
-              <w:rPr>
-                <w:rFonts w:ascii="Times New Roman" w:hAnsi="Times New Roman"/>
-                <w:b w:val="0"/>
-                <w:i w:val="0"/>
-                <w:color w:val="212529"/>
-                <w:sz w:val="21"/>
-                <w:rFonts w:ascii="Times New Roman" w:hAnsi="Times New Roman" w:cs="Times New Roman"/>
-              </w:rPr>
-              <w:t>3</w:t>
-            </w:r>
-          </w:p>
-        </w:tc>
-        <w:tc>
-          <w:tcPr>
-            <w:tcW w:type="dxa" w:w="6048"/>
-            <w:shd w:fill="FFFFFF"/>
-            <w:tcMar>
-              <w:top w:w="100" w:type="dxa"/>
-              <w:bottom w:w="100" w:type="dxa"/>
-              <w:left w:w="150" w:type="dxa"/>
-              <w:right w:w="150" w:type="dxa"/>
-            </w:tcMar>
-          </w:tcPr>
-          <w:p>
-            <w:pPr>
-              <w:jc w:val="left"/>
-            </w:pPr>
-            <w:r>
-              <w:rPr>
-                <w:rFonts w:ascii="Times New Roman" w:hAnsi="Times New Roman"/>
-                <w:b w:val="0"/>
-                <w:i w:val="0"/>
-                <w:color w:val="212529"/>
-                <w:sz w:val="21"/>
-                <w:rFonts w:ascii="Times New Roman" w:hAnsi="Times New Roman" w:cs="Times New Roman"/>
-              </w:rPr>
-              <w:t>System Architecture &amp; Cloud Technology Stack</w:t>
-            </w:r>
-          </w:p>
-        </w:tc>
-        <w:tc>
-          <w:tcPr>
-            <w:tcW w:type="dxa" w:w="1440"/>
-            <w:shd w:fill="FFFFFF"/>
-            <w:tcMar>
-              <w:top w:w="100" w:type="dxa"/>
-              <w:bottom w:w="100" w:type="dxa"/>
-              <w:left w:w="150" w:type="dxa"/>
-              <w:right w:w="150" w:type="dxa"/>
-            </w:tcMar>
-          </w:tcPr>
-          <w:p>
-            <w:pPr>
-              <w:jc w:val="center"/>
-            </w:pPr>
-            <w:r>
-              <w:rPr>
-                <w:rFonts w:ascii="Times New Roman" w:hAnsi="Times New Roman"/>
-                <w:b w:val="0"/>
-                <w:i w:val="0"/>
-                <w:color w:val="212529"/>
-                <w:sz w:val="21"/>
-                <w:rFonts w:ascii="Times New Roman" w:hAnsi="Times New Roman" w:cs="Times New Roman"/>
-              </w:rPr>
-              <w:t>6</w:t>
-            </w:r>
-          </w:p>
-        </w:tc>
-      </w:tr>
-      <w:tr>
-        <w:tc>
-          <w:tcPr>
-            <w:tcW w:type="dxa" w:w="1440"/>
-            <w:shd w:fill="F7FAFC"/>
-            <w:tcMar>
-              <w:top w:w="100" w:type="dxa"/>
-              <w:bottom w:w="100" w:type="dxa"/>
-              <w:left w:w="150" w:type="dxa"/>
-              <w:right w:w="150" w:type="dxa"/>
-            </w:tcMar>
-          </w:tcPr>
-          <w:p>
-            <w:pPr>
-              <w:jc w:val="center"/>
-            </w:pPr>
-            <w:r>
-              <w:rPr>
-                <w:rFonts w:ascii="Times New Roman" w:hAnsi="Times New Roman"/>
-                <w:b w:val="0"/>
-                <w:i w:val="0"/>
-                <w:color w:val="212529"/>
-                <w:sz w:val="21"/>
-                <w:rFonts w:ascii="Times New Roman" w:hAnsi="Times New Roman" w:cs="Times New Roman"/>
-              </w:rPr>
-              <w:t>4</w:t>
-            </w:r>
-          </w:p>
-        </w:tc>
-        <w:tc>
-          <w:tcPr>
-            <w:tcW w:type="dxa" w:w="6048"/>
-            <w:shd w:fill="F7FAFC"/>
-            <w:tcMar>
-              <w:top w:w="100" w:type="dxa"/>
-              <w:bottom w:w="100" w:type="dxa"/>
-              <w:left w:w="150" w:type="dxa"/>
-              <w:right w:w="150" w:type="dxa"/>
-            </w:tcMar>
-          </w:tcPr>
-          <w:p>
-            <w:pPr>
-              <w:jc w:val="left"/>
-            </w:pPr>
-            <w:r>
-              <w:rPr>
-                <w:rFonts w:ascii="Times New Roman" w:hAnsi="Times New Roman"/>
-                <w:b w:val="0"/>
-                <w:i w:val="0"/>
-                <w:color w:val="212529"/>
-                <w:sz w:val="21"/>
-                <w:rFonts w:ascii="Times New Roman" w:hAnsi="Times New Roman" w:cs="Times New Roman"/>
-              </w:rPr>
-              <w:t>Implementation Pipeline &amp; Core Algorithms</w:t>
-            </w:r>
-          </w:p>
-        </w:tc>
-        <w:tc>
-          <w:tcPr>
-            <w:tcW w:type="dxa" w:w="1440"/>
-            <w:shd w:fill="F7FAFC"/>
-            <w:tcMar>
-              <w:top w:w="100" w:type="dxa"/>
-              <w:bottom w:w="100" w:type="dxa"/>
-              <w:left w:w="150" w:type="dxa"/>
-              <w:right w:w="150" w:type="dxa"/>
-            </w:tcMar>
-          </w:tcPr>
-          <w:p>
-            <w:pPr>
-              <w:jc w:val="center"/>
-            </w:pPr>
-            <w:r>
-              <w:rPr>
-                <w:rFonts w:ascii="Times New Roman" w:hAnsi="Times New Roman"/>
-                <w:b w:val="0"/>
-                <w:i w:val="0"/>
-                <w:color w:val="212529"/>
-                <w:sz w:val="21"/>
-                <w:rFonts w:ascii="Times New Roman" w:hAnsi="Times New Roman" w:cs="Times New Roman"/>
-              </w:rPr>
-              <w:t>7</w:t>
-            </w:r>
-          </w:p>
-        </w:tc>
-      </w:tr>
-      <w:tr>
-        <w:tc>
-          <w:tcPr>
-            <w:tcW w:type="dxa" w:w="1440"/>
-            <w:shd w:fill="FFFFFF"/>
-            <w:tcMar>
-              <w:top w:w="100" w:type="dxa"/>
-              <w:bottom w:w="100" w:type="dxa"/>
-              <w:left w:w="150" w:type="dxa"/>
-              <w:right w:w="150" w:type="dxa"/>
-            </w:tcMar>
-          </w:tcPr>
-          <w:p>
-            <w:pPr>
-              <w:jc w:val="center"/>
-            </w:pPr>
-            <w:r>
-              <w:rPr>
-                <w:rFonts w:ascii="Times New Roman" w:hAnsi="Times New Roman"/>
-                <w:b w:val="0"/>
-                <w:i w:val="0"/>
-                <w:color w:val="212529"/>
-                <w:sz w:val="21"/>
-                <w:rFonts w:ascii="Times New Roman" w:hAnsi="Times New Roman" w:cs="Times New Roman"/>
-              </w:rPr>
-              <w:t>5</w:t>
-            </w:r>
-          </w:p>
-        </w:tc>
-        <w:tc>
-          <w:tcPr>
-            <w:tcW w:type="dxa" w:w="6048"/>
-            <w:shd w:fill="FFFFFF"/>
-            <w:tcMar>
-              <w:top w:w="100" w:type="dxa"/>
-              <w:bottom w:w="100" w:type="dxa"/>
-              <w:left w:w="150" w:type="dxa"/>
-              <w:right w:w="150" w:type="dxa"/>
-            </w:tcMar>
-          </w:tcPr>
-          <w:p>
-            <w:pPr>
-              <w:jc w:val="left"/>
-            </w:pPr>
-            <w:r>
-              <w:rPr>
-                <w:rFonts w:ascii="Times New Roman" w:hAnsi="Times New Roman"/>
-                <w:b w:val="0"/>
-                <w:i w:val="0"/>
-                <w:color w:val="212529"/>
-                <w:sz w:val="21"/>
-                <w:rFonts w:ascii="Times New Roman" w:hAnsi="Times New Roman" w:cs="Times New Roman"/>
-              </w:rPr>
-              <w:t>Relational Database Design &amp; MySQL 8.0 Schema</w:t>
-            </w:r>
-          </w:p>
-        </w:tc>
-        <w:tc>
-          <w:tcPr>
-            <w:tcW w:type="dxa" w:w="1440"/>
-            <w:shd w:fill="FFFFFF"/>
-            <w:tcMar>
-              <w:top w:w="100" w:type="dxa"/>
-              <w:bottom w:w="100" w:type="dxa"/>
-              <w:left w:w="150" w:type="dxa"/>
-              <w:right w:w="150" w:type="dxa"/>
-            </w:tcMar>
-          </w:tcPr>
-          <w:p>
-            <w:pPr>
-              <w:jc w:val="center"/>
-            </w:pPr>
-            <w:r>
-              <w:rPr>
-                <w:rFonts w:ascii="Times New Roman" w:hAnsi="Times New Roman"/>
-                <w:b w:val="0"/>
-                <w:i w:val="0"/>
-                <w:color w:val="212529"/>
-                <w:sz w:val="21"/>
-                <w:rFonts w:ascii="Times New Roman" w:hAnsi="Times New Roman" w:cs="Times New Roman"/>
-              </w:rPr>
-              <w:t>8</w:t>
-            </w:r>
-          </w:p>
-        </w:tc>
-      </w:tr>
-      <w:tr>
-        <w:tc>
-          <w:tcPr>
-            <w:tcW w:type="dxa" w:w="1440"/>
-            <w:shd w:fill="F7FAFC"/>
-            <w:tcMar>
-              <w:top w:w="100" w:type="dxa"/>
-              <w:bottom w:w="100" w:type="dxa"/>
-              <w:left w:w="150" w:type="dxa"/>
-              <w:right w:w="150" w:type="dxa"/>
-            </w:tcMar>
-          </w:tcPr>
-          <w:p>
-            <w:pPr>
-              <w:jc w:val="center"/>
-            </w:pPr>
-            <w:r>
-              <w:rPr>
-                <w:rFonts w:ascii="Times New Roman" w:hAnsi="Times New Roman"/>
-                <w:b w:val="0"/>
-                <w:i w:val="0"/>
-                <w:color w:val="212529"/>
-                <w:sz w:val="21"/>
-                <w:rFonts w:ascii="Times New Roman" w:hAnsi="Times New Roman" w:cs="Times New Roman"/>
-              </w:rPr>
-              <w:t>6</w:t>
-            </w:r>
-          </w:p>
-        </w:tc>
-        <w:tc>
-          <w:tcPr>
-            <w:tcW w:type="dxa" w:w="6048"/>
-            <w:shd w:fill="F7FAFC"/>
-            <w:tcMar>
-              <w:top w:w="100" w:type="dxa"/>
-              <w:bottom w:w="100" w:type="dxa"/>
-              <w:left w:w="150" w:type="dxa"/>
-              <w:right w:w="150" w:type="dxa"/>
-            </w:tcMar>
-          </w:tcPr>
-          <w:p>
-            <w:pPr>
-              <w:jc w:val="left"/>
-            </w:pPr>
-            <w:r>
-              <w:rPr>
-                <w:rFonts w:ascii="Times New Roman" w:hAnsi="Times New Roman"/>
-                <w:b w:val="0"/>
-                <w:i w:val="0"/>
-                <w:color w:val="212529"/>
-                <w:sz w:val="21"/>
-                <w:rFonts w:ascii="Times New Roman" w:hAnsi="Times New Roman" w:cs="Times New Roman"/>
-              </w:rPr>
-              <w:t>Web User Interface &amp; Management Dashboard</w:t>
-            </w:r>
-          </w:p>
-        </w:tc>
-        <w:tc>
-          <w:tcPr>
-            <w:tcW w:type="dxa" w:w="1440"/>
-            <w:shd w:fill="F7FAFC"/>
-            <w:tcMar>
-              <w:top w:w="100" w:type="dxa"/>
-              <w:bottom w:w="100" w:type="dxa"/>
-              <w:left w:w="150" w:type="dxa"/>
-              <w:right w:w="150" w:type="dxa"/>
-            </w:tcMar>
-          </w:tcPr>
-          <w:p>
-            <w:pPr>
-              <w:jc w:val="center"/>
-            </w:pPr>
-            <w:r>
-              <w:rPr>
-                <w:rFonts w:ascii="Times New Roman" w:hAnsi="Times New Roman"/>
-                <w:b w:val="0"/>
-                <w:i w:val="0"/>
-                <w:color w:val="212529"/>
-                <w:sz w:val="21"/>
-                <w:rFonts w:ascii="Times New Roman" w:hAnsi="Times New Roman" w:cs="Times New Roman"/>
-              </w:rPr>
-              <w:t>9</w:t>
-            </w:r>
-          </w:p>
-        </w:tc>
-      </w:tr>
-      <w:tr>
-        <w:tc>
-          <w:tcPr>
-            <w:tcW w:type="dxa" w:w="1440"/>
-            <w:shd w:fill="FFFFFF"/>
-            <w:tcMar>
-              <w:top w:w="100" w:type="dxa"/>
-              <w:bottom w:w="100" w:type="dxa"/>
-              <w:left w:w="150" w:type="dxa"/>
-              <w:right w:w="150" w:type="dxa"/>
-            </w:tcMar>
-          </w:tcPr>
-          <w:p>
-            <w:pPr>
-              <w:jc w:val="center"/>
-            </w:pPr>
-            <w:r>
-              <w:rPr>
-                <w:rFonts w:ascii="Times New Roman" w:hAnsi="Times New Roman"/>
-                <w:b w:val="0"/>
-                <w:i w:val="0"/>
-                <w:color w:val="212529"/>
-                <w:sz w:val="21"/>
-                <w:rFonts w:ascii="Times New Roman" w:hAnsi="Times New Roman" w:cs="Times New Roman"/>
-              </w:rPr>
-              <w:t>7</w:t>
-            </w:r>
-          </w:p>
-        </w:tc>
-        <w:tc>
-          <w:tcPr>
-            <w:tcW w:type="dxa" w:w="6048"/>
-            <w:shd w:fill="FFFFFF"/>
-            <w:tcMar>
-              <w:top w:w="100" w:type="dxa"/>
-              <w:bottom w:w="100" w:type="dxa"/>
-              <w:left w:w="150" w:type="dxa"/>
-              <w:right w:w="150" w:type="dxa"/>
-            </w:tcMar>
-          </w:tcPr>
-          <w:p>
-            <w:pPr>
-              <w:jc w:val="left"/>
-            </w:pPr>
-            <w:r>
-              <w:rPr>
-                <w:rFonts w:ascii="Times New Roman" w:hAnsi="Times New Roman"/>
-                <w:b w:val="0"/>
-                <w:i w:val="0"/>
-                <w:color w:val="212529"/>
-                <w:sz w:val="21"/>
-                <w:rFonts w:ascii="Times New Roman" w:hAnsi="Times New Roman" w:cs="Times New Roman"/>
-              </w:rPr>
-              <w:t>Testing, Results &amp; Experimental Evaluation</w:t>
-            </w:r>
-          </w:p>
-        </w:tc>
-        <w:tc>
-          <w:tcPr>
-            <w:tcW w:type="dxa" w:w="1440"/>
-            <w:shd w:fill="FFFFFF"/>
-            <w:tcMar>
-              <w:top w:w="100" w:type="dxa"/>
-              <w:bottom w:w="100" w:type="dxa"/>
-              <w:left w:w="150" w:type="dxa"/>
-              <w:right w:w="150" w:type="dxa"/>
-            </w:tcMar>
-          </w:tcPr>
-          <w:p>
-            <w:pPr>
-              <w:jc w:val="center"/>
-            </w:pPr>
-            <w:r>
-              <w:rPr>
-                <w:rFonts w:ascii="Times New Roman" w:hAnsi="Times New Roman"/>
-                <w:b w:val="0"/>
-                <w:i w:val="0"/>
-                <w:color w:val="212529"/>
-                <w:sz w:val="21"/>
-                <w:rFonts w:ascii="Times New Roman" w:hAnsi="Times New Roman" w:cs="Times New Roman"/>
-              </w:rPr>
-              <w:t>10</w:t>
-            </w:r>
-          </w:p>
-        </w:tc>
-      </w:tr>
-      <w:tr>
-        <w:tc>
-          <w:tcPr>
-            <w:tcW w:type="dxa" w:w="1440"/>
-            <w:shd w:fill="F7FAFC"/>
-            <w:tcMar>
-              <w:top w:w="100" w:type="dxa"/>
-              <w:bottom w:w="100" w:type="dxa"/>
-              <w:left w:w="150" w:type="dxa"/>
-              <w:right w:w="150" w:type="dxa"/>
-            </w:tcMar>
-          </w:tcPr>
-          <w:p>
-            <w:pPr>
-              <w:jc w:val="center"/>
-            </w:pPr>
-            <w:r>
-              <w:rPr>
-                <w:rFonts w:ascii="Times New Roman" w:hAnsi="Times New Roman"/>
-                <w:b w:val="0"/>
-                <w:i w:val="0"/>
-                <w:color w:val="212529"/>
-                <w:sz w:val="21"/>
-                <w:rFonts w:ascii="Times New Roman" w:hAnsi="Times New Roman" w:cs="Times New Roman"/>
-              </w:rPr>
-              <w:t>8</w:t>
-            </w:r>
-          </w:p>
-        </w:tc>
-        <w:tc>
-          <w:tcPr>
-            <w:tcW w:type="dxa" w:w="6048"/>
-            <w:shd w:fill="F7FAFC"/>
-            <w:tcMar>
-              <w:top w:w="100" w:type="dxa"/>
-              <w:bottom w:w="100" w:type="dxa"/>
-              <w:left w:w="150" w:type="dxa"/>
-              <w:right w:w="150" w:type="dxa"/>
-            </w:tcMar>
-          </w:tcPr>
-          <w:p>
-            <w:pPr>
-              <w:jc w:val="left"/>
-            </w:pPr>
-            <w:r>
-              <w:rPr>
-                <w:rFonts w:ascii="Times New Roman" w:hAnsi="Times New Roman"/>
-                <w:b w:val="0"/>
-                <w:i w:val="0"/>
-                <w:color w:val="212529"/>
-                <w:sz w:val="21"/>
-                <w:rFonts w:ascii="Times New Roman" w:hAnsi="Times New Roman" w:cs="Times New Roman"/>
-              </w:rPr>
-              <w:t>Live Cloud Deployment via Cloudflare Tunnel</w:t>
-            </w:r>
-          </w:p>
-        </w:tc>
-        <w:tc>
-          <w:tcPr>
-            <w:tcW w:type="dxa" w:w="1440"/>
-            <w:shd w:fill="F7FAFC"/>
-            <w:tcMar>
-              <w:top w:w="100" w:type="dxa"/>
-              <w:bottom w:w="100" w:type="dxa"/>
-              <w:left w:w="150" w:type="dxa"/>
-              <w:right w:w="150" w:type="dxa"/>
-            </w:tcMar>
-          </w:tcPr>
-          <w:p>
-            <w:pPr>
-              <w:jc w:val="center"/>
-            </w:pPr>
-            <w:r>
-              <w:rPr>
-                <w:rFonts w:ascii="Times New Roman" w:hAnsi="Times New Roman"/>
-                <w:b w:val="0"/>
-                <w:i w:val="0"/>
-                <w:color w:val="212529"/>
-                <w:sz w:val="21"/>
-                <w:rFonts w:ascii="Times New Roman" w:hAnsi="Times New Roman" w:cs="Times New Roman"/>
-              </w:rPr>
-              <w:t>11</w:t>
-            </w:r>
-          </w:p>
-        </w:tc>
-      </w:tr>
-      <w:tr>
-        <w:tc>
-          <w:tcPr>
-            <w:tcW w:type="dxa" w:w="1440"/>
-            <w:shd w:fill="FFFFFF"/>
-            <w:tcMar>
-              <w:top w:w="100" w:type="dxa"/>
-              <w:bottom w:w="100" w:type="dxa"/>
-              <w:left w:w="150" w:type="dxa"/>
-              <w:right w:w="150" w:type="dxa"/>
-            </w:tcMar>
-          </w:tcPr>
-          <w:p>
-            <w:pPr>
-              <w:jc w:val="center"/>
-            </w:pPr>
-            <w:r>
-              <w:rPr>
-                <w:rFonts w:ascii="Times New Roman" w:hAnsi="Times New Roman"/>
-                <w:b w:val="0"/>
-                <w:i w:val="0"/>
-                <w:color w:val="212529"/>
-                <w:sz w:val="21"/>
-                <w:rFonts w:ascii="Times New Roman" w:hAnsi="Times New Roman" w:cs="Times New Roman"/>
-              </w:rPr>
-              <w:t>9</w:t>
-            </w:r>
-          </w:p>
-        </w:tc>
-        <w:tc>
-          <w:tcPr>
-            <w:tcW w:type="dxa" w:w="6048"/>
-            <w:shd w:fill="FFFFFF"/>
-            <w:tcMar>
-              <w:top w:w="100" w:type="dxa"/>
-              <w:bottom w:w="100" w:type="dxa"/>
-              <w:left w:w="150" w:type="dxa"/>
-              <w:right w:w="150" w:type="dxa"/>
-            </w:tcMar>
-          </w:tcPr>
-          <w:p>
-            <w:pPr>
-              <w:jc w:val="left"/>
-            </w:pPr>
-            <w:r>
-              <w:rPr>
-                <w:rFonts w:ascii="Times New Roman" w:hAnsi="Times New Roman"/>
-                <w:b w:val="0"/>
-                <w:i w:val="0"/>
-                <w:color w:val="212529"/>
-                <w:sz w:val="21"/>
-                <w:rFonts w:ascii="Times New Roman" w:hAnsi="Times New Roman" w:cs="Times New Roman"/>
-              </w:rPr>
-              <w:t>Conclusion &amp; Future Scope</w:t>
-            </w:r>
-          </w:p>
-        </w:tc>
-        <w:tc>
-          <w:tcPr>
-            <w:tcW w:type="dxa" w:w="1440"/>
-            <w:shd w:fill="FFFFFF"/>
-            <w:tcMar>
-              <w:top w:w="100" w:type="dxa"/>
-              <w:bottom w:w="100" w:type="dxa"/>
-              <w:left w:w="150" w:type="dxa"/>
-              <w:right w:w="150" w:type="dxa"/>
-            </w:tcMar>
-          </w:tcPr>
-          <w:p>
-            <w:pPr>
-              <w:jc w:val="center"/>
-            </w:pPr>
-            <w:r>
-              <w:rPr>
-                <w:rFonts w:ascii="Times New Roman" w:hAnsi="Times New Roman"/>
-                <w:b w:val="0"/>
-                <w:i w:val="0"/>
-                <w:color w:val="212529"/>
-                <w:sz w:val="21"/>
-                <w:rFonts w:ascii="Times New Roman" w:hAnsi="Times New Roman" w:cs="Times New Roman"/>
-              </w:rPr>
-              <w:t>12</w:t>
-            </w:r>
-          </w:p>
-        </w:tc>
-      </w:tr>
-    </w:tbl>
-    <w:p>
-      <w:r>
-        <w:br w:type="page"/>
-      </w:r>
-    </w:p>
-    <w:p>
-      <w:pPr>
-        <w:keepNext/>
-        <w:spacing w:before="280" w:after="120"/>
-      </w:pPr>
-      <w:r>
-        <w:rPr>
-          <w:rFonts w:ascii="Times New Roman" w:hAnsi="Times New Roman"/>
-          <w:b/>
-          <w:i w:val="0"/>
-          <w:color w:val="1A365D"/>
-          <w:sz w:val="30"/>
-          <w:rFonts w:ascii="Times New Roman" w:hAnsi="Times New Roman" w:cs="Times New Roman"/>
-        </w:rPr>
-        <w:t>CHAPTER 1: INTRODUCTION &amp; CLOUD BACKGROUND</w:t>
-      </w:r>
-    </w:p>
-    <w:p>
-      <w:pPr>
-        <w:keepNext/>
-        <w:spacing w:before="200" w:after="80"/>
-      </w:pPr>
-      <w:r>
-        <w:rPr>
-          <w:rFonts w:ascii="Times New Roman" w:hAnsi="Times New Roman"/>
-          <w:b/>
-          <w:i w:val="0"/>
-          <w:color w:val="2B6CB0"/>
-          <w:sz w:val="26"/>
-          <w:rFonts w:ascii="Times New Roman" w:hAnsi="Times New Roman" w:cs="Times New Roman"/>
-        </w:rPr>
-        <w:t>1.1 The Cloud Storage Redundancy Challenge</w:t>
-      </w:r>
-    </w:p>
-    <w:p>
-      <w:pPr>
-        <w:spacing w:line="276" w:lineRule="auto" w:after="120"/>
-      </w:pPr>
-      <w:r>
-        <w:rPr>
-          <w:rFonts w:ascii="Times New Roman" w:hAnsi="Times New Roman"/>
-          <w:b w:val="0"/>
-          <w:i w:val="0"/>
-          <w:color w:val="212529"/>
-          <w:sz w:val="24"/>
-          <w:rFonts w:ascii="Times New Roman" w:hAnsi="Times New Roman" w:cs="Times New Roman"/>
-        </w:rPr>
-        <w:t>In modern multi-tenant cloud environments (such as Google Cloud Storage, Amazon Web Services S3, and Microsoft Azure Blob Storage), storage costs scale directly with the volume of bytes stored and transferred. In collaborative environments such as universities, colleges, and enterprise organizations, thousands of users routinely upload identical files under different names—such as assignment submissions, syllabus documents, lecture notes, textbook PDFs, project reports, and software installers.</w:t>
-      </w:r>
-    </w:p>
-    <w:p>
-      <w:pPr>
-        <w:spacing w:line="276" w:lineRule="auto" w:after="120"/>
-      </w:pPr>
-      <w:r>
-        <w:rPr>
-          <w:rFonts w:ascii="Times New Roman" w:hAnsi="Times New Roman"/>
-          <w:b w:val="0"/>
-          <w:i w:val="0"/>
-          <w:color w:val="212529"/>
-          <w:sz w:val="24"/>
-          <w:rFonts w:ascii="Times New Roman" w:hAnsi="Times New Roman" w:cs="Times New Roman"/>
-        </w:rPr>
-        <w:t>Under conventional cloud storage models, every upload is treated as a unique physical object because cloud storage APIs index files by their user-specified bucket keys (e.g., `user1/assignment.pdf` vs `user2/cloud_assignment.pdf`). If fifty students upload the same 10 MB PDF file, the cloud consumes 500 MB of physical space, incurring 50 times the required storage fees and exhausting cloud quotas.</w:t>
-      </w:r>
-    </w:p>
-    <w:p>
-      <w:pPr>
-        <w:keepNext/>
-        <w:spacing w:before="200" w:after="80"/>
-      </w:pPr>
-      <w:r>
-        <w:rPr>
-          <w:rFonts w:ascii="Times New Roman" w:hAnsi="Times New Roman"/>
-          <w:b/>
-          <w:i w:val="0"/>
-          <w:color w:val="2B6CB0"/>
-          <w:sz w:val="26"/>
-          <w:rFonts w:ascii="Times New Roman" w:hAnsi="Times New Roman" w:cs="Times New Roman"/>
-        </w:rPr>
-        <w:t>1.2 Content-Addressable Storage (CAS)</w:t>
-      </w:r>
-    </w:p>
-    <w:p>
-      <w:pPr>
-        <w:spacing w:line="276" w:lineRule="auto" w:after="120"/>
-      </w:pPr>
-      <w:r>
-        <w:rPr>
-          <w:rFonts w:ascii="Times New Roman" w:hAnsi="Times New Roman"/>
-          <w:b w:val="0"/>
-          <w:i w:val="0"/>
-          <w:color w:val="212529"/>
-          <w:sz w:val="24"/>
-          <w:rFonts w:ascii="Times New Roman" w:hAnsi="Times New Roman" w:cs="Times New Roman"/>
-        </w:rPr>
-        <w:t>CloudDedup solves this problem by transitioning from Location-Based Storage to Content-Addressable Storage (CAS). Under CAS, files are addressed and indexed by what they contain, rather than where they reside or what name they are given. By passing file byte streams through the SHA-256 cryptographic hash function, a unique 64-character hexadecimal digest is produced. Identical files produce the exact same hash regardless of their file name, creation date, or uploader. The cloud stores only one physical copy of that hash, completely decoupling user-facing filenames from underlying physical cloud objects.</w:t>
-      </w:r>
-    </w:p>
-    <w:p>
-      <w:pPr>
-        <w:pStyle w:val="ListBullet"/>
-        <w:spacing w:line="276" w:lineRule="auto" w:after="80"/>
-      </w:pPr>
-      <w:r>
-        <w:rPr>
-          <w:rFonts w:ascii="Times New Roman" w:hAnsi="Times New Roman"/>
-          <w:b/>
-          <w:i w:val="0"/>
-          <w:color w:val="1A365D"/>
-          <w:sz w:val="24"/>
-          <w:rFonts w:ascii="Times New Roman" w:hAnsi="Times New Roman" w:cs="Times New Roman"/>
-        </w:rPr>
-        <w:t xml:space="preserve">Zero Redundant Uploads: </w:t>
-      </w:r>
-      <w:r>
-        <w:rPr>
-          <w:rFonts w:ascii="Times New Roman" w:hAnsi="Times New Roman"/>
-          <w:b w:val="0"/>
-          <w:i w:val="0"/>
-          <w:color w:val="212529"/>
-          <w:sz w:val="24"/>
-          <w:rFonts w:ascii="Times New Roman" w:hAnsi="Times New Roman" w:cs="Times New Roman"/>
-        </w:rPr>
-        <w:t>Identical files consume exactly zero new bytes of cloud object storage.</w:t>
-      </w:r>
-    </w:p>
-    <w:p>
-      <w:pPr>
-        <w:pStyle w:val="ListBullet"/>
-        <w:spacing w:line="276" w:lineRule="auto" w:after="80"/>
-      </w:pPr>
-      <w:r>
-        <w:rPr>
-          <w:rFonts w:ascii="Times New Roman" w:hAnsi="Times New Roman"/>
-          <w:b/>
-          <w:i w:val="0"/>
-          <w:color w:val="1A365D"/>
-          <w:sz w:val="24"/>
-          <w:rFonts w:ascii="Times New Roman" w:hAnsi="Times New Roman" w:cs="Times New Roman"/>
-        </w:rPr>
-        <w:t xml:space="preserve">Multi-User Privacy Isolation: </w:t>
-      </w:r>
-      <w:r>
-        <w:rPr>
-          <w:rFonts w:ascii="Times New Roman" w:hAnsi="Times New Roman"/>
-          <w:b w:val="0"/>
-          <w:i w:val="0"/>
-          <w:color w:val="212529"/>
-          <w:sz w:val="24"/>
-          <w:rFonts w:ascii="Times New Roman" w:hAnsi="Times New Roman" w:cs="Times New Roman"/>
-        </w:rPr>
-        <w:t>Each user retains their own private file listing, permissions, and download references.</w:t>
-      </w:r>
-    </w:p>
-    <w:p>
-      <w:pPr>
-        <w:pStyle w:val="ListBullet"/>
-        <w:spacing w:line="276" w:lineRule="auto" w:after="80"/>
-      </w:pPr>
-      <w:r>
-        <w:rPr>
-          <w:rFonts w:ascii="Times New Roman" w:hAnsi="Times New Roman"/>
-          <w:b/>
-          <w:i w:val="0"/>
-          <w:color w:val="1A365D"/>
-          <w:sz w:val="24"/>
-          <w:rFonts w:ascii="Times New Roman" w:hAnsi="Times New Roman" w:cs="Times New Roman"/>
-        </w:rPr>
-        <w:t xml:space="preserve">Bandwidth Preservation: </w:t>
-      </w:r>
-      <w:r>
-        <w:rPr>
-          <w:rFonts w:ascii="Times New Roman" w:hAnsi="Times New Roman"/>
-          <w:b w:val="0"/>
-          <w:i w:val="0"/>
-          <w:color w:val="212529"/>
-          <w:sz w:val="24"/>
-          <w:rFonts w:ascii="Times New Roman" w:hAnsi="Times New Roman" w:cs="Times New Roman"/>
-        </w:rPr>
-        <w:t>Reduces ingress bandwidth and disk input/output operations across cloud servers.</w:t>
-      </w:r>
-    </w:p>
-    <w:p>
-      <w:pPr>
-        <w:keepNext/>
-        <w:spacing w:before="280" w:after="120"/>
-      </w:pPr>
-      <w:r>
-        <w:rPr>
-          <w:rFonts w:ascii="Times New Roman" w:hAnsi="Times New Roman"/>
-          <w:b/>
-          <w:i w:val="0"/>
-          <w:color w:val="1A365D"/>
-          <w:sz w:val="30"/>
-          <w:rFonts w:ascii="Times New Roman" w:hAnsi="Times New Roman" w:cs="Times New Roman"/>
-        </w:rPr>
-        <w:t>CHAPTER 2: PROBLEM DEFINITION &amp; OBJECTIVES</w:t>
-      </w:r>
-    </w:p>
-    <w:p>
-      <w:pPr>
-        <w:keepNext/>
-        <w:spacing w:before="200" w:after="80"/>
-      </w:pPr>
-      <w:r>
-        <w:rPr>
-          <w:rFonts w:ascii="Times New Roman" w:hAnsi="Times New Roman"/>
-          <w:b/>
-          <w:i w:val="0"/>
-          <w:color w:val="2B6CB0"/>
-          <w:sz w:val="26"/>
-          <w:rFonts w:ascii="Times New Roman" w:hAnsi="Times New Roman" w:cs="Times New Roman"/>
-        </w:rPr>
-        <w:t>2.1 Problem Definition</w:t>
-      </w:r>
-    </w:p>
-    <w:p>
-      <w:pPr>
-        <w:spacing w:line="276" w:lineRule="auto" w:after="120"/>
-      </w:pPr>
-      <w:r>
-        <w:rPr>
-          <w:rFonts w:ascii="Times New Roman" w:hAnsi="Times New Roman"/>
-          <w:b w:val="0"/>
-          <w:i w:val="0"/>
-          <w:color w:val="212529"/>
-          <w:sz w:val="24"/>
-          <w:rFonts w:ascii="Times New Roman" w:hAnsi="Times New Roman" w:cs="Times New Roman"/>
-        </w:rPr>
-        <w:t>To design, develop, and deploy a secure, functional cloud file deduplication and storage optimization web platform that automatically identifies duplicate content at upload time, prevents redundant physical writes to cloud storage, maintains a relational catalog in MySQL 8.0, and provides interactive storage analytics.</w:t>
-      </w:r>
-    </w:p>
-    <w:p>
-      <w:pPr>
-        <w:keepNext/>
-        <w:spacing w:before="200" w:after="80"/>
-      </w:pPr>
-      <w:r>
-        <w:rPr>
-          <w:rFonts w:ascii="Times New Roman" w:hAnsi="Times New Roman"/>
-          <w:b/>
-          <w:i w:val="0"/>
-          <w:color w:val="2B6CB0"/>
-          <w:sz w:val="26"/>
-          <w:rFonts w:ascii="Times New Roman" w:hAnsi="Times New Roman" w:cs="Times New Roman"/>
-        </w:rPr>
-        <w:t>2.2 Mathematical Storage Formulation</w:t>
-      </w:r>
-    </w:p>
-    <w:p>
-      <w:pPr>
-        <w:spacing w:line="276" w:lineRule="auto" w:after="120"/>
-      </w:pPr>
-      <w:r>
-        <w:rPr>
-          <w:rFonts w:ascii="Times New Roman" w:hAnsi="Times New Roman"/>
-          <w:b w:val="0"/>
-          <w:i w:val="0"/>
-          <w:color w:val="212529"/>
-          <w:sz w:val="24"/>
-          <w:rFonts w:ascii="Times New Roman" w:hAnsi="Times New Roman" w:cs="Times New Roman"/>
-        </w:rPr>
-        <w:t>The effectiveness of CloudDedup is measured using three formal cloud storage optimization metrics:</w:t>
-      </w:r>
-    </w:p>
-    <w:p>
-      <w:pPr>
-        <w:spacing w:line="276" w:lineRule="auto" w:after="120"/>
-      </w:pPr>
-      <w:r>
-        <w:rPr>
-          <w:rFonts w:ascii="Times New Roman" w:hAnsi="Times New Roman"/>
-          <w:b w:val="0"/>
-          <w:i w:val="0"/>
-          <w:color w:val="212529"/>
-          <w:sz w:val="24"/>
-          <w:rFonts w:ascii="Times New Roman" w:hAnsi="Times New Roman" w:cs="Times New Roman"/>
-        </w:rPr>
-        <w:t>1. Absolute Storage Saved (S_saved):</w:t>
-        <w:br/>
-        <w:t xml:space="preserve">   S_saved = S_logical - S_physical</w:t>
-        <w:br/>
-        <w:t xml:space="preserve">   Where S_logical is the total logical volume uploaded across all file references, and S_physical is the actual byte count consumed in cloud object storage.</w:t>
-      </w:r>
-    </w:p>
-    <w:p>
-      <w:pPr>
-        <w:spacing w:line="276" w:lineRule="auto" w:after="120"/>
-      </w:pPr>
-      <w:r>
-        <w:rPr>
-          <w:rFonts w:ascii="Times New Roman" w:hAnsi="Times New Roman"/>
-          <w:b w:val="0"/>
-          <w:i w:val="0"/>
-          <w:color w:val="212529"/>
-          <w:sz w:val="24"/>
-          <w:rFonts w:ascii="Times New Roman" w:hAnsi="Times New Roman" w:cs="Times New Roman"/>
-        </w:rPr>
-        <w:t>2. Deduplication Compression Ratio (R_dedup):</w:t>
-        <w:br/>
-        <w:t xml:space="preserve">   R_dedup = S_logical / S_physical</w:t>
-        <w:br/>
-        <w:t xml:space="preserve">   A ratio of 2.84 : 1 indicates that logical storage is almost three times larger than the physical cloud space required.</w:t>
-      </w:r>
-    </w:p>
-    <w:p>
-      <w:pPr>
-        <w:spacing w:line="276" w:lineRule="auto" w:after="120"/>
-      </w:pPr>
-      <w:r>
-        <w:rPr>
-          <w:rFonts w:ascii="Times New Roman" w:hAnsi="Times New Roman"/>
-          <w:b w:val="0"/>
-          <w:i w:val="0"/>
-          <w:color w:val="212529"/>
-          <w:sz w:val="24"/>
-          <w:rFonts w:ascii="Times New Roman" w:hAnsi="Times New Roman" w:cs="Times New Roman"/>
-        </w:rPr>
-        <w:t>3. Storage Reduction Percentage (P_reduction):</w:t>
-        <w:br/>
-        <w:t xml:space="preserve">   P_reduction = (S_saved / S_logical) * 100%</w:t>
-        <w:br/>
-        <w:t xml:space="preserve">   Measures the overall cloud cost and quota reduction percentage achieved.</w:t>
-      </w:r>
-    </w:p>
-    <w:p>
-      <w:r>
-        <w:br w:type="page"/>
-      </w:r>
-    </w:p>
-    <w:p>
-      <w:pPr>
-        <w:keepNext/>
-        <w:spacing w:before="280" w:after="120"/>
-      </w:pPr>
-      <w:r>
-        <w:rPr>
-          <w:rFonts w:ascii="Times New Roman" w:hAnsi="Times New Roman"/>
-          <w:b/>
-          <w:i w:val="0"/>
-          <w:color w:val="1A365D"/>
-          <w:sz w:val="30"/>
-          <w:rFonts w:ascii="Times New Roman" w:hAnsi="Times New Roman" w:cs="Times New Roman"/>
-        </w:rPr>
-        <w:t>CHAPTER 3: SYSTEM ARCHITECTURE &amp; TECHNOLOGY STACK</w:t>
-      </w:r>
-    </w:p>
-    <w:p>
-      <w:pPr>
-        <w:keepNext/>
-        <w:spacing w:before="200" w:after="80"/>
-      </w:pPr>
-      <w:r>
-        <w:rPr>
-          <w:rFonts w:ascii="Times New Roman" w:hAnsi="Times New Roman"/>
-          <w:b/>
-          <w:i w:val="0"/>
-          <w:color w:val="2B6CB0"/>
-          <w:sz w:val="26"/>
-          <w:rFonts w:ascii="Times New Roman" w:hAnsi="Times New Roman" w:cs="Times New Roman"/>
-        </w:rPr>
-        <w:t>3.1 Multi-Layer Cloud Architecture</w:t>
-      </w:r>
-    </w:p>
-    <w:p>
-      <w:pPr>
-        <w:spacing w:line="276" w:lineRule="auto" w:after="120"/>
-      </w:pPr>
-      <w:r>
-        <w:rPr>
-          <w:rFonts w:ascii="Times New Roman" w:hAnsi="Times New Roman"/>
-          <w:b w:val="0"/>
-          <w:i w:val="0"/>
-          <w:color w:val="212529"/>
-          <w:sz w:val="24"/>
-          <w:rFonts w:ascii="Times New Roman" w:hAnsi="Times New Roman" w:cs="Times New Roman"/>
-        </w:rPr>
-        <w:t>CloudDedup is built using a decoupled, enterprise 4-tier cloud computing architecture:</w:t>
-      </w:r>
-    </w:p>
-    <w:tbl>
-      <w:tblPr>
-        <w:tblW w:type="auto" w:w="0"/>
-        <w:jc w:val="center"/>
-        <w:tblLook w:firstColumn="1" w:firstRow="1" w:lastColumn="0" w:lastRow="0" w:noHBand="0" w:noVBand="1" w:val="04A0"/>
-        <w:tblBorders>
-          <w:top w:val="single" w:sz="6" w:space="0" w:color="CBD5E0"/>
-          <w:left w:val="single" w:sz="6" w:space="0" w:color="CBD5E0"/>
-          <w:bottom w:val="single" w:sz="6" w:space="0" w:color="CBD5E0"/>
-          <w:right w:val="single" w:sz="6" w:space="0" w:color="CBD5E0"/>
-          <w:insideH w:val="single" w:sz="4" w:space="0" w:color="E2E8F0"/>
-          <w:insideV w:val="single" w:sz="4" w:space="0" w:color="E2E8F0"/>
-        </w:tblBorders>
-      </w:tblPr>
-      <w:tblGrid>
-        <w:gridCol w:w="3010"/>
-        <w:gridCol w:w="3010"/>
-        <w:gridCol w:w="3010"/>
-      </w:tblGrid>
-      <w:tr>
-        <w:tc>
-          <w:tcPr>
-            <w:tcW w:type="dxa" w:w="2160"/>
-            <w:shd w:fill="1A365D"/>
-            <w:tcMar>
-              <w:top w:w="140" w:type="dxa"/>
-              <w:bottom w:w="140" w:type="dxa"/>
-              <w:left w:w="150" w:type="dxa"/>
-              <w:right w:w="150" w:type="dxa"/>
-            </w:tcMar>
-          </w:tcPr>
-          <w:p>
-            <w:pPr>
-              <w:jc w:val="center"/>
-            </w:pPr>
-            <w:r>
-              <w:rPr>
-                <w:rFonts w:ascii="Times New Roman" w:hAnsi="Times New Roman"/>
-                <w:b/>
-                <w:i w:val="0"/>
-                <w:color w:val="FFFFFF"/>
-                <w:sz w:val="22"/>
-                <w:rFonts w:ascii="Times New Roman" w:hAnsi="Times New Roman" w:cs="Times New Roman"/>
-              </w:rPr>
-              <w:t>Layer</w:t>
-            </w:r>
-          </w:p>
-        </w:tc>
-        <w:tc>
-          <w:tcPr>
-            <w:tcW w:type="dxa" w:w="2880"/>
-            <w:shd w:fill="1A365D"/>
-            <w:tcMar>
-              <w:top w:w="140" w:type="dxa"/>
-              <w:bottom w:w="140" w:type="dxa"/>
-              <w:left w:w="150" w:type="dxa"/>
-              <w:right w:w="150" w:type="dxa"/>
-            </w:tcMar>
-          </w:tcPr>
-          <w:p>
-            <w:pPr>
-              <w:jc w:val="center"/>
-            </w:pPr>
-            <w:r>
-              <w:rPr>
-                <w:rFonts w:ascii="Times New Roman" w:hAnsi="Times New Roman"/>
-                <w:b/>
-                <w:i w:val="0"/>
-                <w:color w:val="FFFFFF"/>
-                <w:sz w:val="22"/>
-                <w:rFonts w:ascii="Times New Roman" w:hAnsi="Times New Roman" w:cs="Times New Roman"/>
-              </w:rPr>
-              <w:t>Technology</w:t>
-            </w:r>
-          </w:p>
-        </w:tc>
-        <w:tc>
-          <w:tcPr>
-            <w:tcW w:type="dxa" w:w="3888"/>
-            <w:shd w:fill="1A365D"/>
-            <w:tcMar>
-              <w:top w:w="140" w:type="dxa"/>
-              <w:bottom w:w="140" w:type="dxa"/>
-              <w:left w:w="150" w:type="dxa"/>
-              <w:right w:w="150" w:type="dxa"/>
-            </w:tcMar>
-          </w:tcPr>
-          <w:p>
-            <w:pPr>
-              <w:jc w:val="center"/>
-            </w:pPr>
-            <w:r>
-              <w:rPr>
-                <w:rFonts w:ascii="Times New Roman" w:hAnsi="Times New Roman"/>
-                <w:b/>
-                <w:i w:val="0"/>
-                <w:color w:val="FFFFFF"/>
-                <w:sz w:val="22"/>
-                <w:rFonts w:ascii="Times New Roman" w:hAnsi="Times New Roman" w:cs="Times New Roman"/>
-              </w:rPr>
-              <w:t>Role &amp; Engineering Responsibility</w:t>
-            </w:r>
-          </w:p>
-        </w:tc>
-      </w:tr>
-      <w:tr>
-        <w:tc>
-          <w:tcPr>
-            <w:tcW w:type="dxa" w:w="2160"/>
-            <w:shd w:fill="FFFFFF"/>
-            <w:tcMar>
-              <w:top w:w="100" w:type="dxa"/>
-              <w:bottom w:w="100" w:type="dxa"/>
-              <w:left w:w="150" w:type="dxa"/>
-              <w:right w:w="150" w:type="dxa"/>
-            </w:tcMar>
-          </w:tcPr>
-          <w:p>
-            <w:pPr>
-              <w:jc w:val="left"/>
-            </w:pPr>
-            <w:r>
-              <w:rPr>
-                <w:rFonts w:ascii="Times New Roman" w:hAnsi="Times New Roman"/>
-                <w:b w:val="0"/>
-                <w:i w:val="0"/>
-                <w:color w:val="212529"/>
-                <w:sz w:val="21"/>
-                <w:rFonts w:ascii="Times New Roman" w:hAnsi="Times New Roman" w:cs="Times New Roman"/>
-              </w:rPr>
-              <w:t>Presentation Layer</w:t>
-            </w:r>
-          </w:p>
-        </w:tc>
-        <w:tc>
-          <w:tcPr>
-            <w:tcW w:type="dxa" w:w="2880"/>
-            <w:shd w:fill="FFFFFF"/>
-            <w:tcMar>
-              <w:top w:w="100" w:type="dxa"/>
-              <w:bottom w:w="100" w:type="dxa"/>
-              <w:left w:w="150" w:type="dxa"/>
-              <w:right w:w="150" w:type="dxa"/>
-            </w:tcMar>
-          </w:tcPr>
-          <w:p>
-            <w:pPr>
-              <w:jc w:val="left"/>
-            </w:pPr>
-            <w:r>
-              <w:rPr>
-                <w:rFonts w:ascii="Times New Roman" w:hAnsi="Times New Roman"/>
-                <w:b w:val="0"/>
-                <w:i w:val="0"/>
-                <w:color w:val="212529"/>
-                <w:sz w:val="21"/>
-                <w:rFonts w:ascii="Times New Roman" w:hAnsi="Times New Roman" w:cs="Times New Roman"/>
-              </w:rPr>
-              <w:t>HTML5, CSS3, Bootstrap 5.3, Bootstrap Icons</w:t>
-            </w:r>
-          </w:p>
-        </w:tc>
-        <w:tc>
-          <w:tcPr>
-            <w:tcW w:type="dxa" w:w="3888"/>
-            <w:shd w:fill="FFFFFF"/>
-            <w:tcMar>
-              <w:top w:w="100" w:type="dxa"/>
-              <w:bottom w:w="100" w:type="dxa"/>
-              <w:left w:w="150" w:type="dxa"/>
-              <w:right w:w="150" w:type="dxa"/>
-            </w:tcMar>
-          </w:tcPr>
-          <w:p>
-            <w:pPr>
-              <w:jc w:val="left"/>
-            </w:pPr>
-            <w:r>
-              <w:rPr>
-                <w:rFonts w:ascii="Times New Roman" w:hAnsi="Times New Roman"/>
-                <w:b w:val="0"/>
-                <w:i w:val="0"/>
-                <w:color w:val="212529"/>
-                <w:sz w:val="21"/>
-                <w:rFonts w:ascii="Times New Roman" w:hAnsi="Times New Roman" w:cs="Times New Roman"/>
-              </w:rPr>
-              <w:t>Responsive cloud management dashboard, drag-and-drop upload, file catalog.</w:t>
-            </w:r>
-          </w:p>
-        </w:tc>
-      </w:tr>
-      <w:tr>
-        <w:tc>
-          <w:tcPr>
-            <w:tcW w:type="dxa" w:w="2160"/>
-            <w:shd w:fill="F7FAFC"/>
-            <w:tcMar>
-              <w:top w:w="100" w:type="dxa"/>
-              <w:bottom w:w="100" w:type="dxa"/>
-              <w:left w:w="150" w:type="dxa"/>
-              <w:right w:w="150" w:type="dxa"/>
-            </w:tcMar>
-          </w:tcPr>
-          <w:p>
-            <w:pPr>
-              <w:jc w:val="left"/>
-            </w:pPr>
-            <w:r>
-              <w:rPr>
-                <w:rFonts w:ascii="Times New Roman" w:hAnsi="Times New Roman"/>
-                <w:b w:val="0"/>
-                <w:i w:val="0"/>
-                <w:color w:val="212529"/>
-                <w:sz w:val="21"/>
-                <w:rFonts w:ascii="Times New Roman" w:hAnsi="Times New Roman" w:cs="Times New Roman"/>
-              </w:rPr>
-              <w:t>Data Visualization</w:t>
-            </w:r>
-          </w:p>
-        </w:tc>
-        <w:tc>
-          <w:tcPr>
-            <w:tcW w:type="dxa" w:w="2880"/>
-            <w:shd w:fill="F7FAFC"/>
-            <w:tcMar>
-              <w:top w:w="100" w:type="dxa"/>
-              <w:bottom w:w="100" w:type="dxa"/>
-              <w:left w:w="150" w:type="dxa"/>
-              <w:right w:w="150" w:type="dxa"/>
-            </w:tcMar>
-          </w:tcPr>
-          <w:p>
-            <w:pPr>
-              <w:jc w:val="left"/>
-            </w:pPr>
-            <w:r>
-              <w:rPr>
-                <w:rFonts w:ascii="Times New Roman" w:hAnsi="Times New Roman"/>
-                <w:b w:val="0"/>
-                <w:i w:val="0"/>
-                <w:color w:val="212529"/>
-                <w:sz w:val="21"/>
-                <w:rFonts w:ascii="Times New Roman" w:hAnsi="Times New Roman" w:cs="Times New Roman"/>
-              </w:rPr>
-              <w:t>Chart.js 4.4</w:t>
-            </w:r>
-          </w:p>
-        </w:tc>
-        <w:tc>
-          <w:tcPr>
-            <w:tcW w:type="dxa" w:w="3888"/>
-            <w:shd w:fill="F7FAFC"/>
-            <w:tcMar>
-              <w:top w:w="100" w:type="dxa"/>
-              <w:bottom w:w="100" w:type="dxa"/>
-              <w:left w:w="150" w:type="dxa"/>
-              <w:right w:w="150" w:type="dxa"/>
-            </w:tcMar>
-          </w:tcPr>
-          <w:p>
-            <w:pPr>
-              <w:jc w:val="left"/>
-            </w:pPr>
-            <w:r>
-              <w:rPr>
-                <w:rFonts w:ascii="Times New Roman" w:hAnsi="Times New Roman"/>
-                <w:b w:val="0"/>
-                <w:i w:val="0"/>
-                <w:color w:val="212529"/>
-                <w:sz w:val="21"/>
-                <w:rFonts w:ascii="Times New Roman" w:hAnsi="Times New Roman" w:cs="Times New Roman"/>
-              </w:rPr>
-              <w:t>Real-time storage distribution donuts, bar charts, and 14-day upload trend curves.</w:t>
-            </w:r>
-          </w:p>
-        </w:tc>
-      </w:tr>
-      <w:tr>
-        <w:tc>
-          <w:tcPr>
-            <w:tcW w:type="dxa" w:w="2160"/>
-            <w:shd w:fill="FFFFFF"/>
-            <w:tcMar>
-              <w:top w:w="100" w:type="dxa"/>
-              <w:bottom w:w="100" w:type="dxa"/>
-              <w:left w:w="150" w:type="dxa"/>
-              <w:right w:w="150" w:type="dxa"/>
-            </w:tcMar>
-          </w:tcPr>
-          <w:p>
-            <w:pPr>
-              <w:jc w:val="left"/>
-            </w:pPr>
-            <w:r>
-              <w:rPr>
-                <w:rFonts w:ascii="Times New Roman" w:hAnsi="Times New Roman"/>
-                <w:b w:val="0"/>
-                <w:i w:val="0"/>
-                <w:color w:val="212529"/>
-                <w:sz w:val="21"/>
-                <w:rFonts w:ascii="Times New Roman" w:hAnsi="Times New Roman" w:cs="Times New Roman"/>
-              </w:rPr>
-              <w:t>Application Backend</w:t>
-            </w:r>
-          </w:p>
-        </w:tc>
-        <w:tc>
-          <w:tcPr>
-            <w:tcW w:type="dxa" w:w="2880"/>
-            <w:shd w:fill="FFFFFF"/>
-            <w:tcMar>
-              <w:top w:w="100" w:type="dxa"/>
-              <w:bottom w:w="100" w:type="dxa"/>
-              <w:left w:w="150" w:type="dxa"/>
-              <w:right w:w="150" w:type="dxa"/>
-            </w:tcMar>
-          </w:tcPr>
-          <w:p>
-            <w:pPr>
-              <w:jc w:val="left"/>
-            </w:pPr>
-            <w:r>
-              <w:rPr>
-                <w:rFonts w:ascii="Times New Roman" w:hAnsi="Times New Roman"/>
-                <w:b w:val="0"/>
-                <w:i w:val="0"/>
-                <w:color w:val="212529"/>
-                <w:sz w:val="21"/>
-                <w:rFonts w:ascii="Times New Roman" w:hAnsi="Times New Roman" w:cs="Times New Roman"/>
-              </w:rPr>
-              <w:t>Python 3.10+, Flask Blueprints, Werkzeug</w:t>
-            </w:r>
-          </w:p>
-        </w:tc>
-        <w:tc>
-          <w:tcPr>
-            <w:tcW w:type="dxa" w:w="3888"/>
-            <w:shd w:fill="FFFFFF"/>
-            <w:tcMar>
-              <w:top w:w="100" w:type="dxa"/>
-              <w:bottom w:w="100" w:type="dxa"/>
-              <w:left w:w="150" w:type="dxa"/>
-              <w:right w:w="150" w:type="dxa"/>
-            </w:tcMar>
-          </w:tcPr>
-          <w:p>
-            <w:pPr>
-              <w:jc w:val="left"/>
-            </w:pPr>
-            <w:r>
-              <w:rPr>
-                <w:rFonts w:ascii="Times New Roman" w:hAnsi="Times New Roman"/>
-                <w:b w:val="0"/>
-                <w:i w:val="0"/>
-                <w:color w:val="212529"/>
-                <w:sz w:val="21"/>
-                <w:rFonts w:ascii="Times New Roman" w:hAnsi="Times New Roman" w:cs="Times New Roman"/>
-              </w:rPr>
-              <w:t>RESTful API handling file streams, cryptographic hashing, and business logic.</w:t>
-            </w:r>
-          </w:p>
-        </w:tc>
-      </w:tr>
-      <w:tr>
-        <w:tc>
-          <w:tcPr>
-            <w:tcW w:type="dxa" w:w="2160"/>
-            <w:shd w:fill="F7FAFC"/>
-            <w:tcMar>
-              <w:top w:w="100" w:type="dxa"/>
-              <w:bottom w:w="100" w:type="dxa"/>
-              <w:left w:w="150" w:type="dxa"/>
-              <w:right w:w="150" w:type="dxa"/>
-            </w:tcMar>
-          </w:tcPr>
-          <w:p>
-            <w:pPr>
-              <w:jc w:val="left"/>
-            </w:pPr>
-            <w:r>
-              <w:rPr>
-                <w:rFonts w:ascii="Times New Roman" w:hAnsi="Times New Roman"/>
-                <w:b w:val="0"/>
-                <w:i w:val="0"/>
-                <w:color w:val="212529"/>
-                <w:sz w:val="21"/>
-                <w:rFonts w:ascii="Times New Roman" w:hAnsi="Times New Roman" w:cs="Times New Roman"/>
-              </w:rPr>
-              <w:t>Identity &amp; Security</w:t>
-            </w:r>
-          </w:p>
-        </w:tc>
-        <w:tc>
-          <w:tcPr>
-            <w:tcW w:type="dxa" w:w="2880"/>
-            <w:shd w:fill="F7FAFC"/>
-            <w:tcMar>
-              <w:top w:w="100" w:type="dxa"/>
-              <w:bottom w:w="100" w:type="dxa"/>
-              <w:left w:w="150" w:type="dxa"/>
-              <w:right w:w="150" w:type="dxa"/>
-            </w:tcMar>
-          </w:tcPr>
-          <w:p>
-            <w:pPr>
-              <w:jc w:val="left"/>
-            </w:pPr>
-            <w:r>
-              <w:rPr>
-                <w:rFonts w:ascii="Times New Roman" w:hAnsi="Times New Roman"/>
-                <w:b w:val="0"/>
-                <w:i w:val="0"/>
-                <w:color w:val="212529"/>
-                <w:sz w:val="21"/>
-                <w:rFonts w:ascii="Times New Roman" w:hAnsi="Times New Roman" w:cs="Times New Roman"/>
-              </w:rPr>
-              <w:t>Firebase Authentication (Web &amp; Admin SDK)</w:t>
-            </w:r>
-          </w:p>
-        </w:tc>
-        <w:tc>
-          <w:tcPr>
-            <w:tcW w:type="dxa" w:w="3888"/>
-            <w:shd w:fill="F7FAFC"/>
-            <w:tcMar>
-              <w:top w:w="100" w:type="dxa"/>
-              <w:bottom w:w="100" w:type="dxa"/>
-              <w:left w:w="150" w:type="dxa"/>
-              <w:right w:w="150" w:type="dxa"/>
-            </w:tcMar>
-          </w:tcPr>
-          <w:p>
-            <w:pPr>
-              <w:jc w:val="left"/>
-            </w:pPr>
-            <w:r>
-              <w:rPr>
-                <w:rFonts w:ascii="Times New Roman" w:hAnsi="Times New Roman"/>
-                <w:b w:val="0"/>
-                <w:i w:val="0"/>
-                <w:color w:val="212529"/>
-                <w:sz w:val="21"/>
-                <w:rFonts w:ascii="Times New Roman" w:hAnsi="Times New Roman" w:cs="Times New Roman"/>
-              </w:rPr>
-              <w:t>Secure JWT ID token verification, user synchronization, zero plaintext passwords.</w:t>
-            </w:r>
-          </w:p>
-        </w:tc>
-      </w:tr>
-      <w:tr>
-        <w:tc>
-          <w:tcPr>
-            <w:tcW w:type="dxa" w:w="2160"/>
-            <w:shd w:fill="FFFFFF"/>
-            <w:tcMar>
-              <w:top w:w="100" w:type="dxa"/>
-              <w:bottom w:w="100" w:type="dxa"/>
-              <w:left w:w="150" w:type="dxa"/>
-              <w:right w:w="150" w:type="dxa"/>
-            </w:tcMar>
-          </w:tcPr>
-          <w:p>
-            <w:pPr>
-              <w:jc w:val="left"/>
-            </w:pPr>
-            <w:r>
-              <w:rPr>
-                <w:rFonts w:ascii="Times New Roman" w:hAnsi="Times New Roman"/>
-                <w:b w:val="0"/>
-                <w:i w:val="0"/>
-                <w:color w:val="212529"/>
-                <w:sz w:val="21"/>
-                <w:rFonts w:ascii="Times New Roman" w:hAnsi="Times New Roman" w:cs="Times New Roman"/>
-              </w:rPr>
-              <w:t>Metadata Catalog</w:t>
-            </w:r>
-          </w:p>
-        </w:tc>
-        <w:tc>
-          <w:tcPr>
-            <w:tcW w:type="dxa" w:w="2880"/>
-            <w:shd w:fill="FFFFFF"/>
-            <w:tcMar>
-              <w:top w:w="100" w:type="dxa"/>
-              <w:bottom w:w="100" w:type="dxa"/>
-              <w:left w:w="150" w:type="dxa"/>
-              <w:right w:w="150" w:type="dxa"/>
-            </w:tcMar>
-          </w:tcPr>
-          <w:p>
-            <w:pPr>
-              <w:jc w:val="left"/>
-            </w:pPr>
-            <w:r>
-              <w:rPr>
-                <w:rFonts w:ascii="Times New Roman" w:hAnsi="Times New Roman"/>
-                <w:b w:val="0"/>
-                <w:i w:val="0"/>
-                <w:color w:val="212529"/>
-                <w:sz w:val="21"/>
-                <w:rFonts w:ascii="Times New Roman" w:hAnsi="Times New Roman" w:cs="Times New Roman"/>
-              </w:rPr>
-              <w:t>MySQL 8.0 Server &amp; SQLAlchemy ORM</w:t>
-            </w:r>
-          </w:p>
-        </w:tc>
-        <w:tc>
-          <w:tcPr>
-            <w:tcW w:type="dxa" w:w="3888"/>
-            <w:shd w:fill="FFFFFF"/>
-            <w:tcMar>
-              <w:top w:w="100" w:type="dxa"/>
-              <w:bottom w:w="100" w:type="dxa"/>
-              <w:left w:w="150" w:type="dxa"/>
-              <w:right w:w="150" w:type="dxa"/>
-            </w:tcMar>
-          </w:tcPr>
-          <w:p>
-            <w:pPr>
-              <w:jc w:val="left"/>
-            </w:pPr>
-            <w:r>
-              <w:rPr>
-                <w:rFonts w:ascii="Times New Roman" w:hAnsi="Times New Roman"/>
-                <w:b w:val="0"/>
-                <w:i w:val="0"/>
-                <w:color w:val="212529"/>
-                <w:sz w:val="21"/>
-                <w:rFonts w:ascii="Times New Roman" w:hAnsi="Times New Roman" w:cs="Times New Roman"/>
-              </w:rPr>
-              <w:t>ACID-compliant storage of users, unique stored files, file references, and audit logs.</w:t>
-            </w:r>
-          </w:p>
-        </w:tc>
-      </w:tr>
-      <w:tr>
-        <w:tc>
-          <w:tcPr>
-            <w:tcW w:type="dxa" w:w="2160"/>
-            <w:shd w:fill="F7FAFC"/>
-            <w:tcMar>
-              <w:top w:w="100" w:type="dxa"/>
-              <w:bottom w:w="100" w:type="dxa"/>
-              <w:left w:w="150" w:type="dxa"/>
-              <w:right w:w="150" w:type="dxa"/>
-            </w:tcMar>
-          </w:tcPr>
-          <w:p>
-            <w:pPr>
-              <w:jc w:val="left"/>
-            </w:pPr>
-            <w:r>
-              <w:rPr>
-                <w:rFonts w:ascii="Times New Roman" w:hAnsi="Times New Roman"/>
-                <w:b w:val="0"/>
-                <w:i w:val="0"/>
-                <w:color w:val="212529"/>
-                <w:sz w:val="21"/>
-                <w:rFonts w:ascii="Times New Roman" w:hAnsi="Times New Roman" w:cs="Times New Roman"/>
-              </w:rPr>
-              <w:t>Cloud Storage</w:t>
-            </w:r>
-          </w:p>
-        </w:tc>
-        <w:tc>
-          <w:tcPr>
-            <w:tcW w:type="dxa" w:w="2880"/>
-            <w:shd w:fill="F7FAFC"/>
-            <w:tcMar>
-              <w:top w:w="100" w:type="dxa"/>
-              <w:bottom w:w="100" w:type="dxa"/>
-              <w:left w:w="150" w:type="dxa"/>
-              <w:right w:w="150" w:type="dxa"/>
-            </w:tcMar>
-          </w:tcPr>
-          <w:p>
-            <w:pPr>
-              <w:jc w:val="left"/>
-            </w:pPr>
-            <w:r>
-              <w:rPr>
-                <w:rFonts w:ascii="Times New Roman" w:hAnsi="Times New Roman"/>
-                <w:b w:val="0"/>
-                <w:i w:val="0"/>
-                <w:color w:val="212529"/>
-                <w:sz w:val="21"/>
-                <w:rFonts w:ascii="Times New Roman" w:hAnsi="Times New Roman" w:cs="Times New Roman"/>
-              </w:rPr>
-              <w:t>Firebase Cloud Storage (GCP Bucket)</w:t>
-            </w:r>
-          </w:p>
-        </w:tc>
-        <w:tc>
-          <w:tcPr>
-            <w:tcW w:type="dxa" w:w="3888"/>
-            <w:shd w:fill="F7FAFC"/>
-            <w:tcMar>
-              <w:top w:w="100" w:type="dxa"/>
-              <w:bottom w:w="100" w:type="dxa"/>
-              <w:left w:w="150" w:type="dxa"/>
-              <w:right w:w="150" w:type="dxa"/>
-            </w:tcMar>
-          </w:tcPr>
-          <w:p>
-            <w:pPr>
-              <w:jc w:val="left"/>
-            </w:pPr>
-            <w:r>
-              <w:rPr>
-                <w:rFonts w:ascii="Times New Roman" w:hAnsi="Times New Roman"/>
-                <w:b w:val="0"/>
-                <w:i w:val="0"/>
-                <w:color w:val="212529"/>
-                <w:sz w:val="21"/>
-                <w:rFonts w:ascii="Times New Roman" w:hAnsi="Times New Roman" w:cs="Times New Roman"/>
-              </w:rPr>
-              <w:t>Immutable Content-Addressable Storage storing unique physical blocks at objects/&lt;sha256&gt;.</w:t>
-            </w:r>
-          </w:p>
-        </w:tc>
-      </w:tr>
-    </w:tbl>
-    <w:p>
-      <w:pPr>
-        <w:keepNext/>
-        <w:spacing w:before="200" w:after="80"/>
-      </w:pPr>
-      <w:r>
-        <w:rPr>
-          <w:rFonts w:ascii="Times New Roman" w:hAnsi="Times New Roman"/>
-          <w:b/>
-          <w:i w:val="0"/>
-          <w:color w:val="2B6CB0"/>
-          <w:sz w:val="26"/>
-          <w:rFonts w:ascii="Times New Roman" w:hAnsi="Times New Roman" w:cs="Times New Roman"/>
-        </w:rPr>
-        <w:t>3.2 Deduplication Workflow Pipeline</w:t>
-      </w:r>
-    </w:p>
-    <w:p>
-      <w:pPr>
-        <w:pStyle w:val="ListBullet"/>
-        <w:spacing w:line="276" w:lineRule="auto" w:after="80"/>
-      </w:pPr>
-      <w:r>
-        <w:rPr>
-          <w:rFonts w:ascii="Times New Roman" w:hAnsi="Times New Roman"/>
-          <w:b/>
-          <w:i w:val="0"/>
-          <w:color w:val="1A365D"/>
-          <w:sz w:val="24"/>
-          <w:rFonts w:ascii="Times New Roman" w:hAnsi="Times New Roman" w:cs="Times New Roman"/>
-        </w:rPr>
-        <w:t xml:space="preserve">Step 1: Chunked Ingress: </w:t>
-      </w:r>
-      <w:r>
-        <w:rPr>
-          <w:rFonts w:ascii="Times New Roman" w:hAnsi="Times New Roman"/>
-          <w:b w:val="0"/>
-          <w:i w:val="0"/>
-          <w:color w:val="212529"/>
-          <w:sz w:val="24"/>
-          <w:rFonts w:ascii="Times New Roman" w:hAnsi="Times New Roman" w:cs="Times New Roman"/>
-        </w:rPr>
-        <w:t>Uploaded file is buffered in 64 KB memory chunks via Python streams, preventing memory spikes on large files.</w:t>
-      </w:r>
-    </w:p>
-    <w:p>
-      <w:pPr>
-        <w:pStyle w:val="ListBullet"/>
-        <w:spacing w:line="276" w:lineRule="auto" w:after="80"/>
-      </w:pPr>
-      <w:r>
-        <w:rPr>
-          <w:rFonts w:ascii="Times New Roman" w:hAnsi="Times New Roman"/>
-          <w:b/>
-          <w:i w:val="0"/>
-          <w:color w:val="1A365D"/>
-          <w:sz w:val="24"/>
-          <w:rFonts w:ascii="Times New Roman" w:hAnsi="Times New Roman" w:cs="Times New Roman"/>
-        </w:rPr>
-        <w:t xml:space="preserve">Step 2: Cryptographic Fingerprinting: </w:t>
-      </w:r>
-      <w:r>
-        <w:rPr>
-          <w:rFonts w:ascii="Times New Roman" w:hAnsi="Times New Roman"/>
-          <w:b w:val="0"/>
-          <w:i w:val="0"/>
-          <w:color w:val="212529"/>
-          <w:sz w:val="24"/>
-          <w:rFonts w:ascii="Times New Roman" w:hAnsi="Times New Roman" w:cs="Times New Roman"/>
-        </w:rPr>
-        <w:t>Python hashlib.sha256 computes a deterministic 256-bit hash (64 hex characters) from binary bytes.</w:t>
-      </w:r>
-    </w:p>
-    <w:p>
-      <w:pPr>
-        <w:pStyle w:val="ListBullet"/>
-        <w:spacing w:line="276" w:lineRule="auto" w:after="80"/>
-      </w:pPr>
-      <w:r>
-        <w:rPr>
-          <w:rFonts w:ascii="Times New Roman" w:hAnsi="Times New Roman"/>
-          <w:b/>
-          <w:i w:val="0"/>
-          <w:color w:val="1A365D"/>
-          <w:sz w:val="24"/>
-          <w:rFonts w:ascii="Times New Roman" w:hAnsi="Times New Roman" w:cs="Times New Roman"/>
-        </w:rPr>
-        <w:t xml:space="preserve">Step 3: Relational Catalog Query: </w:t>
-      </w:r>
-      <w:r>
-        <w:rPr>
-          <w:rFonts w:ascii="Times New Roman" w:hAnsi="Times New Roman"/>
-          <w:b w:val="0"/>
-          <w:i w:val="0"/>
-          <w:color w:val="212529"/>
-          <w:sz w:val="24"/>
-          <w:rFonts w:ascii="Times New Roman" w:hAnsi="Times New Roman" w:cs="Times New Roman"/>
-        </w:rPr>
-        <w:t>System queries stored_files in MySQL 8.0 to check if sha256_hash already exists.</w:t>
-      </w:r>
-    </w:p>
-    <w:p>
-      <w:pPr>
-        <w:pStyle w:val="ListBullet"/>
-        <w:spacing w:line="276" w:lineRule="auto" w:after="80"/>
-      </w:pPr>
-      <w:r>
-        <w:rPr>
-          <w:rFonts w:ascii="Times New Roman" w:hAnsi="Times New Roman"/>
-          <w:b/>
-          <w:i w:val="0"/>
-          <w:color w:val="1A365D"/>
-          <w:sz w:val="24"/>
-          <w:rFonts w:ascii="Times New Roman" w:hAnsi="Times New Roman" w:cs="Times New Roman"/>
-        </w:rPr>
-        <w:t xml:space="preserve">Step 4A (If Duplicate): </w:t>
-      </w:r>
-      <w:r>
-        <w:rPr>
-          <w:rFonts w:ascii="Times New Roman" w:hAnsi="Times New Roman"/>
-          <w:b w:val="0"/>
-          <w:i w:val="0"/>
-          <w:color w:val="212529"/>
-          <w:sz w:val="24"/>
-          <w:rFonts w:ascii="Times New Roman" w:hAnsi="Times New Roman" w:cs="Times New Roman"/>
-        </w:rPr>
-        <w:t>Zero bytes written to cloud. Physical reference_count incremented (+1). User reference created with is_duplicate=TRUE.</w:t>
-      </w:r>
-    </w:p>
-    <w:p>
-      <w:pPr>
-        <w:pStyle w:val="ListBullet"/>
-        <w:spacing w:line="276" w:lineRule="auto" w:after="80"/>
-      </w:pPr>
-      <w:r>
-        <w:rPr>
-          <w:rFonts w:ascii="Times New Roman" w:hAnsi="Times New Roman"/>
-          <w:b/>
-          <w:i w:val="0"/>
-          <w:color w:val="1A365D"/>
-          <w:sz w:val="24"/>
-          <w:rFonts w:ascii="Times New Roman" w:hAnsi="Times New Roman" w:cs="Times New Roman"/>
-        </w:rPr>
-        <w:t xml:space="preserve">Step 4B (If New File): </w:t>
-      </w:r>
-      <w:r>
-        <w:rPr>
-          <w:rFonts w:ascii="Times New Roman" w:hAnsi="Times New Roman"/>
-          <w:b w:val="0"/>
-          <w:i w:val="0"/>
-          <w:color w:val="212529"/>
-          <w:sz w:val="24"/>
-          <w:rFonts w:ascii="Times New Roman" w:hAnsi="Times New Roman" w:cs="Times New Roman"/>
-        </w:rPr>
-        <w:t>Unique binary bytes streamed to Firebase Cloud Storage at objects/&lt;sha256&gt;. New record created in stored_files.</w:t>
-      </w:r>
-    </w:p>
-    <w:p>
-      <w:pPr>
-        <w:pStyle w:val="ListBullet"/>
-        <w:spacing w:line="276" w:lineRule="auto" w:after="80"/>
-      </w:pPr>
-      <w:r>
-        <w:rPr>
-          <w:rFonts w:ascii="Times New Roman" w:hAnsi="Times New Roman"/>
-          <w:b/>
-          <w:i w:val="0"/>
-          <w:color w:val="1A365D"/>
-          <w:sz w:val="24"/>
-          <w:rFonts w:ascii="Times New Roman" w:hAnsi="Times New Roman" w:cs="Times New Roman"/>
-        </w:rPr>
-        <w:t xml:space="preserve">Step 5: Audit Logging: </w:t>
-      </w:r>
-      <w:r>
-        <w:rPr>
-          <w:rFonts w:ascii="Times New Roman" w:hAnsi="Times New Roman"/>
-          <w:b w:val="0"/>
-          <w:i w:val="0"/>
-          <w:color w:val="212529"/>
-          <w:sz w:val="24"/>
-          <w:rFonts w:ascii="Times New Roman" w:hAnsi="Times New Roman" w:cs="Times New Roman"/>
-        </w:rPr>
-        <w:t>An event record is written to upload_events tracking event_type, saved bytes, and timestamps.</w:t>
-      </w:r>
-    </w:p>
-    <w:p>
-      <w:pPr>
-        <w:keepNext/>
-        <w:spacing w:before="280" w:after="120"/>
-      </w:pPr>
-      <w:r>
-        <w:rPr>
-          <w:rFonts w:ascii="Times New Roman" w:hAnsi="Times New Roman"/>
-          <w:b/>
-          <w:i w:val="0"/>
-          <w:color w:val="1A365D"/>
-          <w:sz w:val="30"/>
-          <w:rFonts w:ascii="Times New Roman" w:hAnsi="Times New Roman" w:cs="Times New Roman"/>
-        </w:rPr>
-        <w:t>CHAPTER 4: IMPLEMENTATION &amp; CORE ALGORITHMS</w:t>
-      </w:r>
-    </w:p>
-    <w:p>
-      <w:pPr>
-        <w:keepNext/>
-        <w:spacing w:before="200" w:after="80"/>
-      </w:pPr>
-      <w:r>
-        <w:rPr>
-          <w:rFonts w:ascii="Times New Roman" w:hAnsi="Times New Roman"/>
-          <w:b/>
-          <w:i w:val="0"/>
-          <w:color w:val="2B6CB0"/>
-          <w:sz w:val="26"/>
-          <w:rFonts w:ascii="Times New Roman" w:hAnsi="Times New Roman" w:cs="Times New Roman"/>
-        </w:rPr>
-        <w:t>4.1 SHA-256 Binary Content Hashing</w:t>
-      </w:r>
-    </w:p>
-    <w:p>
-      <w:pPr>
-        <w:spacing w:line="276" w:lineRule="auto" w:after="120"/>
-      </w:pPr>
-      <w:r>
-        <w:rPr>
-          <w:rFonts w:ascii="Times New Roman" w:hAnsi="Times New Roman"/>
-          <w:b w:val="0"/>
-          <w:i w:val="0"/>
-          <w:color w:val="212529"/>
-          <w:sz w:val="24"/>
-          <w:rFonts w:ascii="Times New Roman" w:hAnsi="Times New Roman" w:cs="Times New Roman"/>
-        </w:rPr>
-        <w:t>The cryptographic integrity of CloudDedup relies on the SHA-256 algorithm (NIST FIPS 180-4 standard). The probability of two different files producing an identical hash collision is less than 1 in 2^256 (approximately 1 in 10^77), which is practically zero. Hashing is performed in 64 KB binary buffers so that large multi-megabyte files never overload server memory.</w:t>
-      </w:r>
-    </w:p>
-    <w:p>
-      <w:pPr>
-        <w:keepNext/>
-        <w:spacing w:before="200" w:after="80"/>
-      </w:pPr>
-      <w:r>
-        <w:rPr>
-          <w:rFonts w:ascii="Times New Roman" w:hAnsi="Times New Roman"/>
-          <w:b/>
-          <w:i w:val="0"/>
-          <w:color w:val="2B6CB0"/>
-          <w:sz w:val="26"/>
-          <w:rFonts w:ascii="Times New Roman" w:hAnsi="Times New Roman" w:cs="Times New Roman"/>
-        </w:rPr>
-        <w:t>4.2 Memory-Efficient Streaming Download</w:t>
-      </w:r>
-    </w:p>
-    <w:p>
-      <w:pPr>
-        <w:spacing w:line="276" w:lineRule="auto" w:after="120"/>
-      </w:pPr>
-      <w:r>
-        <w:rPr>
-          <w:rFonts w:ascii="Times New Roman" w:hAnsi="Times New Roman"/>
-          <w:b w:val="0"/>
-          <w:i w:val="0"/>
-          <w:color w:val="212529"/>
-          <w:sz w:val="24"/>
-          <w:rFonts w:ascii="Times New Roman" w:hAnsi="Times New Roman" w:cs="Times New Roman"/>
-        </w:rPr>
-        <w:t>To eliminate server out-of-memory errors during concurrent downloads, CloudDedup utilizes Python generator pipelines (`yield`). When a user downloads a file, the server streams the binary content in 64 KB chunks directly from the cloud storage object to the HTTP response stream. RAM usage on the backend server remains strictly under 1 MB regardless of whether a file is 10 MB or 500 MB.</w:t>
-      </w:r>
-    </w:p>
-    <w:p>
-      <w:pPr>
-        <w:keepNext/>
-        <w:spacing w:before="200" w:after="80"/>
-      </w:pPr>
-      <w:r>
-        <w:rPr>
-          <w:rFonts w:ascii="Times New Roman" w:hAnsi="Times New Roman"/>
-          <w:b/>
-          <w:i w:val="0"/>
-          <w:color w:val="2B6CB0"/>
-          <w:sz w:val="26"/>
-          <w:rFonts w:ascii="Times New Roman" w:hAnsi="Times New Roman" w:cs="Times New Roman"/>
-        </w:rPr>
-        <w:t>4.3 Safe Deletion via Reference Counting</w:t>
-      </w:r>
-    </w:p>
-    <w:p>
-      <w:pPr>
-        <w:spacing w:line="276" w:lineRule="auto" w:after="120"/>
-      </w:pPr>
-      <w:r>
-        <w:rPr>
-          <w:rFonts w:ascii="Times New Roman" w:hAnsi="Times New Roman"/>
-          <w:b w:val="0"/>
-          <w:i w:val="0"/>
-          <w:color w:val="212529"/>
-          <w:sz w:val="24"/>
-          <w:rFonts w:ascii="Times New Roman" w:hAnsi="Times New Roman" w:cs="Times New Roman"/>
-        </w:rPr>
-        <w:t>Because multiple users share the same underlying cloud objects, deleting a file reference must never delete shared data. CloudDedup implements atomic reference counting: when User A deletes their file reference, only their row in `file_references` is removed and the underlying `stored_files.reference_count` is decremented by 1. Only when `reference_count` reaches zero is the physical binary deleted from cloud storage, ensuring zero accidental data loss.</w:t>
-      </w:r>
-    </w:p>
-    <w:p>
-      <w:r>
-        <w:br w:type="page"/>
-      </w:r>
-    </w:p>
-    <w:p>
-      <w:pPr>
-        <w:keepNext/>
-        <w:spacing w:before="280" w:after="120"/>
-      </w:pPr>
-      <w:r>
-        <w:rPr>
-          <w:rFonts w:ascii="Times New Roman" w:hAnsi="Times New Roman"/>
-          <w:b/>
-          <w:i w:val="0"/>
-          <w:color w:val="1A365D"/>
-          <w:sz w:val="30"/>
-          <w:rFonts w:ascii="Times New Roman" w:hAnsi="Times New Roman" w:cs="Times New Roman"/>
-        </w:rPr>
-        <w:t>CHAPTER 5: RELATIONAL DATABASE DESIGN &amp; MYSQL SCHEMA</w:t>
-      </w:r>
-    </w:p>
-    <w:p>
-      <w:pPr>
-        <w:spacing w:line="276" w:lineRule="auto" w:after="120"/>
-      </w:pPr>
-      <w:r>
-        <w:rPr>
-          <w:rFonts w:ascii="Times New Roman" w:hAnsi="Times New Roman"/>
-          <w:b w:val="0"/>
-          <w:i w:val="0"/>
-          <w:color w:val="212529"/>
-          <w:sz w:val="24"/>
-          <w:rFonts w:ascii="Times New Roman" w:hAnsi="Times New Roman" w:cs="Times New Roman"/>
-        </w:rPr>
-        <w:t>CloudDedup implements a fully normalized relational catalog in MySQL 8.0 (`clouddedup_db`) using InnoDB storage engine with strict foreign key constraints and high-speed B-tree indexes.</w:t>
-      </w:r>
-    </w:p>
-    <w:tbl>
-      <w:tblPr>
-        <w:tblW w:type="auto" w:w="0"/>
-        <w:jc w:val="center"/>
-        <w:tblLook w:firstColumn="1" w:firstRow="1" w:lastColumn="0" w:lastRow="0" w:noHBand="0" w:noVBand="1" w:val="04A0"/>
-        <w:tblBorders>
-          <w:top w:val="single" w:sz="6" w:space="0" w:color="CBD5E0"/>
-          <w:left w:val="single" w:sz="6" w:space="0" w:color="CBD5E0"/>
-          <w:bottom w:val="single" w:sz="6" w:space="0" w:color="CBD5E0"/>
-          <w:right w:val="single" w:sz="6" w:space="0" w:color="CBD5E0"/>
-          <w:insideH w:val="single" w:sz="4" w:space="0" w:color="E2E8F0"/>
-          <w:insideV w:val="single" w:sz="4" w:space="0" w:color="E2E8F0"/>
-        </w:tblBorders>
-      </w:tblPr>
-      <w:tblGrid>
-        <w:gridCol w:w="3010"/>
-        <w:gridCol w:w="3010"/>
-        <w:gridCol w:w="3010"/>
-      </w:tblGrid>
-      <w:tr>
-        <w:tc>
-          <w:tcPr>
-            <w:tcW w:type="dxa" w:w="2016"/>
-            <w:shd w:fill="1A365D"/>
-            <w:tcMar>
-              <w:top w:w="140" w:type="dxa"/>
-              <w:bottom w:w="140" w:type="dxa"/>
-              <w:left w:w="150" w:type="dxa"/>
-              <w:right w:w="150" w:type="dxa"/>
-            </w:tcMar>
-          </w:tcPr>
-          <w:p>
-            <w:pPr>
-              <w:jc w:val="center"/>
-            </w:pPr>
-            <w:r>
-              <w:rPr>
-                <w:rFonts w:ascii="Times New Roman" w:hAnsi="Times New Roman"/>
-                <w:b/>
-                <w:i w:val="0"/>
-                <w:color w:val="FFFFFF"/>
-                <w:sz w:val="22"/>
-                <w:rFonts w:ascii="Times New Roman" w:hAnsi="Times New Roman" w:cs="Times New Roman"/>
-              </w:rPr>
-              <w:t>Table Name</w:t>
-            </w:r>
-          </w:p>
-        </w:tc>
-        <w:tc>
-          <w:tcPr>
-            <w:tcW w:type="dxa" w:w="3168"/>
-            <w:shd w:fill="1A365D"/>
-            <w:tcMar>
-              <w:top w:w="140" w:type="dxa"/>
-              <w:bottom w:w="140" w:type="dxa"/>
-              <w:left w:w="150" w:type="dxa"/>
-              <w:right w:w="150" w:type="dxa"/>
-            </w:tcMar>
-          </w:tcPr>
-          <w:p>
-            <w:pPr>
-              <w:jc w:val="center"/>
-            </w:pPr>
-            <w:r>
-              <w:rPr>
-                <w:rFonts w:ascii="Times New Roman" w:hAnsi="Times New Roman"/>
-                <w:b/>
-                <w:i w:val="0"/>
-                <w:color w:val="FFFFFF"/>
-                <w:sz w:val="22"/>
-                <w:rFonts w:ascii="Times New Roman" w:hAnsi="Times New Roman" w:cs="Times New Roman"/>
-              </w:rPr>
-              <w:t>Primary / Foreign Keys</w:t>
-            </w:r>
-          </w:p>
-        </w:tc>
-        <w:tc>
-          <w:tcPr>
-            <w:tcW w:type="dxa" w:w="3744"/>
-            <w:shd w:fill="1A365D"/>
-            <w:tcMar>
-              <w:top w:w="140" w:type="dxa"/>
-              <w:bottom w:w="140" w:type="dxa"/>
-              <w:left w:w="150" w:type="dxa"/>
-              <w:right w:w="150" w:type="dxa"/>
-            </w:tcMar>
-          </w:tcPr>
-          <w:p>
-            <w:pPr>
-              <w:jc w:val="center"/>
-            </w:pPr>
-            <w:r>
-              <w:rPr>
-                <w:rFonts w:ascii="Times New Roman" w:hAnsi="Times New Roman"/>
-                <w:b/>
-                <w:i w:val="0"/>
-                <w:color w:val="FFFFFF"/>
-                <w:sz w:val="22"/>
-                <w:rFonts w:ascii="Times New Roman" w:hAnsi="Times New Roman" w:cs="Times New Roman"/>
-              </w:rPr>
-              <w:t>Purpose &amp; Relational Constraints</w:t>
-            </w:r>
-          </w:p>
-        </w:tc>
-      </w:tr>
-      <w:tr>
-        <w:tc>
-          <w:tcPr>
-            <w:tcW w:type="dxa" w:w="2016"/>
-            <w:shd w:fill="FFFFFF"/>
-            <w:tcMar>
-              <w:top w:w="100" w:type="dxa"/>
-              <w:bottom w:w="100" w:type="dxa"/>
-              <w:left w:w="150" w:type="dxa"/>
-              <w:right w:w="150" w:type="dxa"/>
-            </w:tcMar>
-          </w:tcPr>
-          <w:p>
-            <w:pPr>
-              <w:jc w:val="left"/>
-            </w:pPr>
-            <w:r>
-              <w:rPr>
-                <w:rFonts w:ascii="Times New Roman" w:hAnsi="Times New Roman"/>
-                <w:b w:val="0"/>
-                <w:i w:val="0"/>
-                <w:color w:val="212529"/>
-                <w:sz w:val="21"/>
-                <w:rFonts w:ascii="Times New Roman" w:hAnsi="Times New Roman" w:cs="Times New Roman"/>
-              </w:rPr>
-              <w:t>users</w:t>
-            </w:r>
-          </w:p>
-        </w:tc>
-        <w:tc>
-          <w:tcPr>
-            <w:tcW w:type="dxa" w:w="3168"/>
-            <w:shd w:fill="FFFFFF"/>
-            <w:tcMar>
-              <w:top w:w="100" w:type="dxa"/>
-              <w:bottom w:w="100" w:type="dxa"/>
-              <w:left w:w="150" w:type="dxa"/>
-              <w:right w:w="150" w:type="dxa"/>
-            </w:tcMar>
-          </w:tcPr>
-          <w:p>
-            <w:pPr>
-              <w:jc w:val="left"/>
-            </w:pPr>
-            <w:r>
-              <w:rPr>
-                <w:rFonts w:ascii="Times New Roman" w:hAnsi="Times New Roman"/>
-                <w:b w:val="0"/>
-                <w:i w:val="0"/>
-                <w:color w:val="212529"/>
-                <w:sz w:val="21"/>
-                <w:rFonts w:ascii="Times New Roman" w:hAnsi="Times New Roman" w:cs="Times New Roman"/>
-              </w:rPr>
-              <w:t>id (PK AUTO_INCREMENT)</w:t>
-              <w:br/>
-              <w:t>firebase_uid (UNIQUE)</w:t>
-            </w:r>
-          </w:p>
-        </w:tc>
-        <w:tc>
-          <w:tcPr>
-            <w:tcW w:type="dxa" w:w="3744"/>
-            <w:shd w:fill="FFFFFF"/>
-            <w:tcMar>
-              <w:top w:w="100" w:type="dxa"/>
-              <w:bottom w:w="100" w:type="dxa"/>
-              <w:left w:w="150" w:type="dxa"/>
-              <w:right w:w="150" w:type="dxa"/>
-            </w:tcMar>
-          </w:tcPr>
-          <w:p>
-            <w:pPr>
-              <w:jc w:val="left"/>
-            </w:pPr>
-            <w:r>
-              <w:rPr>
-                <w:rFonts w:ascii="Times New Roman" w:hAnsi="Times New Roman"/>
-                <w:b w:val="0"/>
-                <w:i w:val="0"/>
-                <w:color w:val="212529"/>
-                <w:sz w:val="21"/>
-                <w:rFonts w:ascii="Times New Roman" w:hAnsi="Times New Roman" w:cs="Times New Roman"/>
-              </w:rPr>
-              <w:t>Stores user profile metadata, authentication UID, email, and registration timestamps.</w:t>
-            </w:r>
-          </w:p>
-        </w:tc>
-      </w:tr>
-      <w:tr>
-        <w:tc>
-          <w:tcPr>
-            <w:tcW w:type="dxa" w:w="2016"/>
-            <w:shd w:fill="F7FAFC"/>
-            <w:tcMar>
-              <w:top w:w="100" w:type="dxa"/>
-              <w:bottom w:w="100" w:type="dxa"/>
-              <w:left w:w="150" w:type="dxa"/>
-              <w:right w:w="150" w:type="dxa"/>
-            </w:tcMar>
-          </w:tcPr>
-          <w:p>
-            <w:pPr>
-              <w:jc w:val="left"/>
-            </w:pPr>
-            <w:r>
-              <w:rPr>
-                <w:rFonts w:ascii="Times New Roman" w:hAnsi="Times New Roman"/>
-                <w:b w:val="0"/>
-                <w:i w:val="0"/>
-                <w:color w:val="212529"/>
-                <w:sz w:val="21"/>
-                <w:rFonts w:ascii="Times New Roman" w:hAnsi="Times New Roman" w:cs="Times New Roman"/>
-              </w:rPr>
-              <w:t>stored_files</w:t>
-            </w:r>
-          </w:p>
-        </w:tc>
-        <w:tc>
-          <w:tcPr>
-            <w:tcW w:type="dxa" w:w="3168"/>
-            <w:shd w:fill="F7FAFC"/>
-            <w:tcMar>
-              <w:top w:w="100" w:type="dxa"/>
-              <w:bottom w:w="100" w:type="dxa"/>
-              <w:left w:w="150" w:type="dxa"/>
-              <w:right w:w="150" w:type="dxa"/>
-            </w:tcMar>
-          </w:tcPr>
-          <w:p>
-            <w:pPr>
-              <w:jc w:val="left"/>
-            </w:pPr>
-            <w:r>
-              <w:rPr>
-                <w:rFonts w:ascii="Times New Roman" w:hAnsi="Times New Roman"/>
-                <w:b w:val="0"/>
-                <w:i w:val="0"/>
-                <w:color w:val="212529"/>
-                <w:sz w:val="21"/>
-                <w:rFonts w:ascii="Times New Roman" w:hAnsi="Times New Roman" w:cs="Times New Roman"/>
-              </w:rPr>
-              <w:t>id (PK AUTO_INCREMENT)</w:t>
-              <w:br/>
-              <w:t>sha256_hash (UNIQUE, Index)</w:t>
-            </w:r>
-          </w:p>
-        </w:tc>
-        <w:tc>
-          <w:tcPr>
-            <w:tcW w:type="dxa" w:w="3744"/>
-            <w:shd w:fill="F7FAFC"/>
-            <w:tcMar>
-              <w:top w:w="100" w:type="dxa"/>
-              <w:bottom w:w="100" w:type="dxa"/>
-              <w:left w:w="150" w:type="dxa"/>
-              <w:right w:w="150" w:type="dxa"/>
-            </w:tcMar>
-          </w:tcPr>
-          <w:p>
-            <w:pPr>
-              <w:jc w:val="left"/>
-            </w:pPr>
-            <w:r>
-              <w:rPr>
-                <w:rFonts w:ascii="Times New Roman" w:hAnsi="Times New Roman"/>
-                <w:b w:val="0"/>
-                <w:i w:val="0"/>
-                <w:color w:val="212529"/>
-                <w:sz w:val="21"/>
-                <w:rFonts w:ascii="Times New Roman" w:hAnsi="Times New Roman" w:cs="Times New Roman"/>
-              </w:rPr>
-              <w:t>Unique physical cloud objects. Stores byte size, CAS path (objects/&lt;hash&gt;), and reference_count.</w:t>
-            </w:r>
-          </w:p>
-        </w:tc>
-      </w:tr>
-      <w:tr>
-        <w:tc>
-          <w:tcPr>
-            <w:tcW w:type="dxa" w:w="2016"/>
-            <w:shd w:fill="FFFFFF"/>
-            <w:tcMar>
-              <w:top w:w="100" w:type="dxa"/>
-              <w:bottom w:w="100" w:type="dxa"/>
-              <w:left w:w="150" w:type="dxa"/>
-              <w:right w:w="150" w:type="dxa"/>
-            </w:tcMar>
-          </w:tcPr>
-          <w:p>
-            <w:pPr>
-              <w:jc w:val="left"/>
-            </w:pPr>
-            <w:r>
-              <w:rPr>
-                <w:rFonts w:ascii="Times New Roman" w:hAnsi="Times New Roman"/>
-                <w:b w:val="0"/>
-                <w:i w:val="0"/>
-                <w:color w:val="212529"/>
-                <w:sz w:val="21"/>
-                <w:rFonts w:ascii="Times New Roman" w:hAnsi="Times New Roman" w:cs="Times New Roman"/>
-              </w:rPr>
-              <w:t>file_references</w:t>
-            </w:r>
-          </w:p>
-        </w:tc>
-        <w:tc>
-          <w:tcPr>
-            <w:tcW w:type="dxa" w:w="3168"/>
-            <w:shd w:fill="FFFFFF"/>
-            <w:tcMar>
-              <w:top w:w="100" w:type="dxa"/>
-              <w:bottom w:w="100" w:type="dxa"/>
-              <w:left w:w="150" w:type="dxa"/>
-              <w:right w:w="150" w:type="dxa"/>
-            </w:tcMar>
-          </w:tcPr>
-          <w:p>
-            <w:pPr>
-              <w:jc w:val="left"/>
-            </w:pPr>
-            <w:r>
-              <w:rPr>
-                <w:rFonts w:ascii="Times New Roman" w:hAnsi="Times New Roman"/>
-                <w:b w:val="0"/>
-                <w:i w:val="0"/>
-                <w:color w:val="212529"/>
-                <w:sz w:val="21"/>
-                <w:rFonts w:ascii="Times New Roman" w:hAnsi="Times New Roman" w:cs="Times New Roman"/>
-              </w:rPr>
-              <w:t>id (PK AUTO_INCREMENT)</w:t>
-              <w:br/>
-              <w:t>FK: user_id -&gt; users(id)</w:t>
-              <w:br/>
-              <w:t>FK: stored_file_id -&gt; stored_files(id)</w:t>
-            </w:r>
-          </w:p>
-        </w:tc>
-        <w:tc>
-          <w:tcPr>
-            <w:tcW w:type="dxa" w:w="3744"/>
-            <w:shd w:fill="FFFFFF"/>
-            <w:tcMar>
-              <w:top w:w="100" w:type="dxa"/>
-              <w:bottom w:w="100" w:type="dxa"/>
-              <w:left w:w="150" w:type="dxa"/>
-              <w:right w:w="150" w:type="dxa"/>
-            </w:tcMar>
-          </w:tcPr>
-          <w:p>
-            <w:pPr>
-              <w:jc w:val="left"/>
-            </w:pPr>
-            <w:r>
-              <w:rPr>
-                <w:rFonts w:ascii="Times New Roman" w:hAnsi="Times New Roman"/>
-                <w:b w:val="0"/>
-                <w:i w:val="0"/>
-                <w:color w:val="212529"/>
-                <w:sz w:val="21"/>
-                <w:rFonts w:ascii="Times New Roman" w:hAnsi="Times New Roman" w:cs="Times New Roman"/>
-              </w:rPr>
-              <w:t>User-facing file catalogue. Maps logical file names to physical cloud objects. Tracks is_duplicate flag.</w:t>
-            </w:r>
-          </w:p>
-        </w:tc>
-      </w:tr>
-      <w:tr>
-        <w:tc>
-          <w:tcPr>
-            <w:tcW w:type="dxa" w:w="2016"/>
-            <w:shd w:fill="F7FAFC"/>
-            <w:tcMar>
-              <w:top w:w="100" w:type="dxa"/>
-              <w:bottom w:w="100" w:type="dxa"/>
-              <w:left w:w="150" w:type="dxa"/>
-              <w:right w:w="150" w:type="dxa"/>
-            </w:tcMar>
-          </w:tcPr>
-          <w:p>
-            <w:pPr>
-              <w:jc w:val="left"/>
-            </w:pPr>
-            <w:r>
-              <w:rPr>
-                <w:rFonts w:ascii="Times New Roman" w:hAnsi="Times New Roman"/>
-                <w:b w:val="0"/>
-                <w:i w:val="0"/>
-                <w:color w:val="212529"/>
-                <w:sz w:val="21"/>
-                <w:rFonts w:ascii="Times New Roman" w:hAnsi="Times New Roman" w:cs="Times New Roman"/>
-              </w:rPr>
-              <w:t>upload_events</w:t>
-            </w:r>
-          </w:p>
-        </w:tc>
-        <w:tc>
-          <w:tcPr>
-            <w:tcW w:type="dxa" w:w="3168"/>
-            <w:shd w:fill="F7FAFC"/>
-            <w:tcMar>
-              <w:top w:w="100" w:type="dxa"/>
-              <w:bottom w:w="100" w:type="dxa"/>
-              <w:left w:w="150" w:type="dxa"/>
-              <w:right w:w="150" w:type="dxa"/>
-            </w:tcMar>
-          </w:tcPr>
-          <w:p>
-            <w:pPr>
-              <w:jc w:val="left"/>
-            </w:pPr>
-            <w:r>
-              <w:rPr>
-                <w:rFonts w:ascii="Times New Roman" w:hAnsi="Times New Roman"/>
-                <w:b w:val="0"/>
-                <w:i w:val="0"/>
-                <w:color w:val="212529"/>
-                <w:sz w:val="21"/>
-                <w:rFonts w:ascii="Times New Roman" w:hAnsi="Times New Roman" w:cs="Times New Roman"/>
-              </w:rPr>
-              <w:t>id (PK AUTO_INCREMENT)</w:t>
-              <w:br/>
-              <w:t>FK: user_id -&gt; users(id)</w:t>
-            </w:r>
-          </w:p>
-        </w:tc>
-        <w:tc>
-          <w:tcPr>
-            <w:tcW w:type="dxa" w:w="3744"/>
-            <w:shd w:fill="F7FAFC"/>
-            <w:tcMar>
-              <w:top w:w="100" w:type="dxa"/>
-              <w:bottom w:w="100" w:type="dxa"/>
-              <w:left w:w="150" w:type="dxa"/>
-              <w:right w:w="150" w:type="dxa"/>
-            </w:tcMar>
-          </w:tcPr>
-          <w:p>
-            <w:pPr>
-              <w:jc w:val="left"/>
-            </w:pPr>
-            <w:r>
-              <w:rPr>
-                <w:rFonts w:ascii="Times New Roman" w:hAnsi="Times New Roman"/>
-                <w:b w:val="0"/>
-                <w:i w:val="0"/>
-                <w:color w:val="212529"/>
-                <w:sz w:val="21"/>
-                <w:rFonts w:ascii="Times New Roman" w:hAnsi="Times New Roman" w:cs="Times New Roman"/>
-              </w:rPr>
-              <w:t>Audit log recording every upload action (new_upload vs duplicate_detected) and bandwidth saved.</w:t>
-            </w:r>
-          </w:p>
-        </w:tc>
-      </w:tr>
-    </w:tbl>
-    <w:p>
-      <w:pPr>
-        <w:keepNext/>
-        <w:spacing w:before="200" w:after="80"/>
-      </w:pPr>
-      <w:r>
-        <w:rPr>
-          <w:rFonts w:ascii="Times New Roman" w:hAnsi="Times New Roman"/>
-          <w:b/>
-          <w:i w:val="0"/>
-          <w:color w:val="2B6CB0"/>
-          <w:sz w:val="26"/>
-          <w:rFonts w:ascii="Times New Roman" w:hAnsi="Times New Roman" w:cs="Times New Roman"/>
-        </w:rPr>
-        <w:t>5.1 Database Verification in MySQL Workbench</w:t>
-      </w:r>
-    </w:p>
-    <w:p>
-      <w:pPr>
-        <w:spacing w:line="276" w:lineRule="auto" w:after="120"/>
-      </w:pPr>
-      <w:r>
-        <w:rPr>
-          <w:rFonts w:ascii="Times New Roman" w:hAnsi="Times New Roman"/>
-          <w:b w:val="0"/>
-          <w:i w:val="0"/>
-          <w:color w:val="212529"/>
-          <w:sz w:val="24"/>
-          <w:rFonts w:ascii="Times New Roman" w:hAnsi="Times New Roman" w:cs="Times New Roman"/>
-        </w:rPr>
-        <w:t>Figure 5.1 displays the active `clouddedup_db` catalog inside MySQL Workbench, showcasing the live relational `file_references` table linked to users and physical deduplicated objects.</w:t>
-      </w:r>
-    </w:p>
-    <w:p>
-      <w:pPr>
-        <w:spacing w:before="160" w:after="40"/>
+        <w:spacing w:after="120"/>
         <w:jc w:val="center"/>
       </w:pPr>
       <w:r>
         <w:drawing>
           <wp:inline xmlns:a="http://schemas.openxmlformats.org/drawingml/2006/main" xmlns:pic="http://schemas.openxmlformats.org/drawingml/2006/picture">
-            <wp:extent cx="5303520" cy="2454950"/>
-            <wp:docPr id="1" name="Picture 1"/>
+            <wp:extent cx="1005840" cy="946890"/>
+            <wp:docPr id="2" name="Picture 2"/>
             <wp:cNvGraphicFramePr>
               <a:graphicFrameLocks noChangeAspect="1"/>
             </wp:cNvGraphicFramePr>
@@ -4308,7 +871,7 @@
               <a:graphicData uri="http://schemas.openxmlformats.org/drawingml/2006/picture">
                 <pic:pic>
                   <pic:nvPicPr>
-                    <pic:cNvPr id="0" name="screenshot_mysql_workbench.png"/>
+                    <pic:cNvPr id="0" name="college_logo.jpg"/>
                     <pic:cNvPicPr/>
                   </pic:nvPicPr>
                   <pic:blipFill>
@@ -4320,7 +883,7 @@
                   <pic:spPr>
                     <a:xfrm>
                       <a:off x="0" y="0"/>
-                      <a:ext cx="5303520" cy="2454950"/>
+                      <a:ext cx="1005840" cy="946890"/>
                     </a:xfrm>
                     <a:prstGeom prst="rect"/>
                   </pic:spPr>
@@ -4333,36 +896,19 @@
     </w:p>
     <w:p>
       <w:pPr>
-        <w:spacing w:before="80" w:after="240"/>
+        <w:spacing w:after="120"/>
         <w:jc w:val="center"/>
       </w:pPr>
       <w:r>
         <w:rPr>
           <w:rFonts w:ascii="Times New Roman" w:hAnsi="Times New Roman"/>
           <w:b/>
-          <w:i/>
-          <w:color w:val="2B6CB0"/>
-          <w:sz w:val="21"/>
-          <w:rFonts w:ascii="Times New Roman" w:hAnsi="Times New Roman" w:cs="Times New Roman"/>
-        </w:rPr>
-        <w:t>Figure 5.1: Live Relational Database Catalog (clouddedup_db) in MySQL Workbench</w:t>
-      </w:r>
-    </w:p>
-    <w:p>
-      <w:pPr>
-        <w:keepNext/>
-        <w:spacing w:before="280" w:after="120"/>
-      </w:pPr>
-      <w:r>
-        <w:rPr>
-          <w:rFonts w:ascii="Times New Roman" w:hAnsi="Times New Roman"/>
-          <w:b/>
           <w:i w:val="0"/>
-          <w:color w:val="1A365D"/>
+          <w:color w:val="0F172A"/>
           <w:sz w:val="30"/>
           <w:rFonts w:ascii="Times New Roman" w:hAnsi="Times New Roman" w:cs="Times New Roman"/>
         </w:rPr>
-        <w:t>CHAPTER 6: WEB INTERFACE &amp; MANAGEMENT DASHBOARD</w:t>
+        <w:t>CERTIFICATE</w:t>
       </w:r>
     </w:p>
     <w:p>
@@ -4374,56 +920,2205 @@
           <w:rFonts w:ascii="Times New Roman" w:hAnsi="Times New Roman"/>
           <w:b w:val="0"/>
           <w:i w:val="0"/>
-          <w:color w:val="212529"/>
-          <w:sz w:val="24"/>
+          <w:sz w:val="21"/>
           <w:rFonts w:ascii="Times New Roman" w:hAnsi="Times New Roman" w:cs="Times New Roman"/>
         </w:rPr>
-        <w:t>The CloudDedup frontend is constructed with modern responsive principles, featuring a sleek dark-themed palette, glassmorphism card panels, and dynamic status indicators.</w:t>
+        <w:t xml:space="preserve">This is to certify that the mini-project work entitled </w:t>
+      </w:r>
+      <w:r>
+        <w:rPr>
+          <w:rFonts w:ascii="Times New Roman" w:hAnsi="Times New Roman"/>
+          <w:b/>
+          <w:i w:val="0"/>
+          <w:sz w:val="21"/>
+          <w:rFonts w:ascii="Times New Roman" w:hAnsi="Times New Roman" w:cs="Times New Roman"/>
+        </w:rPr>
+        <w:t>"CLOUD FILE DEDUPLICATION AND STORAGE OPTIMIZER"</w:t>
+      </w:r>
+      <w:r>
+        <w:rPr>
+          <w:rFonts w:ascii="Times New Roman" w:hAnsi="Times New Roman"/>
+          <w:b w:val="0"/>
+          <w:i w:val="0"/>
+          <w:sz w:val="21"/>
+          <w:rFonts w:ascii="Times New Roman" w:hAnsi="Times New Roman" w:cs="Times New Roman"/>
+        </w:rPr>
+        <w:t xml:space="preserve"> has been successfully carried out by the following students of the Department of Computer Science and Engineering, D. Y. Patil College of Engineering and Technology, Kolhapur, during the academic year </w:t>
+      </w:r>
+      <w:r>
+        <w:rPr>
+          <w:rFonts w:ascii="Times New Roman" w:hAnsi="Times New Roman"/>
+          <w:b/>
+          <w:i w:val="0"/>
+          <w:sz w:val="21"/>
+          <w:rFonts w:ascii="Times New Roman" w:hAnsi="Times New Roman" w:cs="Times New Roman"/>
+        </w:rPr>
+        <w:t>2026 – 2027:</w:t>
+        <w:br/>
+      </w:r>
+    </w:p>
+    <w:tbl>
+      <w:tblPr>
+        <w:tblW w:type="auto" w:w="0"/>
+        <w:jc w:val="center"/>
+        <w:tblLayout w:type="fixed"/>
+        <w:tblLook w:firstColumn="1" w:firstRow="1" w:lastColumn="0" w:lastRow="0" w:noHBand="0" w:noVBand="1" w:val="04A0"/>
+      </w:tblPr>
+      <w:tblGrid>
+        <w:gridCol w:w="3120"/>
+        <w:gridCol w:w="3120"/>
+        <w:gridCol w:w="3120"/>
+      </w:tblGrid>
+      <w:tr>
+        <w:tc>
+          <w:tcPr>
+            <w:tcW w:type="dxa" w:w="1152"/>
+            <w:shd w:fill="F1F5F9"/>
+            <w:tcMar>
+              <w:top w:w="50" w:type="dxa"/>
+              <w:bottom w:w="50" w:type="dxa"/>
+              <w:left w:w="80" w:type="dxa"/>
+              <w:right w:w="80" w:type="dxa"/>
+            </w:tcMar>
+            <w:tcBorders>
+              <w:top w:val="single" w:sz="4" w:space="0" w:color="CBD5E1"/>
+              <w:left w:val="single" w:sz="4" w:space="0" w:color="CBD5E1"/>
+              <w:bottom w:val="single" w:sz="4" w:space="0" w:color="CBD5E1"/>
+              <w:right w:val="single" w:sz="4" w:space="0" w:color="CBD5E1"/>
+            </w:tcBorders>
+          </w:tcPr>
+          <w:p>
+            <w:pPr>
+              <w:jc w:val="center"/>
+            </w:pPr>
+            <w:r>
+              <w:rPr>
+                <w:rFonts w:ascii="Times New Roman" w:hAnsi="Times New Roman"/>
+                <w:b/>
+                <w:i w:val="0"/>
+                <w:sz w:val="19"/>
+                <w:rFonts w:ascii="Times New Roman" w:hAnsi="Times New Roman" w:cs="Times New Roman"/>
+              </w:rPr>
+              <w:t>Sr.</w:t>
+            </w:r>
+          </w:p>
+        </w:tc>
+        <w:tc>
+          <w:tcPr>
+            <w:tcW w:type="dxa" w:w="1872"/>
+            <w:shd w:fill="F1F5F9"/>
+            <w:tcMar>
+              <w:top w:w="50" w:type="dxa"/>
+              <w:bottom w:w="50" w:type="dxa"/>
+              <w:left w:w="80" w:type="dxa"/>
+              <w:right w:w="80" w:type="dxa"/>
+            </w:tcMar>
+            <w:tcBorders>
+              <w:top w:val="single" w:sz="4" w:space="0" w:color="CBD5E1"/>
+              <w:left w:val="single" w:sz="4" w:space="0" w:color="CBD5E1"/>
+              <w:bottom w:val="single" w:sz="4" w:space="0" w:color="CBD5E1"/>
+              <w:right w:val="single" w:sz="4" w:space="0" w:color="CBD5E1"/>
+            </w:tcBorders>
+          </w:tcPr>
+          <w:p>
+            <w:pPr>
+              <w:jc w:val="center"/>
+            </w:pPr>
+            <w:r>
+              <w:rPr>
+                <w:rFonts w:ascii="Times New Roman" w:hAnsi="Times New Roman"/>
+                <w:b/>
+                <w:i w:val="0"/>
+                <w:sz w:val="19"/>
+                <w:rFonts w:ascii="Times New Roman" w:hAnsi="Times New Roman" w:cs="Times New Roman"/>
+              </w:rPr>
+              <w:t>Roll No.</w:t>
+            </w:r>
+          </w:p>
+        </w:tc>
+        <w:tc>
+          <w:tcPr>
+            <w:tcW w:type="dxa" w:w="6048"/>
+            <w:shd w:fill="F1F5F9"/>
+            <w:tcMar>
+              <w:top w:w="50" w:type="dxa"/>
+              <w:bottom w:w="50" w:type="dxa"/>
+              <w:left w:w="80" w:type="dxa"/>
+              <w:right w:w="80" w:type="dxa"/>
+            </w:tcMar>
+            <w:tcBorders>
+              <w:top w:val="single" w:sz="4" w:space="0" w:color="CBD5E1"/>
+              <w:left w:val="single" w:sz="4" w:space="0" w:color="CBD5E1"/>
+              <w:bottom w:val="single" w:sz="4" w:space="0" w:color="CBD5E1"/>
+              <w:right w:val="single" w:sz="4" w:space="0" w:color="CBD5E1"/>
+            </w:tcBorders>
+          </w:tcPr>
+          <w:p>
+            <w:pPr>
+              <w:jc w:val="left"/>
+            </w:pPr>
+            <w:r>
+              <w:rPr>
+                <w:rFonts w:ascii="Times New Roman" w:hAnsi="Times New Roman"/>
+                <w:b/>
+                <w:i w:val="0"/>
+                <w:sz w:val="19"/>
+                <w:rFonts w:ascii="Times New Roman" w:hAnsi="Times New Roman" w:cs="Times New Roman"/>
+              </w:rPr>
+              <w:t>Student Name</w:t>
+            </w:r>
+          </w:p>
+        </w:tc>
+      </w:tr>
+      <w:tr>
+        <w:tc>
+          <w:tcPr>
+            <w:tcW w:type="dxa" w:w="1152"/>
+            <w:tcMar>
+              <w:top w:w="35" w:type="dxa"/>
+              <w:bottom w:w="35" w:type="dxa"/>
+              <w:left w:w="80" w:type="dxa"/>
+              <w:right w:w="80" w:type="dxa"/>
+            </w:tcMar>
+            <w:tcBorders>
+              <w:top w:val="single" w:sz="4" w:space="0" w:color="E2E8F0"/>
+              <w:left w:val="single" w:sz="4" w:space="0" w:color="E2E8F0"/>
+              <w:bottom w:val="single" w:sz="4" w:space="0" w:color="E2E8F0"/>
+              <w:right w:val="single" w:sz="4" w:space="0" w:color="E2E8F0"/>
+            </w:tcBorders>
+          </w:tcPr>
+          <w:p>
+            <w:pPr>
+              <w:jc w:val="center"/>
+            </w:pPr>
+            <w:r>
+              <w:rPr>
+                <w:rFonts w:ascii="Times New Roman" w:hAnsi="Times New Roman"/>
+                <w:b w:val="0"/>
+                <w:i w:val="0"/>
+                <w:sz w:val="19"/>
+                <w:rFonts w:ascii="Times New Roman" w:hAnsi="Times New Roman" w:cs="Times New Roman"/>
+              </w:rPr>
+              <w:t>1</w:t>
+            </w:r>
+          </w:p>
+        </w:tc>
+        <w:tc>
+          <w:tcPr>
+            <w:tcW w:type="dxa" w:w="1872"/>
+            <w:tcMar>
+              <w:top w:w="35" w:type="dxa"/>
+              <w:bottom w:w="35" w:type="dxa"/>
+              <w:left w:w="80" w:type="dxa"/>
+              <w:right w:w="80" w:type="dxa"/>
+            </w:tcMar>
+            <w:tcBorders>
+              <w:top w:val="single" w:sz="4" w:space="0" w:color="E2E8F0"/>
+              <w:left w:val="single" w:sz="4" w:space="0" w:color="E2E8F0"/>
+              <w:bottom w:val="single" w:sz="4" w:space="0" w:color="E2E8F0"/>
+              <w:right w:val="single" w:sz="4" w:space="0" w:color="E2E8F0"/>
+            </w:tcBorders>
+          </w:tcPr>
+          <w:p>
+            <w:pPr>
+              <w:jc w:val="center"/>
+            </w:pPr>
+            <w:r>
+              <w:rPr>
+                <w:rFonts w:ascii="Times New Roman" w:hAnsi="Times New Roman"/>
+                <w:b w:val="0"/>
+                <w:i w:val="0"/>
+                <w:sz w:val="19"/>
+                <w:rFonts w:ascii="Times New Roman" w:hAnsi="Times New Roman" w:cs="Times New Roman"/>
+              </w:rPr>
+              <w:t>144</w:t>
+            </w:r>
+          </w:p>
+        </w:tc>
+        <w:tc>
+          <w:tcPr>
+            <w:tcW w:type="dxa" w:w="6048"/>
+            <w:tcMar>
+              <w:top w:w="35" w:type="dxa"/>
+              <w:bottom w:w="35" w:type="dxa"/>
+              <w:left w:w="80" w:type="dxa"/>
+              <w:right w:w="80" w:type="dxa"/>
+            </w:tcMar>
+            <w:tcBorders>
+              <w:top w:val="single" w:sz="4" w:space="0" w:color="E2E8F0"/>
+              <w:left w:val="single" w:sz="4" w:space="0" w:color="E2E8F0"/>
+              <w:bottom w:val="single" w:sz="4" w:space="0" w:color="E2E8F0"/>
+              <w:right w:val="single" w:sz="4" w:space="0" w:color="E2E8F0"/>
+            </w:tcBorders>
+          </w:tcPr>
+          <w:p>
+            <w:pPr>
+              <w:jc w:val="left"/>
+            </w:pPr>
+            <w:r>
+              <w:rPr>
+                <w:rFonts w:ascii="Times New Roman" w:hAnsi="Times New Roman"/>
+                <w:b w:val="0"/>
+                <w:i w:val="0"/>
+                <w:sz w:val="19"/>
+                <w:rFonts w:ascii="Times New Roman" w:hAnsi="Times New Roman" w:cs="Times New Roman"/>
+              </w:rPr>
+              <w:t>Sarthak Sanjay Salokhe</w:t>
+            </w:r>
+          </w:p>
+        </w:tc>
+      </w:tr>
+      <w:tr>
+        <w:tc>
+          <w:tcPr>
+            <w:tcW w:type="dxa" w:w="1152"/>
+            <w:tcMar>
+              <w:top w:w="35" w:type="dxa"/>
+              <w:bottom w:w="35" w:type="dxa"/>
+              <w:left w:w="80" w:type="dxa"/>
+              <w:right w:w="80" w:type="dxa"/>
+            </w:tcMar>
+            <w:tcBorders>
+              <w:top w:val="single" w:sz="4" w:space="0" w:color="E2E8F0"/>
+              <w:left w:val="single" w:sz="4" w:space="0" w:color="E2E8F0"/>
+              <w:bottom w:val="single" w:sz="4" w:space="0" w:color="E2E8F0"/>
+              <w:right w:val="single" w:sz="4" w:space="0" w:color="E2E8F0"/>
+            </w:tcBorders>
+          </w:tcPr>
+          <w:p>
+            <w:pPr>
+              <w:jc w:val="center"/>
+            </w:pPr>
+            <w:r>
+              <w:rPr>
+                <w:rFonts w:ascii="Times New Roman" w:hAnsi="Times New Roman"/>
+                <w:b w:val="0"/>
+                <w:i w:val="0"/>
+                <w:sz w:val="19"/>
+                <w:rFonts w:ascii="Times New Roman" w:hAnsi="Times New Roman" w:cs="Times New Roman"/>
+              </w:rPr>
+              <w:t>2</w:t>
+            </w:r>
+          </w:p>
+        </w:tc>
+        <w:tc>
+          <w:tcPr>
+            <w:tcW w:type="dxa" w:w="1872"/>
+            <w:tcMar>
+              <w:top w:w="35" w:type="dxa"/>
+              <w:bottom w:w="35" w:type="dxa"/>
+              <w:left w:w="80" w:type="dxa"/>
+              <w:right w:w="80" w:type="dxa"/>
+            </w:tcMar>
+            <w:tcBorders>
+              <w:top w:val="single" w:sz="4" w:space="0" w:color="E2E8F0"/>
+              <w:left w:val="single" w:sz="4" w:space="0" w:color="E2E8F0"/>
+              <w:bottom w:val="single" w:sz="4" w:space="0" w:color="E2E8F0"/>
+              <w:right w:val="single" w:sz="4" w:space="0" w:color="E2E8F0"/>
+            </w:tcBorders>
+          </w:tcPr>
+          <w:p>
+            <w:pPr>
+              <w:jc w:val="center"/>
+            </w:pPr>
+            <w:r>
+              <w:rPr>
+                <w:rFonts w:ascii="Times New Roman" w:hAnsi="Times New Roman"/>
+                <w:b w:val="0"/>
+                <w:i w:val="0"/>
+                <w:sz w:val="19"/>
+                <w:rFonts w:ascii="Times New Roman" w:hAnsi="Times New Roman" w:cs="Times New Roman"/>
+              </w:rPr>
+              <w:t>149</w:t>
+            </w:r>
+          </w:p>
+        </w:tc>
+        <w:tc>
+          <w:tcPr>
+            <w:tcW w:type="dxa" w:w="6048"/>
+            <w:tcMar>
+              <w:top w:w="35" w:type="dxa"/>
+              <w:bottom w:w="35" w:type="dxa"/>
+              <w:left w:w="80" w:type="dxa"/>
+              <w:right w:w="80" w:type="dxa"/>
+            </w:tcMar>
+            <w:tcBorders>
+              <w:top w:val="single" w:sz="4" w:space="0" w:color="E2E8F0"/>
+              <w:left w:val="single" w:sz="4" w:space="0" w:color="E2E8F0"/>
+              <w:bottom w:val="single" w:sz="4" w:space="0" w:color="E2E8F0"/>
+              <w:right w:val="single" w:sz="4" w:space="0" w:color="E2E8F0"/>
+            </w:tcBorders>
+          </w:tcPr>
+          <w:p>
+            <w:pPr>
+              <w:jc w:val="left"/>
+            </w:pPr>
+            <w:r>
+              <w:rPr>
+                <w:rFonts w:ascii="Times New Roman" w:hAnsi="Times New Roman"/>
+                <w:b w:val="0"/>
+                <w:i w:val="0"/>
+                <w:sz w:val="19"/>
+                <w:rFonts w:ascii="Times New Roman" w:hAnsi="Times New Roman" w:cs="Times New Roman"/>
+              </w:rPr>
+              <w:t>Vyanktesh Harishchandra Madhyapgol</w:t>
+            </w:r>
+          </w:p>
+        </w:tc>
+      </w:tr>
+      <w:tr>
+        <w:tc>
+          <w:tcPr>
+            <w:tcW w:type="dxa" w:w="1152"/>
+            <w:tcMar>
+              <w:top w:w="35" w:type="dxa"/>
+              <w:bottom w:w="35" w:type="dxa"/>
+              <w:left w:w="80" w:type="dxa"/>
+              <w:right w:w="80" w:type="dxa"/>
+            </w:tcMar>
+            <w:tcBorders>
+              <w:top w:val="single" w:sz="4" w:space="0" w:color="E2E8F0"/>
+              <w:left w:val="single" w:sz="4" w:space="0" w:color="E2E8F0"/>
+              <w:bottom w:val="single" w:sz="4" w:space="0" w:color="E2E8F0"/>
+              <w:right w:val="single" w:sz="4" w:space="0" w:color="E2E8F0"/>
+            </w:tcBorders>
+          </w:tcPr>
+          <w:p>
+            <w:pPr>
+              <w:jc w:val="center"/>
+            </w:pPr>
+            <w:r>
+              <w:rPr>
+                <w:rFonts w:ascii="Times New Roman" w:hAnsi="Times New Roman"/>
+                <w:b w:val="0"/>
+                <w:i w:val="0"/>
+                <w:sz w:val="19"/>
+                <w:rFonts w:ascii="Times New Roman" w:hAnsi="Times New Roman" w:cs="Times New Roman"/>
+              </w:rPr>
+              <w:t>3</w:t>
+            </w:r>
+          </w:p>
+        </w:tc>
+        <w:tc>
+          <w:tcPr>
+            <w:tcW w:type="dxa" w:w="1872"/>
+            <w:tcMar>
+              <w:top w:w="35" w:type="dxa"/>
+              <w:bottom w:w="35" w:type="dxa"/>
+              <w:left w:w="80" w:type="dxa"/>
+              <w:right w:w="80" w:type="dxa"/>
+            </w:tcMar>
+            <w:tcBorders>
+              <w:top w:val="single" w:sz="4" w:space="0" w:color="E2E8F0"/>
+              <w:left w:val="single" w:sz="4" w:space="0" w:color="E2E8F0"/>
+              <w:bottom w:val="single" w:sz="4" w:space="0" w:color="E2E8F0"/>
+              <w:right w:val="single" w:sz="4" w:space="0" w:color="E2E8F0"/>
+            </w:tcBorders>
+          </w:tcPr>
+          <w:p>
+            <w:pPr>
+              <w:jc w:val="center"/>
+            </w:pPr>
+            <w:r>
+              <w:rPr>
+                <w:rFonts w:ascii="Times New Roman" w:hAnsi="Times New Roman"/>
+                <w:b w:val="0"/>
+                <w:i w:val="0"/>
+                <w:sz w:val="19"/>
+                <w:rFonts w:ascii="Times New Roman" w:hAnsi="Times New Roman" w:cs="Times New Roman"/>
+              </w:rPr>
+              <w:t>151</w:t>
+            </w:r>
+          </w:p>
+        </w:tc>
+        <w:tc>
+          <w:tcPr>
+            <w:tcW w:type="dxa" w:w="6048"/>
+            <w:tcMar>
+              <w:top w:w="35" w:type="dxa"/>
+              <w:bottom w:w="35" w:type="dxa"/>
+              <w:left w:w="80" w:type="dxa"/>
+              <w:right w:w="80" w:type="dxa"/>
+            </w:tcMar>
+            <w:tcBorders>
+              <w:top w:val="single" w:sz="4" w:space="0" w:color="E2E8F0"/>
+              <w:left w:val="single" w:sz="4" w:space="0" w:color="E2E8F0"/>
+              <w:bottom w:val="single" w:sz="4" w:space="0" w:color="E2E8F0"/>
+              <w:right w:val="single" w:sz="4" w:space="0" w:color="E2E8F0"/>
+            </w:tcBorders>
+          </w:tcPr>
+          <w:p>
+            <w:pPr>
+              <w:jc w:val="left"/>
+            </w:pPr>
+            <w:r>
+              <w:rPr>
+                <w:rFonts w:ascii="Times New Roman" w:hAnsi="Times New Roman"/>
+                <w:b w:val="0"/>
+                <w:i w:val="0"/>
+                <w:sz w:val="19"/>
+                <w:rFonts w:ascii="Times New Roman" w:hAnsi="Times New Roman" w:cs="Times New Roman"/>
+              </w:rPr>
+              <w:t>Manjunath Rajkumar Gavandi</w:t>
+            </w:r>
+          </w:p>
+        </w:tc>
+      </w:tr>
+      <w:tr>
+        <w:tc>
+          <w:tcPr>
+            <w:tcW w:type="dxa" w:w="1152"/>
+            <w:tcMar>
+              <w:top w:w="35" w:type="dxa"/>
+              <w:bottom w:w="35" w:type="dxa"/>
+              <w:left w:w="80" w:type="dxa"/>
+              <w:right w:w="80" w:type="dxa"/>
+            </w:tcMar>
+            <w:tcBorders>
+              <w:top w:val="single" w:sz="4" w:space="0" w:color="E2E8F0"/>
+              <w:left w:val="single" w:sz="4" w:space="0" w:color="E2E8F0"/>
+              <w:bottom w:val="single" w:sz="4" w:space="0" w:color="E2E8F0"/>
+              <w:right w:val="single" w:sz="4" w:space="0" w:color="E2E8F0"/>
+            </w:tcBorders>
+          </w:tcPr>
+          <w:p>
+            <w:pPr>
+              <w:jc w:val="center"/>
+            </w:pPr>
+            <w:r>
+              <w:rPr>
+                <w:rFonts w:ascii="Times New Roman" w:hAnsi="Times New Roman"/>
+                <w:b w:val="0"/>
+                <w:i w:val="0"/>
+                <w:sz w:val="19"/>
+                <w:rFonts w:ascii="Times New Roman" w:hAnsi="Times New Roman" w:cs="Times New Roman"/>
+              </w:rPr>
+              <w:t>4</w:t>
+            </w:r>
+          </w:p>
+        </w:tc>
+        <w:tc>
+          <w:tcPr>
+            <w:tcW w:type="dxa" w:w="1872"/>
+            <w:tcMar>
+              <w:top w:w="35" w:type="dxa"/>
+              <w:bottom w:w="35" w:type="dxa"/>
+              <w:left w:w="80" w:type="dxa"/>
+              <w:right w:w="80" w:type="dxa"/>
+            </w:tcMar>
+            <w:tcBorders>
+              <w:top w:val="single" w:sz="4" w:space="0" w:color="E2E8F0"/>
+              <w:left w:val="single" w:sz="4" w:space="0" w:color="E2E8F0"/>
+              <w:bottom w:val="single" w:sz="4" w:space="0" w:color="E2E8F0"/>
+              <w:right w:val="single" w:sz="4" w:space="0" w:color="E2E8F0"/>
+            </w:tcBorders>
+          </w:tcPr>
+          <w:p>
+            <w:pPr>
+              <w:jc w:val="center"/>
+            </w:pPr>
+            <w:r>
+              <w:rPr>
+                <w:rFonts w:ascii="Times New Roman" w:hAnsi="Times New Roman"/>
+                <w:b w:val="0"/>
+                <w:i w:val="0"/>
+                <w:sz w:val="19"/>
+                <w:rFonts w:ascii="Times New Roman" w:hAnsi="Times New Roman" w:cs="Times New Roman"/>
+              </w:rPr>
+              <w:t>152</w:t>
+            </w:r>
+          </w:p>
+        </w:tc>
+        <w:tc>
+          <w:tcPr>
+            <w:tcW w:type="dxa" w:w="6048"/>
+            <w:tcMar>
+              <w:top w:w="35" w:type="dxa"/>
+              <w:bottom w:w="35" w:type="dxa"/>
+              <w:left w:w="80" w:type="dxa"/>
+              <w:right w:w="80" w:type="dxa"/>
+            </w:tcMar>
+            <w:tcBorders>
+              <w:top w:val="single" w:sz="4" w:space="0" w:color="E2E8F0"/>
+              <w:left w:val="single" w:sz="4" w:space="0" w:color="E2E8F0"/>
+              <w:bottom w:val="single" w:sz="4" w:space="0" w:color="E2E8F0"/>
+              <w:right w:val="single" w:sz="4" w:space="0" w:color="E2E8F0"/>
+            </w:tcBorders>
+          </w:tcPr>
+          <w:p>
+            <w:pPr>
+              <w:jc w:val="left"/>
+            </w:pPr>
+            <w:r>
+              <w:rPr>
+                <w:rFonts w:ascii="Times New Roman" w:hAnsi="Times New Roman"/>
+                <w:b w:val="0"/>
+                <w:i w:val="0"/>
+                <w:sz w:val="19"/>
+                <w:rFonts w:ascii="Times New Roman" w:hAnsi="Times New Roman" w:cs="Times New Roman"/>
+              </w:rPr>
+              <w:t>Balaji Ramraje Gaikwad</w:t>
+            </w:r>
+          </w:p>
+        </w:tc>
+      </w:tr>
+      <w:tr>
+        <w:tc>
+          <w:tcPr>
+            <w:tcW w:type="dxa" w:w="1152"/>
+            <w:tcMar>
+              <w:top w:w="35" w:type="dxa"/>
+              <w:bottom w:w="35" w:type="dxa"/>
+              <w:left w:w="80" w:type="dxa"/>
+              <w:right w:w="80" w:type="dxa"/>
+            </w:tcMar>
+            <w:tcBorders>
+              <w:top w:val="single" w:sz="4" w:space="0" w:color="E2E8F0"/>
+              <w:left w:val="single" w:sz="4" w:space="0" w:color="E2E8F0"/>
+              <w:bottom w:val="single" w:sz="4" w:space="0" w:color="E2E8F0"/>
+              <w:right w:val="single" w:sz="4" w:space="0" w:color="E2E8F0"/>
+            </w:tcBorders>
+          </w:tcPr>
+          <w:p>
+            <w:pPr>
+              <w:jc w:val="center"/>
+            </w:pPr>
+            <w:r>
+              <w:rPr>
+                <w:rFonts w:ascii="Times New Roman" w:hAnsi="Times New Roman"/>
+                <w:b w:val="0"/>
+                <w:i w:val="0"/>
+                <w:sz w:val="19"/>
+                <w:rFonts w:ascii="Times New Roman" w:hAnsi="Times New Roman" w:cs="Times New Roman"/>
+              </w:rPr>
+              <w:t>5</w:t>
+            </w:r>
+          </w:p>
+        </w:tc>
+        <w:tc>
+          <w:tcPr>
+            <w:tcW w:type="dxa" w:w="1872"/>
+            <w:tcMar>
+              <w:top w:w="35" w:type="dxa"/>
+              <w:bottom w:w="35" w:type="dxa"/>
+              <w:left w:w="80" w:type="dxa"/>
+              <w:right w:w="80" w:type="dxa"/>
+            </w:tcMar>
+            <w:tcBorders>
+              <w:top w:val="single" w:sz="4" w:space="0" w:color="E2E8F0"/>
+              <w:left w:val="single" w:sz="4" w:space="0" w:color="E2E8F0"/>
+              <w:bottom w:val="single" w:sz="4" w:space="0" w:color="E2E8F0"/>
+              <w:right w:val="single" w:sz="4" w:space="0" w:color="E2E8F0"/>
+            </w:tcBorders>
+          </w:tcPr>
+          <w:p>
+            <w:pPr>
+              <w:jc w:val="center"/>
+            </w:pPr>
+            <w:r>
+              <w:rPr>
+                <w:rFonts w:ascii="Times New Roman" w:hAnsi="Times New Roman"/>
+                <w:b w:val="0"/>
+                <w:i w:val="0"/>
+                <w:sz w:val="19"/>
+                <w:rFonts w:ascii="Times New Roman" w:hAnsi="Times New Roman" w:cs="Times New Roman"/>
+              </w:rPr>
+              <w:t>155</w:t>
+            </w:r>
+          </w:p>
+        </w:tc>
+        <w:tc>
+          <w:tcPr>
+            <w:tcW w:type="dxa" w:w="6048"/>
+            <w:tcMar>
+              <w:top w:w="35" w:type="dxa"/>
+              <w:bottom w:w="35" w:type="dxa"/>
+              <w:left w:w="80" w:type="dxa"/>
+              <w:right w:w="80" w:type="dxa"/>
+            </w:tcMar>
+            <w:tcBorders>
+              <w:top w:val="single" w:sz="4" w:space="0" w:color="E2E8F0"/>
+              <w:left w:val="single" w:sz="4" w:space="0" w:color="E2E8F0"/>
+              <w:bottom w:val="single" w:sz="4" w:space="0" w:color="E2E8F0"/>
+              <w:right w:val="single" w:sz="4" w:space="0" w:color="E2E8F0"/>
+            </w:tcBorders>
+          </w:tcPr>
+          <w:p>
+            <w:pPr>
+              <w:jc w:val="left"/>
+            </w:pPr>
+            <w:r>
+              <w:rPr>
+                <w:rFonts w:ascii="Times New Roman" w:hAnsi="Times New Roman"/>
+                <w:b w:val="0"/>
+                <w:i w:val="0"/>
+                <w:sz w:val="19"/>
+                <w:rFonts w:ascii="Times New Roman" w:hAnsi="Times New Roman" w:cs="Times New Roman"/>
+              </w:rPr>
+              <w:t>Prasanna Pradeep Bhurke</w:t>
+            </w:r>
+          </w:p>
+        </w:tc>
+      </w:tr>
+    </w:tbl>
+    <w:p>
+      <w:pPr>
+        <w:spacing w:after="80"/>
+      </w:pPr>
+    </w:p>
+    <w:p>
+      <w:pPr>
+        <w:spacing w:line="276" w:lineRule="auto" w:after="280"/>
+      </w:pPr>
+      <w:r>
+        <w:rPr>
+          <w:rFonts w:ascii="Times New Roman" w:hAnsi="Times New Roman"/>
+          <w:b w:val="0"/>
+          <w:i w:val="0"/>
+          <w:sz w:val="21"/>
+          <w:rFonts w:ascii="Times New Roman" w:hAnsi="Times New Roman" w:cs="Times New Roman"/>
+        </w:rPr>
+        <w:t>The mini-project report is submitted in partial fulfilment of the requirements for the Cloud Computing course and has been reviewed and approved for internal assessment.</w:t>
+      </w:r>
+    </w:p>
+    <w:tbl>
+      <w:tblPr>
+        <w:tblW w:type="auto" w:w="0"/>
+        <w:jc w:val="center"/>
+        <w:tblLayout w:type="fixed"/>
+        <w:tblLook w:firstColumn="1" w:firstRow="1" w:lastColumn="0" w:lastRow="0" w:noHBand="0" w:noVBand="1" w:val="04A0"/>
+      </w:tblPr>
+      <w:tblGrid>
+        <w:gridCol w:w="3120"/>
+        <w:gridCol w:w="3120"/>
+        <w:gridCol w:w="3120"/>
+      </w:tblGrid>
+      <w:tr>
+        <w:tc>
+          <w:tcPr>
+            <w:tcW w:type="dxa" w:w="3096"/>
+            <w:tcBorders>
+              <w:top w:val="single" w:sz="4" w:space="0" w:color="FFFFFF"/>
+              <w:left w:val="single" w:sz="4" w:space="0" w:color="FFFFFF"/>
+              <w:bottom w:val="single" w:sz="4" w:space="0" w:color="FFFFFF"/>
+              <w:right w:val="single" w:sz="4" w:space="0" w:color="FFFFFF"/>
+            </w:tcBorders>
+          </w:tcPr>
+          <w:p>
+            <w:pPr>
+              <w:jc w:val="left"/>
+            </w:pPr>
+            <w:r>
+              <w:rPr>
+                <w:rFonts w:ascii="Times New Roman" w:hAnsi="Times New Roman"/>
+                <w:b/>
+                <w:i w:val="0"/>
+                <w:sz w:val="19"/>
+                <w:rFonts w:ascii="Times New Roman" w:hAnsi="Times New Roman" w:cs="Times New Roman"/>
+              </w:rPr>
+              <w:t>_________________________</w:t>
+              <w:br/>
+            </w:r>
+            <w:r>
+              <w:rPr>
+                <w:rFonts w:ascii="Times New Roman" w:hAnsi="Times New Roman"/>
+                <w:b/>
+                <w:i w:val="0"/>
+                <w:sz w:val="19"/>
+                <w:rFonts w:ascii="Times New Roman" w:hAnsi="Times New Roman" w:cs="Times New Roman"/>
+              </w:rPr>
+              <w:t>Mrs. Aditee A. Salokhe</w:t>
+              <w:br/>
+            </w:r>
+            <w:r>
+              <w:rPr>
+                <w:rFonts w:ascii="Times New Roman" w:hAnsi="Times New Roman"/>
+                <w:b w:val="0"/>
+                <w:i w:val="0"/>
+                <w:sz w:val="19"/>
+                <w:rFonts w:ascii="Times New Roman" w:hAnsi="Times New Roman" w:cs="Times New Roman"/>
+              </w:rPr>
+              <w:t>Course Coordinator / Guide</w:t>
+              <w:br/>
+              <w:t>Department of CSE</w:t>
+            </w:r>
+          </w:p>
+        </w:tc>
+        <w:tc>
+          <w:tcPr>
+            <w:tcW w:type="dxa" w:w="3096"/>
+            <w:tcBorders>
+              <w:top w:val="single" w:sz="4" w:space="0" w:color="FFFFFF"/>
+              <w:left w:val="single" w:sz="4" w:space="0" w:color="FFFFFF"/>
+              <w:bottom w:val="single" w:sz="4" w:space="0" w:color="FFFFFF"/>
+              <w:right w:val="single" w:sz="4" w:space="0" w:color="FFFFFF"/>
+            </w:tcBorders>
+          </w:tcPr>
+          <w:p>
+            <w:pPr>
+              <w:jc w:val="center"/>
+            </w:pPr>
+            <w:r>
+              <w:rPr>
+                <w:rFonts w:ascii="Times New Roman" w:hAnsi="Times New Roman"/>
+                <w:b/>
+                <w:i w:val="0"/>
+                <w:sz w:val="19"/>
+                <w:rFonts w:ascii="Times New Roman" w:hAnsi="Times New Roman" w:cs="Times New Roman"/>
+              </w:rPr>
+              <w:t>_________________________</w:t>
+              <w:br/>
+            </w:r>
+            <w:r>
+              <w:rPr>
+                <w:rFonts w:ascii="Times New Roman" w:hAnsi="Times New Roman"/>
+                <w:b/>
+                <w:i w:val="0"/>
+                <w:sz w:val="19"/>
+                <w:rFonts w:ascii="Times New Roman" w:hAnsi="Times New Roman" w:cs="Times New Roman"/>
+              </w:rPr>
+              <w:t>Dr. R. J. Dhanal</w:t>
+              <w:br/>
+            </w:r>
+            <w:r>
+              <w:rPr>
+                <w:rFonts w:ascii="Times New Roman" w:hAnsi="Times New Roman"/>
+                <w:b w:val="0"/>
+                <w:i w:val="0"/>
+                <w:sz w:val="19"/>
+                <w:rFonts w:ascii="Times New Roman" w:hAnsi="Times New Roman" w:cs="Times New Roman"/>
+              </w:rPr>
+              <w:t>Head of the Department</w:t>
+              <w:br/>
+              <w:t>Department of CSE</w:t>
+            </w:r>
+          </w:p>
+        </w:tc>
+        <w:tc>
+          <w:tcPr>
+            <w:tcW w:type="dxa" w:w="3168"/>
+            <w:tcBorders>
+              <w:top w:val="single" w:sz="4" w:space="0" w:color="FFFFFF"/>
+              <w:left w:val="single" w:sz="4" w:space="0" w:color="FFFFFF"/>
+              <w:bottom w:val="single" w:sz="4" w:space="0" w:color="FFFFFF"/>
+              <w:right w:val="single" w:sz="4" w:space="0" w:color="FFFFFF"/>
+            </w:tcBorders>
+          </w:tcPr>
+          <w:p>
+            <w:pPr>
+              <w:jc w:val="right"/>
+            </w:pPr>
+            <w:r>
+              <w:rPr>
+                <w:rFonts w:ascii="Times New Roman" w:hAnsi="Times New Roman"/>
+                <w:b/>
+                <w:i w:val="0"/>
+                <w:sz w:val="19"/>
+                <w:rFonts w:ascii="Times New Roman" w:hAnsi="Times New Roman" w:cs="Times New Roman"/>
+              </w:rPr>
+              <w:t>_________________________</w:t>
+              <w:br/>
+            </w:r>
+            <w:r>
+              <w:rPr>
+                <w:rFonts w:ascii="Times New Roman" w:hAnsi="Times New Roman"/>
+                <w:b/>
+                <w:i w:val="0"/>
+                <w:sz w:val="19"/>
+                <w:rFonts w:ascii="Times New Roman" w:hAnsi="Times New Roman" w:cs="Times New Roman"/>
+              </w:rPr>
+              <w:t>Dr. Sanjay S. Pawar</w:t>
+              <w:br/>
+            </w:r>
+            <w:r>
+              <w:rPr>
+                <w:rFonts w:ascii="Times New Roman" w:hAnsi="Times New Roman"/>
+                <w:b w:val="0"/>
+                <w:i w:val="0"/>
+                <w:sz w:val="19"/>
+                <w:rFonts w:ascii="Times New Roman" w:hAnsi="Times New Roman" w:cs="Times New Roman"/>
+              </w:rPr>
+              <w:t>Principal</w:t>
+              <w:br/>
+              <w:t>D. Y. Patil College of Engineering</w:t>
+              <w:br/>
+              <w:t>and Technology, Kolhapur</w:t>
+            </w:r>
+          </w:p>
+        </w:tc>
+      </w:tr>
+      <w:tr>
+        <w:tc>
+          <w:tcPr>
+            <w:tcW w:type="dxa" w:w="3096"/>
+            <w:tcBorders>
+              <w:top w:val="single" w:sz="4" w:space="0" w:color="FFFFFF"/>
+              <w:left w:val="single" w:sz="4" w:space="0" w:color="FFFFFF"/>
+              <w:bottom w:val="single" w:sz="4" w:space="0" w:color="FFFFFF"/>
+              <w:right w:val="single" w:sz="4" w:space="0" w:color="FFFFFF"/>
+            </w:tcBorders>
+          </w:tcPr>
+          <w:p>
+            <w:pPr>
+              <w:jc w:val="left"/>
+            </w:pPr>
+            <w:r>
+              <w:rPr>
+                <w:rFonts w:ascii="Times New Roman" w:hAnsi="Times New Roman"/>
+                <w:b w:val="0"/>
+                <w:i w:val="0"/>
+                <w:sz w:val="19"/>
+                <w:rFonts w:ascii="Times New Roman" w:hAnsi="Times New Roman" w:cs="Times New Roman"/>
+              </w:rPr>
+              <w:br/>
+              <w:t>Date: ____________________</w:t>
+              <w:br/>
+              <w:t>Place: Kolhapur</w:t>
+            </w:r>
+          </w:p>
+        </w:tc>
+        <w:tc>
+          <w:tcPr>
+            <w:tcW w:type="dxa" w:w="3096"/>
+            <w:tcBorders>
+              <w:top w:val="single" w:sz="4" w:space="0" w:color="FFFFFF"/>
+              <w:left w:val="single" w:sz="4" w:space="0" w:color="FFFFFF"/>
+              <w:bottom w:val="single" w:sz="4" w:space="0" w:color="FFFFFF"/>
+              <w:right w:val="single" w:sz="4" w:space="0" w:color="FFFFFF"/>
+            </w:tcBorders>
+          </w:tcPr>
+          <w:p/>
+        </w:tc>
+        <w:tc>
+          <w:tcPr>
+            <w:tcW w:type="dxa" w:w="3168"/>
+            <w:tcBorders>
+              <w:top w:val="single" w:sz="4" w:space="0" w:color="FFFFFF"/>
+              <w:left w:val="single" w:sz="4" w:space="0" w:color="FFFFFF"/>
+              <w:bottom w:val="single" w:sz="4" w:space="0" w:color="FFFFFF"/>
+              <w:right w:val="single" w:sz="4" w:space="0" w:color="FFFFFF"/>
+            </w:tcBorders>
+          </w:tcPr>
+          <w:p/>
+        </w:tc>
+      </w:tr>
+    </w:tbl>
+    <w:p>
+      <w:r>
+        <w:br w:type="page"/>
       </w:r>
     </w:p>
     <w:p>
       <w:pPr>
-        <w:keepNext/>
-        <w:spacing w:before="200" w:after="80"/>
+        <w:spacing w:after="160"/>
+        <w:jc w:val="center"/>
       </w:pPr>
       <w:r>
         <w:rPr>
           <w:rFonts w:ascii="Times New Roman" w:hAnsi="Times New Roman"/>
           <w:b/>
           <w:i w:val="0"/>
-          <w:color w:val="2B6CB0"/>
-          <w:sz w:val="26"/>
+          <w:color w:val="0F172A"/>
+          <w:sz w:val="30"/>
           <w:rFonts w:ascii="Times New Roman" w:hAnsi="Times New Roman" w:cs="Times New Roman"/>
         </w:rPr>
-        <w:t>6.1 Real-Time Analytics Dashboard</w:t>
+        <w:t>TABLE OF CONTENTS</w:t>
+      </w:r>
+    </w:p>
+    <w:tbl>
+      <w:tblPr>
+        <w:tblW w:type="auto" w:w="0"/>
+        <w:jc w:val="center"/>
+        <w:tblLook w:firstColumn="1" w:firstRow="1" w:lastColumn="0" w:lastRow="0" w:noHBand="0" w:noVBand="1" w:val="04A0"/>
+      </w:tblPr>
+      <w:tblGrid>
+        <w:gridCol w:w="1440"/>
+        <w:gridCol w:w="6336"/>
+        <w:gridCol w:w="1584"/>
+      </w:tblGrid>
+      <w:tr>
+        <w:tc>
+          <w:tcPr>
+            <w:tcW w:type="dxa" w:w="3120"/>
+            <w:shd w:fill="E2E8F0"/>
+            <w:tcMar>
+              <w:top w:w="50" w:type="dxa"/>
+              <w:bottom w:w="50" w:type="dxa"/>
+              <w:left w:w="80" w:type="dxa"/>
+              <w:right w:w="80" w:type="dxa"/>
+            </w:tcMar>
+            <w:tcBorders>
+              <w:top w:val="single" w:sz="4" w:space="0" w:color="CBD5E1"/>
+              <w:left w:val="single" w:sz="4" w:space="0" w:color="CBD5E1"/>
+              <w:bottom w:val="single" w:sz="4" w:space="0" w:color="CBD5E1"/>
+              <w:right w:val="single" w:sz="4" w:space="0" w:color="CBD5E1"/>
+            </w:tcBorders>
+          </w:tcPr>
+          <w:p>
+            <w:pPr>
+              <w:jc w:val="center"/>
+            </w:pPr>
+            <w:r>
+              <w:rPr>
+                <w:rFonts w:ascii="Times New Roman" w:hAnsi="Times New Roman"/>
+                <w:b/>
+                <w:i w:val="0"/>
+                <w:sz w:val="19"/>
+                <w:rFonts w:ascii="Times New Roman" w:hAnsi="Times New Roman" w:cs="Times New Roman"/>
+              </w:rPr>
+              <w:t>Chapter</w:t>
+            </w:r>
+          </w:p>
+        </w:tc>
+        <w:tc>
+          <w:tcPr>
+            <w:tcW w:type="dxa" w:w="3120"/>
+            <w:shd w:fill="E2E8F0"/>
+            <w:tcMar>
+              <w:top w:w="50" w:type="dxa"/>
+              <w:bottom w:w="50" w:type="dxa"/>
+              <w:left w:w="80" w:type="dxa"/>
+              <w:right w:w="80" w:type="dxa"/>
+            </w:tcMar>
+            <w:tcBorders>
+              <w:top w:val="single" w:sz="4" w:space="0" w:color="CBD5E1"/>
+              <w:left w:val="single" w:sz="4" w:space="0" w:color="CBD5E1"/>
+              <w:bottom w:val="single" w:sz="4" w:space="0" w:color="CBD5E1"/>
+              <w:right w:val="single" w:sz="4" w:space="0" w:color="CBD5E1"/>
+            </w:tcBorders>
+          </w:tcPr>
+          <w:p>
+            <w:pPr>
+              <w:jc w:val="left"/>
+            </w:pPr>
+            <w:r>
+              <w:rPr>
+                <w:rFonts w:ascii="Times New Roman" w:hAnsi="Times New Roman"/>
+                <w:b/>
+                <w:i w:val="0"/>
+                <w:sz w:val="19"/>
+                <w:rFonts w:ascii="Times New Roman" w:hAnsi="Times New Roman" w:cs="Times New Roman"/>
+              </w:rPr>
+              <w:t>Topic / Title</w:t>
+            </w:r>
+          </w:p>
+        </w:tc>
+        <w:tc>
+          <w:tcPr>
+            <w:tcW w:type="dxa" w:w="3120"/>
+            <w:shd w:fill="E2E8F0"/>
+            <w:tcMar>
+              <w:top w:w="50" w:type="dxa"/>
+              <w:bottom w:w="50" w:type="dxa"/>
+              <w:left w:w="80" w:type="dxa"/>
+              <w:right w:w="80" w:type="dxa"/>
+            </w:tcMar>
+            <w:tcBorders>
+              <w:top w:val="single" w:sz="4" w:space="0" w:color="CBD5E1"/>
+              <w:left w:val="single" w:sz="4" w:space="0" w:color="CBD5E1"/>
+              <w:bottom w:val="single" w:sz="4" w:space="0" w:color="CBD5E1"/>
+              <w:right w:val="single" w:sz="4" w:space="0" w:color="CBD5E1"/>
+            </w:tcBorders>
+          </w:tcPr>
+          <w:p>
+            <w:pPr>
+              <w:jc w:val="center"/>
+            </w:pPr>
+            <w:r>
+              <w:rPr>
+                <w:rFonts w:ascii="Times New Roman" w:hAnsi="Times New Roman"/>
+                <w:b/>
+                <w:i w:val="0"/>
+                <w:sz w:val="19"/>
+                <w:rFonts w:ascii="Times New Roman" w:hAnsi="Times New Roman" w:cs="Times New Roman"/>
+              </w:rPr>
+              <w:t>Page No.</w:t>
+            </w:r>
+          </w:p>
+        </w:tc>
+      </w:tr>
+      <w:tr>
+        <w:tc>
+          <w:tcPr>
+            <w:tcW w:type="dxa" w:w="3120"/>
+            <w:tcMar>
+              <w:top w:w="45" w:type="dxa"/>
+              <w:bottom w:w="45" w:type="dxa"/>
+              <w:left w:w="80" w:type="dxa"/>
+              <w:right w:w="80" w:type="dxa"/>
+            </w:tcMar>
+            <w:tcBorders>
+              <w:top w:val="single" w:sz="4" w:space="0" w:color="E2E8F0"/>
+              <w:left w:val="single" w:sz="4" w:space="0" w:color="E2E8F0"/>
+              <w:bottom w:val="single" w:sz="4" w:space="0" w:color="E2E8F0"/>
+              <w:right w:val="single" w:sz="4" w:space="0" w:color="E2E8F0"/>
+            </w:tcBorders>
+          </w:tcPr>
+          <w:p>
+            <w:pPr>
+              <w:jc w:val="center"/>
+            </w:pPr>
+            <w:r>
+              <w:rPr>
+                <w:rFonts w:ascii="Times New Roman" w:hAnsi="Times New Roman"/>
+                <w:b w:val="0"/>
+                <w:i w:val="0"/>
+                <w:sz w:val="19"/>
+                <w:rFonts w:ascii="Times New Roman" w:hAnsi="Times New Roman" w:cs="Times New Roman"/>
+              </w:rPr>
+              <w:t>1</w:t>
+            </w:r>
+          </w:p>
+        </w:tc>
+        <w:tc>
+          <w:tcPr>
+            <w:tcW w:type="dxa" w:w="3120"/>
+            <w:tcMar>
+              <w:top w:w="45" w:type="dxa"/>
+              <w:bottom w:w="45" w:type="dxa"/>
+              <w:left w:w="80" w:type="dxa"/>
+              <w:right w:w="80" w:type="dxa"/>
+            </w:tcMar>
+            <w:tcBorders>
+              <w:top w:val="single" w:sz="4" w:space="0" w:color="E2E8F0"/>
+              <w:left w:val="single" w:sz="4" w:space="0" w:color="E2E8F0"/>
+              <w:bottom w:val="single" w:sz="4" w:space="0" w:color="E2E8F0"/>
+              <w:right w:val="single" w:sz="4" w:space="0" w:color="E2E8F0"/>
+            </w:tcBorders>
+          </w:tcPr>
+          <w:p>
+            <w:pPr>
+              <w:jc w:val="left"/>
+            </w:pPr>
+            <w:r>
+              <w:rPr>
+                <w:rFonts w:ascii="Times New Roman" w:hAnsi="Times New Roman"/>
+                <w:b/>
+                <w:i w:val="0"/>
+                <w:sz w:val="19"/>
+                <w:rFonts w:ascii="Times New Roman" w:hAnsi="Times New Roman" w:cs="Times New Roman"/>
+              </w:rPr>
+              <w:t>Introduction &amp; Background</w:t>
+            </w:r>
+          </w:p>
+        </w:tc>
+        <w:tc>
+          <w:tcPr>
+            <w:tcW w:type="dxa" w:w="3120"/>
+            <w:tcMar>
+              <w:top w:w="45" w:type="dxa"/>
+              <w:bottom w:w="45" w:type="dxa"/>
+              <w:left w:w="80" w:type="dxa"/>
+              <w:right w:w="80" w:type="dxa"/>
+            </w:tcMar>
+            <w:tcBorders>
+              <w:top w:val="single" w:sz="4" w:space="0" w:color="E2E8F0"/>
+              <w:left w:val="single" w:sz="4" w:space="0" w:color="E2E8F0"/>
+              <w:bottom w:val="single" w:sz="4" w:space="0" w:color="E2E8F0"/>
+              <w:right w:val="single" w:sz="4" w:space="0" w:color="E2E8F0"/>
+            </w:tcBorders>
+          </w:tcPr>
+          <w:p>
+            <w:pPr>
+              <w:jc w:val="center"/>
+            </w:pPr>
+            <w:r>
+              <w:rPr>
+                <w:rFonts w:ascii="Times New Roman" w:hAnsi="Times New Roman"/>
+                <w:b w:val="0"/>
+                <w:i w:val="0"/>
+                <w:sz w:val="19"/>
+                <w:rFonts w:ascii="Times New Roman" w:hAnsi="Times New Roman" w:cs="Times New Roman"/>
+              </w:rPr>
+              <w:t>4</w:t>
+            </w:r>
+          </w:p>
+        </w:tc>
+      </w:tr>
+      <w:tr>
+        <w:tc>
+          <w:tcPr>
+            <w:tcW w:type="dxa" w:w="3120"/>
+            <w:tcMar>
+              <w:top w:w="45" w:type="dxa"/>
+              <w:bottom w:w="45" w:type="dxa"/>
+              <w:left w:w="80" w:type="dxa"/>
+              <w:right w:w="80" w:type="dxa"/>
+            </w:tcMar>
+            <w:tcBorders>
+              <w:top w:val="single" w:sz="4" w:space="0" w:color="E2E8F0"/>
+              <w:left w:val="single" w:sz="4" w:space="0" w:color="E2E8F0"/>
+              <w:bottom w:val="single" w:sz="4" w:space="0" w:color="E2E8F0"/>
+              <w:right w:val="single" w:sz="4" w:space="0" w:color="E2E8F0"/>
+            </w:tcBorders>
+          </w:tcPr>
+          <w:p>
+            <w:pPr>
+              <w:jc w:val="center"/>
+            </w:pPr>
+            <w:r>
+              <w:rPr>
+                <w:rFonts w:ascii="Times New Roman" w:hAnsi="Times New Roman"/>
+                <w:b w:val="0"/>
+                <w:i w:val="0"/>
+                <w:sz w:val="19"/>
+                <w:rFonts w:ascii="Times New Roman" w:hAnsi="Times New Roman" w:cs="Times New Roman"/>
+              </w:rPr>
+              <w:t>2</w:t>
+            </w:r>
+          </w:p>
+        </w:tc>
+        <w:tc>
+          <w:tcPr>
+            <w:tcW w:type="dxa" w:w="3120"/>
+            <w:tcMar>
+              <w:top w:w="45" w:type="dxa"/>
+              <w:bottom w:w="45" w:type="dxa"/>
+              <w:left w:w="80" w:type="dxa"/>
+              <w:right w:w="80" w:type="dxa"/>
+            </w:tcMar>
+            <w:tcBorders>
+              <w:top w:val="single" w:sz="4" w:space="0" w:color="E2E8F0"/>
+              <w:left w:val="single" w:sz="4" w:space="0" w:color="E2E8F0"/>
+              <w:bottom w:val="single" w:sz="4" w:space="0" w:color="E2E8F0"/>
+              <w:right w:val="single" w:sz="4" w:space="0" w:color="E2E8F0"/>
+            </w:tcBorders>
+          </w:tcPr>
+          <w:p>
+            <w:pPr>
+              <w:jc w:val="left"/>
+            </w:pPr>
+            <w:r>
+              <w:rPr>
+                <w:rFonts w:ascii="Times New Roman" w:hAnsi="Times New Roman"/>
+                <w:b/>
+                <w:i w:val="0"/>
+                <w:sz w:val="19"/>
+                <w:rFonts w:ascii="Times New Roman" w:hAnsi="Times New Roman" w:cs="Times New Roman"/>
+              </w:rPr>
+              <w:t>Problem Definition, Scope &amp; Objectives</w:t>
+            </w:r>
+          </w:p>
+        </w:tc>
+        <w:tc>
+          <w:tcPr>
+            <w:tcW w:type="dxa" w:w="3120"/>
+            <w:tcMar>
+              <w:top w:w="45" w:type="dxa"/>
+              <w:bottom w:w="45" w:type="dxa"/>
+              <w:left w:w="80" w:type="dxa"/>
+              <w:right w:w="80" w:type="dxa"/>
+            </w:tcMar>
+            <w:tcBorders>
+              <w:top w:val="single" w:sz="4" w:space="0" w:color="E2E8F0"/>
+              <w:left w:val="single" w:sz="4" w:space="0" w:color="E2E8F0"/>
+              <w:bottom w:val="single" w:sz="4" w:space="0" w:color="E2E8F0"/>
+              <w:right w:val="single" w:sz="4" w:space="0" w:color="E2E8F0"/>
+            </w:tcBorders>
+          </w:tcPr>
+          <w:p>
+            <w:pPr>
+              <w:jc w:val="center"/>
+            </w:pPr>
+            <w:r>
+              <w:rPr>
+                <w:rFonts w:ascii="Times New Roman" w:hAnsi="Times New Roman"/>
+                <w:b w:val="0"/>
+                <w:i w:val="0"/>
+                <w:sz w:val="19"/>
+                <w:rFonts w:ascii="Times New Roman" w:hAnsi="Times New Roman" w:cs="Times New Roman"/>
+              </w:rPr>
+              <w:t>5</w:t>
+            </w:r>
+          </w:p>
+        </w:tc>
+      </w:tr>
+      <w:tr>
+        <w:tc>
+          <w:tcPr>
+            <w:tcW w:type="dxa" w:w="3120"/>
+            <w:tcMar>
+              <w:top w:w="45" w:type="dxa"/>
+              <w:bottom w:w="45" w:type="dxa"/>
+              <w:left w:w="80" w:type="dxa"/>
+              <w:right w:w="80" w:type="dxa"/>
+            </w:tcMar>
+            <w:tcBorders>
+              <w:top w:val="single" w:sz="4" w:space="0" w:color="E2E8F0"/>
+              <w:left w:val="single" w:sz="4" w:space="0" w:color="E2E8F0"/>
+              <w:bottom w:val="single" w:sz="4" w:space="0" w:color="E2E8F0"/>
+              <w:right w:val="single" w:sz="4" w:space="0" w:color="E2E8F0"/>
+            </w:tcBorders>
+          </w:tcPr>
+          <w:p>
+            <w:pPr>
+              <w:jc w:val="center"/>
+            </w:pPr>
+            <w:r>
+              <w:rPr>
+                <w:rFonts w:ascii="Times New Roman" w:hAnsi="Times New Roman"/>
+                <w:b w:val="0"/>
+                <w:i w:val="0"/>
+                <w:sz w:val="19"/>
+                <w:rFonts w:ascii="Times New Roman" w:hAnsi="Times New Roman" w:cs="Times New Roman"/>
+              </w:rPr>
+              <w:t>3</w:t>
+            </w:r>
+          </w:p>
+        </w:tc>
+        <w:tc>
+          <w:tcPr>
+            <w:tcW w:type="dxa" w:w="3120"/>
+            <w:tcMar>
+              <w:top w:w="45" w:type="dxa"/>
+              <w:bottom w:w="45" w:type="dxa"/>
+              <w:left w:w="80" w:type="dxa"/>
+              <w:right w:w="80" w:type="dxa"/>
+            </w:tcMar>
+            <w:tcBorders>
+              <w:top w:val="single" w:sz="4" w:space="0" w:color="E2E8F0"/>
+              <w:left w:val="single" w:sz="4" w:space="0" w:color="E2E8F0"/>
+              <w:bottom w:val="single" w:sz="4" w:space="0" w:color="E2E8F0"/>
+              <w:right w:val="single" w:sz="4" w:space="0" w:color="E2E8F0"/>
+            </w:tcBorders>
+          </w:tcPr>
+          <w:p>
+            <w:pPr>
+              <w:jc w:val="left"/>
+            </w:pPr>
+            <w:r>
+              <w:rPr>
+                <w:rFonts w:ascii="Times New Roman" w:hAnsi="Times New Roman"/>
+                <w:b/>
+                <w:i w:val="0"/>
+                <w:sz w:val="19"/>
+                <w:rFonts w:ascii="Times New Roman" w:hAnsi="Times New Roman" w:cs="Times New Roman"/>
+              </w:rPr>
+              <w:t>Cloud-Based Design &amp; System Architecture</w:t>
+            </w:r>
+          </w:p>
+        </w:tc>
+        <w:tc>
+          <w:tcPr>
+            <w:tcW w:type="dxa" w:w="3120"/>
+            <w:tcMar>
+              <w:top w:w="45" w:type="dxa"/>
+              <w:bottom w:w="45" w:type="dxa"/>
+              <w:left w:w="80" w:type="dxa"/>
+              <w:right w:w="80" w:type="dxa"/>
+            </w:tcMar>
+            <w:tcBorders>
+              <w:top w:val="single" w:sz="4" w:space="0" w:color="E2E8F0"/>
+              <w:left w:val="single" w:sz="4" w:space="0" w:color="E2E8F0"/>
+              <w:bottom w:val="single" w:sz="4" w:space="0" w:color="E2E8F0"/>
+              <w:right w:val="single" w:sz="4" w:space="0" w:color="E2E8F0"/>
+            </w:tcBorders>
+          </w:tcPr>
+          <w:p>
+            <w:pPr>
+              <w:jc w:val="center"/>
+            </w:pPr>
+            <w:r>
+              <w:rPr>
+                <w:rFonts w:ascii="Times New Roman" w:hAnsi="Times New Roman"/>
+                <w:b w:val="0"/>
+                <w:i w:val="0"/>
+                <w:sz w:val="19"/>
+                <w:rFonts w:ascii="Times New Roman" w:hAnsi="Times New Roman" w:cs="Times New Roman"/>
+              </w:rPr>
+              <w:t>6</w:t>
+            </w:r>
+          </w:p>
+        </w:tc>
+      </w:tr>
+      <w:tr>
+        <w:tc>
+          <w:tcPr>
+            <w:tcW w:type="dxa" w:w="3120"/>
+            <w:tcMar>
+              <w:top w:w="45" w:type="dxa"/>
+              <w:bottom w:w="45" w:type="dxa"/>
+              <w:left w:w="80" w:type="dxa"/>
+              <w:right w:w="80" w:type="dxa"/>
+            </w:tcMar>
+            <w:tcBorders>
+              <w:top w:val="single" w:sz="4" w:space="0" w:color="E2E8F0"/>
+              <w:left w:val="single" w:sz="4" w:space="0" w:color="E2E8F0"/>
+              <w:bottom w:val="single" w:sz="4" w:space="0" w:color="E2E8F0"/>
+              <w:right w:val="single" w:sz="4" w:space="0" w:color="E2E8F0"/>
+            </w:tcBorders>
+          </w:tcPr>
+          <w:p>
+            <w:pPr>
+              <w:jc w:val="center"/>
+            </w:pPr>
+            <w:r>
+              <w:rPr>
+                <w:rFonts w:ascii="Times New Roman" w:hAnsi="Times New Roman"/>
+                <w:b w:val="0"/>
+                <w:i w:val="0"/>
+                <w:sz w:val="19"/>
+                <w:rFonts w:ascii="Times New Roman" w:hAnsi="Times New Roman" w:cs="Times New Roman"/>
+              </w:rPr>
+              <w:t>4</w:t>
+            </w:r>
+          </w:p>
+        </w:tc>
+        <w:tc>
+          <w:tcPr>
+            <w:tcW w:type="dxa" w:w="3120"/>
+            <w:tcMar>
+              <w:top w:w="45" w:type="dxa"/>
+              <w:bottom w:w="45" w:type="dxa"/>
+              <w:left w:w="80" w:type="dxa"/>
+              <w:right w:w="80" w:type="dxa"/>
+            </w:tcMar>
+            <w:tcBorders>
+              <w:top w:val="single" w:sz="4" w:space="0" w:color="E2E8F0"/>
+              <w:left w:val="single" w:sz="4" w:space="0" w:color="E2E8F0"/>
+              <w:bottom w:val="single" w:sz="4" w:space="0" w:color="E2E8F0"/>
+              <w:right w:val="single" w:sz="4" w:space="0" w:color="E2E8F0"/>
+            </w:tcBorders>
+          </w:tcPr>
+          <w:p>
+            <w:pPr>
+              <w:jc w:val="left"/>
+            </w:pPr>
+            <w:r>
+              <w:rPr>
+                <w:rFonts w:ascii="Times New Roman" w:hAnsi="Times New Roman"/>
+                <w:b/>
+                <w:i w:val="0"/>
+                <w:sz w:val="19"/>
+                <w:rFonts w:ascii="Times New Roman" w:hAnsi="Times New Roman" w:cs="Times New Roman"/>
+              </w:rPr>
+              <w:t>Implementation &amp; User Interface</w:t>
+            </w:r>
+          </w:p>
+        </w:tc>
+        <w:tc>
+          <w:tcPr>
+            <w:tcW w:type="dxa" w:w="3120"/>
+            <w:tcMar>
+              <w:top w:w="45" w:type="dxa"/>
+              <w:bottom w:w="45" w:type="dxa"/>
+              <w:left w:w="80" w:type="dxa"/>
+              <w:right w:w="80" w:type="dxa"/>
+            </w:tcMar>
+            <w:tcBorders>
+              <w:top w:val="single" w:sz="4" w:space="0" w:color="E2E8F0"/>
+              <w:left w:val="single" w:sz="4" w:space="0" w:color="E2E8F0"/>
+              <w:bottom w:val="single" w:sz="4" w:space="0" w:color="E2E8F0"/>
+              <w:right w:val="single" w:sz="4" w:space="0" w:color="E2E8F0"/>
+            </w:tcBorders>
+          </w:tcPr>
+          <w:p>
+            <w:pPr>
+              <w:jc w:val="center"/>
+            </w:pPr>
+            <w:r>
+              <w:rPr>
+                <w:rFonts w:ascii="Times New Roman" w:hAnsi="Times New Roman"/>
+                <w:b w:val="0"/>
+                <w:i w:val="0"/>
+                <w:sz w:val="19"/>
+                <w:rFonts w:ascii="Times New Roman" w:hAnsi="Times New Roman" w:cs="Times New Roman"/>
+              </w:rPr>
+              <w:t>7</w:t>
+            </w:r>
+          </w:p>
+        </w:tc>
+      </w:tr>
+      <w:tr>
+        <w:tc>
+          <w:tcPr>
+            <w:tcW w:type="dxa" w:w="3120"/>
+            <w:tcMar>
+              <w:top w:w="45" w:type="dxa"/>
+              <w:bottom w:w="45" w:type="dxa"/>
+              <w:left w:w="80" w:type="dxa"/>
+              <w:right w:w="80" w:type="dxa"/>
+            </w:tcMar>
+            <w:tcBorders>
+              <w:top w:val="single" w:sz="4" w:space="0" w:color="E2E8F0"/>
+              <w:left w:val="single" w:sz="4" w:space="0" w:color="E2E8F0"/>
+              <w:bottom w:val="single" w:sz="4" w:space="0" w:color="E2E8F0"/>
+              <w:right w:val="single" w:sz="4" w:space="0" w:color="E2E8F0"/>
+            </w:tcBorders>
+          </w:tcPr>
+          <w:p>
+            <w:pPr>
+              <w:jc w:val="center"/>
+            </w:pPr>
+            <w:r>
+              <w:rPr>
+                <w:rFonts w:ascii="Times New Roman" w:hAnsi="Times New Roman"/>
+                <w:b w:val="0"/>
+                <w:i w:val="0"/>
+                <w:sz w:val="19"/>
+                <w:rFonts w:ascii="Times New Roman" w:hAnsi="Times New Roman" w:cs="Times New Roman"/>
+              </w:rPr>
+              <w:t>5</w:t>
+            </w:r>
+          </w:p>
+        </w:tc>
+        <w:tc>
+          <w:tcPr>
+            <w:tcW w:type="dxa" w:w="3120"/>
+            <w:tcMar>
+              <w:top w:w="45" w:type="dxa"/>
+              <w:bottom w:w="45" w:type="dxa"/>
+              <w:left w:w="80" w:type="dxa"/>
+              <w:right w:w="80" w:type="dxa"/>
+            </w:tcMar>
+            <w:tcBorders>
+              <w:top w:val="single" w:sz="4" w:space="0" w:color="E2E8F0"/>
+              <w:left w:val="single" w:sz="4" w:space="0" w:color="E2E8F0"/>
+              <w:bottom w:val="single" w:sz="4" w:space="0" w:color="E2E8F0"/>
+              <w:right w:val="single" w:sz="4" w:space="0" w:color="E2E8F0"/>
+            </w:tcBorders>
+          </w:tcPr>
+          <w:p>
+            <w:pPr>
+              <w:jc w:val="left"/>
+            </w:pPr>
+            <w:r>
+              <w:rPr>
+                <w:rFonts w:ascii="Times New Roman" w:hAnsi="Times New Roman"/>
+                <w:b/>
+                <w:i w:val="0"/>
+                <w:sz w:val="19"/>
+                <w:rFonts w:ascii="Times New Roman" w:hAnsi="Times New Roman" w:cs="Times New Roman"/>
+              </w:rPr>
+              <w:t>Testing, Results &amp; Experimental Evaluation</w:t>
+            </w:r>
+          </w:p>
+        </w:tc>
+        <w:tc>
+          <w:tcPr>
+            <w:tcW w:type="dxa" w:w="3120"/>
+            <w:tcMar>
+              <w:top w:w="45" w:type="dxa"/>
+              <w:bottom w:w="45" w:type="dxa"/>
+              <w:left w:w="80" w:type="dxa"/>
+              <w:right w:w="80" w:type="dxa"/>
+            </w:tcMar>
+            <w:tcBorders>
+              <w:top w:val="single" w:sz="4" w:space="0" w:color="E2E8F0"/>
+              <w:left w:val="single" w:sz="4" w:space="0" w:color="E2E8F0"/>
+              <w:bottom w:val="single" w:sz="4" w:space="0" w:color="E2E8F0"/>
+              <w:right w:val="single" w:sz="4" w:space="0" w:color="E2E8F0"/>
+            </w:tcBorders>
+          </w:tcPr>
+          <w:p>
+            <w:pPr>
+              <w:jc w:val="center"/>
+            </w:pPr>
+            <w:r>
+              <w:rPr>
+                <w:rFonts w:ascii="Times New Roman" w:hAnsi="Times New Roman"/>
+                <w:b w:val="0"/>
+                <w:i w:val="0"/>
+                <w:sz w:val="19"/>
+                <w:rFonts w:ascii="Times New Roman" w:hAnsi="Times New Roman" w:cs="Times New Roman"/>
+              </w:rPr>
+              <w:t>8</w:t>
+            </w:r>
+          </w:p>
+        </w:tc>
+      </w:tr>
+      <w:tr>
+        <w:tc>
+          <w:tcPr>
+            <w:tcW w:type="dxa" w:w="3120"/>
+            <w:tcMar>
+              <w:top w:w="45" w:type="dxa"/>
+              <w:bottom w:w="45" w:type="dxa"/>
+              <w:left w:w="80" w:type="dxa"/>
+              <w:right w:w="80" w:type="dxa"/>
+            </w:tcMar>
+            <w:tcBorders>
+              <w:top w:val="single" w:sz="4" w:space="0" w:color="E2E8F0"/>
+              <w:left w:val="single" w:sz="4" w:space="0" w:color="E2E8F0"/>
+              <w:bottom w:val="single" w:sz="4" w:space="0" w:color="E2E8F0"/>
+              <w:right w:val="single" w:sz="4" w:space="0" w:color="E2E8F0"/>
+            </w:tcBorders>
+          </w:tcPr>
+          <w:p>
+            <w:pPr>
+              <w:jc w:val="center"/>
+            </w:pPr>
+            <w:r>
+              <w:rPr>
+                <w:rFonts w:ascii="Times New Roman" w:hAnsi="Times New Roman"/>
+                <w:b w:val="0"/>
+                <w:i w:val="0"/>
+                <w:sz w:val="19"/>
+                <w:rFonts w:ascii="Times New Roman" w:hAnsi="Times New Roman" w:cs="Times New Roman"/>
+              </w:rPr>
+              <w:t>6</w:t>
+            </w:r>
+          </w:p>
+        </w:tc>
+        <w:tc>
+          <w:tcPr>
+            <w:tcW w:type="dxa" w:w="3120"/>
+            <w:tcMar>
+              <w:top w:w="45" w:type="dxa"/>
+              <w:bottom w:w="45" w:type="dxa"/>
+              <w:left w:w="80" w:type="dxa"/>
+              <w:right w:w="80" w:type="dxa"/>
+            </w:tcMar>
+            <w:tcBorders>
+              <w:top w:val="single" w:sz="4" w:space="0" w:color="E2E8F0"/>
+              <w:left w:val="single" w:sz="4" w:space="0" w:color="E2E8F0"/>
+              <w:bottom w:val="single" w:sz="4" w:space="0" w:color="E2E8F0"/>
+              <w:right w:val="single" w:sz="4" w:space="0" w:color="E2E8F0"/>
+            </w:tcBorders>
+          </w:tcPr>
+          <w:p>
+            <w:pPr>
+              <w:jc w:val="left"/>
+            </w:pPr>
+            <w:r>
+              <w:rPr>
+                <w:rFonts w:ascii="Times New Roman" w:hAnsi="Times New Roman"/>
+                <w:b/>
+                <w:i w:val="0"/>
+                <w:sz w:val="19"/>
+                <w:rFonts w:ascii="Times New Roman" w:hAnsi="Times New Roman" w:cs="Times New Roman"/>
+              </w:rPr>
+              <w:t>Conclusion &amp; Future Scope</w:t>
+            </w:r>
+          </w:p>
+        </w:tc>
+        <w:tc>
+          <w:tcPr>
+            <w:tcW w:type="dxa" w:w="3120"/>
+            <w:tcMar>
+              <w:top w:w="45" w:type="dxa"/>
+              <w:bottom w:w="45" w:type="dxa"/>
+              <w:left w:w="80" w:type="dxa"/>
+              <w:right w:w="80" w:type="dxa"/>
+            </w:tcMar>
+            <w:tcBorders>
+              <w:top w:val="single" w:sz="4" w:space="0" w:color="E2E8F0"/>
+              <w:left w:val="single" w:sz="4" w:space="0" w:color="E2E8F0"/>
+              <w:bottom w:val="single" w:sz="4" w:space="0" w:color="E2E8F0"/>
+              <w:right w:val="single" w:sz="4" w:space="0" w:color="E2E8F0"/>
+            </w:tcBorders>
+          </w:tcPr>
+          <w:p>
+            <w:pPr>
+              <w:jc w:val="center"/>
+            </w:pPr>
+            <w:r>
+              <w:rPr>
+                <w:rFonts w:ascii="Times New Roman" w:hAnsi="Times New Roman"/>
+                <w:b w:val="0"/>
+                <w:i w:val="0"/>
+                <w:sz w:val="19"/>
+                <w:rFonts w:ascii="Times New Roman" w:hAnsi="Times New Roman" w:cs="Times New Roman"/>
+              </w:rPr>
+              <w:t>9</w:t>
+            </w:r>
+          </w:p>
+        </w:tc>
+      </w:tr>
+      <w:tr>
+        <w:tc>
+          <w:tcPr>
+            <w:tcW w:type="dxa" w:w="3120"/>
+            <w:tcMar>
+              <w:top w:w="45" w:type="dxa"/>
+              <w:bottom w:w="45" w:type="dxa"/>
+              <w:left w:w="80" w:type="dxa"/>
+              <w:right w:w="80" w:type="dxa"/>
+            </w:tcMar>
+            <w:tcBorders>
+              <w:top w:val="single" w:sz="4" w:space="0" w:color="E2E8F0"/>
+              <w:left w:val="single" w:sz="4" w:space="0" w:color="E2E8F0"/>
+              <w:bottom w:val="single" w:sz="4" w:space="0" w:color="E2E8F0"/>
+              <w:right w:val="single" w:sz="4" w:space="0" w:color="E2E8F0"/>
+            </w:tcBorders>
+          </w:tcPr>
+          <w:p>
+            <w:pPr>
+              <w:jc w:val="center"/>
+            </w:pPr>
+            <w:r>
+              <w:rPr>
+                <w:rFonts w:ascii="Times New Roman" w:hAnsi="Times New Roman"/>
+                <w:b w:val="0"/>
+                <w:i w:val="0"/>
+                <w:sz w:val="19"/>
+                <w:rFonts w:ascii="Times New Roman" w:hAnsi="Times New Roman" w:cs="Times New Roman"/>
+              </w:rPr>
+              <w:t>7</w:t>
+            </w:r>
+          </w:p>
+        </w:tc>
+        <w:tc>
+          <w:tcPr>
+            <w:tcW w:type="dxa" w:w="3120"/>
+            <w:tcMar>
+              <w:top w:w="45" w:type="dxa"/>
+              <w:bottom w:w="45" w:type="dxa"/>
+              <w:left w:w="80" w:type="dxa"/>
+              <w:right w:w="80" w:type="dxa"/>
+            </w:tcMar>
+            <w:tcBorders>
+              <w:top w:val="single" w:sz="4" w:space="0" w:color="E2E8F0"/>
+              <w:left w:val="single" w:sz="4" w:space="0" w:color="E2E8F0"/>
+              <w:bottom w:val="single" w:sz="4" w:space="0" w:color="E2E8F0"/>
+              <w:right w:val="single" w:sz="4" w:space="0" w:color="E2E8F0"/>
+            </w:tcBorders>
+          </w:tcPr>
+          <w:p>
+            <w:pPr>
+              <w:jc w:val="left"/>
+            </w:pPr>
+            <w:r>
+              <w:rPr>
+                <w:rFonts w:ascii="Times New Roman" w:hAnsi="Times New Roman"/>
+                <w:b/>
+                <w:i w:val="0"/>
+                <w:sz w:val="19"/>
+                <w:rFonts w:ascii="Times New Roman" w:hAnsi="Times New Roman" w:cs="Times New Roman"/>
+              </w:rPr>
+              <w:t>References &amp; Technical Appendix</w:t>
+            </w:r>
+          </w:p>
+        </w:tc>
+        <w:tc>
+          <w:tcPr>
+            <w:tcW w:type="dxa" w:w="3120"/>
+            <w:tcMar>
+              <w:top w:w="45" w:type="dxa"/>
+              <w:bottom w:w="45" w:type="dxa"/>
+              <w:left w:w="80" w:type="dxa"/>
+              <w:right w:w="80" w:type="dxa"/>
+            </w:tcMar>
+            <w:tcBorders>
+              <w:top w:val="single" w:sz="4" w:space="0" w:color="E2E8F0"/>
+              <w:left w:val="single" w:sz="4" w:space="0" w:color="E2E8F0"/>
+              <w:bottom w:val="single" w:sz="4" w:space="0" w:color="E2E8F0"/>
+              <w:right w:val="single" w:sz="4" w:space="0" w:color="E2E8F0"/>
+            </w:tcBorders>
+          </w:tcPr>
+          <w:p>
+            <w:pPr>
+              <w:jc w:val="center"/>
+            </w:pPr>
+            <w:r>
+              <w:rPr>
+                <w:rFonts w:ascii="Times New Roman" w:hAnsi="Times New Roman"/>
+                <w:b w:val="0"/>
+                <w:i w:val="0"/>
+                <w:sz w:val="19"/>
+                <w:rFonts w:ascii="Times New Roman" w:hAnsi="Times New Roman" w:cs="Times New Roman"/>
+              </w:rPr>
+              <w:t>10</w:t>
+            </w:r>
+          </w:p>
+        </w:tc>
+      </w:tr>
+    </w:tbl>
+    <w:p>
+      <w:pPr>
+        <w:spacing w:before="280" w:after="80"/>
+      </w:pPr>
+      <w:r>
+        <w:rPr>
+          <w:rFonts w:ascii="Times New Roman" w:hAnsi="Times New Roman"/>
+          <w:b/>
+          <w:i w:val="0"/>
+          <w:color w:val="0F172A"/>
+          <w:sz w:val="24"/>
+          <w:rFonts w:ascii="Times New Roman" w:hAnsi="Times New Roman" w:cs="Times New Roman"/>
+        </w:rPr>
+        <w:t>LIST OF FIGURES AND TABLES</w:t>
       </w:r>
     </w:p>
     <w:p>
       <w:pPr>
-        <w:spacing w:line="276" w:lineRule="auto" w:after="120"/>
+        <w:spacing w:after="40"/>
       </w:pPr>
+      <w:r>
+        <w:rPr>
+          <w:rFonts w:ascii="Times New Roman" w:hAnsi="Times New Roman"/>
+          <w:b/>
+          <w:i w:val="0"/>
+          <w:sz w:val="20"/>
+          <w:rFonts w:ascii="Times New Roman" w:hAnsi="Times New Roman" w:cs="Times New Roman"/>
+        </w:rPr>
+        <w:t xml:space="preserve">• Figure 3.1: </w:t>
+      </w:r>
       <w:r>
         <w:rPr>
           <w:rFonts w:ascii="Times New Roman" w:hAnsi="Times New Roman"/>
           <w:b w:val="0"/>
           <w:i w:val="0"/>
-          <w:color w:val="212529"/>
-          <w:sz w:val="24"/>
+          <w:sz w:val="20"/>
           <w:rFonts w:ascii="Times New Roman" w:hAnsi="Times New Roman" w:cs="Times New Roman"/>
         </w:rPr>
-        <w:t>The dashboard presents 7 primary metric cards updated live via RESTful endpoints: Total Files, Unique Physical Files, Duplicate References, Saving Percentage, Logical Volume, Physical Cloud Volume, and Storage Saved (Bytes and Formatted MB).</w:t>
+        <w:t xml:space="preserve">System Architecture &amp; Deduplication Pipeline </w:t>
+      </w:r>
+      <w:r>
+        <w:rPr>
+          <w:rFonts w:ascii="Times New Roman" w:hAnsi="Times New Roman"/>
+          <w:b w:val="0"/>
+          <w:i w:val="0"/>
+          <w:color w:val="64748B"/>
+          <w:sz w:val="20"/>
+          <w:rFonts w:ascii="Times New Roman" w:hAnsi="Times New Roman" w:cs="Times New Roman"/>
+        </w:rPr>
+        <w:t>(Page 6)</w:t>
       </w:r>
     </w:p>
     <w:p>
       <w:pPr>
-        <w:spacing w:before="160" w:after="40"/>
+        <w:spacing w:after="40"/>
+      </w:pPr>
+      <w:r>
+        <w:rPr>
+          <w:rFonts w:ascii="Times New Roman" w:hAnsi="Times New Roman"/>
+          <w:b/>
+          <w:i w:val="0"/>
+          <w:sz w:val="20"/>
+          <w:rFonts w:ascii="Times New Roman" w:hAnsi="Times New Roman" w:cs="Times New Roman"/>
+        </w:rPr>
+        <w:t xml:space="preserve">• Table 3.1: </w:t>
+      </w:r>
+      <w:r>
+        <w:rPr>
+          <w:rFonts w:ascii="Times New Roman" w:hAnsi="Times New Roman"/>
+          <w:b w:val="0"/>
+          <w:i w:val="0"/>
+          <w:sz w:val="20"/>
+          <w:rFonts w:ascii="Times New Roman" w:hAnsi="Times New Roman" w:cs="Times New Roman"/>
+        </w:rPr>
+        <w:t xml:space="preserve">Relational Metadata Catalog Schema Specification (MySQL 8.0 &amp; SQLite) </w:t>
+      </w:r>
+      <w:r>
+        <w:rPr>
+          <w:rFonts w:ascii="Times New Roman" w:hAnsi="Times New Roman"/>
+          <w:b w:val="0"/>
+          <w:i w:val="0"/>
+          <w:color w:val="64748B"/>
+          <w:sz w:val="20"/>
+          <w:rFonts w:ascii="Times New Roman" w:hAnsi="Times New Roman" w:cs="Times New Roman"/>
+        </w:rPr>
+        <w:t>(Page 6)</w:t>
+      </w:r>
+    </w:p>
+    <w:p>
+      <w:pPr>
+        <w:spacing w:after="40"/>
+      </w:pPr>
+      <w:r>
+        <w:rPr>
+          <w:rFonts w:ascii="Times New Roman" w:hAnsi="Times New Roman"/>
+          <w:b/>
+          <w:i w:val="0"/>
+          <w:sz w:val="20"/>
+          <w:rFonts w:ascii="Times New Roman" w:hAnsi="Times New Roman" w:cs="Times New Roman"/>
+        </w:rPr>
+        <w:t xml:space="preserve">• Figure 4.1: </w:t>
+      </w:r>
+      <w:r>
+        <w:rPr>
+          <w:rFonts w:ascii="Times New Roman" w:hAnsi="Times New Roman"/>
+          <w:b w:val="0"/>
+          <w:i w:val="0"/>
+          <w:sz w:val="20"/>
+          <w:rFonts w:ascii="Times New Roman" w:hAnsi="Times New Roman" w:cs="Times New Roman"/>
+        </w:rPr>
+        <w:t xml:space="preserve">Live Web Dashboard with Real-Time Storage Analytics &amp; Upload Area </w:t>
+      </w:r>
+      <w:r>
+        <w:rPr>
+          <w:rFonts w:ascii="Times New Roman" w:hAnsi="Times New Roman"/>
+          <w:b w:val="0"/>
+          <w:i w:val="0"/>
+          <w:color w:val="64748B"/>
+          <w:sz w:val="20"/>
+          <w:rFonts w:ascii="Times New Roman" w:hAnsi="Times New Roman" w:cs="Times New Roman"/>
+        </w:rPr>
+        <w:t>(Page 7)</w:t>
+      </w:r>
+    </w:p>
+    <w:p>
+      <w:pPr>
+        <w:spacing w:after="40"/>
+      </w:pPr>
+      <w:r>
+        <w:rPr>
+          <w:rFonts w:ascii="Times New Roman" w:hAnsi="Times New Roman"/>
+          <w:b/>
+          <w:i w:val="0"/>
+          <w:sz w:val="20"/>
+          <w:rFonts w:ascii="Times New Roman" w:hAnsi="Times New Roman" w:cs="Times New Roman"/>
+        </w:rPr>
+        <w:t xml:space="preserve">• Figure 5.1: </w:t>
+      </w:r>
+      <w:r>
+        <w:rPr>
+          <w:rFonts w:ascii="Times New Roman" w:hAnsi="Times New Roman"/>
+          <w:b w:val="0"/>
+          <w:i w:val="0"/>
+          <w:sz w:val="20"/>
+          <w:rFonts w:ascii="Times New Roman" w:hAnsi="Times New Roman" w:cs="Times New Roman"/>
+        </w:rPr>
+        <w:t xml:space="preserve">Live Storage Optimization Overview &amp; 100% Deduplication Metrics </w:t>
+      </w:r>
+      <w:r>
+        <w:rPr>
+          <w:rFonts w:ascii="Times New Roman" w:hAnsi="Times New Roman"/>
+          <w:b w:val="0"/>
+          <w:i w:val="0"/>
+          <w:color w:val="64748B"/>
+          <w:sz w:val="20"/>
+          <w:rFonts w:ascii="Times New Roman" w:hAnsi="Times New Roman" w:cs="Times New Roman"/>
+        </w:rPr>
+        <w:t>(Page 8)</w:t>
+      </w:r>
+    </w:p>
+    <w:p>
+      <w:pPr>
+        <w:spacing w:after="40"/>
+      </w:pPr>
+      <w:r>
+        <w:rPr>
+          <w:rFonts w:ascii="Times New Roman" w:hAnsi="Times New Roman"/>
+          <w:b/>
+          <w:i w:val="0"/>
+          <w:sz w:val="20"/>
+          <w:rFonts w:ascii="Times New Roman" w:hAnsi="Times New Roman" w:cs="Times New Roman"/>
+        </w:rPr>
+        <w:t xml:space="preserve">• Table 5.1: </w:t>
+      </w:r>
+      <w:r>
+        <w:rPr>
+          <w:rFonts w:ascii="Times New Roman" w:hAnsi="Times New Roman"/>
+          <w:b w:val="0"/>
+          <w:i w:val="0"/>
+          <w:sz w:val="20"/>
+          <w:rFonts w:ascii="Times New Roman" w:hAnsi="Times New Roman" w:cs="Times New Roman"/>
+        </w:rPr>
+        <w:t xml:space="preserve">Experimental Deduplication Test Results &amp; Storage Accounting </w:t>
+      </w:r>
+      <w:r>
+        <w:rPr>
+          <w:rFonts w:ascii="Times New Roman" w:hAnsi="Times New Roman"/>
+          <w:b w:val="0"/>
+          <w:i w:val="0"/>
+          <w:color w:val="64748B"/>
+          <w:sz w:val="20"/>
+          <w:rFonts w:ascii="Times New Roman" w:hAnsi="Times New Roman" w:cs="Times New Roman"/>
+        </w:rPr>
+        <w:t>(Page 8)</w:t>
+      </w:r>
+    </w:p>
+    <w:p>
+      <w:r>
+        <w:br w:type="page"/>
+      </w:r>
+    </w:p>
+    <w:p>
+      <w:pPr>
+        <w:sectPr>
+          <w:pgSz w:w="12240" w:h="15840"/>
+          <w:pgMar w:top="1152" w:right="1440" w:bottom="1152" w:left="1440" w:header="720" w:footer="720" w:gutter="0"/>
+          <w:cols w:space="720"/>
+          <w:docGrid w:linePitch="360"/>
+          <w:pgBorders w:offsetFrom="page">
+            <w:top w:val="double" w:sz="12" w:space="24" w:color="1E3A8A"/>
+            <w:bottom w:val="double" w:sz="12" w:space="24" w:color="1E3A8A"/>
+            <w:left w:val="double" w:sz="12" w:space="24" w:color="1E3A8A"/>
+            <w:right w:val="double" w:sz="12" w:space="24" w:color="1E3A8A"/>
+          </w:pgBorders>
+        </w:sectPr>
+      </w:pPr>
+    </w:p>
+    <w:p>
+      <w:pPr>
+        <w:spacing w:after="80"/>
+      </w:pPr>
+      <w:r>
+        <w:rPr>
+          <w:rFonts w:ascii="Times New Roman" w:hAnsi="Times New Roman"/>
+          <w:b/>
+          <w:i w:val="0"/>
+          <w:color w:val="1E3A8A"/>
+          <w:sz w:val="28"/>
+          <w:rFonts w:ascii="Times New Roman" w:hAnsi="Times New Roman" w:cs="Times New Roman"/>
+        </w:rPr>
+        <w:t>1. INTRODUCTION</w:t>
+      </w:r>
+    </w:p>
+    <w:p>
+      <w:r>
+        <w:rPr>
+          <w:rFonts w:ascii="Times New Roman" w:hAnsi="Times New Roman"/>
+          <w:b/>
+          <w:i w:val="0"/>
+          <w:sz w:val="22"/>
+          <w:rFonts w:ascii="Times New Roman" w:hAnsi="Times New Roman" w:cs="Times New Roman"/>
+        </w:rPr>
+        <w:t>1.1 Background and Practical Need</w:t>
+        <w:br/>
+      </w:r>
+      <w:r>
+        <w:rPr>
+          <w:rFonts w:ascii="Times New Roman" w:hAnsi="Times New Roman"/>
+          <w:b w:val="0"/>
+          <w:i w:val="0"/>
+          <w:sz w:val="21"/>
+          <w:rFonts w:ascii="Times New Roman" w:hAnsi="Times New Roman" w:cs="Times New Roman"/>
+        </w:rPr>
+        <w:t>Today, multi-tenant cloud storage services like Google Drive, Dropbox, and Microsoft Azure are essential for universities and enterprises. In colleges, offices, and institutions, users routinely upload the exact same files under different names—such as identical syllabus copies, assignment PDFs, lecture materials, and software archives. In traditional cloud architectures, files are indexed strictly by bucket paths and user filenames. Each copy is stored as a completely new physical object on cloud disks, wasting massive amounts of storage space, wasting internet bandwidth, and rapidly exhausting cloud quotas.</w:t>
+      </w:r>
+    </w:p>
+    <w:p>
+      <w:r>
+        <w:rPr>
+          <w:rFonts w:ascii="Times New Roman" w:hAnsi="Times New Roman"/>
+          <w:b/>
+          <w:i w:val="0"/>
+          <w:sz w:val="22"/>
+          <w:rFonts w:ascii="Times New Roman" w:hAnsi="Times New Roman" w:cs="Times New Roman"/>
+        </w:rPr>
+        <w:t>1.2 What is Content-Addressable Storage (CAS)?</w:t>
+        <w:br/>
+      </w:r>
+      <w:r>
+        <w:rPr>
+          <w:rFonts w:ascii="Times New Roman" w:hAnsi="Times New Roman"/>
+          <w:b w:val="0"/>
+          <w:i w:val="0"/>
+          <w:sz w:val="21"/>
+          <w:rFonts w:ascii="Times New Roman" w:hAnsi="Times New Roman" w:cs="Times New Roman"/>
+        </w:rPr>
+        <w:t>Content-Addressable Storage (CAS) and data deduplication solve this challenge by addressing data by what it contains rather than where it is stored or what name it was given. Using cryptographic SHA-256 binary fingerprinting, files are uniquely identified. When an identical file is uploaded, the cloud does not save a second copy; instead, it increments a reference counter and creates a lightweight virtual pointer in MySQL. Users see their files listed normally, but physical cloud storage is consumed exactly once.</w:t>
+      </w:r>
+    </w:p>
+    <w:p>
+      <w:r>
+        <w:rPr>
+          <w:rFonts w:ascii="Times New Roman" w:hAnsi="Times New Roman"/>
+          <w:b/>
+          <w:i w:val="0"/>
+          <w:sz w:val="22"/>
+          <w:rFonts w:ascii="Times New Roman" w:hAnsi="Times New Roman" w:cs="Times New Roman"/>
+        </w:rPr>
+        <w:t>1.3 Whole-File vs. Chunk-Level Deduplication</w:t>
+        <w:br/>
+      </w:r>
+      <w:r>
+        <w:rPr>
+          <w:rFonts w:ascii="Times New Roman" w:hAnsi="Times New Roman"/>
+          <w:b w:val="0"/>
+          <w:i w:val="0"/>
+          <w:sz w:val="21"/>
+          <w:rFonts w:ascii="Times New Roman" w:hAnsi="Times New Roman" w:cs="Times New Roman"/>
+        </w:rPr>
+        <w:t>CloudDedup implements hybrid Content-Addressable Storage supporting both whole-file SHA-256 fingerprinting and 64 KB binary chunking. Whole-file hashing achieves instant O(1) detection for exact file duplicates, while 64 KB block chunking isolates modifications inside partially edited documents so that only changed blocks are written to physical storage. This saves 50% to 75% of cloud storage space.</w:t>
+      </w:r>
+    </w:p>
+    <w:p>
+      <w:r>
+        <w:rPr>
+          <w:rFonts w:ascii="Times New Roman" w:hAnsi="Times New Roman"/>
+          <w:b/>
+          <w:i w:val="0"/>
+          <w:sz w:val="22"/>
+          <w:rFonts w:ascii="Times New Roman" w:hAnsi="Times New Roman" w:cs="Times New Roman"/>
+        </w:rPr>
+        <w:t>1.4 Real-World Benefits</w:t>
+        <w:br/>
+      </w:r>
+      <w:r>
+        <w:rPr>
+          <w:rFonts w:ascii="Times New Roman" w:hAnsi="Times New Roman"/>
+          <w:b w:val="0"/>
+          <w:i w:val="0"/>
+          <w:sz w:val="21"/>
+          <w:rFonts w:ascii="Times New Roman" w:hAnsi="Times New Roman" w:cs="Times New Roman"/>
+        </w:rPr>
+        <w:t>By eliminating redundant physical storage, institutions achieve zero-write duplicate detection, drastically reduced cloud bills, instantaneous uploads for recurring documents, and complete user privacy isolation across personal file listings.</w:t>
+      </w:r>
+    </w:p>
+    <w:p>
+      <w:r>
+        <w:br w:type="page"/>
+      </w:r>
+    </w:p>
+    <w:p>
+      <w:pPr>
+        <w:spacing w:after="80"/>
+      </w:pPr>
+      <w:r>
+        <w:rPr>
+          <w:rFonts w:ascii="Times New Roman" w:hAnsi="Times New Roman"/>
+          <w:b/>
+          <w:i w:val="0"/>
+          <w:color w:val="1E3A8A"/>
+          <w:sz w:val="28"/>
+          <w:rFonts w:ascii="Times New Roman" w:hAnsi="Times New Roman" w:cs="Times New Roman"/>
+        </w:rPr>
+        <w:t>2. PROBLEM DEFINITION &amp; OBJECTIVES</w:t>
+      </w:r>
+    </w:p>
+    <w:p>
+      <w:r>
+        <w:rPr>
+          <w:rFonts w:ascii="Times New Roman" w:hAnsi="Times New Roman"/>
+          <w:b/>
+          <w:i w:val="0"/>
+          <w:sz w:val="22"/>
+          <w:rFonts w:ascii="Times New Roman" w:hAnsi="Times New Roman" w:cs="Times New Roman"/>
+        </w:rPr>
+        <w:t>2.1 Problem Definition</w:t>
+        <w:br/>
+      </w:r>
+      <w:r>
+        <w:rPr>
+          <w:rFonts w:ascii="Times New Roman" w:hAnsi="Times New Roman"/>
+          <w:b w:val="0"/>
+          <w:i w:val="0"/>
+          <w:sz w:val="21"/>
+          <w:rFonts w:ascii="Times New Roman" w:hAnsi="Times New Roman" w:cs="Times New Roman"/>
+        </w:rPr>
+        <w:t>Standard cloud systems do not inspect binary content. If 50 students submit the same 20 MB textbook or project template, 1,000 MB (1 GB) is physically stored. Existing deduplication prototypes also suffer from common production drawbacks:</w:t>
+        <w:br/>
+        <w:t>• Severe server RAM exhaustion when reconstructing large files in memory during download.</w:t>
+        <w:br/>
+        <w:t>• Inability to track multi-user ownership and safe deletion without risking data corruption for other users.</w:t>
+        <w:br/>
+        <w:t>• Lack of production database integration and lack of live public access.</w:t>
+      </w:r>
+    </w:p>
+    <w:p>
+      <w:r>
+        <w:rPr>
+          <w:rFonts w:ascii="Times New Roman" w:hAnsi="Times New Roman"/>
+          <w:b/>
+          <w:i w:val="0"/>
+          <w:sz w:val="22"/>
+          <w:rFonts w:ascii="Times New Roman" w:hAnsi="Times New Roman" w:cs="Times New Roman"/>
+        </w:rPr>
+        <w:t>2.2 Project Objectives</w:t>
+        <w:br/>
+      </w:r>
+      <w:r>
+        <w:rPr>
+          <w:rFonts w:ascii="Times New Roman" w:hAnsi="Times New Roman"/>
+          <w:b w:val="0"/>
+          <w:i w:val="0"/>
+          <w:sz w:val="21"/>
+          <w:rFonts w:ascii="Times New Roman" w:hAnsi="Times New Roman" w:cs="Times New Roman"/>
+        </w:rPr>
+        <w:t>Our project builds an enterprise-grade cloud file deduplication and storage optimizer with the following concrete objectives:</w:t>
+        <w:br/>
+        <w:t>1. SHA-256 Cryptographic Fingerprinting: Generate 256-bit unique fingerprints to detect identical binary content with zero collision probability.</w:t>
+        <w:br/>
+        <w:t>2. Zero-Redundancy Cloud Storage: Write unique objects to cloud storage once (objects/&lt;sha256_hash&gt;) and skip duplicate network transmissions.</w:t>
+        <w:br/>
+        <w:t>3. Dual Relational Metadata Catalog: Maintain ACID-compliant catalog in MySQL 8.0 (with SQLite fallback) linking users, stored files, and file references.</w:t>
+        <w:br/>
+        <w:t>4. Safe Reference-Counted Deletion: Increment ref_count on duplicate upload; only delete physical cloud blocks when ref_count drops to zero.</w:t>
+        <w:br/>
+        <w:t>5. Low-RAM Streaming Download: Stream binary chunks using Python generators, keeping backend server memory below 1 MB regardless of file size.</w:t>
+        <w:br/>
+        <w:t>6. Live Cloud Deployment: Expose the complete frontend, backend, and MySQL database to the public Internet via Cloudflare Tunnel.</w:t>
+      </w:r>
+    </w:p>
+    <w:p>
+      <w:r>
+        <w:rPr>
+          <w:rFonts w:ascii="Times New Roman" w:hAnsi="Times New Roman"/>
+          <w:b/>
+          <w:i w:val="0"/>
+          <w:sz w:val="22"/>
+          <w:rFonts w:ascii="Times New Roman" w:hAnsi="Times New Roman" w:cs="Times New Roman"/>
+        </w:rPr>
+        <w:t>2.3 Mathematical Model of Storage Savings</w:t>
+        <w:br/>
+      </w:r>
+      <w:r>
+        <w:rPr>
+          <w:rFonts w:ascii="Times New Roman" w:hAnsi="Times New Roman"/>
+          <w:b w:val="0"/>
+          <w:i w:val="0"/>
+          <w:sz w:val="21"/>
+          <w:rFonts w:ascii="Times New Roman" w:hAnsi="Times New Roman" w:cs="Times New Roman"/>
+        </w:rPr>
+        <w:t>• Total Logical Storage (S_logical): Sum of sizes across all user-uploaded file references: S_logical = Sum(FileReference.file_size)</w:t>
+        <w:br/>
+        <w:t>• Total Physical Storage (S_physical): Actual space taken by unique objects on cloud storage: S_physical = Sum(StoredFile.file_size)</w:t>
+        <w:br/>
+        <w:t>• Total Space Saved (S_saved): S_saved = S_logical - S_physical</w:t>
+        <w:br/>
+        <w:t>• Deduplication Ratio (R_dedup): R_dedup = S_logical / S_physical  (e.g., 2.84 : 1 indicates virtual storage is 2.84x larger than physical disk)</w:t>
+        <w:br/>
+        <w:t>• Storage Reduction Percentage (P_reduction): P_reduction = (S_saved / S_logical) × 100%</w:t>
+      </w:r>
+    </w:p>
+    <w:p>
+      <w:r>
+        <w:br w:type="page"/>
+      </w:r>
+    </w:p>
+    <w:p>
+      <w:pPr>
+        <w:spacing w:after="80"/>
+      </w:pPr>
+      <w:r>
+        <w:rPr>
+          <w:rFonts w:ascii="Times New Roman" w:hAnsi="Times New Roman"/>
+          <w:b/>
+          <w:i w:val="0"/>
+          <w:color w:val="1E3A8A"/>
+          <w:sz w:val="28"/>
+          <w:rFonts w:ascii="Times New Roman" w:hAnsi="Times New Roman" w:cs="Times New Roman"/>
+        </w:rPr>
+        <w:t>3. CLOUD-BASED DESIGN &amp; ARCHITECTURE</w:t>
+      </w:r>
+    </w:p>
+    <w:p>
+      <w:r>
+        <w:rPr>
+          <w:rFonts w:ascii="Times New Roman" w:hAnsi="Times New Roman"/>
+          <w:b/>
+          <w:i w:val="0"/>
+          <w:sz w:val="22"/>
+          <w:rFonts w:ascii="Times New Roman" w:hAnsi="Times New Roman" w:cs="Times New Roman"/>
+        </w:rPr>
+        <w:t>3.1 System Architecture Overview</w:t>
+        <w:br/>
+      </w:r>
+      <w:r>
+        <w:rPr>
+          <w:rFonts w:ascii="Times New Roman" w:hAnsi="Times New Roman"/>
+          <w:b w:val="0"/>
+          <w:i w:val="0"/>
+          <w:sz w:val="21"/>
+          <w:rFonts w:ascii="Times New Roman" w:hAnsi="Times New Roman" w:cs="Times New Roman"/>
+        </w:rPr>
+        <w:t>CloudDedup implements a decoupled, modern cloud computing architecture: a responsive Bootstrap 5.3 + Chart.js web frontend, a modular Python Flask REST API, Firebase Authentication with JWT verification, a normalized MySQL 8.0 relational metadata database, and Firebase Cloud Storage / GCP Bucket serving as the immutable Content-Addressable Storage layer.</w:t>
+      </w:r>
+    </w:p>
+    <w:p>
+      <w:pPr>
+        <w:spacing w:before="40" w:after="40"/>
         <w:jc w:val="center"/>
       </w:pPr>
       <w:r>
         <w:drawing>
           <wp:inline xmlns:a="http://schemas.openxmlformats.org/drawingml/2006/main" xmlns:pic="http://schemas.openxmlformats.org/drawingml/2006/picture">
-            <wp:extent cx="5303520" cy="2931438"/>
-            <wp:docPr id="2" name="Picture 2"/>
+            <wp:extent cx="4937760" cy="2750145"/>
+            <wp:docPr id="3" name="Picture 3"/>
             <wp:cNvGraphicFramePr>
               <a:graphicFrameLocks noChangeAspect="1"/>
             </wp:cNvGraphicFramePr>
@@ -4431,11 +3126,11 @@
               <a:graphicData uri="http://schemas.openxmlformats.org/drawingml/2006/picture">
                 <pic:pic>
                   <pic:nvPicPr>
-                    <pic:cNvPr id="0" name="screenshot_dashboard.png"/>
+                    <pic:cNvPr id="0" name="architecture_diagram.png"/>
                     <pic:cNvPicPr/>
                   </pic:nvPicPr>
                   <pic:blipFill>
-                    <a:blip r:embed="rId10"/>
+                    <a:blip r:embed="rId12"/>
                     <a:stretch>
                       <a:fillRect/>
                     </a:stretch>
@@ -4443,7 +3138,7 @@
                   <pic:spPr>
                     <a:xfrm>
                       <a:off x="0" y="0"/>
-                      <a:ext cx="5303520" cy="2931438"/>
+                      <a:ext cx="4937760" cy="2750145"/>
                     </a:xfrm>
                     <a:prstGeom prst="rect"/>
                   </pic:spPr>
@@ -4456,64 +3151,591 @@
     </w:p>
     <w:p>
       <w:pPr>
-        <w:spacing w:before="80" w:after="240"/>
+        <w:spacing w:after="80"/>
         <w:jc w:val="center"/>
       </w:pPr>
       <w:r>
         <w:rPr>
           <w:rFonts w:ascii="Times New Roman" w:hAnsi="Times New Roman"/>
           <w:b/>
-          <w:i/>
-          <w:color w:val="2B6CB0"/>
+          <w:i w:val="0"/>
+          <w:color w:val="475569"/>
+          <w:sz w:val="17"/>
+          <w:rFonts w:ascii="Times New Roman" w:hAnsi="Times New Roman" w:cs="Times New Roman"/>
+        </w:rPr>
+        <w:t>Figure 3.1: System Architecture &amp; Deduplication Pipeline</w:t>
+      </w:r>
+    </w:p>
+    <w:p>
+      <w:r>
+        <w:rPr>
+          <w:rFonts w:ascii="Times New Roman" w:hAnsi="Times New Roman"/>
+          <w:b/>
+          <w:i w:val="0"/>
+          <w:sz w:val="22"/>
+          <w:rFonts w:ascii="Times New Roman" w:hAnsi="Times New Roman" w:cs="Times New Roman"/>
+        </w:rPr>
+        <w:t>3.2 Relational Database Schema Design (MySQL 8.0 &amp; SQLite)</w:t>
+        <w:br/>
+      </w:r>
+      <w:r>
+        <w:rPr>
+          <w:rFonts w:ascii="Times New Roman" w:hAnsi="Times New Roman"/>
+          <w:b w:val="0"/>
+          <w:i w:val="0"/>
           <w:sz w:val="21"/>
           <w:rFonts w:ascii="Times New Roman" w:hAnsi="Times New Roman" w:cs="Times New Roman"/>
         </w:rPr>
-        <w:t>Figure 6.1: CloudDedup Live Real-Time Storage Optimization Dashboard</w:t>
+        <w:t>The relational metadata catalog (clouddedup_db) models multi-user file ownership, CAS content addressing, and audit history:</w:t>
       </w:r>
     </w:p>
+    <w:tbl>
+      <w:tblPr>
+        <w:tblW w:type="auto" w:w="0"/>
+        <w:jc w:val="center"/>
+        <w:tblLook w:firstColumn="1" w:firstRow="1" w:lastColumn="0" w:lastRow="0" w:noHBand="0" w:noVBand="1" w:val="04A0"/>
+      </w:tblPr>
+      <w:tblGrid>
+        <w:gridCol w:w="1872"/>
+        <w:gridCol w:w="2592"/>
+        <w:gridCol w:w="4896"/>
+      </w:tblGrid>
+      <w:tr>
+        <w:tc>
+          <w:tcPr>
+            <w:tcW w:type="dxa" w:w="3120"/>
+            <w:shd w:fill="F1F5F9"/>
+            <w:tcMar>
+              <w:top w:w="45" w:type="dxa"/>
+              <w:bottom w:w="45" w:type="dxa"/>
+              <w:left w:w="70" w:type="dxa"/>
+              <w:right w:w="70" w:type="dxa"/>
+            </w:tcMar>
+            <w:tcBorders>
+              <w:top w:val="single" w:sz="4" w:space="0" w:color="CBD5E1"/>
+              <w:left w:val="single" w:sz="4" w:space="0" w:color="CBD5E1"/>
+              <w:bottom w:val="single" w:sz="4" w:space="0" w:color="CBD5E1"/>
+              <w:right w:val="single" w:sz="4" w:space="0" w:color="CBD5E1"/>
+            </w:tcBorders>
+          </w:tcPr>
+          <w:p>
+            <w:r>
+              <w:rPr>
+                <w:rFonts w:ascii="Times New Roman" w:hAnsi="Times New Roman"/>
+                <w:b/>
+                <w:i w:val="0"/>
+                <w:sz w:val="18"/>
+                <w:rFonts w:ascii="Times New Roman" w:hAnsi="Times New Roman" w:cs="Times New Roman"/>
+              </w:rPr>
+              <w:t>Table Name</w:t>
+            </w:r>
+          </w:p>
+        </w:tc>
+        <w:tc>
+          <w:tcPr>
+            <w:tcW w:type="dxa" w:w="3120"/>
+            <w:shd w:fill="F1F5F9"/>
+            <w:tcMar>
+              <w:top w:w="45" w:type="dxa"/>
+              <w:bottom w:w="45" w:type="dxa"/>
+              <w:left w:w="70" w:type="dxa"/>
+              <w:right w:w="70" w:type="dxa"/>
+            </w:tcMar>
+            <w:tcBorders>
+              <w:top w:val="single" w:sz="4" w:space="0" w:color="CBD5E1"/>
+              <w:left w:val="single" w:sz="4" w:space="0" w:color="CBD5E1"/>
+              <w:bottom w:val="single" w:sz="4" w:space="0" w:color="CBD5E1"/>
+              <w:right w:val="single" w:sz="4" w:space="0" w:color="CBD5E1"/>
+            </w:tcBorders>
+          </w:tcPr>
+          <w:p>
+            <w:r>
+              <w:rPr>
+                <w:rFonts w:ascii="Times New Roman" w:hAnsi="Times New Roman"/>
+                <w:b/>
+                <w:i w:val="0"/>
+                <w:sz w:val="18"/>
+                <w:rFonts w:ascii="Times New Roman" w:hAnsi="Times New Roman" w:cs="Times New Roman"/>
+              </w:rPr>
+              <w:t>Primary / Foreign Keys</w:t>
+            </w:r>
+          </w:p>
+        </w:tc>
+        <w:tc>
+          <w:tcPr>
+            <w:tcW w:type="dxa" w:w="3120"/>
+            <w:shd w:fill="F1F5F9"/>
+            <w:tcMar>
+              <w:top w:w="45" w:type="dxa"/>
+              <w:bottom w:w="45" w:type="dxa"/>
+              <w:left w:w="70" w:type="dxa"/>
+              <w:right w:w="70" w:type="dxa"/>
+            </w:tcMar>
+            <w:tcBorders>
+              <w:top w:val="single" w:sz="4" w:space="0" w:color="CBD5E1"/>
+              <w:left w:val="single" w:sz="4" w:space="0" w:color="CBD5E1"/>
+              <w:bottom w:val="single" w:sz="4" w:space="0" w:color="CBD5E1"/>
+              <w:right w:val="single" w:sz="4" w:space="0" w:color="CBD5E1"/>
+            </w:tcBorders>
+          </w:tcPr>
+          <w:p>
+            <w:r>
+              <w:rPr>
+                <w:rFonts w:ascii="Times New Roman" w:hAnsi="Times New Roman"/>
+                <w:b/>
+                <w:i w:val="0"/>
+                <w:sz w:val="18"/>
+                <w:rFonts w:ascii="Times New Roman" w:hAnsi="Times New Roman" w:cs="Times New Roman"/>
+              </w:rPr>
+              <w:t>Columns &amp; Purpose in Production System</w:t>
+            </w:r>
+          </w:p>
+        </w:tc>
+      </w:tr>
+      <w:tr>
+        <w:tc>
+          <w:tcPr>
+            <w:tcW w:type="dxa" w:w="3120"/>
+            <w:tcMar>
+              <w:top w:w="35" w:type="dxa"/>
+              <w:bottom w:w="35" w:type="dxa"/>
+              <w:left w:w="70" w:type="dxa"/>
+              <w:right w:w="70" w:type="dxa"/>
+            </w:tcMar>
+            <w:tcBorders>
+              <w:top w:val="single" w:sz="4" w:space="0" w:color="E2E8F0"/>
+              <w:left w:val="single" w:sz="4" w:space="0" w:color="E2E8F0"/>
+              <w:bottom w:val="single" w:sz="4" w:space="0" w:color="E2E8F0"/>
+              <w:right w:val="single" w:sz="4" w:space="0" w:color="E2E8F0"/>
+            </w:tcBorders>
+          </w:tcPr>
+          <w:p>
+            <w:r>
+              <w:rPr>
+                <w:rFonts w:ascii="Times New Roman" w:hAnsi="Times New Roman"/>
+                <w:b/>
+                <w:i w:val="0"/>
+                <w:sz w:val="17"/>
+                <w:rFonts w:ascii="Times New Roman" w:hAnsi="Times New Roman" w:cs="Times New Roman"/>
+              </w:rPr>
+              <w:t>users</w:t>
+            </w:r>
+          </w:p>
+        </w:tc>
+        <w:tc>
+          <w:tcPr>
+            <w:tcW w:type="dxa" w:w="3120"/>
+            <w:tcMar>
+              <w:top w:w="35" w:type="dxa"/>
+              <w:bottom w:w="35" w:type="dxa"/>
+              <w:left w:w="70" w:type="dxa"/>
+              <w:right w:w="70" w:type="dxa"/>
+            </w:tcMar>
+            <w:tcBorders>
+              <w:top w:val="single" w:sz="4" w:space="0" w:color="E2E8F0"/>
+              <w:left w:val="single" w:sz="4" w:space="0" w:color="E2E8F0"/>
+              <w:bottom w:val="single" w:sz="4" w:space="0" w:color="E2E8F0"/>
+              <w:right w:val="single" w:sz="4" w:space="0" w:color="E2E8F0"/>
+            </w:tcBorders>
+          </w:tcPr>
+          <w:p>
+            <w:r>
+              <w:rPr>
+                <w:rFonts w:ascii="Times New Roman" w:hAnsi="Times New Roman"/>
+                <w:b w:val="0"/>
+                <w:i w:val="0"/>
+                <w:sz w:val="17"/>
+                <w:rFonts w:ascii="Times New Roman" w:hAnsi="Times New Roman" w:cs="Times New Roman"/>
+              </w:rPr>
+              <w:t>id (PK AUTO_INCREMENT)</w:t>
+              <w:br/>
+              <w:t>firebase_uid (UNIQUE)</w:t>
+            </w:r>
+          </w:p>
+        </w:tc>
+        <w:tc>
+          <w:tcPr>
+            <w:tcW w:type="dxa" w:w="3120"/>
+            <w:tcMar>
+              <w:top w:w="35" w:type="dxa"/>
+              <w:bottom w:w="35" w:type="dxa"/>
+              <w:left w:w="70" w:type="dxa"/>
+              <w:right w:w="70" w:type="dxa"/>
+            </w:tcMar>
+            <w:tcBorders>
+              <w:top w:val="single" w:sz="4" w:space="0" w:color="E2E8F0"/>
+              <w:left w:val="single" w:sz="4" w:space="0" w:color="E2E8F0"/>
+              <w:bottom w:val="single" w:sz="4" w:space="0" w:color="E2E8F0"/>
+              <w:right w:val="single" w:sz="4" w:space="0" w:color="E2E8F0"/>
+            </w:tcBorders>
+          </w:tcPr>
+          <w:p>
+            <w:r>
+              <w:rPr>
+                <w:rFonts w:ascii="Times New Roman" w:hAnsi="Times New Roman"/>
+                <w:b w:val="0"/>
+                <w:i w:val="0"/>
+                <w:sz w:val="17"/>
+                <w:rFonts w:ascii="Times New Roman" w:hAnsi="Times New Roman" w:cs="Times New Roman"/>
+              </w:rPr>
+              <w:t>Stores user profiles, email addresses, Firebase authentication tokens, and registration timestamps.</w:t>
+            </w:r>
+          </w:p>
+        </w:tc>
+      </w:tr>
+      <w:tr>
+        <w:tc>
+          <w:tcPr>
+            <w:tcW w:type="dxa" w:w="3120"/>
+            <w:tcMar>
+              <w:top w:w="35" w:type="dxa"/>
+              <w:bottom w:w="35" w:type="dxa"/>
+              <w:left w:w="70" w:type="dxa"/>
+              <w:right w:w="70" w:type="dxa"/>
+            </w:tcMar>
+            <w:tcBorders>
+              <w:top w:val="single" w:sz="4" w:space="0" w:color="E2E8F0"/>
+              <w:left w:val="single" w:sz="4" w:space="0" w:color="E2E8F0"/>
+              <w:bottom w:val="single" w:sz="4" w:space="0" w:color="E2E8F0"/>
+              <w:right w:val="single" w:sz="4" w:space="0" w:color="E2E8F0"/>
+            </w:tcBorders>
+          </w:tcPr>
+          <w:p>
+            <w:r>
+              <w:rPr>
+                <w:rFonts w:ascii="Times New Roman" w:hAnsi="Times New Roman"/>
+                <w:b/>
+                <w:i w:val="0"/>
+                <w:sz w:val="17"/>
+                <w:rFonts w:ascii="Times New Roman" w:hAnsi="Times New Roman" w:cs="Times New Roman"/>
+              </w:rPr>
+              <w:t>stored_files</w:t>
+            </w:r>
+          </w:p>
+        </w:tc>
+        <w:tc>
+          <w:tcPr>
+            <w:tcW w:type="dxa" w:w="3120"/>
+            <w:tcMar>
+              <w:top w:w="35" w:type="dxa"/>
+              <w:bottom w:w="35" w:type="dxa"/>
+              <w:left w:w="70" w:type="dxa"/>
+              <w:right w:w="70" w:type="dxa"/>
+            </w:tcMar>
+            <w:tcBorders>
+              <w:top w:val="single" w:sz="4" w:space="0" w:color="E2E8F0"/>
+              <w:left w:val="single" w:sz="4" w:space="0" w:color="E2E8F0"/>
+              <w:bottom w:val="single" w:sz="4" w:space="0" w:color="E2E8F0"/>
+              <w:right w:val="single" w:sz="4" w:space="0" w:color="E2E8F0"/>
+            </w:tcBorders>
+          </w:tcPr>
+          <w:p>
+            <w:r>
+              <w:rPr>
+                <w:rFonts w:ascii="Times New Roman" w:hAnsi="Times New Roman"/>
+                <w:b w:val="0"/>
+                <w:i w:val="0"/>
+                <w:sz w:val="17"/>
+                <w:rFonts w:ascii="Times New Roman" w:hAnsi="Times New Roman" w:cs="Times New Roman"/>
+              </w:rPr>
+              <w:t>id (PK AUTO_INCREMENT)</w:t>
+              <w:br/>
+              <w:t>sha256_hash (UNIQUE, Index)</w:t>
+            </w:r>
+          </w:p>
+        </w:tc>
+        <w:tc>
+          <w:tcPr>
+            <w:tcW w:type="dxa" w:w="3120"/>
+            <w:tcMar>
+              <w:top w:w="35" w:type="dxa"/>
+              <w:bottom w:w="35" w:type="dxa"/>
+              <w:left w:w="70" w:type="dxa"/>
+              <w:right w:w="70" w:type="dxa"/>
+            </w:tcMar>
+            <w:tcBorders>
+              <w:top w:val="single" w:sz="4" w:space="0" w:color="E2E8F0"/>
+              <w:left w:val="single" w:sz="4" w:space="0" w:color="E2E8F0"/>
+              <w:bottom w:val="single" w:sz="4" w:space="0" w:color="E2E8F0"/>
+              <w:right w:val="single" w:sz="4" w:space="0" w:color="E2E8F0"/>
+            </w:tcBorders>
+          </w:tcPr>
+          <w:p>
+            <w:r>
+              <w:rPr>
+                <w:rFonts w:ascii="Times New Roman" w:hAnsi="Times New Roman"/>
+                <w:b w:val="0"/>
+                <w:i w:val="0"/>
+                <w:sz w:val="17"/>
+                <w:rFonts w:ascii="Times New Roman" w:hAnsi="Times New Roman" w:cs="Times New Roman"/>
+              </w:rPr>
+              <w:t>Unique physical objects stored once in cloud storage at objects/&lt;hash&gt;. Stores byte size and reference_count.</w:t>
+            </w:r>
+          </w:p>
+        </w:tc>
+      </w:tr>
+      <w:tr>
+        <w:tc>
+          <w:tcPr>
+            <w:tcW w:type="dxa" w:w="3120"/>
+            <w:tcMar>
+              <w:top w:w="35" w:type="dxa"/>
+              <w:bottom w:w="35" w:type="dxa"/>
+              <w:left w:w="70" w:type="dxa"/>
+              <w:right w:w="70" w:type="dxa"/>
+            </w:tcMar>
+            <w:tcBorders>
+              <w:top w:val="single" w:sz="4" w:space="0" w:color="E2E8F0"/>
+              <w:left w:val="single" w:sz="4" w:space="0" w:color="E2E8F0"/>
+              <w:bottom w:val="single" w:sz="4" w:space="0" w:color="E2E8F0"/>
+              <w:right w:val="single" w:sz="4" w:space="0" w:color="E2E8F0"/>
+            </w:tcBorders>
+          </w:tcPr>
+          <w:p>
+            <w:r>
+              <w:rPr>
+                <w:rFonts w:ascii="Times New Roman" w:hAnsi="Times New Roman"/>
+                <w:b/>
+                <w:i w:val="0"/>
+                <w:sz w:val="17"/>
+                <w:rFonts w:ascii="Times New Roman" w:hAnsi="Times New Roman" w:cs="Times New Roman"/>
+              </w:rPr>
+              <w:t>file_references</w:t>
+            </w:r>
+          </w:p>
+        </w:tc>
+        <w:tc>
+          <w:tcPr>
+            <w:tcW w:type="dxa" w:w="3120"/>
+            <w:tcMar>
+              <w:top w:w="35" w:type="dxa"/>
+              <w:bottom w:w="35" w:type="dxa"/>
+              <w:left w:w="70" w:type="dxa"/>
+              <w:right w:w="70" w:type="dxa"/>
+            </w:tcMar>
+            <w:tcBorders>
+              <w:top w:val="single" w:sz="4" w:space="0" w:color="E2E8F0"/>
+              <w:left w:val="single" w:sz="4" w:space="0" w:color="E2E8F0"/>
+              <w:bottom w:val="single" w:sz="4" w:space="0" w:color="E2E8F0"/>
+              <w:right w:val="single" w:sz="4" w:space="0" w:color="E2E8F0"/>
+            </w:tcBorders>
+          </w:tcPr>
+          <w:p>
+            <w:r>
+              <w:rPr>
+                <w:rFonts w:ascii="Times New Roman" w:hAnsi="Times New Roman"/>
+                <w:b w:val="0"/>
+                <w:i w:val="0"/>
+                <w:sz w:val="17"/>
+                <w:rFonts w:ascii="Times New Roman" w:hAnsi="Times New Roman" w:cs="Times New Roman"/>
+              </w:rPr>
+              <w:t>id (PK AUTO_INCREMENT)</w:t>
+              <w:br/>
+              <w:t>FK: user_id -&gt; users(id)</w:t>
+              <w:br/>
+              <w:t>FK: stored_file_id -&gt; stored_files</w:t>
+            </w:r>
+          </w:p>
+        </w:tc>
+        <w:tc>
+          <w:tcPr>
+            <w:tcW w:type="dxa" w:w="3120"/>
+            <w:tcMar>
+              <w:top w:w="35" w:type="dxa"/>
+              <w:bottom w:w="35" w:type="dxa"/>
+              <w:left w:w="70" w:type="dxa"/>
+              <w:right w:w="70" w:type="dxa"/>
+            </w:tcMar>
+            <w:tcBorders>
+              <w:top w:val="single" w:sz="4" w:space="0" w:color="E2E8F0"/>
+              <w:left w:val="single" w:sz="4" w:space="0" w:color="E2E8F0"/>
+              <w:bottom w:val="single" w:sz="4" w:space="0" w:color="E2E8F0"/>
+              <w:right w:val="single" w:sz="4" w:space="0" w:color="E2E8F0"/>
+            </w:tcBorders>
+          </w:tcPr>
+          <w:p>
+            <w:r>
+              <w:rPr>
+                <w:rFonts w:ascii="Times New Roman" w:hAnsi="Times New Roman"/>
+                <w:b w:val="0"/>
+                <w:i w:val="0"/>
+                <w:sz w:val="17"/>
+                <w:rFonts w:ascii="Times New Roman" w:hAnsi="Times New Roman" w:cs="Times New Roman"/>
+              </w:rPr>
+              <w:t>User-facing file catalogue. Maps user filenames to stored physical objects and sets the is_duplicate badge flag.</w:t>
+            </w:r>
+          </w:p>
+        </w:tc>
+      </w:tr>
+      <w:tr>
+        <w:tc>
+          <w:tcPr>
+            <w:tcW w:type="dxa" w:w="3120"/>
+            <w:tcMar>
+              <w:top w:w="35" w:type="dxa"/>
+              <w:bottom w:w="35" w:type="dxa"/>
+              <w:left w:w="70" w:type="dxa"/>
+              <w:right w:w="70" w:type="dxa"/>
+            </w:tcMar>
+            <w:tcBorders>
+              <w:top w:val="single" w:sz="4" w:space="0" w:color="E2E8F0"/>
+              <w:left w:val="single" w:sz="4" w:space="0" w:color="E2E8F0"/>
+              <w:bottom w:val="single" w:sz="4" w:space="0" w:color="E2E8F0"/>
+              <w:right w:val="single" w:sz="4" w:space="0" w:color="E2E8F0"/>
+            </w:tcBorders>
+          </w:tcPr>
+          <w:p>
+            <w:r>
+              <w:rPr>
+                <w:rFonts w:ascii="Times New Roman" w:hAnsi="Times New Roman"/>
+                <w:b/>
+                <w:i w:val="0"/>
+                <w:sz w:val="17"/>
+                <w:rFonts w:ascii="Times New Roman" w:hAnsi="Times New Roman" w:cs="Times New Roman"/>
+              </w:rPr>
+              <w:t>upload_events</w:t>
+            </w:r>
+          </w:p>
+        </w:tc>
+        <w:tc>
+          <w:tcPr>
+            <w:tcW w:type="dxa" w:w="3120"/>
+            <w:tcMar>
+              <w:top w:w="35" w:type="dxa"/>
+              <w:bottom w:w="35" w:type="dxa"/>
+              <w:left w:w="70" w:type="dxa"/>
+              <w:right w:w="70" w:type="dxa"/>
+            </w:tcMar>
+            <w:tcBorders>
+              <w:top w:val="single" w:sz="4" w:space="0" w:color="E2E8F0"/>
+              <w:left w:val="single" w:sz="4" w:space="0" w:color="E2E8F0"/>
+              <w:bottom w:val="single" w:sz="4" w:space="0" w:color="E2E8F0"/>
+              <w:right w:val="single" w:sz="4" w:space="0" w:color="E2E8F0"/>
+            </w:tcBorders>
+          </w:tcPr>
+          <w:p>
+            <w:r>
+              <w:rPr>
+                <w:rFonts w:ascii="Times New Roman" w:hAnsi="Times New Roman"/>
+                <w:b w:val="0"/>
+                <w:i w:val="0"/>
+                <w:sz w:val="17"/>
+                <w:rFonts w:ascii="Times New Roman" w:hAnsi="Times New Roman" w:cs="Times New Roman"/>
+              </w:rPr>
+              <w:t>id (PK AUTO_INCREMENT)</w:t>
+              <w:br/>
+              <w:t>FK: user_id -&gt; users(id)</w:t>
+            </w:r>
+          </w:p>
+        </w:tc>
+        <w:tc>
+          <w:tcPr>
+            <w:tcW w:type="dxa" w:w="3120"/>
+            <w:tcMar>
+              <w:top w:w="35" w:type="dxa"/>
+              <w:bottom w:w="35" w:type="dxa"/>
+              <w:left w:w="70" w:type="dxa"/>
+              <w:right w:w="70" w:type="dxa"/>
+            </w:tcMar>
+            <w:tcBorders>
+              <w:top w:val="single" w:sz="4" w:space="0" w:color="E2E8F0"/>
+              <w:left w:val="single" w:sz="4" w:space="0" w:color="E2E8F0"/>
+              <w:bottom w:val="single" w:sz="4" w:space="0" w:color="E2E8F0"/>
+              <w:right w:val="single" w:sz="4" w:space="0" w:color="E2E8F0"/>
+            </w:tcBorders>
+          </w:tcPr>
+          <w:p>
+            <w:r>
+              <w:rPr>
+                <w:rFonts w:ascii="Times New Roman" w:hAnsi="Times New Roman"/>
+                <w:b w:val="0"/>
+                <w:i w:val="0"/>
+                <w:sz w:val="17"/>
+                <w:rFonts w:ascii="Times New Roman" w:hAnsi="Times New Roman" w:cs="Times New Roman"/>
+              </w:rPr>
+              <w:t>Audit trail logging every upload event (new_upload vs duplicate_detected), file size, and bandwidth saved.</w:t>
+            </w:r>
+          </w:p>
+        </w:tc>
+      </w:tr>
+    </w:tbl>
     <w:p>
       <w:pPr>
-        <w:keepNext/>
-        <w:spacing w:before="200" w:after="80"/>
+        <w:spacing w:before="40"/>
+        <w:jc w:val="center"/>
       </w:pPr>
       <w:r>
         <w:rPr>
           <w:rFonts w:ascii="Times New Roman" w:hAnsi="Times New Roman"/>
           <w:b/>
           <w:i w:val="0"/>
-          <w:color w:val="2B6CB0"/>
-          <w:sz w:val="26"/>
+          <w:color w:val="475569"/>
+          <w:sz w:val="17"/>
           <w:rFonts w:ascii="Times New Roman" w:hAnsi="Times New Roman" w:cs="Times New Roman"/>
         </w:rPr>
-        <w:t>6.2 My Files Management Interface</w:t>
+        <w:t>Table 3.1: Relational Metadata Catalog Schema Specification (MySQL 8.0 &amp; SQLite)</w:t>
+      </w:r>
+    </w:p>
+    <w:p>
+      <w:r>
+        <w:br w:type="page"/>
       </w:r>
     </w:p>
     <w:p>
       <w:pPr>
-        <w:spacing w:line="276" w:lineRule="auto" w:after="120"/>
+        <w:spacing w:after="80"/>
       </w:pPr>
+      <w:r>
+        <w:rPr>
+          <w:rFonts w:ascii="Times New Roman" w:hAnsi="Times New Roman"/>
+          <w:b/>
+          <w:i w:val="0"/>
+          <w:color w:val="1E3A8A"/>
+          <w:sz w:val="28"/>
+          <w:rFonts w:ascii="Times New Roman" w:hAnsi="Times New Roman" w:cs="Times New Roman"/>
+        </w:rPr>
+        <w:t>4. IMPLEMENTATION &amp; USER INTERFACE</w:t>
+      </w:r>
+    </w:p>
+    <w:p>
+      <w:r>
+        <w:rPr>
+          <w:rFonts w:ascii="Times New Roman" w:hAnsi="Times New Roman"/>
+          <w:b/>
+          <w:i w:val="0"/>
+          <w:sz w:val="22"/>
+          <w:rFonts w:ascii="Times New Roman" w:hAnsi="Times New Roman" w:cs="Times New Roman"/>
+        </w:rPr>
+        <w:t>4.1 How Upload and Deduplication Works</w:t>
+        <w:br/>
+      </w:r>
       <w:r>
         <w:rPr>
           <w:rFonts w:ascii="Times New Roman" w:hAnsi="Times New Roman"/>
           <w:b w:val="0"/>
           <w:i w:val="0"/>
-          <w:color w:val="212529"/>
-          <w:sz w:val="24"/>
+          <w:sz w:val="21"/>
           <w:rFonts w:ascii="Times New Roman" w:hAnsi="Times New Roman" w:cs="Times New Roman"/>
         </w:rPr>
-        <w:t>Figure 6.2 illustrates the My Files Management table, demonstrating automatic duplicate detection where identical documents uploaded under different names (`xyz.pdf` and `Prasanna_Bhurke.pdf`) receive distinct gold 'Duplicate' badges and identical SHA-256 fingerprints.</w:t>
+        <w:t>When a user selects a file on the web dashboard and clicks upload, the system executes a high-speed deduplication pipeline:</w:t>
+        <w:br/>
+        <w:t>1. Binary Ingress &amp; Fingerprinting: The file stream is processed in 64 KB binary chunks while hashlib.sha256 computes the deterministic hash.</w:t>
+        <w:br/>
+        <w:t>2. Catalog Lookup: The backend queries stored_files in MySQL. If the sha256_hash already exists, cloud upload is skipped (0 bytes uploaded!). Its reference_count increments by +1, and an is_duplicate=TRUE reference is recorded for the user.</w:t>
+        <w:br/>
+        <w:t>3. New Content Storage: If new, the binary is streamed to Firebase Cloud Storage at objects/&lt;sha256_hash&gt; and registered in stored_files.</w:t>
       </w:r>
     </w:p>
     <w:p>
       <w:pPr>
-        <w:spacing w:before="160" w:after="40"/>
+        <w:spacing w:before="40" w:after="40"/>
         <w:jc w:val="center"/>
       </w:pPr>
       <w:r>
         <w:drawing>
           <wp:inline xmlns:a="http://schemas.openxmlformats.org/drawingml/2006/main" xmlns:pic="http://schemas.openxmlformats.org/drawingml/2006/picture">
-            <wp:extent cx="5303520" cy="2776061"/>
-            <wp:docPr id="3" name="Picture 3"/>
+            <wp:extent cx="5120640" cy="2803255"/>
+            <wp:docPr id="4" name="Picture 4"/>
             <wp:cNvGraphicFramePr>
               <a:graphicFrameLocks noChangeAspect="1"/>
             </wp:cNvGraphicFramePr>
@@ -4521,11 +3743,11 @@
               <a:graphicData uri="http://schemas.openxmlformats.org/drawingml/2006/picture">
                 <pic:pic>
                   <pic:nvPicPr>
-                    <pic:cNvPr id="0" name="screenshot_my_files.png"/>
+                    <pic:cNvPr id="0" name="dashboard_top_cards.png"/>
                     <pic:cNvPicPr/>
                   </pic:nvPicPr>
                   <pic:blipFill>
-                    <a:blip r:embed="rId11"/>
+                    <a:blip r:embed="rId13"/>
                     <a:stretch>
                       <a:fillRect/>
                     </a:stretch>
@@ -4533,7 +3755,7 @@
                   <pic:spPr>
                     <a:xfrm>
                       <a:off x="0" y="0"/>
-                      <a:ext cx="5303520" cy="2776061"/>
+                      <a:ext cx="5120640" cy="2803255"/>
                     </a:xfrm>
                     <a:prstGeom prst="rect"/>
                   </pic:spPr>
@@ -4546,19 +3768,65 @@
     </w:p>
     <w:p>
       <w:pPr>
-        <w:spacing w:before="80" w:after="240"/>
+        <w:spacing w:after="80"/>
         <w:jc w:val="center"/>
       </w:pPr>
       <w:r>
         <w:rPr>
           <w:rFonts w:ascii="Times New Roman" w:hAnsi="Times New Roman"/>
           <w:b/>
-          <w:i/>
-          <w:color w:val="2B6CB0"/>
+          <w:i w:val="0"/>
+          <w:color w:val="475569"/>
+          <w:sz w:val="17"/>
+          <w:rFonts w:ascii="Times New Roman" w:hAnsi="Times New Roman" w:cs="Times New Roman"/>
+        </w:rPr>
+        <w:t>Figure 4.1: Live Web Dashboard with Real-Time Storage Analytics &amp; Upload Area</w:t>
+      </w:r>
+    </w:p>
+    <w:p>
+      <w:r>
+        <w:rPr>
+          <w:rFonts w:ascii="Times New Roman" w:hAnsi="Times New Roman"/>
+          <w:b/>
+          <w:i w:val="0"/>
+          <w:sz w:val="22"/>
+          <w:rFonts w:ascii="Times New Roman" w:hAnsi="Times New Roman" w:cs="Times New Roman"/>
+        </w:rPr>
+        <w:t>4.2 Low-Memory File Streaming Download</w:t>
+        <w:br/>
+      </w:r>
+      <w:r>
+        <w:rPr>
+          <w:rFonts w:ascii="Times New Roman" w:hAnsi="Times New Roman"/>
+          <w:b w:val="0"/>
+          <w:i w:val="0"/>
           <w:sz w:val="21"/>
           <w:rFonts w:ascii="Times New Roman" w:hAnsi="Times New Roman" w:cs="Times New Roman"/>
         </w:rPr>
-        <w:t>Figure 6.2: My Files Management Table Showing Deduplication Badges &amp; SHA-256 Hashes</w:t>
+        <w:t>To prevent server crashes, the system streams files using Python generators (`yield`). It reads one 64 KB block at a time from cloud storage and pipes it directly to the user's browser, maintaining server RAM usage strictly below 1 MB regardless of whether a file is 10 MB or 500 MB.</w:t>
+      </w:r>
+    </w:p>
+    <w:p>
+      <w:r>
+        <w:rPr>
+          <w:rFonts w:ascii="Times New Roman" w:hAnsi="Times New Roman"/>
+          <w:b/>
+          <w:i w:val="0"/>
+          <w:sz w:val="22"/>
+          <w:rFonts w:ascii="Times New Roman" w:hAnsi="Times New Roman" w:cs="Times New Roman"/>
+        </w:rPr>
+        <w:t>4.3 Safe Deletion &amp; Reference Counting</w:t>
+        <w:br/>
+      </w:r>
+      <w:r>
+        <w:rPr>
+          <w:rFonts w:ascii="Times New Roman" w:hAnsi="Times New Roman"/>
+          <w:b w:val="0"/>
+          <w:i w:val="0"/>
+          <w:sz w:val="21"/>
+          <w:rFonts w:ascii="Times New Roman" w:hAnsi="Times New Roman" w:cs="Times New Roman"/>
+        </w:rPr>
+        <w:t>When a user deletes a file, only their row in file_references is removed, and stored_files.reference_count is decremented by 1. Only when reference_count reaches 0 is the physical binary deleted from cloud storage, guaranteeing that shared files are never corrupted.</w:t>
       </w:r>
     </w:p>
     <w:p>
@@ -4568,85 +3836,41 @@
     </w:p>
     <w:p>
       <w:pPr>
-        <w:keepNext/>
-        <w:spacing w:before="280" w:after="120"/>
+        <w:spacing w:after="80"/>
       </w:pPr>
       <w:r>
         <w:rPr>
           <w:rFonts w:ascii="Times New Roman" w:hAnsi="Times New Roman"/>
           <w:b/>
           <w:i w:val="0"/>
-          <w:color w:val="1A365D"/>
-          <w:sz w:val="30"/>
+          <w:color w:val="1E3A8A"/>
+          <w:sz w:val="28"/>
           <w:rFonts w:ascii="Times New Roman" w:hAnsi="Times New Roman" w:cs="Times New Roman"/>
         </w:rPr>
-        <w:t>CHAPTER 7: TESTING, RESULTS &amp; EVALUATION</w:t>
+        <w:t>5. TESTING, RESULTS &amp; EXPERIMENTAL EVALUATION</w:t>
       </w:r>
     </w:p>
     <w:p>
-      <w:pPr>
-        <w:keepNext/>
-        <w:spacing w:before="200" w:after="80"/>
-      </w:pPr>
       <w:r>
         <w:rPr>
           <w:rFonts w:ascii="Times New Roman" w:hAnsi="Times New Roman"/>
           <w:b/>
           <w:i w:val="0"/>
-          <w:color w:val="2B6CB0"/>
-          <w:sz w:val="26"/>
+          <w:sz w:val="22"/>
           <w:rFonts w:ascii="Times New Roman" w:hAnsi="Times New Roman" w:cs="Times New Roman"/>
         </w:rPr>
-        <w:t>7.1 Automated Unit Testing</w:t>
+        <w:t>5.1 Experimental Testing Setup</w:t>
+        <w:br/>
       </w:r>
-    </w:p>
-    <w:p>
-      <w:pPr>
-        <w:spacing w:line="276" w:lineRule="auto" w:after="120"/>
-      </w:pPr>
       <w:r>
         <w:rPr>
           <w:rFonts w:ascii="Times New Roman" w:hAnsi="Times New Roman"/>
           <w:b w:val="0"/>
           <w:i w:val="0"/>
-          <w:color w:val="212529"/>
-          <w:sz w:val="24"/>
+          <w:sz w:val="21"/>
           <w:rFonts w:ascii="Times New Roman" w:hAnsi="Times New Roman" w:cs="Times New Roman"/>
         </w:rPr>
-        <w:t>The system was validated using an automated pytest suite covering 11 comprehensive test cases: deduplication detection, access control isolation, cryptographic hashing accuracy, and metric calculation. All 11 tests passed with 100% success rate in 1.45 seconds.</w:t>
-      </w:r>
-    </w:p>
-    <w:p>
-      <w:pPr>
-        <w:keepNext/>
-        <w:spacing w:before="200" w:after="80"/>
-      </w:pPr>
-      <w:r>
-        <w:rPr>
-          <w:rFonts w:ascii="Times New Roman" w:hAnsi="Times New Roman"/>
-          <w:b/>
-          <w:i w:val="0"/>
-          <w:color w:val="2B6CB0"/>
-          <w:sz w:val="26"/>
-          <w:rFonts w:ascii="Times New Roman" w:hAnsi="Times New Roman" w:cs="Times New Roman"/>
-        </w:rPr>
-        <w:t>7.2 Empirical Storage Metrics from Production Database</w:t>
-      </w:r>
-    </w:p>
-    <w:p>
-      <w:pPr>
-        <w:spacing w:line="276" w:lineRule="auto" w:after="120"/>
-      </w:pPr>
-      <w:r>
-        <w:rPr>
-          <w:rFonts w:ascii="Times New Roman" w:hAnsi="Times New Roman"/>
-          <w:b w:val="0"/>
-          <w:i w:val="0"/>
-          <w:color w:val="212529"/>
-          <w:sz w:val="24"/>
-          <w:rFonts w:ascii="Times New Roman" w:hAnsi="Times New Roman" w:cs="Times New Roman"/>
-        </w:rPr>
-        <w:t>Table 7.1 details the actual experimental accounting extracted directly from the live MySQL 8.0 production catalog (`clouddedup_db`):</w:t>
+        <w:t>We validated the deduplication platform across automated pytest unit suites and live empirical testing with real-world document workloads:</w:t>
       </w:r>
     </w:p>
     <w:tbl>
@@ -4654,33 +3878,32 @@
         <w:tblW w:type="auto" w:w="0"/>
         <w:jc w:val="center"/>
         <w:tblLook w:firstColumn="1" w:firstRow="1" w:lastColumn="0" w:lastRow="0" w:noHBand="0" w:noVBand="1" w:val="04A0"/>
-        <w:tblBorders>
-          <w:top w:val="single" w:sz="6" w:space="0" w:color="CBD5E0"/>
-          <w:left w:val="single" w:sz="6" w:space="0" w:color="CBD5E0"/>
-          <w:bottom w:val="single" w:sz="6" w:space="0" w:color="CBD5E0"/>
-          <w:right w:val="single" w:sz="6" w:space="0" w:color="CBD5E0"/>
-          <w:insideH w:val="single" w:sz="4" w:space="0" w:color="E2E8F0"/>
-          <w:insideV w:val="single" w:sz="4" w:space="0" w:color="E2E8F0"/>
-        </w:tblBorders>
       </w:tblPr>
       <w:tblGrid>
-        <w:gridCol w:w="1806"/>
-        <w:gridCol w:w="1806"/>
-        <w:gridCol w:w="1806"/>
-        <w:gridCol w:w="1806"/>
-        <w:gridCol w:w="1806"/>
+        <w:gridCol w:w="1296"/>
+        <w:gridCol w:w="2592"/>
+        <w:gridCol w:w="864"/>
+        <w:gridCol w:w="864"/>
+        <w:gridCol w:w="1872"/>
+        <w:gridCol w:w="1872"/>
       </w:tblGrid>
       <w:tr>
         <w:tc>
           <w:tcPr>
-            <w:tcW w:type="dxa" w:w="2592"/>
-            <w:shd w:fill="1A365D"/>
+            <w:tcW w:type="dxa" w:w="1560"/>
+            <w:shd w:fill="F1F5F9"/>
             <w:tcMar>
-              <w:top w:w="140" w:type="dxa"/>
-              <w:bottom w:w="140" w:type="dxa"/>
-              <w:left w:w="150" w:type="dxa"/>
-              <w:right w:w="150" w:type="dxa"/>
+              <w:top w:w="40" w:type="dxa"/>
+              <w:bottom w:w="40" w:type="dxa"/>
+              <w:left w:w="50" w:type="dxa"/>
+              <w:right w:w="50" w:type="dxa"/>
             </w:tcMar>
+            <w:tcBorders>
+              <w:top w:val="single" w:sz="4" w:space="0" w:color="CBD5E1"/>
+              <w:left w:val="single" w:sz="4" w:space="0" w:color="CBD5E1"/>
+              <w:bottom w:val="single" w:sz="4" w:space="0" w:color="CBD5E1"/>
+              <w:right w:val="single" w:sz="4" w:space="0" w:color="CBD5E1"/>
+            </w:tcBorders>
           </w:tcPr>
           <w:p>
             <w:pPr>
@@ -4691,24 +3914,29 @@
                 <w:rFonts w:ascii="Times New Roman" w:hAnsi="Times New Roman"/>
                 <w:b/>
                 <w:i w:val="0"/>
-                <w:color w:val="FFFFFF"/>
-                <w:sz w:val="22"/>
+                <w:sz w:val="17"/>
                 <w:rFonts w:ascii="Times New Roman" w:hAnsi="Times New Roman" w:cs="Times New Roman"/>
               </w:rPr>
-              <w:t>Metric Description</w:t>
+              <w:t>Test Case</w:t>
             </w:r>
           </w:p>
         </w:tc>
         <w:tc>
           <w:tcPr>
-            <w:tcW w:type="dxa" w:w="1872"/>
-            <w:shd w:fill="1A365D"/>
+            <w:tcW w:type="dxa" w:w="1560"/>
+            <w:shd w:fill="F1F5F9"/>
             <w:tcMar>
-              <w:top w:w="140" w:type="dxa"/>
-              <w:bottom w:w="140" w:type="dxa"/>
-              <w:left w:w="150" w:type="dxa"/>
-              <w:right w:w="150" w:type="dxa"/>
+              <w:top w:w="40" w:type="dxa"/>
+              <w:bottom w:w="40" w:type="dxa"/>
+              <w:left w:w="50" w:type="dxa"/>
+              <w:right w:w="50" w:type="dxa"/>
             </w:tcMar>
+            <w:tcBorders>
+              <w:top w:val="single" w:sz="4" w:space="0" w:color="CBD5E1"/>
+              <w:left w:val="single" w:sz="4" w:space="0" w:color="CBD5E1"/>
+              <w:bottom w:val="single" w:sz="4" w:space="0" w:color="CBD5E1"/>
+              <w:right w:val="single" w:sz="4" w:space="0" w:color="CBD5E1"/>
+            </w:tcBorders>
           </w:tcPr>
           <w:p>
             <w:pPr>
@@ -4719,24 +3947,29 @@
                 <w:rFonts w:ascii="Times New Roman" w:hAnsi="Times New Roman"/>
                 <w:b/>
                 <w:i w:val="0"/>
-                <w:color w:val="FFFFFF"/>
-                <w:sz w:val="22"/>
+                <w:sz w:val="17"/>
                 <w:rFonts w:ascii="Times New Roman" w:hAnsi="Times New Roman" w:cs="Times New Roman"/>
               </w:rPr>
-              <w:t>Files / References</w:t>
+              <w:t>Workload Description</w:t>
             </w:r>
           </w:p>
         </w:tc>
         <w:tc>
           <w:tcPr>
-            <w:tcW w:type="dxa" w:w="1584"/>
-            <w:shd w:fill="1A365D"/>
+            <w:tcW w:type="dxa" w:w="1560"/>
+            <w:shd w:fill="F1F5F9"/>
             <w:tcMar>
-              <w:top w:w="140" w:type="dxa"/>
-              <w:bottom w:w="140" w:type="dxa"/>
-              <w:left w:w="150" w:type="dxa"/>
-              <w:right w:w="150" w:type="dxa"/>
+              <w:top w:w="40" w:type="dxa"/>
+              <w:bottom w:w="40" w:type="dxa"/>
+              <w:left w:w="50" w:type="dxa"/>
+              <w:right w:w="50" w:type="dxa"/>
             </w:tcMar>
+            <w:tcBorders>
+              <w:top w:val="single" w:sz="4" w:space="0" w:color="CBD5E1"/>
+              <w:left w:val="single" w:sz="4" w:space="0" w:color="CBD5E1"/>
+              <w:bottom w:val="single" w:sz="4" w:space="0" w:color="CBD5E1"/>
+              <w:right w:val="single" w:sz="4" w:space="0" w:color="CBD5E1"/>
+            </w:tcBorders>
           </w:tcPr>
           <w:p>
             <w:pPr>
@@ -4747,24 +3980,29 @@
                 <w:rFonts w:ascii="Times New Roman" w:hAnsi="Times New Roman"/>
                 <w:b/>
                 <w:i w:val="0"/>
-                <w:color w:val="FFFFFF"/>
-                <w:sz w:val="22"/>
+                <w:sz w:val="17"/>
                 <w:rFonts w:ascii="Times New Roman" w:hAnsi="Times New Roman" w:cs="Times New Roman"/>
               </w:rPr>
-              <w:t>Logical Size</w:t>
+              <w:t>Total</w:t>
             </w:r>
           </w:p>
         </w:tc>
         <w:tc>
           <w:tcPr>
-            <w:tcW w:type="dxa" w:w="1584"/>
-            <w:shd w:fill="1A365D"/>
+            <w:tcW w:type="dxa" w:w="1560"/>
+            <w:shd w:fill="F1F5F9"/>
             <w:tcMar>
-              <w:top w:w="140" w:type="dxa"/>
-              <w:bottom w:w="140" w:type="dxa"/>
-              <w:left w:w="150" w:type="dxa"/>
-              <w:right w:w="150" w:type="dxa"/>
+              <w:top w:w="40" w:type="dxa"/>
+              <w:bottom w:w="40" w:type="dxa"/>
+              <w:left w:w="50" w:type="dxa"/>
+              <w:right w:w="50" w:type="dxa"/>
             </w:tcMar>
+            <w:tcBorders>
+              <w:top w:val="single" w:sz="4" w:space="0" w:color="CBD5E1"/>
+              <w:left w:val="single" w:sz="4" w:space="0" w:color="CBD5E1"/>
+              <w:bottom w:val="single" w:sz="4" w:space="0" w:color="CBD5E1"/>
+              <w:right w:val="single" w:sz="4" w:space="0" w:color="CBD5E1"/>
+            </w:tcBorders>
           </w:tcPr>
           <w:p>
             <w:pPr>
@@ -4775,24 +4013,29 @@
                 <w:rFonts w:ascii="Times New Roman" w:hAnsi="Times New Roman"/>
                 <w:b/>
                 <w:i w:val="0"/>
-                <w:color w:val="FFFFFF"/>
-                <w:sz w:val="22"/>
+                <w:sz w:val="17"/>
                 <w:rFonts w:ascii="Times New Roman" w:hAnsi="Times New Roman" w:cs="Times New Roman"/>
               </w:rPr>
-              <w:t>Physical Size</w:t>
+              <w:t>Dedup</w:t>
             </w:r>
           </w:p>
         </w:tc>
         <w:tc>
           <w:tcPr>
-            <w:tcW w:type="dxa" w:w="1584"/>
-            <w:shd w:fill="1A365D"/>
+            <w:tcW w:type="dxa" w:w="1560"/>
+            <w:shd w:fill="F1F5F9"/>
             <w:tcMar>
-              <w:top w:w="140" w:type="dxa"/>
-              <w:bottom w:w="140" w:type="dxa"/>
-              <w:left w:w="150" w:type="dxa"/>
-              <w:right w:w="150" w:type="dxa"/>
+              <w:top w:w="40" w:type="dxa"/>
+              <w:bottom w:w="40" w:type="dxa"/>
+              <w:left w:w="50" w:type="dxa"/>
+              <w:right w:w="50" w:type="dxa"/>
             </w:tcMar>
+            <w:tcBorders>
+              <w:top w:val="single" w:sz="4" w:space="0" w:color="CBD5E1"/>
+              <w:left w:val="single" w:sz="4" w:space="0" w:color="CBD5E1"/>
+              <w:bottom w:val="single" w:sz="4" w:space="0" w:color="CBD5E1"/>
+              <w:right w:val="single" w:sz="4" w:space="0" w:color="CBD5E1"/>
+            </w:tcBorders>
           </w:tcPr>
           <w:p>
             <w:pPr>
@@ -4803,11 +4046,43 @@
                 <w:rFonts w:ascii="Times New Roman" w:hAnsi="Times New Roman"/>
                 <w:b/>
                 <w:i w:val="0"/>
-                <w:color w:val="FFFFFF"/>
-                <w:sz w:val="22"/>
+                <w:sz w:val="17"/>
                 <w:rFonts w:ascii="Times New Roman" w:hAnsi="Times New Roman" w:cs="Times New Roman"/>
               </w:rPr>
-              <w:t>Storage Saved</w:t>
+              <w:t>Physical Written</w:t>
+            </w:r>
+          </w:p>
+        </w:tc>
+        <w:tc>
+          <w:tcPr>
+            <w:tcW w:type="dxa" w:w="1560"/>
+            <w:shd w:fill="F1F5F9"/>
+            <w:tcMar>
+              <w:top w:w="40" w:type="dxa"/>
+              <w:bottom w:w="40" w:type="dxa"/>
+              <w:left w:w="50" w:type="dxa"/>
+              <w:right w:w="50" w:type="dxa"/>
+            </w:tcMar>
+            <w:tcBorders>
+              <w:top w:val="single" w:sz="4" w:space="0" w:color="CBD5E1"/>
+              <w:left w:val="single" w:sz="4" w:space="0" w:color="CBD5E1"/>
+              <w:bottom w:val="single" w:sz="4" w:space="0" w:color="CBD5E1"/>
+              <w:right w:val="single" w:sz="4" w:space="0" w:color="CBD5E1"/>
+            </w:tcBorders>
+          </w:tcPr>
+          <w:p>
+            <w:pPr>
+              <w:jc w:val="center"/>
+            </w:pPr>
+            <w:r>
+              <w:rPr>
+                <w:rFonts w:ascii="Times New Roman" w:hAnsi="Times New Roman"/>
+                <w:b/>
+                <w:i w:val="0"/>
+                <w:sz w:val="17"/>
+                <w:rFonts w:ascii="Times New Roman" w:hAnsi="Times New Roman" w:cs="Times New Roman"/>
+              </w:rPr>
+              <w:t>Space Saved</w:t>
             </w:r>
           </w:p>
         </w:tc>
@@ -4815,14 +4090,51 @@
       <w:tr>
         <w:tc>
           <w:tcPr>
-            <w:tcW w:type="dxa" w:w="2592"/>
-            <w:shd w:fill="FFFFFF"/>
+            <w:tcW w:type="dxa" w:w="1560"/>
             <w:tcMar>
-              <w:top w:w="100" w:type="dxa"/>
-              <w:bottom w:w="100" w:type="dxa"/>
-              <w:left w:w="150" w:type="dxa"/>
-              <w:right w:w="150" w:type="dxa"/>
+              <w:top w:w="35" w:type="dxa"/>
+              <w:bottom w:w="35" w:type="dxa"/>
+              <w:left w:w="50" w:type="dxa"/>
+              <w:right w:w="50" w:type="dxa"/>
             </w:tcMar>
+            <w:tcBorders>
+              <w:top w:val="single" w:sz="4" w:space="0" w:color="E2E8F0"/>
+              <w:left w:val="single" w:sz="4" w:space="0" w:color="E2E8F0"/>
+              <w:bottom w:val="single" w:sz="4" w:space="0" w:color="E2E8F0"/>
+              <w:right w:val="single" w:sz="4" w:space="0" w:color="E2E8F0"/>
+            </w:tcBorders>
+          </w:tcPr>
+          <w:p>
+            <w:pPr>
+              <w:jc w:val="center"/>
+            </w:pPr>
+            <w:r>
+              <w:rPr>
+                <w:rFonts w:ascii="Times New Roman" w:hAnsi="Times New Roman"/>
+                <w:b w:val="0"/>
+                <w:i w:val="0"/>
+                <w:sz w:val="17"/>
+                <w:rFonts w:ascii="Times New Roman" w:hAnsi="Times New Roman" w:cs="Times New Roman"/>
+              </w:rPr>
+              <w:t>Test 1</w:t>
+            </w:r>
+          </w:p>
+        </w:tc>
+        <w:tc>
+          <w:tcPr>
+            <w:tcW w:type="dxa" w:w="1560"/>
+            <w:tcMar>
+              <w:top w:w="35" w:type="dxa"/>
+              <w:bottom w:w="35" w:type="dxa"/>
+              <w:left w:w="50" w:type="dxa"/>
+              <w:right w:w="50" w:type="dxa"/>
+            </w:tcMar>
+            <w:tcBorders>
+              <w:top w:val="single" w:sz="4" w:space="0" w:color="E2E8F0"/>
+              <w:left w:val="single" w:sz="4" w:space="0" w:color="E2E8F0"/>
+              <w:bottom w:val="single" w:sz="4" w:space="0" w:color="E2E8F0"/>
+              <w:right w:val="single" w:sz="4" w:space="0" w:color="E2E8F0"/>
+            </w:tcBorders>
           </w:tcPr>
           <w:p>
             <w:pPr>
@@ -4833,24 +4145,28 @@
                 <w:rFonts w:ascii="Times New Roman" w:hAnsi="Times New Roman"/>
                 <w:b w:val="0"/>
                 <w:i w:val="0"/>
-                <w:color w:val="212529"/>
-                <w:sz w:val="21"/>
+                <w:sz w:val="17"/>
                 <w:rFonts w:ascii="Times New Roman" w:hAnsi="Times New Roman" w:cs="Times New Roman"/>
               </w:rPr>
-              <w:t>Unique Document Ingestion (Test 1)</w:t>
+              <w:t>Unique Document Ingestion</w:t>
             </w:r>
           </w:p>
         </w:tc>
         <w:tc>
           <w:tcPr>
-            <w:tcW w:type="dxa" w:w="1872"/>
-            <w:shd w:fill="FFFFFF"/>
+            <w:tcW w:type="dxa" w:w="1560"/>
             <w:tcMar>
-              <w:top w:w="100" w:type="dxa"/>
-              <w:bottom w:w="100" w:type="dxa"/>
-              <w:left w:w="150" w:type="dxa"/>
-              <w:right w:w="150" w:type="dxa"/>
+              <w:top w:w="35" w:type="dxa"/>
+              <w:bottom w:w="35" w:type="dxa"/>
+              <w:left w:w="50" w:type="dxa"/>
+              <w:right w:w="50" w:type="dxa"/>
             </w:tcMar>
+            <w:tcBorders>
+              <w:top w:val="single" w:sz="4" w:space="0" w:color="E2E8F0"/>
+              <w:left w:val="single" w:sz="4" w:space="0" w:color="E2E8F0"/>
+              <w:bottom w:val="single" w:sz="4" w:space="0" w:color="E2E8F0"/>
+              <w:right w:val="single" w:sz="4" w:space="0" w:color="E2E8F0"/>
+            </w:tcBorders>
           </w:tcPr>
           <w:p>
             <w:pPr>
@@ -4861,36 +4177,71 @@
                 <w:rFonts w:ascii="Times New Roman" w:hAnsi="Times New Roman"/>
                 <w:b w:val="0"/>
                 <w:i w:val="0"/>
-                <w:color w:val="212529"/>
-                <w:sz w:val="21"/>
+                <w:sz w:val="17"/>
                 <w:rFonts w:ascii="Times New Roman" w:hAnsi="Times New Roman" w:cs="Times New Roman"/>
               </w:rPr>
-              <w:t>5 Original Files</w:t>
+              <w:t>5</w:t>
             </w:r>
           </w:p>
         </w:tc>
         <w:tc>
           <w:tcPr>
-            <w:tcW w:type="dxa" w:w="1584"/>
-            <w:shd w:fill="FFFFFF"/>
+            <w:tcW w:type="dxa" w:w="1560"/>
             <w:tcMar>
-              <w:top w:w="100" w:type="dxa"/>
-              <w:bottom w:w="100" w:type="dxa"/>
-              <w:left w:w="150" w:type="dxa"/>
-              <w:right w:w="150" w:type="dxa"/>
+              <w:top w:w="35" w:type="dxa"/>
+              <w:bottom w:w="35" w:type="dxa"/>
+              <w:left w:w="50" w:type="dxa"/>
+              <w:right w:w="50" w:type="dxa"/>
             </w:tcMar>
+            <w:tcBorders>
+              <w:top w:val="single" w:sz="4" w:space="0" w:color="E2E8F0"/>
+              <w:left w:val="single" w:sz="4" w:space="0" w:color="E2E8F0"/>
+              <w:bottom w:val="single" w:sz="4" w:space="0" w:color="E2E8F0"/>
+              <w:right w:val="single" w:sz="4" w:space="0" w:color="E2E8F0"/>
+            </w:tcBorders>
           </w:tcPr>
           <w:p>
             <w:pPr>
-              <w:jc w:val="right"/>
+              <w:jc w:val="center"/>
             </w:pPr>
             <w:r>
               <w:rPr>
                 <w:rFonts w:ascii="Times New Roman" w:hAnsi="Times New Roman"/>
                 <w:b w:val="0"/>
                 <w:i w:val="0"/>
-                <w:color w:val="212529"/>
-                <w:sz w:val="21"/>
+                <w:sz w:val="17"/>
+                <w:rFonts w:ascii="Times New Roman" w:hAnsi="Times New Roman" w:cs="Times New Roman"/>
+              </w:rPr>
+              <w:t>0</w:t>
+            </w:r>
+          </w:p>
+        </w:tc>
+        <w:tc>
+          <w:tcPr>
+            <w:tcW w:type="dxa" w:w="1560"/>
+            <w:tcMar>
+              <w:top w:w="35" w:type="dxa"/>
+              <w:bottom w:w="35" w:type="dxa"/>
+              <w:left w:w="50" w:type="dxa"/>
+              <w:right w:w="50" w:type="dxa"/>
+            </w:tcMar>
+            <w:tcBorders>
+              <w:top w:val="single" w:sz="4" w:space="0" w:color="E2E8F0"/>
+              <w:left w:val="single" w:sz="4" w:space="0" w:color="E2E8F0"/>
+              <w:bottom w:val="single" w:sz="4" w:space="0" w:color="E2E8F0"/>
+              <w:right w:val="single" w:sz="4" w:space="0" w:color="E2E8F0"/>
+            </w:tcBorders>
+          </w:tcPr>
+          <w:p>
+            <w:pPr>
+              <w:jc w:val="center"/>
+            </w:pPr>
+            <w:r>
+              <w:rPr>
+                <w:rFonts w:ascii="Times New Roman" w:hAnsi="Times New Roman"/>
+                <w:b w:val="0"/>
+                <w:i w:val="0"/>
+                <w:sz w:val="17"/>
                 <w:rFonts w:ascii="Times New Roman" w:hAnsi="Times New Roman" w:cs="Times New Roman"/>
               </w:rPr>
               <w:t>1.76 MB</w:t>
@@ -4899,57 +4250,33 @@
         </w:tc>
         <w:tc>
           <w:tcPr>
-            <w:tcW w:type="dxa" w:w="1584"/>
-            <w:shd w:fill="FFFFFF"/>
+            <w:tcW w:type="dxa" w:w="1560"/>
             <w:tcMar>
-              <w:top w:w="100" w:type="dxa"/>
-              <w:bottom w:w="100" w:type="dxa"/>
-              <w:left w:w="150" w:type="dxa"/>
-              <w:right w:w="150" w:type="dxa"/>
+              <w:top w:w="35" w:type="dxa"/>
+              <w:bottom w:w="35" w:type="dxa"/>
+              <w:left w:w="50" w:type="dxa"/>
+              <w:right w:w="50" w:type="dxa"/>
             </w:tcMar>
+            <w:tcBorders>
+              <w:top w:val="single" w:sz="4" w:space="0" w:color="E2E8F0"/>
+              <w:left w:val="single" w:sz="4" w:space="0" w:color="E2E8F0"/>
+              <w:bottom w:val="single" w:sz="4" w:space="0" w:color="E2E8F0"/>
+              <w:right w:val="single" w:sz="4" w:space="0" w:color="E2E8F0"/>
+            </w:tcBorders>
           </w:tcPr>
           <w:p>
             <w:pPr>
-              <w:jc w:val="right"/>
+              <w:jc w:val="center"/>
             </w:pPr>
             <w:r>
               <w:rPr>
                 <w:rFonts w:ascii="Times New Roman" w:hAnsi="Times New Roman"/>
                 <w:b w:val="0"/>
                 <w:i w:val="0"/>
-                <w:color w:val="212529"/>
-                <w:sz w:val="21"/>
+                <w:sz w:val="17"/>
                 <w:rFonts w:ascii="Times New Roman" w:hAnsi="Times New Roman" w:cs="Times New Roman"/>
               </w:rPr>
-              <w:t>1.76 MB</w:t>
-            </w:r>
-          </w:p>
-        </w:tc>
-        <w:tc>
-          <w:tcPr>
-            <w:tcW w:type="dxa" w:w="1584"/>
-            <w:shd w:fill="FFFFFF"/>
-            <w:tcMar>
-              <w:top w:w="100" w:type="dxa"/>
-              <w:bottom w:w="100" w:type="dxa"/>
-              <w:left w:w="150" w:type="dxa"/>
-              <w:right w:w="150" w:type="dxa"/>
-            </w:tcMar>
-          </w:tcPr>
-          <w:p>
-            <w:pPr>
-              <w:jc w:val="right"/>
-            </w:pPr>
-            <w:r>
-              <w:rPr>
-                <w:rFonts w:ascii="Times New Roman" w:hAnsi="Times New Roman"/>
-                <w:b w:val="0"/>
-                <w:i w:val="0"/>
-                <w:color w:val="212529"/>
-                <w:sz w:val="21"/>
-                <w:rFonts w:ascii="Times New Roman" w:hAnsi="Times New Roman" w:cs="Times New Roman"/>
-              </w:rPr>
-              <w:t>0 B (0.0%)</w:t>
+              <w:t>0 B (0%)</w:t>
             </w:r>
           </w:p>
         </w:tc>
@@ -4957,14 +4284,51 @@
       <w:tr>
         <w:tc>
           <w:tcPr>
-            <w:tcW w:type="dxa" w:w="2592"/>
-            <w:shd w:fill="F7FAFC"/>
+            <w:tcW w:type="dxa" w:w="1560"/>
             <w:tcMar>
-              <w:top w:w="100" w:type="dxa"/>
-              <w:bottom w:w="100" w:type="dxa"/>
-              <w:left w:w="150" w:type="dxa"/>
-              <w:right w:w="150" w:type="dxa"/>
+              <w:top w:w="35" w:type="dxa"/>
+              <w:bottom w:w="35" w:type="dxa"/>
+              <w:left w:w="50" w:type="dxa"/>
+              <w:right w:w="50" w:type="dxa"/>
             </w:tcMar>
+            <w:tcBorders>
+              <w:top w:val="single" w:sz="4" w:space="0" w:color="E2E8F0"/>
+              <w:left w:val="single" w:sz="4" w:space="0" w:color="E2E8F0"/>
+              <w:bottom w:val="single" w:sz="4" w:space="0" w:color="E2E8F0"/>
+              <w:right w:val="single" w:sz="4" w:space="0" w:color="E2E8F0"/>
+            </w:tcBorders>
+          </w:tcPr>
+          <w:p>
+            <w:pPr>
+              <w:jc w:val="center"/>
+            </w:pPr>
+            <w:r>
+              <w:rPr>
+                <w:rFonts w:ascii="Times New Roman" w:hAnsi="Times New Roman"/>
+                <w:b w:val="0"/>
+                <w:i w:val="0"/>
+                <w:sz w:val="17"/>
+                <w:rFonts w:ascii="Times New Roman" w:hAnsi="Times New Roman" w:cs="Times New Roman"/>
+              </w:rPr>
+              <w:t>Test 2</w:t>
+            </w:r>
+          </w:p>
+        </w:tc>
+        <w:tc>
+          <w:tcPr>
+            <w:tcW w:type="dxa" w:w="1560"/>
+            <w:tcMar>
+              <w:top w:w="35" w:type="dxa"/>
+              <w:bottom w:w="35" w:type="dxa"/>
+              <w:left w:w="50" w:type="dxa"/>
+              <w:right w:w="50" w:type="dxa"/>
+            </w:tcMar>
+            <w:tcBorders>
+              <w:top w:val="single" w:sz="4" w:space="0" w:color="E2E8F0"/>
+              <w:left w:val="single" w:sz="4" w:space="0" w:color="E2E8F0"/>
+              <w:bottom w:val="single" w:sz="4" w:space="0" w:color="E2E8F0"/>
+              <w:right w:val="single" w:sz="4" w:space="0" w:color="E2E8F0"/>
+            </w:tcBorders>
           </w:tcPr>
           <w:p>
             <w:pPr>
@@ -4975,24 +4339,28 @@
                 <w:rFonts w:ascii="Times New Roman" w:hAnsi="Times New Roman"/>
                 <w:b w:val="0"/>
                 <w:i w:val="0"/>
-                <w:color w:val="212529"/>
-                <w:sz w:val="21"/>
+                <w:sz w:val="17"/>
                 <w:rFonts w:ascii="Times New Roman" w:hAnsi="Times New Roman" w:cs="Times New Roman"/>
               </w:rPr>
-              <w:t>Exact Duplicate Submissions (Test 2)</w:t>
+              <w:t>Exact Duplicate Submissions</w:t>
             </w:r>
           </w:p>
         </w:tc>
         <w:tc>
           <w:tcPr>
-            <w:tcW w:type="dxa" w:w="1872"/>
-            <w:shd w:fill="F7FAFC"/>
+            <w:tcW w:type="dxa" w:w="1560"/>
             <w:tcMar>
-              <w:top w:w="100" w:type="dxa"/>
-              <w:bottom w:w="100" w:type="dxa"/>
-              <w:left w:w="150" w:type="dxa"/>
-              <w:right w:w="150" w:type="dxa"/>
+              <w:top w:w="35" w:type="dxa"/>
+              <w:bottom w:w="35" w:type="dxa"/>
+              <w:left w:w="50" w:type="dxa"/>
+              <w:right w:w="50" w:type="dxa"/>
             </w:tcMar>
+            <w:tcBorders>
+              <w:top w:val="single" w:sz="4" w:space="0" w:color="E2E8F0"/>
+              <w:left w:val="single" w:sz="4" w:space="0" w:color="E2E8F0"/>
+              <w:bottom w:val="single" w:sz="4" w:space="0" w:color="E2E8F0"/>
+              <w:right w:val="single" w:sz="4" w:space="0" w:color="E2E8F0"/>
+            </w:tcBorders>
           </w:tcPr>
           <w:p>
             <w:pPr>
@@ -5003,64 +4371,71 @@
                 <w:rFonts w:ascii="Times New Roman" w:hAnsi="Times New Roman"/>
                 <w:b w:val="0"/>
                 <w:i w:val="0"/>
-                <w:color w:val="212529"/>
-                <w:sz w:val="21"/>
+                <w:sz w:val="17"/>
                 <w:rFonts w:ascii="Times New Roman" w:hAnsi="Times New Roman" w:cs="Times New Roman"/>
               </w:rPr>
-              <w:t>7 Duplicate Copies</w:t>
+              <w:t>7</w:t>
             </w:r>
           </w:p>
         </w:tc>
         <w:tc>
           <w:tcPr>
-            <w:tcW w:type="dxa" w:w="1584"/>
-            <w:shd w:fill="F7FAFC"/>
+            <w:tcW w:type="dxa" w:w="1560"/>
             <w:tcMar>
-              <w:top w:w="100" w:type="dxa"/>
-              <w:bottom w:w="100" w:type="dxa"/>
-              <w:left w:w="150" w:type="dxa"/>
-              <w:right w:w="150" w:type="dxa"/>
+              <w:top w:w="35" w:type="dxa"/>
+              <w:bottom w:w="35" w:type="dxa"/>
+              <w:left w:w="50" w:type="dxa"/>
+              <w:right w:w="50" w:type="dxa"/>
             </w:tcMar>
+            <w:tcBorders>
+              <w:top w:val="single" w:sz="4" w:space="0" w:color="E2E8F0"/>
+              <w:left w:val="single" w:sz="4" w:space="0" w:color="E2E8F0"/>
+              <w:bottom w:val="single" w:sz="4" w:space="0" w:color="E2E8F0"/>
+              <w:right w:val="single" w:sz="4" w:space="0" w:color="E2E8F0"/>
+            </w:tcBorders>
           </w:tcPr>
           <w:p>
             <w:pPr>
-              <w:jc w:val="right"/>
+              <w:jc w:val="center"/>
             </w:pPr>
             <w:r>
               <w:rPr>
                 <w:rFonts w:ascii="Times New Roman" w:hAnsi="Times New Roman"/>
                 <w:b w:val="0"/>
                 <w:i w:val="0"/>
-                <w:color w:val="212529"/>
-                <w:sz w:val="21"/>
+                <w:sz w:val="17"/>
                 <w:rFonts w:ascii="Times New Roman" w:hAnsi="Times New Roman" w:cs="Times New Roman"/>
               </w:rPr>
-              <w:t>3.24 MB</w:t>
+              <w:t>7</w:t>
             </w:r>
           </w:p>
         </w:tc>
         <w:tc>
           <w:tcPr>
-            <w:tcW w:type="dxa" w:w="1584"/>
-            <w:shd w:fill="F7FAFC"/>
+            <w:tcW w:type="dxa" w:w="1560"/>
             <w:tcMar>
-              <w:top w:w="100" w:type="dxa"/>
-              <w:bottom w:w="100" w:type="dxa"/>
-              <w:left w:w="150" w:type="dxa"/>
-              <w:right w:w="150" w:type="dxa"/>
+              <w:top w:w="35" w:type="dxa"/>
+              <w:bottom w:w="35" w:type="dxa"/>
+              <w:left w:w="50" w:type="dxa"/>
+              <w:right w:w="50" w:type="dxa"/>
             </w:tcMar>
+            <w:tcBorders>
+              <w:top w:val="single" w:sz="4" w:space="0" w:color="E2E8F0"/>
+              <w:left w:val="single" w:sz="4" w:space="0" w:color="E2E8F0"/>
+              <w:bottom w:val="single" w:sz="4" w:space="0" w:color="E2E8F0"/>
+              <w:right w:val="single" w:sz="4" w:space="0" w:color="E2E8F0"/>
+            </w:tcBorders>
           </w:tcPr>
           <w:p>
             <w:pPr>
-              <w:jc w:val="right"/>
+              <w:jc w:val="center"/>
             </w:pPr>
             <w:r>
               <w:rPr>
                 <w:rFonts w:ascii="Times New Roman" w:hAnsi="Times New Roman"/>
                 <w:b w:val="0"/>
                 <w:i w:val="0"/>
-                <w:color w:val="212529"/>
-                <w:sz w:val="21"/>
+                <w:sz w:val="17"/>
                 <w:rFonts w:ascii="Times New Roman" w:hAnsi="Times New Roman" w:cs="Times New Roman"/>
               </w:rPr>
               <w:t>0 B (Zero-write)</w:t>
@@ -5069,29 +4444,33 @@
         </w:tc>
         <w:tc>
           <w:tcPr>
-            <w:tcW w:type="dxa" w:w="1584"/>
-            <w:shd w:fill="F7FAFC"/>
+            <w:tcW w:type="dxa" w:w="1560"/>
             <w:tcMar>
-              <w:top w:w="100" w:type="dxa"/>
-              <w:bottom w:w="100" w:type="dxa"/>
-              <w:left w:w="150" w:type="dxa"/>
-              <w:right w:w="150" w:type="dxa"/>
+              <w:top w:w="35" w:type="dxa"/>
+              <w:bottom w:w="35" w:type="dxa"/>
+              <w:left w:w="50" w:type="dxa"/>
+              <w:right w:w="50" w:type="dxa"/>
             </w:tcMar>
+            <w:tcBorders>
+              <w:top w:val="single" w:sz="4" w:space="0" w:color="E2E8F0"/>
+              <w:left w:val="single" w:sz="4" w:space="0" w:color="E2E8F0"/>
+              <w:bottom w:val="single" w:sz="4" w:space="0" w:color="E2E8F0"/>
+              <w:right w:val="single" w:sz="4" w:space="0" w:color="E2E8F0"/>
+            </w:tcBorders>
           </w:tcPr>
           <w:p>
             <w:pPr>
-              <w:jc w:val="right"/>
+              <w:jc w:val="center"/>
             </w:pPr>
             <w:r>
               <w:rPr>
                 <w:rFonts w:ascii="Times New Roman" w:hAnsi="Times New Roman"/>
                 <w:b w:val="0"/>
                 <w:i w:val="0"/>
-                <w:color w:val="212529"/>
-                <w:sz w:val="21"/>
+                <w:sz w:val="17"/>
                 <w:rFonts w:ascii="Times New Roman" w:hAnsi="Times New Roman" w:cs="Times New Roman"/>
               </w:rPr>
-              <w:t>3.24 MB (100.0%)</w:t>
+              <w:t>3.24 MB (100%)</w:t>
             </w:r>
           </w:p>
         </w:tc>
@@ -5099,14 +4478,51 @@
       <w:tr>
         <w:tc>
           <w:tcPr>
-            <w:tcW w:type="dxa" w:w="2592"/>
-            <w:shd w:fill="FFFFFF"/>
+            <w:tcW w:type="dxa" w:w="1560"/>
             <w:tcMar>
-              <w:top w:w="100" w:type="dxa"/>
-              <w:bottom w:w="100" w:type="dxa"/>
-              <w:left w:w="150" w:type="dxa"/>
-              <w:right w:w="150" w:type="dxa"/>
+              <w:top w:w="35" w:type="dxa"/>
+              <w:bottom w:w="35" w:type="dxa"/>
+              <w:left w:w="50" w:type="dxa"/>
+              <w:right w:w="50" w:type="dxa"/>
             </w:tcMar>
+            <w:tcBorders>
+              <w:top w:val="single" w:sz="4" w:space="0" w:color="E2E8F0"/>
+              <w:left w:val="single" w:sz="4" w:space="0" w:color="E2E8F0"/>
+              <w:bottom w:val="single" w:sz="4" w:space="0" w:color="E2E8F0"/>
+              <w:right w:val="single" w:sz="4" w:space="0" w:color="E2E8F0"/>
+            </w:tcBorders>
+          </w:tcPr>
+          <w:p>
+            <w:pPr>
+              <w:jc w:val="center"/>
+            </w:pPr>
+            <w:r>
+              <w:rPr>
+                <w:rFonts w:ascii="Times New Roman" w:hAnsi="Times New Roman"/>
+                <w:b w:val="0"/>
+                <w:i w:val="0"/>
+                <w:sz w:val="17"/>
+                <w:rFonts w:ascii="Times New Roman" w:hAnsi="Times New Roman" w:cs="Times New Roman"/>
+              </w:rPr>
+              <w:t>Test 3</w:t>
+            </w:r>
+          </w:p>
+        </w:tc>
+        <w:tc>
+          <w:tcPr>
+            <w:tcW w:type="dxa" w:w="1560"/>
+            <w:tcMar>
+              <w:top w:w="35" w:type="dxa"/>
+              <w:bottom w:w="35" w:type="dxa"/>
+              <w:left w:w="50" w:type="dxa"/>
+              <w:right w:w="50" w:type="dxa"/>
+            </w:tcMar>
+            <w:tcBorders>
+              <w:top w:val="single" w:sz="4" w:space="0" w:color="E2E8F0"/>
+              <w:left w:val="single" w:sz="4" w:space="0" w:color="E2E8F0"/>
+              <w:bottom w:val="single" w:sz="4" w:space="0" w:color="E2E8F0"/>
+              <w:right w:val="single" w:sz="4" w:space="0" w:color="E2E8F0"/>
+            </w:tcBorders>
           </w:tcPr>
           <w:p>
             <w:pPr>
@@ -5117,24 +4533,28 @@
                 <w:rFonts w:ascii="Times New Roman" w:hAnsi="Times New Roman"/>
                 <w:b w:val="0"/>
                 <w:i w:val="0"/>
-                <w:color w:val="212529"/>
-                <w:sz w:val="21"/>
+                <w:sz w:val="17"/>
                 <w:rFonts w:ascii="Times New Roman" w:hAnsi="Times New Roman" w:cs="Times New Roman"/>
               </w:rPr>
-              <w:t>Cross-User Deduplication</w:t>
+              <w:t>Multi-User Sharing</w:t>
             </w:r>
           </w:p>
         </w:tc>
         <w:tc>
           <w:tcPr>
-            <w:tcW w:type="dxa" w:w="1872"/>
-            <w:shd w:fill="FFFFFF"/>
+            <w:tcW w:type="dxa" w:w="1560"/>
             <w:tcMar>
-              <w:top w:w="100" w:type="dxa"/>
-              <w:bottom w:w="100" w:type="dxa"/>
-              <w:left w:w="150" w:type="dxa"/>
-              <w:right w:w="150" w:type="dxa"/>
+              <w:top w:w="35" w:type="dxa"/>
+              <w:bottom w:w="35" w:type="dxa"/>
+              <w:left w:w="50" w:type="dxa"/>
+              <w:right w:w="50" w:type="dxa"/>
             </w:tcMar>
+            <w:tcBorders>
+              <w:top w:val="single" w:sz="4" w:space="0" w:color="E2E8F0"/>
+              <w:left w:val="single" w:sz="4" w:space="0" w:color="E2E8F0"/>
+              <w:bottom w:val="single" w:sz="4" w:space="0" w:color="E2E8F0"/>
+              <w:right w:val="single" w:sz="4" w:space="0" w:color="E2E8F0"/>
+            </w:tcBorders>
           </w:tcPr>
           <w:p>
             <w:pPr>
@@ -5145,36 +4565,71 @@
                 <w:rFonts w:ascii="Times New Roman" w:hAnsi="Times New Roman"/>
                 <w:b w:val="0"/>
                 <w:i w:val="0"/>
-                <w:color w:val="212529"/>
-                <w:sz w:val="21"/>
+                <w:sz w:val="17"/>
                 <w:rFonts w:ascii="Times New Roman" w:hAnsi="Times New Roman" w:cs="Times New Roman"/>
               </w:rPr>
-              <w:t>9 Registered Users</w:t>
+              <w:t>9 Users</w:t>
             </w:r>
           </w:p>
         </w:tc>
         <w:tc>
           <w:tcPr>
-            <w:tcW w:type="dxa" w:w="1584"/>
-            <w:shd w:fill="FFFFFF"/>
+            <w:tcW w:type="dxa" w:w="1560"/>
             <w:tcMar>
-              <w:top w:w="100" w:type="dxa"/>
-              <w:bottom w:w="100" w:type="dxa"/>
-              <w:left w:w="150" w:type="dxa"/>
-              <w:right w:w="150" w:type="dxa"/>
+              <w:top w:w="35" w:type="dxa"/>
+              <w:bottom w:w="35" w:type="dxa"/>
+              <w:left w:w="50" w:type="dxa"/>
+              <w:right w:w="50" w:type="dxa"/>
             </w:tcMar>
+            <w:tcBorders>
+              <w:top w:val="single" w:sz="4" w:space="0" w:color="E2E8F0"/>
+              <w:left w:val="single" w:sz="4" w:space="0" w:color="E2E8F0"/>
+              <w:bottom w:val="single" w:sz="4" w:space="0" w:color="E2E8F0"/>
+              <w:right w:val="single" w:sz="4" w:space="0" w:color="E2E8F0"/>
+            </w:tcBorders>
           </w:tcPr>
           <w:p>
             <w:pPr>
-              <w:jc w:val="right"/>
+              <w:jc w:val="center"/>
             </w:pPr>
             <w:r>
               <w:rPr>
                 <w:rFonts w:ascii="Times New Roman" w:hAnsi="Times New Roman"/>
                 <w:b w:val="0"/>
                 <w:i w:val="0"/>
-                <w:color w:val="212529"/>
-                <w:sz w:val="21"/>
+                <w:sz w:val="17"/>
+                <w:rFonts w:ascii="Times New Roman" w:hAnsi="Times New Roman" w:cs="Times New Roman"/>
+              </w:rPr>
+              <w:t>Shared</w:t>
+            </w:r>
+          </w:p>
+        </w:tc>
+        <w:tc>
+          <w:tcPr>
+            <w:tcW w:type="dxa" w:w="1560"/>
+            <w:tcMar>
+              <w:top w:w="35" w:type="dxa"/>
+              <w:bottom w:w="35" w:type="dxa"/>
+              <w:left w:w="50" w:type="dxa"/>
+              <w:right w:w="50" w:type="dxa"/>
+            </w:tcMar>
+            <w:tcBorders>
+              <w:top w:val="single" w:sz="4" w:space="0" w:color="E2E8F0"/>
+              <w:left w:val="single" w:sz="4" w:space="0" w:color="E2E8F0"/>
+              <w:bottom w:val="single" w:sz="4" w:space="0" w:color="E2E8F0"/>
+              <w:right w:val="single" w:sz="4" w:space="0" w:color="E2E8F0"/>
+            </w:tcBorders>
+          </w:tcPr>
+          <w:p>
+            <w:pPr>
+              <w:jc w:val="center"/>
+            </w:pPr>
+            <w:r>
+              <w:rPr>
+                <w:rFonts w:ascii="Times New Roman" w:hAnsi="Times New Roman"/>
+                <w:b w:val="0"/>
+                <w:i w:val="0"/>
+                <w:sz w:val="17"/>
                 <w:rFonts w:ascii="Times New Roman" w:hAnsi="Times New Roman" w:cs="Times New Roman"/>
               </w:rPr>
               <w:t>Shared Blocks</w:t>
@@ -5183,57 +4638,33 @@
         </w:tc>
         <w:tc>
           <w:tcPr>
-            <w:tcW w:type="dxa" w:w="1584"/>
-            <w:shd w:fill="FFFFFF"/>
+            <w:tcW w:type="dxa" w:w="1560"/>
             <w:tcMar>
-              <w:top w:w="100" w:type="dxa"/>
-              <w:bottom w:w="100" w:type="dxa"/>
-              <w:left w:w="150" w:type="dxa"/>
-              <w:right w:w="150" w:type="dxa"/>
+              <w:top w:w="35" w:type="dxa"/>
+              <w:bottom w:w="35" w:type="dxa"/>
+              <w:left w:w="50" w:type="dxa"/>
+              <w:right w:w="50" w:type="dxa"/>
             </w:tcMar>
+            <w:tcBorders>
+              <w:top w:val="single" w:sz="4" w:space="0" w:color="E2E8F0"/>
+              <w:left w:val="single" w:sz="4" w:space="0" w:color="E2E8F0"/>
+              <w:bottom w:val="single" w:sz="4" w:space="0" w:color="E2E8F0"/>
+              <w:right w:val="single" w:sz="4" w:space="0" w:color="E2E8F0"/>
+            </w:tcBorders>
           </w:tcPr>
           <w:p>
             <w:pPr>
-              <w:jc w:val="right"/>
+              <w:jc w:val="center"/>
             </w:pPr>
             <w:r>
               <w:rPr>
                 <w:rFonts w:ascii="Times New Roman" w:hAnsi="Times New Roman"/>
                 <w:b w:val="0"/>
                 <w:i w:val="0"/>
-                <w:color w:val="212529"/>
-                <w:sz w:val="21"/>
+                <w:sz w:val="17"/>
                 <w:rFonts w:ascii="Times New Roman" w:hAnsi="Times New Roman" w:cs="Times New Roman"/>
               </w:rPr>
-              <w:t>1 Block Shared</w:t>
-            </w:r>
-          </w:p>
-        </w:tc>
-        <w:tc>
-          <w:tcPr>
-            <w:tcW w:type="dxa" w:w="1584"/>
-            <w:shd w:fill="FFFFFF"/>
-            <w:tcMar>
-              <w:top w:w="100" w:type="dxa"/>
-              <w:bottom w:w="100" w:type="dxa"/>
-              <w:left w:w="150" w:type="dxa"/>
-              <w:right w:w="150" w:type="dxa"/>
-            </w:tcMar>
-          </w:tcPr>
-          <w:p>
-            <w:pPr>
-              <w:jc w:val="right"/>
-            </w:pPr>
-            <w:r>
-              <w:rPr>
-                <w:rFonts w:ascii="Times New Roman" w:hAnsi="Times New Roman"/>
-                <w:b w:val="0"/>
-                <w:i w:val="0"/>
-                <w:color w:val="212529"/>
-                <w:sz w:val="21"/>
-                <w:rFonts w:ascii="Times New Roman" w:hAnsi="Times New Roman" w:cs="Times New Roman"/>
-              </w:rPr>
-              <w:t>Global Savings</w:t>
+              <w:t>Multi-Tenant Savings</w:t>
             </w:r>
           </w:p>
         </w:tc>
@@ -5241,14 +4672,51 @@
       <w:tr>
         <w:tc>
           <w:tcPr>
-            <w:tcW w:type="dxa" w:w="2592"/>
-            <w:shd w:fill="F7FAFC"/>
+            <w:tcW w:type="dxa" w:w="1560"/>
             <w:tcMar>
-              <w:top w:w="100" w:type="dxa"/>
-              <w:bottom w:w="100" w:type="dxa"/>
-              <w:left w:w="150" w:type="dxa"/>
-              <w:right w:w="150" w:type="dxa"/>
+              <w:top w:w="35" w:type="dxa"/>
+              <w:bottom w:w="35" w:type="dxa"/>
+              <w:left w:w="50" w:type="dxa"/>
+              <w:right w:w="50" w:type="dxa"/>
             </w:tcMar>
+            <w:tcBorders>
+              <w:top w:val="single" w:sz="4" w:space="0" w:color="E2E8F0"/>
+              <w:left w:val="single" w:sz="4" w:space="0" w:color="E2E8F0"/>
+              <w:bottom w:val="single" w:sz="4" w:space="0" w:color="E2E8F0"/>
+              <w:right w:val="single" w:sz="4" w:space="0" w:color="E2E8F0"/>
+            </w:tcBorders>
+          </w:tcPr>
+          <w:p>
+            <w:pPr>
+              <w:jc w:val="center"/>
+            </w:pPr>
+            <w:r>
+              <w:rPr>
+                <w:rFonts w:ascii="Times New Roman" w:hAnsi="Times New Roman"/>
+                <w:b w:val="0"/>
+                <w:i w:val="0"/>
+                <w:sz w:val="17"/>
+                <w:rFonts w:ascii="Times New Roman" w:hAnsi="Times New Roman" w:cs="Times New Roman"/>
+              </w:rPr>
+              <w:t>Test 4</w:t>
+            </w:r>
+          </w:p>
+        </w:tc>
+        <w:tc>
+          <w:tcPr>
+            <w:tcW w:type="dxa" w:w="1560"/>
+            <w:tcMar>
+              <w:top w:w="35" w:type="dxa"/>
+              <w:bottom w:w="35" w:type="dxa"/>
+              <w:left w:w="50" w:type="dxa"/>
+              <w:right w:w="50" w:type="dxa"/>
+            </w:tcMar>
+            <w:tcBorders>
+              <w:top w:val="single" w:sz="4" w:space="0" w:color="E2E8F0"/>
+              <w:left w:val="single" w:sz="4" w:space="0" w:color="E2E8F0"/>
+              <w:bottom w:val="single" w:sz="4" w:space="0" w:color="E2E8F0"/>
+              <w:right w:val="single" w:sz="4" w:space="0" w:color="E2E8F0"/>
+            </w:tcBorders>
           </w:tcPr>
           <w:p>
             <w:pPr>
@@ -5259,24 +4727,28 @@
                 <w:rFonts w:ascii="Times New Roman" w:hAnsi="Times New Roman"/>
                 <w:b w:val="0"/>
                 <w:i w:val="0"/>
-                <w:color w:val="212529"/>
-                <w:sz w:val="21"/>
+                <w:sz w:val="17"/>
                 <w:rFonts w:ascii="Times New Roman" w:hAnsi="Times New Roman" w:cs="Times New Roman"/>
               </w:rPr>
-              <w:t>Audit Trail Verification</w:t>
+              <w:t>Pytest Suite (11 Tests)</w:t>
             </w:r>
           </w:p>
         </w:tc>
         <w:tc>
           <w:tcPr>
-            <w:tcW w:type="dxa" w:w="1872"/>
-            <w:shd w:fill="F7FAFC"/>
+            <w:tcW w:type="dxa" w:w="1560"/>
             <w:tcMar>
-              <w:top w:w="100" w:type="dxa"/>
-              <w:bottom w:w="100" w:type="dxa"/>
-              <w:left w:w="150" w:type="dxa"/>
-              <w:right w:w="150" w:type="dxa"/>
+              <w:top w:w="35" w:type="dxa"/>
+              <w:bottom w:w="35" w:type="dxa"/>
+              <w:left w:w="50" w:type="dxa"/>
+              <w:right w:w="50" w:type="dxa"/>
             </w:tcMar>
+            <w:tcBorders>
+              <w:top w:val="single" w:sz="4" w:space="0" w:color="E2E8F0"/>
+              <w:left w:val="single" w:sz="4" w:space="0" w:color="E2E8F0"/>
+              <w:bottom w:val="single" w:sz="4" w:space="0" w:color="E2E8F0"/>
+              <w:right w:val="single" w:sz="4" w:space="0" w:color="E2E8F0"/>
+            </w:tcBorders>
           </w:tcPr>
           <w:p>
             <w:pPr>
@@ -5287,95 +4759,106 @@
                 <w:rFonts w:ascii="Times New Roman" w:hAnsi="Times New Roman"/>
                 <w:b w:val="0"/>
                 <w:i w:val="0"/>
-                <w:color w:val="212529"/>
-                <w:sz w:val="21"/>
+                <w:sz w:val="17"/>
                 <w:rFonts w:ascii="Times New Roman" w:hAnsi="Times New Roman" w:cs="Times New Roman"/>
               </w:rPr>
-              <w:t>12 Logged Events</w:t>
+              <w:t>11 Passed</w:t>
             </w:r>
           </w:p>
         </w:tc>
         <w:tc>
           <w:tcPr>
-            <w:tcW w:type="dxa" w:w="1584"/>
-            <w:shd w:fill="F7FAFC"/>
+            <w:tcW w:type="dxa" w:w="1560"/>
             <w:tcMar>
-              <w:top w:w="100" w:type="dxa"/>
-              <w:bottom w:w="100" w:type="dxa"/>
-              <w:left w:w="150" w:type="dxa"/>
-              <w:right w:w="150" w:type="dxa"/>
+              <w:top w:w="35" w:type="dxa"/>
+              <w:bottom w:w="35" w:type="dxa"/>
+              <w:left w:w="50" w:type="dxa"/>
+              <w:right w:w="50" w:type="dxa"/>
             </w:tcMar>
+            <w:tcBorders>
+              <w:top w:val="single" w:sz="4" w:space="0" w:color="E2E8F0"/>
+              <w:left w:val="single" w:sz="4" w:space="0" w:color="E2E8F0"/>
+              <w:bottom w:val="single" w:sz="4" w:space="0" w:color="E2E8F0"/>
+              <w:right w:val="single" w:sz="4" w:space="0" w:color="E2E8F0"/>
+            </w:tcBorders>
           </w:tcPr>
           <w:p>
             <w:pPr>
-              <w:jc w:val="right"/>
+              <w:jc w:val="center"/>
             </w:pPr>
             <w:r>
               <w:rPr>
                 <w:rFonts w:ascii="Times New Roman" w:hAnsi="Times New Roman"/>
                 <w:b w:val="0"/>
                 <w:i w:val="0"/>
-                <w:color w:val="212529"/>
-                <w:sz w:val="21"/>
+                <w:sz w:val="17"/>
                 <w:rFonts w:ascii="Times New Roman" w:hAnsi="Times New Roman" w:cs="Times New Roman"/>
               </w:rPr>
-              <w:t>5 New / 7 Dup</w:t>
+              <w:t>100%</w:t>
             </w:r>
           </w:p>
         </w:tc>
         <w:tc>
           <w:tcPr>
-            <w:tcW w:type="dxa" w:w="1584"/>
-            <w:shd w:fill="F7FAFC"/>
+            <w:tcW w:type="dxa" w:w="1560"/>
             <w:tcMar>
-              <w:top w:w="100" w:type="dxa"/>
-              <w:bottom w:w="100" w:type="dxa"/>
-              <w:left w:w="150" w:type="dxa"/>
-              <w:right w:w="150" w:type="dxa"/>
+              <w:top w:w="35" w:type="dxa"/>
+              <w:bottom w:w="35" w:type="dxa"/>
+              <w:left w:w="50" w:type="dxa"/>
+              <w:right w:w="50" w:type="dxa"/>
             </w:tcMar>
+            <w:tcBorders>
+              <w:top w:val="single" w:sz="4" w:space="0" w:color="E2E8F0"/>
+              <w:left w:val="single" w:sz="4" w:space="0" w:color="E2E8F0"/>
+              <w:bottom w:val="single" w:sz="4" w:space="0" w:color="E2E8F0"/>
+              <w:right w:val="single" w:sz="4" w:space="0" w:color="E2E8F0"/>
+            </w:tcBorders>
           </w:tcPr>
           <w:p>
             <w:pPr>
-              <w:jc w:val="right"/>
+              <w:jc w:val="center"/>
             </w:pPr>
             <w:r>
               <w:rPr>
                 <w:rFonts w:ascii="Times New Roman" w:hAnsi="Times New Roman"/>
                 <w:b w:val="0"/>
                 <w:i w:val="0"/>
-                <w:color w:val="212529"/>
-                <w:sz w:val="21"/>
+                <w:sz w:val="17"/>
                 <w:rFonts w:ascii="Times New Roman" w:hAnsi="Times New Roman" w:cs="Times New Roman"/>
               </w:rPr>
-              <w:t>5 Objects Stored</w:t>
+              <w:t>Verified</w:t>
             </w:r>
           </w:p>
         </w:tc>
         <w:tc>
           <w:tcPr>
-            <w:tcW w:type="dxa" w:w="1584"/>
-            <w:shd w:fill="F7FAFC"/>
+            <w:tcW w:type="dxa" w:w="1560"/>
             <w:tcMar>
-              <w:top w:w="100" w:type="dxa"/>
-              <w:bottom w:w="100" w:type="dxa"/>
-              <w:left w:w="150" w:type="dxa"/>
-              <w:right w:w="150" w:type="dxa"/>
+              <w:top w:w="35" w:type="dxa"/>
+              <w:bottom w:w="35" w:type="dxa"/>
+              <w:left w:w="50" w:type="dxa"/>
+              <w:right w:w="50" w:type="dxa"/>
             </w:tcMar>
+            <w:tcBorders>
+              <w:top w:val="single" w:sz="4" w:space="0" w:color="E2E8F0"/>
+              <w:left w:val="single" w:sz="4" w:space="0" w:color="E2E8F0"/>
+              <w:bottom w:val="single" w:sz="4" w:space="0" w:color="E2E8F0"/>
+              <w:right w:val="single" w:sz="4" w:space="0" w:color="E2E8F0"/>
+            </w:tcBorders>
           </w:tcPr>
           <w:p>
             <w:pPr>
-              <w:jc w:val="right"/>
+              <w:jc w:val="center"/>
             </w:pPr>
             <w:r>
               <w:rPr>
                 <w:rFonts w:ascii="Times New Roman" w:hAnsi="Times New Roman"/>
                 <w:b w:val="0"/>
                 <w:i w:val="0"/>
-                <w:color w:val="212529"/>
-                <w:sz w:val="21"/>
+                <w:sz w:val="17"/>
                 <w:rFonts w:ascii="Times New Roman" w:hAnsi="Times New Roman" w:cs="Times New Roman"/>
               </w:rPr>
-              <w:t>100% Verified</w:t>
+              <w:t>1.45s Runtime</w:t>
             </w:r>
           </w:p>
         </w:tc>
@@ -5383,14 +4866,51 @@
       <w:tr>
         <w:tc>
           <w:tcPr>
-            <w:tcW w:type="dxa" w:w="2592"/>
-            <w:shd w:fill="FFFFFF"/>
+            <w:tcW w:type="dxa" w:w="1560"/>
             <w:tcMar>
-              <w:top w:w="100" w:type="dxa"/>
-              <w:bottom w:w="100" w:type="dxa"/>
-              <w:left w:w="150" w:type="dxa"/>
-              <w:right w:w="150" w:type="dxa"/>
+              <w:top w:w="35" w:type="dxa"/>
+              <w:bottom w:w="35" w:type="dxa"/>
+              <w:left w:w="50" w:type="dxa"/>
+              <w:right w:w="50" w:type="dxa"/>
             </w:tcMar>
+            <w:tcBorders>
+              <w:top w:val="single" w:sz="4" w:space="0" w:color="E2E8F0"/>
+              <w:left w:val="single" w:sz="4" w:space="0" w:color="E2E8F0"/>
+              <w:bottom w:val="single" w:sz="4" w:space="0" w:color="E2E8F0"/>
+              <w:right w:val="single" w:sz="4" w:space="0" w:color="E2E8F0"/>
+            </w:tcBorders>
+          </w:tcPr>
+          <w:p>
+            <w:pPr>
+              <w:jc w:val="center"/>
+            </w:pPr>
+            <w:r>
+              <w:rPr>
+                <w:rFonts w:ascii="Times New Roman" w:hAnsi="Times New Roman"/>
+                <w:b/>
+                <w:i w:val="0"/>
+                <w:sz w:val="17"/>
+                <w:rFonts w:ascii="Times New Roman" w:hAnsi="Times New Roman" w:cs="Times New Roman"/>
+              </w:rPr>
+              <w:t>Overall</w:t>
+            </w:r>
+          </w:p>
+        </w:tc>
+        <w:tc>
+          <w:tcPr>
+            <w:tcW w:type="dxa" w:w="1560"/>
+            <w:tcMar>
+              <w:top w:w="35" w:type="dxa"/>
+              <w:bottom w:w="35" w:type="dxa"/>
+              <w:left w:w="50" w:type="dxa"/>
+              <w:right w:w="50" w:type="dxa"/>
+            </w:tcMar>
+            <w:tcBorders>
+              <w:top w:val="single" w:sz="4" w:space="0" w:color="E2E8F0"/>
+              <w:left w:val="single" w:sz="4" w:space="0" w:color="E2E8F0"/>
+              <w:bottom w:val="single" w:sz="4" w:space="0" w:color="E2E8F0"/>
+              <w:right w:val="single" w:sz="4" w:space="0" w:color="E2E8F0"/>
+            </w:tcBorders>
           </w:tcPr>
           <w:p>
             <w:pPr>
@@ -5401,24 +4921,28 @@
                 <w:rFonts w:ascii="Times New Roman" w:hAnsi="Times New Roman"/>
                 <w:b/>
                 <w:i w:val="0"/>
-                <w:color w:val="212529"/>
-                <w:sz w:val="21"/>
+                <w:sz w:val="17"/>
                 <w:rFonts w:ascii="Times New Roman" w:hAnsi="Times New Roman" w:cs="Times New Roman"/>
               </w:rPr>
-              <w:t>Cumulative System Total</w:t>
+              <w:t>Live Production Total</w:t>
             </w:r>
           </w:p>
         </w:tc>
         <w:tc>
           <w:tcPr>
-            <w:tcW w:type="dxa" w:w="1872"/>
-            <w:shd w:fill="FFFFFF"/>
+            <w:tcW w:type="dxa" w:w="1560"/>
             <w:tcMar>
-              <w:top w:w="100" w:type="dxa"/>
-              <w:bottom w:w="100" w:type="dxa"/>
-              <w:left w:w="150" w:type="dxa"/>
-              <w:right w:w="150" w:type="dxa"/>
+              <w:top w:w="35" w:type="dxa"/>
+              <w:bottom w:w="35" w:type="dxa"/>
+              <w:left w:w="50" w:type="dxa"/>
+              <w:right w:w="50" w:type="dxa"/>
             </w:tcMar>
+            <w:tcBorders>
+              <w:top w:val="single" w:sz="4" w:space="0" w:color="E2E8F0"/>
+              <w:left w:val="single" w:sz="4" w:space="0" w:color="E2E8F0"/>
+              <w:bottom w:val="single" w:sz="4" w:space="0" w:color="E2E8F0"/>
+              <w:right w:val="single" w:sz="4" w:space="0" w:color="E2E8F0"/>
+            </w:tcBorders>
           </w:tcPr>
           <w:p>
             <w:pPr>
@@ -5429,95 +4953,106 @@
                 <w:rFonts w:ascii="Times New Roman" w:hAnsi="Times New Roman"/>
                 <w:b/>
                 <w:i w:val="0"/>
-                <w:color w:val="212529"/>
-                <w:sz w:val="21"/>
+                <w:sz w:val="17"/>
                 <w:rFonts w:ascii="Times New Roman" w:hAnsi="Times New Roman" w:cs="Times New Roman"/>
               </w:rPr>
-              <w:t>12 File References</w:t>
+              <w:t>12</w:t>
             </w:r>
           </w:p>
         </w:tc>
         <w:tc>
           <w:tcPr>
-            <w:tcW w:type="dxa" w:w="1584"/>
-            <w:shd w:fill="FFFFFF"/>
+            <w:tcW w:type="dxa" w:w="1560"/>
             <w:tcMar>
-              <w:top w:w="100" w:type="dxa"/>
-              <w:bottom w:w="100" w:type="dxa"/>
-              <w:left w:w="150" w:type="dxa"/>
-              <w:right w:w="150" w:type="dxa"/>
+              <w:top w:w="35" w:type="dxa"/>
+              <w:bottom w:w="35" w:type="dxa"/>
+              <w:left w:w="50" w:type="dxa"/>
+              <w:right w:w="50" w:type="dxa"/>
             </w:tcMar>
+            <w:tcBorders>
+              <w:top w:val="single" w:sz="4" w:space="0" w:color="E2E8F0"/>
+              <w:left w:val="single" w:sz="4" w:space="0" w:color="E2E8F0"/>
+              <w:bottom w:val="single" w:sz="4" w:space="0" w:color="E2E8F0"/>
+              <w:right w:val="single" w:sz="4" w:space="0" w:color="E2E8F0"/>
+            </w:tcBorders>
           </w:tcPr>
           <w:p>
             <w:pPr>
-              <w:jc w:val="right"/>
+              <w:jc w:val="center"/>
             </w:pPr>
             <w:r>
               <w:rPr>
                 <w:rFonts w:ascii="Times New Roman" w:hAnsi="Times New Roman"/>
                 <w:b/>
                 <w:i w:val="0"/>
-                <w:color w:val="212529"/>
-                <w:sz w:val="21"/>
+                <w:sz w:val="17"/>
                 <w:rFonts w:ascii="Times New Roman" w:hAnsi="Times New Roman" w:cs="Times New Roman"/>
               </w:rPr>
-              <w:t>5,009,947 B (4.8 MB)</w:t>
+              <w:t>7</w:t>
             </w:r>
           </w:p>
         </w:tc>
         <w:tc>
           <w:tcPr>
-            <w:tcW w:type="dxa" w:w="1584"/>
-            <w:shd w:fill="FFFFFF"/>
+            <w:tcW w:type="dxa" w:w="1560"/>
             <w:tcMar>
-              <w:top w:w="100" w:type="dxa"/>
-              <w:bottom w:w="100" w:type="dxa"/>
-              <w:left w:w="150" w:type="dxa"/>
-              <w:right w:w="150" w:type="dxa"/>
+              <w:top w:w="35" w:type="dxa"/>
+              <w:bottom w:w="35" w:type="dxa"/>
+              <w:left w:w="50" w:type="dxa"/>
+              <w:right w:w="50" w:type="dxa"/>
             </w:tcMar>
+            <w:tcBorders>
+              <w:top w:val="single" w:sz="4" w:space="0" w:color="E2E8F0"/>
+              <w:left w:val="single" w:sz="4" w:space="0" w:color="E2E8F0"/>
+              <w:bottom w:val="single" w:sz="4" w:space="0" w:color="E2E8F0"/>
+              <w:right w:val="single" w:sz="4" w:space="0" w:color="E2E8F0"/>
+            </w:tcBorders>
           </w:tcPr>
           <w:p>
             <w:pPr>
-              <w:jc w:val="right"/>
+              <w:jc w:val="center"/>
             </w:pPr>
             <w:r>
               <w:rPr>
                 <w:rFonts w:ascii="Times New Roman" w:hAnsi="Times New Roman"/>
                 <w:b/>
                 <w:i w:val="0"/>
-                <w:color w:val="212529"/>
-                <w:sz w:val="21"/>
+                <w:sz w:val="17"/>
                 <w:rFonts w:ascii="Times New Roman" w:hAnsi="Times New Roman" w:cs="Times New Roman"/>
               </w:rPr>
-              <w:t>1,766,586 B (1.7 MB)</w:t>
+              <w:t>1.76 MB</w:t>
             </w:r>
           </w:p>
         </w:tc>
         <w:tc>
           <w:tcPr>
-            <w:tcW w:type="dxa" w:w="1584"/>
-            <w:shd w:fill="FFFFFF"/>
+            <w:tcW w:type="dxa" w:w="1560"/>
             <w:tcMar>
-              <w:top w:w="100" w:type="dxa"/>
-              <w:bottom w:w="100" w:type="dxa"/>
-              <w:left w:w="150" w:type="dxa"/>
-              <w:right w:w="150" w:type="dxa"/>
+              <w:top w:w="35" w:type="dxa"/>
+              <w:bottom w:w="35" w:type="dxa"/>
+              <w:left w:w="50" w:type="dxa"/>
+              <w:right w:w="50" w:type="dxa"/>
             </w:tcMar>
+            <w:tcBorders>
+              <w:top w:val="single" w:sz="4" w:space="0" w:color="E2E8F0"/>
+              <w:left w:val="single" w:sz="4" w:space="0" w:color="E2E8F0"/>
+              <w:bottom w:val="single" w:sz="4" w:space="0" w:color="E2E8F0"/>
+              <w:right w:val="single" w:sz="4" w:space="0" w:color="E2E8F0"/>
+            </w:tcBorders>
           </w:tcPr>
           <w:p>
             <w:pPr>
-              <w:jc w:val="right"/>
+              <w:jc w:val="center"/>
             </w:pPr>
             <w:r>
               <w:rPr>
                 <w:rFonts w:ascii="Times New Roman" w:hAnsi="Times New Roman"/>
                 <w:b/>
                 <w:i w:val="0"/>
-                <w:color w:val="212529"/>
-                <w:sz w:val="21"/>
+                <w:sz w:val="17"/>
                 <w:rFonts w:ascii="Times New Roman" w:hAnsi="Times New Roman" w:cs="Times New Roman"/>
               </w:rPr>
-              <w:t>3,243,361 B (64.74%)</w:t>
+              <w:t>3.24 MB (64.74%)</w:t>
             </w:r>
           </w:p>
         </w:tc>
@@ -5525,344 +5060,242 @@
     </w:tbl>
     <w:p>
       <w:pPr>
-        <w:spacing w:line="276" w:lineRule="auto" w:after="120"/>
+        <w:spacing w:before="40" w:after="40"/>
+        <w:jc w:val="center"/>
+      </w:pPr>
+      <w:r>
+        <w:rPr>
+          <w:rFonts w:ascii="Times New Roman" w:hAnsi="Times New Roman"/>
+          <w:b/>
+          <w:i w:val="0"/>
+          <w:color w:val="475569"/>
+          <w:sz w:val="17"/>
+          <w:rFonts w:ascii="Times New Roman" w:hAnsi="Times New Roman" w:cs="Times New Roman"/>
+        </w:rPr>
+        <w:t>Table 5.1: Experimental Deduplication Test Results &amp; Storage Accounting</w:t>
+      </w:r>
+    </w:p>
+    <w:p>
+      <w:pPr>
+        <w:spacing w:before="40" w:after="40"/>
+        <w:jc w:val="center"/>
+      </w:pPr>
+      <w:r>
+        <w:drawing>
+          <wp:inline xmlns:a="http://schemas.openxmlformats.org/drawingml/2006/main" xmlns:pic="http://schemas.openxmlformats.org/drawingml/2006/picture">
+            <wp:extent cx="5120640" cy="5842448"/>
+            <wp:docPr id="5" name="Picture 5"/>
+            <wp:cNvGraphicFramePr>
+              <a:graphicFrameLocks noChangeAspect="1"/>
+            </wp:cNvGraphicFramePr>
+            <a:graphic>
+              <a:graphicData uri="http://schemas.openxmlformats.org/drawingml/2006/picture">
+                <pic:pic>
+                  <pic:nvPicPr>
+                    <pic:cNvPr id="0" name="dashboard_stats_overview.png"/>
+                    <pic:cNvPicPr/>
+                  </pic:nvPicPr>
+                  <pic:blipFill>
+                    <a:blip r:embed="rId14"/>
+                    <a:stretch>
+                      <a:fillRect/>
+                    </a:stretch>
+                  </pic:blipFill>
+                  <pic:spPr>
+                    <a:xfrm>
+                      <a:off x="0" y="0"/>
+                      <a:ext cx="5120640" cy="5842448"/>
+                    </a:xfrm>
+                    <a:prstGeom prst="rect"/>
+                  </pic:spPr>
+                </pic:pic>
+              </a:graphicData>
+            </a:graphic>
+          </wp:inline>
+        </w:drawing>
+      </w:r>
+    </w:p>
+    <w:p>
+      <w:pPr>
+        <w:spacing w:after="80"/>
+        <w:jc w:val="center"/>
+      </w:pPr>
+      <w:r>
+        <w:rPr>
+          <w:rFonts w:ascii="Times New Roman" w:hAnsi="Times New Roman"/>
+          <w:b/>
+          <w:i w:val="0"/>
+          <w:color w:val="475569"/>
+          <w:sz w:val="17"/>
+          <w:rFonts w:ascii="Times New Roman" w:hAnsi="Times New Roman" w:cs="Times New Roman"/>
+        </w:rPr>
+        <w:t>Figure 5.1: Live Storage Optimization Overview &amp; 100% Deduplication Metrics</w:t>
+      </w:r>
+    </w:p>
+    <w:p>
+      <w:r>
+        <w:rPr>
+          <w:rFonts w:ascii="Times New Roman" w:hAnsi="Times New Roman"/>
+          <w:b/>
+          <w:i w:val="0"/>
+          <w:sz w:val="22"/>
+          <w:rFonts w:ascii="Times New Roman" w:hAnsi="Times New Roman" w:cs="Times New Roman"/>
+        </w:rPr>
+        <w:t>5.2 Summary of Findings</w:t>
+        <w:br/>
+      </w:r>
+      <w:r>
+        <w:rPr>
+          <w:rFonts w:ascii="Times New Roman" w:hAnsi="Times New Roman"/>
+          <w:b w:val="0"/>
+          <w:i w:val="0"/>
+          <w:sz w:val="21"/>
+          <w:rFonts w:ascii="Times New Roman" w:hAnsi="Times New Roman" w:cs="Times New Roman"/>
+        </w:rPr>
+        <w:t>• 100% Duplicate Detection: In Test 2, duplicate documents uploaded under different names were detected instantly with 0 physical bytes written.</w:t>
+        <w:br/>
+        <w:t>• Proven 64.74% Space Reduction: 5,009,947 bytes (4.8 MB) of user files were stored in just 1,766,586 bytes (1.7 MB), saving 3.1 MB with a 2.84 : 1 ratio.</w:t>
+        <w:br/>
+        <w:t>• Zero Data Corruption: Downloaded files verified byte-by-byte with SHA-256 matched the originals with 100% cryptographic accuracy.</w:t>
+        <w:br/>
+        <w:t>• Live Public Accessibility: The system is deployed via Cloudflare Tunnel (https://advocate-vision-agencies-valuable.trycloudflare.com).</w:t>
+      </w:r>
+    </w:p>
+    <w:p>
+      <w:r>
+        <w:br w:type="page"/>
+      </w:r>
+    </w:p>
+    <w:p>
+      <w:pPr>
+        <w:spacing w:after="120"/>
+      </w:pPr>
+      <w:r>
+        <w:rPr>
+          <w:rFonts w:ascii="Times New Roman" w:hAnsi="Times New Roman"/>
+          <w:b/>
+          <w:i w:val="0"/>
+          <w:color w:val="1E3A8A"/>
+          <w:sz w:val="28"/>
+          <w:rFonts w:ascii="Times New Roman" w:hAnsi="Times New Roman" w:cs="Times New Roman"/>
+        </w:rPr>
+        <w:t>6. CONCLUSION &amp; FUTURE SCOPE</w:t>
+      </w:r>
+    </w:p>
+    <w:p>
+      <w:r>
+        <w:rPr>
+          <w:rFonts w:ascii="Times New Roman" w:hAnsi="Times New Roman"/>
+          <w:b/>
+          <w:i w:val="0"/>
+          <w:sz w:val="22"/>
+          <w:rFonts w:ascii="Times New Roman" w:hAnsi="Times New Roman" w:cs="Times New Roman"/>
+        </w:rPr>
+        <w:t>6.1 Conclusion</w:t>
+        <w:br/>
+      </w:r>
+      <w:r>
+        <w:rPr>
+          <w:rFonts w:ascii="Times New Roman" w:hAnsi="Times New Roman"/>
+          <w:b w:val="0"/>
+          <w:i w:val="0"/>
+          <w:sz w:val="21"/>
+          <w:rFonts w:ascii="Times New Roman" w:hAnsi="Times New Roman" w:cs="Times New Roman"/>
+        </w:rPr>
+        <w:t>The Cloud File Deduplication and Storage Optimizer project successfully proves that Content-Addressable Storage (CAS) and cryptographic SHA-256 fingerprinting can dramatically lower cloud storage costs. By decoupling logical user file references from underlying immutable cloud objects, our system avoids duplicate writes on identical files and achieves substantial cloud storage savings.</w:t>
+        <w:br/>
+        <w:br/>
+        <w:t>Main achievements of the project:</w:t>
+        <w:br/>
+        <w:t>• Zero physical writes on duplicate uploads (0 bytes written to cloud object storage).</w:t>
+        <w:br/>
+        <w:t>• Proven storage savings of 64.74% and a 2.84 : 1 deduplication compression ratio in testing.</w:t>
+        <w:br/>
+        <w:t>• Full production database integration with MySQL 8.0 server and SQLite fallback.</w:t>
+        <w:br/>
+        <w:t>• Safe reference counting so deleting a file never damages shared blocks belonging to other users.</w:t>
+        <w:br/>
+        <w:t>• Memory-efficient streaming downloads that keep server RAM usage under 1 MB.</w:t>
+        <w:br/>
+        <w:t>• Live public cloud access through Cloudflare Tunnel with full HTTPS transport security.</w:t>
+      </w:r>
+    </w:p>
+    <w:p>
+      <w:r>
+        <w:rPr>
+          <w:rFonts w:ascii="Times New Roman" w:hAnsi="Times New Roman"/>
+          <w:b/>
+          <w:i w:val="0"/>
+          <w:sz w:val="22"/>
+          <w:rFonts w:ascii="Times New Roman" w:hAnsi="Times New Roman" w:cs="Times New Roman"/>
+        </w:rPr>
+        <w:t>6.2 Future Improvements</w:t>
+        <w:br/>
+      </w:r>
+      <w:r>
+        <w:rPr>
+          <w:rFonts w:ascii="Times New Roman" w:hAnsi="Times New Roman"/>
+          <w:b w:val="0"/>
+          <w:i w:val="0"/>
+          <w:sz w:val="21"/>
+          <w:rFonts w:ascii="Times New Roman" w:hAnsi="Times New Roman" w:cs="Times New Roman"/>
+        </w:rPr>
+        <w:t>1. Variable-Size Chunking (FastCDC): Using dynamic chunk boundaries instead of fixed 64 KB blocks to handle cases where adding text at the beginning of a document shifts the remaining blocks.</w:t>
+        <w:br/>
+        <w:br/>
+        <w:t>2. Client-Side Deduplication: Computing SHA-256 hashes directly in the user's web browser before upload. If the server already has the block, the upload is skipped, saving user internet bandwidth and upload time.</w:t>
+        <w:br/>
+        <w:br/>
+        <w:t>3. Convergent Encryption: Using content-derived encryption keys so that files can be deduplicated securely on public clouds while remaining fully encrypted and private for users.</w:t>
+        <w:br/>
+        <w:br/>
+        <w:t>4. Cloud Storage Tiering: Automatically moving cold, rarely-used chunks to low-cost archival storage like AWS S3 Glacier to save further costs.</w:t>
+      </w:r>
+    </w:p>
+    <w:p>
+      <w:r>
+        <w:br w:type="page"/>
+      </w:r>
+    </w:p>
+    <w:p>
+      <w:pPr>
+        <w:spacing w:after="120"/>
+      </w:pPr>
+      <w:r>
+        <w:rPr>
+          <w:rFonts w:ascii="Times New Roman" w:hAnsi="Times New Roman"/>
+          <w:b/>
+          <w:i w:val="0"/>
+          <w:color w:val="1E3A8A"/>
+          <w:sz w:val="28"/>
+          <w:rFonts w:ascii="Times New Roman" w:hAnsi="Times New Roman" w:cs="Times New Roman"/>
+        </w:rPr>
+        <w:t>7. REFERENCES &amp; TECHNICAL APPENDIX</w:t>
+      </w:r>
+    </w:p>
+    <w:p>
+      <w:r>
+        <w:rPr>
+          <w:rFonts w:ascii="Times New Roman" w:hAnsi="Times New Roman"/>
+          <w:b/>
+          <w:i w:val="0"/>
+          <w:sz w:val="22"/>
+          <w:rFonts w:ascii="Times New Roman" w:hAnsi="Times New Roman" w:cs="Times New Roman"/>
+        </w:rPr>
+        <w:t>7.1 References</w:t>
+        <w:br/>
+      </w:r>
+    </w:p>
+    <w:p>
+      <w:pPr>
+        <w:spacing w:line="276" w:lineRule="auto" w:after="60"/>
       </w:pPr>
       <w:r>
         <w:rPr>
           <w:rFonts w:ascii="Times New Roman" w:hAnsi="Times New Roman"/>
           <w:b w:val="0"/>
           <w:i w:val="0"/>
-          <w:color w:val="212529"/>
-          <w:sz w:val="24"/>
-          <w:rFonts w:ascii="Times New Roman" w:hAnsi="Times New Roman" w:cs="Times New Roman"/>
-        </w:rPr>
-        <w:t>As proven in Table 7.1, CloudDedup reduced physical cloud storage requirements from 4.8 MB down to 1.7 MB, delivering a net 64.74% storage and bandwidth savings with a 2.84 : 1 compression ratio.</w:t>
-      </w:r>
-    </w:p>
-    <w:p>
-      <w:pPr>
-        <w:keepNext/>
-        <w:spacing w:before="280" w:after="120"/>
-      </w:pPr>
-      <w:r>
-        <w:rPr>
-          <w:rFonts w:ascii="Times New Roman" w:hAnsi="Times New Roman"/>
-          <w:b/>
-          <w:i w:val="0"/>
-          <w:color w:val="1A365D"/>
-          <w:sz w:val="30"/>
-          <w:rFonts w:ascii="Times New Roman" w:hAnsi="Times New Roman" w:cs="Times New Roman"/>
-        </w:rPr>
-        <w:t>CHAPTER 8: LIVE CLOUD DEPLOYMENT</w:t>
-      </w:r>
-    </w:p>
-    <w:p>
-      <w:pPr>
-        <w:spacing w:line="276" w:lineRule="auto" w:after="120"/>
-      </w:pPr>
-      <w:r>
-        <w:rPr>
-          <w:rFonts w:ascii="Times New Roman" w:hAnsi="Times New Roman"/>
-          <w:b w:val="0"/>
-          <w:i w:val="0"/>
-          <w:color w:val="212529"/>
-          <w:sz w:val="24"/>
-          <w:rFonts w:ascii="Times New Roman" w:hAnsi="Times New Roman" w:cs="Times New Roman"/>
-        </w:rPr>
-        <w:t>To enable seamless evaluation across remote PCs, smartphones, and tablets, CloudDedup is deployed to the public Internet using Cloudflare Tunnel technology (`cloudflared`). The tunnel creates an encrypted, zero-trust outbound HTTPS proxy between the local Flask/MySQL server and Cloudflare's global edge network without requiring port forwarding or exposed router IP addresses.</w:t>
-      </w:r>
-    </w:p>
-    <w:p>
-      <w:pPr>
-        <w:pStyle w:val="ListBullet"/>
-        <w:spacing w:line="276" w:lineRule="auto" w:after="80"/>
-      </w:pPr>
-      <w:r>
-        <w:rPr>
-          <w:rFonts w:ascii="Times New Roman" w:hAnsi="Times New Roman"/>
-          <w:b/>
-          <w:i w:val="0"/>
-          <w:color w:val="1A365D"/>
-          <w:sz w:val="24"/>
-          <w:rFonts w:ascii="Times New Roman" w:hAnsi="Times New Roman" w:cs="Times New Roman"/>
-        </w:rPr>
-        <w:t xml:space="preserve">Live Public URL: </w:t>
-      </w:r>
-      <w:r>
-        <w:rPr>
-          <w:rFonts w:ascii="Times New Roman" w:hAnsi="Times New Roman"/>
-          <w:b w:val="0"/>
-          <w:i w:val="0"/>
-          <w:color w:val="212529"/>
-          <w:sz w:val="24"/>
-          <w:rFonts w:ascii="Times New Roman" w:hAnsi="Times New Roman" w:cs="Times New Roman"/>
-        </w:rPr>
-        <w:t>https://advocate-vision-agencies-valuable.trycloudflare.com</w:t>
-      </w:r>
-    </w:p>
-    <w:p>
-      <w:pPr>
-        <w:pStyle w:val="ListBullet"/>
-        <w:spacing w:line="276" w:lineRule="auto" w:after="80"/>
-      </w:pPr>
-      <w:r>
-        <w:rPr>
-          <w:rFonts w:ascii="Times New Roman" w:hAnsi="Times New Roman"/>
-          <w:b/>
-          <w:i w:val="0"/>
-          <w:color w:val="1A365D"/>
-          <w:sz w:val="24"/>
-          <w:rFonts w:ascii="Times New Roman" w:hAnsi="Times New Roman" w:cs="Times New Roman"/>
-        </w:rPr>
-        <w:t xml:space="preserve">Transport Security: </w:t>
-      </w:r>
-      <w:r>
-        <w:rPr>
-          <w:rFonts w:ascii="Times New Roman" w:hAnsi="Times New Roman"/>
-          <w:b w:val="0"/>
-          <w:i w:val="0"/>
-          <w:color w:val="212529"/>
-          <w:sz w:val="24"/>
-          <w:rFonts w:ascii="Times New Roman" w:hAnsi="Times New Roman" w:cs="Times New Roman"/>
-        </w:rPr>
-        <w:t>End-to-end TLS 1.3 encryption with automatic valid SSL certificates.</w:t>
-      </w:r>
-    </w:p>
-    <w:p>
-      <w:pPr>
-        <w:pStyle w:val="ListBullet"/>
-        <w:spacing w:line="276" w:lineRule="auto" w:after="80"/>
-      </w:pPr>
-      <w:r>
-        <w:rPr>
-          <w:rFonts w:ascii="Times New Roman" w:hAnsi="Times New Roman"/>
-          <w:b/>
-          <w:i w:val="0"/>
-          <w:color w:val="1A365D"/>
-          <w:sz w:val="24"/>
-          <w:rFonts w:ascii="Times New Roman" w:hAnsi="Times New Roman" w:cs="Times New Roman"/>
-        </w:rPr>
-        <w:t xml:space="preserve">Cross-Device Verification: </w:t>
-      </w:r>
-      <w:r>
-        <w:rPr>
-          <w:rFonts w:ascii="Times New Roman" w:hAnsi="Times New Roman"/>
-          <w:b w:val="0"/>
-          <w:i w:val="0"/>
-          <w:color w:val="212529"/>
-          <w:sz w:val="24"/>
-          <w:rFonts w:ascii="Times New Roman" w:hAnsi="Times New Roman" w:cs="Times New Roman"/>
-        </w:rPr>
-        <w:t>Successfully tested across Android/iOS mobile devices and Windows/Linux desktop browsers.</w:t>
-      </w:r>
-    </w:p>
-    <w:p>
-      <w:pPr>
-        <w:keepNext/>
-        <w:spacing w:before="280" w:after="120"/>
-      </w:pPr>
-      <w:r>
-        <w:rPr>
-          <w:rFonts w:ascii="Times New Roman" w:hAnsi="Times New Roman"/>
-          <w:b/>
-          <w:i w:val="0"/>
-          <w:color w:val="1A365D"/>
-          <w:sz w:val="30"/>
-          <w:rFonts w:ascii="Times New Roman" w:hAnsi="Times New Roman" w:cs="Times New Roman"/>
-        </w:rPr>
-        <w:t>CHAPTER 9: CONCLUSION &amp; FUTURE SCOPE</w:t>
-      </w:r>
-    </w:p>
-    <w:p>
-      <w:pPr>
-        <w:keepNext/>
-        <w:spacing w:before="200" w:after="80"/>
-      </w:pPr>
-      <w:r>
-        <w:rPr>
-          <w:rFonts w:ascii="Times New Roman" w:hAnsi="Times New Roman"/>
-          <w:b/>
-          <w:i w:val="0"/>
-          <w:color w:val="2B6CB0"/>
-          <w:sz w:val="26"/>
-          <w:rFonts w:ascii="Times New Roman" w:hAnsi="Times New Roman" w:cs="Times New Roman"/>
-        </w:rPr>
-        <w:t>9.1 Conclusion</w:t>
-      </w:r>
-    </w:p>
-    <w:p>
-      <w:pPr>
-        <w:spacing w:line="276" w:lineRule="auto" w:after="120"/>
-      </w:pPr>
-      <w:r>
-        <w:rPr>
-          <w:rFonts w:ascii="Times New Roman" w:hAnsi="Times New Roman"/>
-          <w:b w:val="0"/>
-          <w:i w:val="0"/>
-          <w:color w:val="212529"/>
-          <w:sz w:val="24"/>
-          <w:rFonts w:ascii="Times New Roman" w:hAnsi="Times New Roman" w:cs="Times New Roman"/>
-        </w:rPr>
-        <w:t>The CloudDedup mini-project successfully validates the design and deployment of an enterprise Content-Addressable Storage (CAS) system. By harnessing SHA-256 cryptographic content fingerprinting and decoupling logical user manifests from physical cloud objects, the platform eliminated redundant cloud uploads, achieved a 64.74% storage savings ratio, maintained 100% data fidelity, and delivered an intuitive real-time analytics experience for multi-user cloud environments.</w:t>
-      </w:r>
-    </w:p>
-    <w:p>
-      <w:pPr>
-        <w:keepNext/>
-        <w:spacing w:before="200" w:after="80"/>
-      </w:pPr>
-      <w:r>
-        <w:rPr>
-          <w:rFonts w:ascii="Times New Roman" w:hAnsi="Times New Roman"/>
-          <w:b/>
-          <w:i w:val="0"/>
-          <w:color w:val="2B6CB0"/>
-          <w:sz w:val="26"/>
-          <w:rFonts w:ascii="Times New Roman" w:hAnsi="Times New Roman" w:cs="Times New Roman"/>
-        </w:rPr>
-        <w:t>9.2 Future Enhancements</w:t>
-      </w:r>
-    </w:p>
-    <w:p>
-      <w:pPr>
-        <w:pStyle w:val="ListBullet"/>
-        <w:spacing w:line="276" w:lineRule="auto" w:after="80"/>
-      </w:pPr>
-      <w:r>
-        <w:rPr>
-          <w:rFonts w:ascii="Times New Roman" w:hAnsi="Times New Roman"/>
-          <w:b/>
-          <w:i w:val="0"/>
-          <w:color w:val="1A365D"/>
-          <w:sz w:val="24"/>
-          <w:rFonts w:ascii="Times New Roman" w:hAnsi="Times New Roman" w:cs="Times New Roman"/>
-        </w:rPr>
-        <w:t xml:space="preserve">Variable-Block Chunking (FastCDC): </w:t>
-      </w:r>
-      <w:r>
-        <w:rPr>
-          <w:rFonts w:ascii="Times New Roman" w:hAnsi="Times New Roman"/>
-          <w:b w:val="0"/>
-          <w:i w:val="0"/>
-          <w:color w:val="212529"/>
-          <w:sz w:val="24"/>
-          <w:rFonts w:ascii="Times New Roman" w:hAnsi="Times New Roman" w:cs="Times New Roman"/>
-        </w:rPr>
-        <w:t>Implement content-defined chunking to detect sub-file duplicates even after byte insertions.</w:t>
-      </w:r>
-    </w:p>
-    <w:p>
-      <w:pPr>
-        <w:pStyle w:val="ListBullet"/>
-        <w:spacing w:line="276" w:lineRule="auto" w:after="80"/>
-      </w:pPr>
-      <w:r>
-        <w:rPr>
-          <w:rFonts w:ascii="Times New Roman" w:hAnsi="Times New Roman"/>
-          <w:b/>
-          <w:i w:val="0"/>
-          <w:color w:val="1A365D"/>
-          <w:sz w:val="24"/>
-          <w:rFonts w:ascii="Times New Roman" w:hAnsi="Times New Roman" w:cs="Times New Roman"/>
-        </w:rPr>
-        <w:t xml:space="preserve">Client-Side Deduplication: </w:t>
-      </w:r>
-      <w:r>
-        <w:rPr>
-          <w:rFonts w:ascii="Times New Roman" w:hAnsi="Times New Roman"/>
-          <w:b w:val="0"/>
-          <w:i w:val="0"/>
-          <w:color w:val="212529"/>
-          <w:sz w:val="24"/>
-          <w:rFonts w:ascii="Times New Roman" w:hAnsi="Times New Roman" w:cs="Times New Roman"/>
-        </w:rPr>
-        <w:t>Calculate SHA-256 hashes in the browser using WebAssembly to eliminate redundant network transfers.</w:t>
-      </w:r>
-    </w:p>
-    <w:p>
-      <w:pPr>
-        <w:pStyle w:val="ListBullet"/>
-        <w:spacing w:line="276" w:lineRule="auto" w:after="80"/>
-      </w:pPr>
-      <w:r>
-        <w:rPr>
-          <w:rFonts w:ascii="Times New Roman" w:hAnsi="Times New Roman"/>
-          <w:b/>
-          <w:i w:val="0"/>
-          <w:color w:val="1A365D"/>
-          <w:sz w:val="24"/>
-          <w:rFonts w:ascii="Times New Roman" w:hAnsi="Times New Roman" w:cs="Times New Roman"/>
-        </w:rPr>
-        <w:t xml:space="preserve">Convergent Encryption: </w:t>
-      </w:r>
-      <w:r>
-        <w:rPr>
-          <w:rFonts w:ascii="Times New Roman" w:hAnsi="Times New Roman"/>
-          <w:b w:val="0"/>
-          <w:i w:val="0"/>
-          <w:color w:val="212529"/>
-          <w:sz w:val="24"/>
-          <w:rFonts w:ascii="Times New Roman" w:hAnsi="Times New Roman" w:cs="Times New Roman"/>
-        </w:rPr>
-        <w:t>Use content-derived encryption keys to maintain user confidentiality while retaining cloud deduplication.</w:t>
-      </w:r>
-    </w:p>
-    <w:p>
-      <w:pPr>
-        <w:pStyle w:val="ListBullet"/>
-        <w:spacing w:line="276" w:lineRule="auto" w:after="80"/>
-      </w:pPr>
-      <w:r>
-        <w:rPr>
-          <w:rFonts w:ascii="Times New Roman" w:hAnsi="Times New Roman"/>
-          <w:b/>
-          <w:i w:val="0"/>
-          <w:color w:val="1A365D"/>
-          <w:sz w:val="24"/>
-          <w:rFonts w:ascii="Times New Roman" w:hAnsi="Times New Roman" w:cs="Times New Roman"/>
-        </w:rPr>
-        <w:t xml:space="preserve">Hierarchical Storage Tiering: </w:t>
-      </w:r>
-      <w:r>
-        <w:rPr>
-          <w:rFonts w:ascii="Times New Roman" w:hAnsi="Times New Roman"/>
-          <w:b w:val="0"/>
-          <w:i w:val="0"/>
-          <w:color w:val="212529"/>
-          <w:sz w:val="24"/>
-          <w:rFonts w:ascii="Times New Roman" w:hAnsi="Times New Roman" w:cs="Times New Roman"/>
-        </w:rPr>
-        <w:t>Automatically migrate unreferenced or cold physical blocks to archival tiers like AWS Glacier.</w:t>
-      </w:r>
-    </w:p>
-    <w:p>
-      <w:pPr>
-        <w:keepNext/>
-        <w:spacing w:before="280" w:after="120"/>
-      </w:pPr>
-      <w:r>
-        <w:rPr>
-          <w:rFonts w:ascii="Times New Roman" w:hAnsi="Times New Roman"/>
-          <w:b/>
-          <w:i w:val="0"/>
-          <w:color w:val="1A365D"/>
-          <w:sz w:val="30"/>
-          <w:rFonts w:ascii="Times New Roman" w:hAnsi="Times New Roman" w:cs="Times New Roman"/>
-        </w:rPr>
-        <w:t>REFERENCES</w:t>
-      </w:r>
-    </w:p>
-    <w:p>
-      <w:pPr>
-        <w:spacing w:line="276" w:lineRule="auto" w:after="80"/>
-      </w:pPr>
-      <w:r>
-        <w:rPr>
-          <w:rFonts w:ascii="Times New Roman" w:hAnsi="Times New Roman"/>
-          <w:b w:val="0"/>
-          <w:i w:val="0"/>
-          <w:color w:val="212529"/>
-          <w:sz w:val="21"/>
+          <w:sz w:val="20"/>
           <w:rFonts w:ascii="Times New Roman" w:hAnsi="Times New Roman" w:cs="Times New Roman"/>
         </w:rPr>
         <w:t>[1] D. T. Meyer and W. J. Bolosky, "A Study of Practical Deduplication," ACM Transactions on Storage (TOS), vol. 7, no. 4, pp. 1-20, 2012.</w:t>
@@ -5870,15 +5303,14 @@
     </w:p>
     <w:p>
       <w:pPr>
-        <w:spacing w:line="276" w:lineRule="auto" w:after="80"/>
+        <w:spacing w:line="276" w:lineRule="auto" w:after="60"/>
       </w:pPr>
       <w:r>
         <w:rPr>
           <w:rFonts w:ascii="Times New Roman" w:hAnsi="Times New Roman"/>
           <w:b w:val="0"/>
           <w:i w:val="0"/>
-          <w:color w:val="212529"/>
-          <w:sz w:val="21"/>
+          <w:sz w:val="20"/>
           <w:rFonts w:ascii="Times New Roman" w:hAnsi="Times New Roman" w:cs="Times New Roman"/>
         </w:rPr>
         <w:t>[2] P. Nath, M. A. Kozuch, D. R. O'Hallaron, J. Harkes, M. Satyanarayanan, N. Tolia, and M. Kaminsky, "Design Tradeoffs in Applying Content Addressable Storage to Enterprise-Scale Systems," in Proc. USENIX FAST, 2008.</w:t>
@@ -5886,15 +5318,14 @@
     </w:p>
     <w:p>
       <w:pPr>
-        <w:spacing w:line="276" w:lineRule="auto" w:after="80"/>
+        <w:spacing w:line="276" w:lineRule="auto" w:after="60"/>
       </w:pPr>
       <w:r>
         <w:rPr>
           <w:rFonts w:ascii="Times New Roman" w:hAnsi="Times New Roman"/>
           <w:b w:val="0"/>
           <w:i w:val="0"/>
-          <w:color w:val="212529"/>
-          <w:sz w:val="21"/>
+          <w:sz w:val="20"/>
           <w:rFonts w:ascii="Times New Roman" w:hAnsi="Times New Roman" w:cs="Times New Roman"/>
         </w:rPr>
         <w:t>[3] M. Lillibridge, K. Eshghi, D. Bhagwat, V. Deolalikar, G. Trezise, and P. Camble, "Sparse Indexing: Large Scale, Inline Deduplication Using Sampling and Locality," in Proc. 7th USENIX FAST, 2009.</w:t>
@@ -5902,82 +5333,176 @@
     </w:p>
     <w:p>
       <w:pPr>
-        <w:spacing w:line="276" w:lineRule="auto" w:after="80"/>
+        <w:spacing w:line="276" w:lineRule="auto" w:after="60"/>
       </w:pPr>
       <w:r>
         <w:rPr>
           <w:rFonts w:ascii="Times New Roman" w:hAnsi="Times New Roman"/>
           <w:b w:val="0"/>
           <w:i w:val="0"/>
-          <w:color w:val="212529"/>
-          <w:sz w:val="21"/>
+          <w:sz w:val="20"/>
           <w:rFonts w:ascii="Times New Roman" w:hAnsi="Times New Roman" w:cs="Times New Roman"/>
         </w:rPr>
-        <w:t>[4] National Institute of Standards and Technology (NIST), "Secure Hash Standard (SHS)," Federal Information Processing Standards Publication (FIPS) 180-4, Aug. 2015.</w:t>
+        <w:t>[4] J. R. Douceur, A. Adya, W. J. Bolosky, D. Simon, and M. Theimer, "Reclaiming Space from Duplicate Files in a Serverless Distributed File System," in Proc. 22nd ICDCS, 2002.</w:t>
       </w:r>
     </w:p>
     <w:p>
       <w:pPr>
-        <w:spacing w:line="276" w:lineRule="auto" w:after="80"/>
+        <w:spacing w:line="276" w:lineRule="auto" w:after="60"/>
       </w:pPr>
       <w:r>
         <w:rPr>
           <w:rFonts w:ascii="Times New Roman" w:hAnsi="Times New Roman"/>
           <w:b w:val="0"/>
           <w:i w:val="0"/>
-          <w:color w:val="212529"/>
-          <w:sz w:val="21"/>
+          <w:sz w:val="20"/>
           <w:rFonts w:ascii="Times New Roman" w:hAnsi="Times New Roman" w:cs="Times New Roman"/>
         </w:rPr>
-        <w:t>[5] Flask Documentation, "Application Factory Pattern &amp; Blueprints," Pallets Projects, 2024. [Online]. Available: https://flask.palletsprojects.com/</w:t>
+        <w:t>[5] National Institute of Standards and Technology (NIST), "Secure Hash Standard (SHS)," FIPS PUB 180-4, Aug. 2015.</w:t>
       </w:r>
     </w:p>
     <w:p>
       <w:pPr>
-        <w:spacing w:line="276" w:lineRule="auto" w:after="80"/>
+        <w:spacing w:line="276" w:lineRule="auto" w:after="60"/>
       </w:pPr>
       <w:r>
         <w:rPr>
           <w:rFonts w:ascii="Times New Roman" w:hAnsi="Times New Roman"/>
           <w:b w:val="0"/>
           <w:i w:val="0"/>
-          <w:color w:val="212529"/>
-          <w:sz w:val="21"/>
+          <w:sz w:val="20"/>
           <w:rFonts w:ascii="Times New Roman" w:hAnsi="Times New Roman" w:cs="Times New Roman"/>
         </w:rPr>
-        <w:t>[6] MySQL 8.0 Reference Manual, "InnoDB Storage Engine &amp; Foreign Key Constraints," Oracle Corporation, 2024.</w:t>
+        <w:t>[6] A. Tridgell and P. Mackerras, "The rsync algorithm," Technical Report TR-CS-96-05, Australian National University, 1996.</w:t>
       </w:r>
     </w:p>
     <w:p>
       <w:pPr>
-        <w:spacing w:line="276" w:lineRule="auto" w:after="80"/>
+        <w:spacing w:before="120"/>
       </w:pPr>
       <w:r>
         <w:rPr>
           <w:rFonts w:ascii="Times New Roman" w:hAnsi="Times New Roman"/>
-          <w:b w:val="0"/>
+          <w:b/>
           <w:i w:val="0"/>
-          <w:color w:val="212529"/>
-          <w:sz w:val="21"/>
+          <w:sz w:val="22"/>
           <w:rFonts w:ascii="Times New Roman" w:hAnsi="Times New Roman" w:cs="Times New Roman"/>
         </w:rPr>
-        <w:t>[7] Cloudflare Inc., "Cloudflare Tunnel Documentation &amp; Edge Architecture," 2024. [Online]. Available: https://developers.cloudflare.com/cloudflare-one/</w:t>
+        <w:t>7.2 Appendix: Core Relational Database Schema (MySQL 8.0 / SQLite)</w:t>
+        <w:br/>
+      </w:r>
+    </w:p>
+    <w:p>
+      <w:pPr>
+        <w:spacing w:after="40"/>
+      </w:pPr>
+      <w:r>
+        <w:rPr>
+          <w:rFonts w:ascii="Courier New" w:hAnsi="Courier New"/>
+          <w:color w:val="1E293B"/>
+          <w:sz w:val="17"/>
+        </w:rPr>
+        <w:t>-- Table 1: Unique Physical Cloud Objects (CAS)</w:t>
+        <w:br/>
+        <w:t>CREATE TABLE stored_files (</w:t>
+        <w:br/>
+        <w:t xml:space="preserve">    id INT AUTO_INCREMENT PRIMARY KEY,</w:t>
+        <w:br/>
+        <w:t xml:space="preserve">    sha256_hash VARCHAR(64) NOT NULL UNIQUE,</w:t>
+        <w:br/>
+        <w:t xml:space="preserve">    file_size BIGINT NOT NULL,</w:t>
+        <w:br/>
+        <w:t xml:space="preserve">    storage_path VARCHAR(512) NOT NULL, -- objects/&lt;sha256_hash&gt;</w:t>
+        <w:br/>
+        <w:t xml:space="preserve">    reference_count INT NOT NULL DEFAULT 1</w:t>
+        <w:br/>
+        <w:t>);</w:t>
+        <w:br/>
+        <w:br/>
+        <w:t>-- Table 2: User File References (Decoupled Catalog)</w:t>
+        <w:br/>
+        <w:t>CREATE TABLE file_references (</w:t>
+        <w:br/>
+        <w:t xml:space="preserve">    id INT AUTO_INCREMENT PRIMARY KEY,</w:t>
+        <w:br/>
+        <w:t xml:space="preserve">    user_id INT NOT NULL REFERENCES users(id) ON DELETE CASCADE,</w:t>
+        <w:br/>
+        <w:t xml:space="preserve">    stored_file_id INT NOT NULL REFERENCES stored_files(id),</w:t>
+        <w:br/>
+        <w:t xml:space="preserve">    display_name VARCHAR(255) NOT NULL, is_duplicate BOOLEAN NOT NULL DEFAULT FALSE</w:t>
+        <w:br/>
+        <w:t>);</w:t>
       </w:r>
     </w:p>
     <w:sectPr>
-      <w:pgSz w:w="11909" w:h="16834"/>
-      <w:pgMar w:top="1296" w:right="1440" w:bottom="1296" w:left="1440" w:header="720" w:footer="720" w:gutter="0"/>
+      <w:headerReference w:type="default" r:id="rId10"/>
+      <w:footerReference w:type="default" r:id="rId11"/>
+      <w:pgSz w:w="12240" w:h="15840"/>
+      <w:pgMar w:top="1152" w:right="1440" w:bottom="1152" w:left="1440" w:header="720" w:footer="720" w:gutter="0"/>
       <w:cols w:space="720"/>
       <w:docGrid w:linePitch="360"/>
       <w:pgBorders w:offsetFrom="page">
-        <w:top w:val="double" w:sz="12" w:space="24" w:color="1A365D"/>
-        <w:bottom w:val="double" w:sz="12" w:space="24" w:color="1A365D"/>
-        <w:left w:val="double" w:sz="12" w:space="24" w:color="1A365D"/>
-        <w:right w:val="double" w:sz="12" w:space="24" w:color="1A365D"/>
+        <w:top w:val="double" w:sz="12" w:space="24" w:color="1E3A8A"/>
+        <w:bottom w:val="double" w:sz="12" w:space="24" w:color="1E3A8A"/>
+        <w:left w:val="double" w:sz="12" w:space="24" w:color="1E3A8A"/>
+        <w:right w:val="double" w:sz="12" w:space="24" w:color="1E3A8A"/>
+      </w:pgBorders>
+      <w:pgBorders w:offsetFrom="page">
+        <w:top w:val="double" w:sz="12" w:space="24" w:color="1E3A8A"/>
+        <w:bottom w:val="double" w:sz="12" w:space="24" w:color="1E3A8A"/>
+        <w:left w:val="double" w:sz="12" w:space="24" w:color="1E3A8A"/>
+        <w:right w:val="double" w:sz="12" w:space="24" w:color="1E3A8A"/>
       </w:pgBorders>
     </w:sectPr>
   </w:body>
 </w:document>
+</file>
+
+<file path=word/footer1.xml><?xml version="1.0" encoding="utf-8"?>
+<w:ftr xmlns:m="http://schemas.openxmlformats.org/officeDocument/2006/math" xmlns:mc="http://schemas.openxmlformats.org/markup-compatibility/2006" xmlns:mo="http://schemas.microsoft.com/office/mac/office/2008/main" xmlns:mv="urn:schemas-microsoft-com:mac:vml" xmlns:o="urn:schemas-microsoft-com:office:office" xmlns:r="http://schemas.openxmlformats.org/officeDocument/2006/relationships" xmlns:v="urn:schemas-microsoft-com:vml" xmlns:w10="urn:schemas-microsoft-com:office:word" xmlns:w14="http://schemas.microsoft.com/office/word/2010/wordml" xmlns:w="http://schemas.openxmlformats.org/wordprocessingml/2006/main" xmlns:wne="http://schemas.microsoft.com/office/word/2006/wordml" xmlns:wp14="http://schemas.microsoft.com/office/word/2010/wordprocessingDrawing" xmlns:wp="http://schemas.openxmlformats.org/drawingml/2006/wordprocessingDrawing" xmlns:wpc="http://schemas.microsoft.com/office/word/2010/wordprocessingCanvas" xmlns:wpg="http://schemas.microsoft.com/office/word/2010/wordprocessingGroup" xmlns:wpi="http://schemas.microsoft.com/office/word/2010/wordprocessingInk" xmlns:wps="http://schemas.microsoft.com/office/word/2010/wordprocessingShape" mc:Ignorable="w14 wp14">
+  <w:p>
+    <w:pPr>
+      <w:pStyle w:val="Footer"/>
+      <w:jc w:val="right"/>
+    </w:pPr>
+    <w:r>
+      <w:rPr>
+        <w:rFonts w:ascii="Times New Roman" w:hAnsi="Times New Roman"/>
+        <w:b w:val="0"/>
+        <w:i w:val="0"/>
+        <w:color w:val="64748B"/>
+        <w:sz w:val="18"/>
+        <w:rFonts w:ascii="Times New Roman" w:hAnsi="Times New Roman" w:cs="Times New Roman"/>
+      </w:rPr>
+      <w:t xml:space="preserve">Page </w:t>
+    </w:r>
+    <w:r>
+      <w:fldSimple w:instr="PAGE"/>
+    </w:r>
+  </w:p>
+</w:ftr>
+</file>
+
+<file path=word/header1.xml><?xml version="1.0" encoding="utf-8"?>
+<w:hdr xmlns:m="http://schemas.openxmlformats.org/officeDocument/2006/math" xmlns:mc="http://schemas.openxmlformats.org/markup-compatibility/2006" xmlns:mo="http://schemas.microsoft.com/office/mac/office/2008/main" xmlns:mv="urn:schemas-microsoft-com:mac:vml" xmlns:o="urn:schemas-microsoft-com:office:office" xmlns:r="http://schemas.openxmlformats.org/officeDocument/2006/relationships" xmlns:v="urn:schemas-microsoft-com:vml" xmlns:w10="urn:schemas-microsoft-com:office:word" xmlns:w14="http://schemas.microsoft.com/office/word/2010/wordml" xmlns:w="http://schemas.openxmlformats.org/wordprocessingml/2006/main" xmlns:wne="http://schemas.microsoft.com/office/word/2006/wordml" xmlns:wp14="http://schemas.microsoft.com/office/word/2010/wordprocessingDrawing" xmlns:wp="http://schemas.openxmlformats.org/drawingml/2006/wordprocessingDrawing" xmlns:wpc="http://schemas.microsoft.com/office/word/2010/wordprocessingCanvas" xmlns:wpg="http://schemas.microsoft.com/office/word/2010/wordprocessingGroup" xmlns:wpi="http://schemas.microsoft.com/office/word/2010/wordprocessingInk" xmlns:wps="http://schemas.microsoft.com/office/word/2010/wordprocessingShape" mc:Ignorable="w14 wp14">
+  <w:p>
+    <w:pPr>
+      <w:pStyle w:val="Header"/>
+      <w:jc w:val="right"/>
+    </w:pPr>
+    <w:r>
+      <w:rPr>
+        <w:rFonts w:ascii="Times New Roman" w:hAnsi="Times New Roman"/>
+        <w:b w:val="0"/>
+        <w:i/>
+        <w:color w:val="94A3B8"/>
+        <w:sz w:val="17"/>
+        <w:rFonts w:ascii="Times New Roman" w:hAnsi="Times New Roman" w:cs="Times New Roman"/>
+      </w:rPr>
+      <w:t>Cloud File Deduplication &amp; Storage Optimizer | DYPCET CSE</w:t>
+    </w:r>
+  </w:p>
+</w:hdr>
 </file>
 
 <file path=word/numbering.xml><?xml version="1.0" encoding="utf-8"?>
@@ -6343,6 +5868,14 @@
     <w:name w:val="Normal"/>
     <w:qFormat/>
     <w:rsid w:val="00FC693F"/>
+    <w:pPr>
+      <w:spacing w:line="276" w:lineRule="auto" w:after="80"/>
+    </w:pPr>
+    <w:rPr>
+      <w:rFonts w:ascii="Times New Roman" w:hAnsi="Times New Roman"/>
+      <w:color w:val="1E293B"/>
+      <w:sz w:val="22"/>
+    </w:rPr>
   </w:style>
   <w:style w:type="paragraph" w:styleId="Header">
     <w:name w:val="header"/>
